--- a/data/outputs/docx/Grade 10 Math/Math 2.3 Rotation/Math_Rotation_CBE_LessonSequence.docx
+++ b/data/outputs/docx/Grade 10 Math/Math 2.3 Rotation/Math_Rotation_CBE_LessonSequence.docx
@@ -18,6 +18,7 @@
           <w:sz w:val="28"/>
           <w:szCs w:val="28"/>
         </w:rPr>
+        <w:t xml:space="preserve">MATHEMATICS GRADE 10: ROTATION</w:t>
       </w:r>
     </w:p>
     <w:p>
@@ -36,6 +37,7 @@
           <w:sz w:val="22"/>
           <w:szCs w:val="22"/>
         </w:rPr>
+        <w:t xml:space="preserve">CBE Phenomenon-Driven Lesson Sequence - Sub-Strand 2.3 (6 Lessons)</w:t>
       </w:r>
     </w:p>
     <w:p>
@@ -2378,11 +2380,11 @@
       </w:tblPr>
       <w:tblGrid>
         <w:gridCol w:w="900"/>
+        <w:gridCol w:w="2300"/>
         <w:gridCol w:w="2556"/>
-        <w:gridCol w:w="2556"/>
-        <w:gridCol w:w="2556"/>
-        <w:gridCol w:w="2556"/>
-        <w:gridCol w:w="2556"/>
+        <w:gridCol w:w="3324"/>
+        <w:gridCol w:w="2300"/>
+        <w:gridCol w:w="2300"/>
       </w:tblGrid>
       <w:tr>
         <w:tc>
@@ -2454,7 +2456,7 @@
         </w:tc>
         <w:tc>
           <w:tcPr>
-            <w:tcW w:type="dxa" w:w="2556"/>
+            <w:tcW w:type="dxa" w:w="2300"/>
             <w:shd w:fill="2E75B6" w:color="auto" w:val="clear"/>
             <w:tcMar>
               <w:top w:type="dxa" w:w="60"/>
@@ -2518,7 +2520,7 @@
         </w:tc>
         <w:tc>
           <w:tcPr>
-            <w:tcW w:type="dxa" w:w="2556"/>
+            <w:tcW w:type="dxa" w:w="3324"/>
             <w:shd w:fill="2E75B6" w:color="auto" w:val="clear"/>
             <w:tcMar>
               <w:top w:type="dxa" w:w="60"/>
@@ -2550,7 +2552,7 @@
         </w:tc>
         <w:tc>
           <w:tcPr>
-            <w:tcW w:type="dxa" w:w="2556"/>
+            <w:tcW w:type="dxa" w:w="2300"/>
             <w:shd w:fill="1F6B75" w:color="auto" w:val="clear"/>
             <w:tcMar>
               <w:top w:type="dxa" w:w="60"/>
@@ -2582,7 +2584,7 @@
         </w:tc>
         <w:tc>
           <w:tcPr>
-            <w:tcW w:type="dxa" w:w="2556"/>
+            <w:tcW w:type="dxa" w:w="2300"/>
             <w:shd w:fill="2E75B6" w:color="auto" w:val="clear"/>
             <w:tcMar>
               <w:top w:type="dxa" w:w="60"/>
@@ -2648,7 +2650,7 @@
         </w:tc>
         <w:tc>
           <w:tcPr>
-            <w:tcW w:type="dxa" w:w="2556"/>
+            <w:tcW w:type="dxa" w:w="2300"/>
             <w:shd w:fill="FFFFFF" w:color="auto" w:val="clear"/>
             <w:tcMar>
               <w:top w:type="dxa" w:w="60"/>
@@ -2748,7 +2750,7 @@
             <w:pPr>
               <w:spacing w:after="20" w:before="0"/>
             </w:pPr>
-            <w:hyperlink w:history="1" r:id="rId8qgw6txxbm9r1ic32xkj_">
+            <w:hyperlink w:history="1" r:id="rIdodjb5mcr0nrd81fcoqiuw">
               <w:r>
                 <w:rPr>
                   <w:rFonts w:ascii="Arial" w:cs="Arial" w:eastAsia="Arial" w:hAnsi="Arial"/>
@@ -2781,7 +2783,7 @@
               <w:spacing w:after="10" w:before="0"/>
               <w:ind w:left="120"/>
             </w:pPr>
-            <w:hyperlink w:history="1" r:id="rIdnsqatary-3gvn02nhpegl">
+            <w:hyperlink w:history="1" r:id="rId1mkhbszykoykcpn8elw0w">
               <w:r>
                 <w:rPr>
                   <w:rFonts w:ascii="Arial" w:cs="Arial" w:eastAsia="Arial" w:hAnsi="Arial"/>
@@ -2826,7 +2828,7 @@
             <w:pPr>
               <w:spacing w:after="20" w:before="0"/>
             </w:pPr>
-            <w:hyperlink w:history="1" r:id="rIdwru-e30k6ftqhgurhxld4">
+            <w:hyperlink w:history="1" r:id="rIdqq0bcmwpzbpvwj4idmwgf">
               <w:r>
                 <w:rPr>
                   <w:rFonts w:ascii="Arial" w:cs="Arial" w:eastAsia="Arial" w:hAnsi="Arial"/>
@@ -2859,7 +2861,7 @@
               <w:spacing w:after="10" w:before="0"/>
               <w:ind w:left="120"/>
             </w:pPr>
-            <w:hyperlink w:history="1" r:id="rIdauwvsgqzi_ytqyqbmpnpy">
+            <w:hyperlink w:history="1" r:id="rIdwbjqtkq8jnlmsffvupiad">
               <w:r>
                 <w:rPr>
                   <w:rFonts w:ascii="Arial" w:cs="Arial" w:eastAsia="Arial" w:hAnsi="Arial"/>
@@ -2875,7 +2877,7 @@
         </w:tc>
         <w:tc>
           <w:tcPr>
-            <w:tcW w:type="dxa" w:w="2556"/>
+            <w:tcW w:type="dxa" w:w="3324"/>
             <w:shd w:fill="FFFFFF" w:color="auto" w:val="clear"/>
             <w:tcMar>
               <w:top w:type="dxa" w:w="60"/>
@@ -2926,7 +2928,7 @@
         </w:tc>
         <w:tc>
           <w:tcPr>
-            <w:tcW w:type="dxa" w:w="2556"/>
+            <w:tcW w:type="dxa" w:w="2300"/>
             <w:shd w:fill="F2F2F2" w:color="auto" w:val="clear"/>
             <w:tcMar>
               <w:top w:type="dxa" w:w="60"/>
@@ -2958,7 +2960,7 @@
         </w:tc>
         <w:tc>
           <w:tcPr>
-            <w:tcW w:type="dxa" w:w="2556"/>
+            <w:tcW w:type="dxa" w:w="2300"/>
             <w:shd w:fill="FFFFFF" w:color="auto" w:val="clear"/>
             <w:tcMar>
               <w:top w:type="dxa" w:w="60"/>
@@ -3024,7 +3026,7 @@
         </w:tc>
         <w:tc>
           <w:tcPr>
-            <w:tcW w:type="dxa" w:w="2556"/>
+            <w:tcW w:type="dxa" w:w="2300"/>
             <w:shd w:fill="FFFFFF" w:color="auto" w:val="clear"/>
             <w:tcMar>
               <w:top w:type="dxa" w:w="60"/>
@@ -3162,7 +3164,7 @@
             <w:pPr>
               <w:spacing w:after="20" w:before="0"/>
             </w:pPr>
-            <w:hyperlink w:history="1" r:id="rIdptnhyambtmx71gp_ulyfr">
+            <w:hyperlink w:history="1" r:id="rIdlq1sgyqjol9rowfqakksc">
               <w:r>
                 <w:rPr>
                   <w:rFonts w:ascii="Arial" w:cs="Arial" w:eastAsia="Arial" w:hAnsi="Arial"/>
@@ -3195,7 +3197,7 @@
               <w:spacing w:after="10" w:before="0"/>
               <w:ind w:left="120"/>
             </w:pPr>
-            <w:hyperlink w:history="1" r:id="rIdqoht-mvhbtfjn32leuaw2">
+            <w:hyperlink w:history="1" r:id="rIdeavev1vitu8hipun38imd">
               <w:r>
                 <w:rPr>
                   <w:rFonts w:ascii="Arial" w:cs="Arial" w:eastAsia="Arial" w:hAnsi="Arial"/>
@@ -3240,7 +3242,7 @@
             <w:pPr>
               <w:spacing w:after="20" w:before="0"/>
             </w:pPr>
-            <w:hyperlink w:history="1" r:id="rId47dok5nuiwzjnurl32wgx">
+            <w:hyperlink w:history="1" r:id="rId26idv0r5cjfkgeax7hlnr">
               <w:r>
                 <w:rPr>
                   <w:rFonts w:ascii="Arial" w:cs="Arial" w:eastAsia="Arial" w:hAnsi="Arial"/>
@@ -3273,7 +3275,7 @@
               <w:spacing w:after="10" w:before="0"/>
               <w:ind w:left="120"/>
             </w:pPr>
-            <w:hyperlink w:history="1" r:id="rIdtgjm2gq7uhlimixn7j7gp">
+            <w:hyperlink w:history="1" r:id="rIdxlyvikxagsnzvpqx-p--g">
               <w:r>
                 <w:rPr>
                   <w:rFonts w:ascii="Arial" w:cs="Arial" w:eastAsia="Arial" w:hAnsi="Arial"/>
@@ -3289,7 +3291,7 @@
         </w:tc>
         <w:tc>
           <w:tcPr>
-            <w:tcW w:type="dxa" w:w="2556"/>
+            <w:tcW w:type="dxa" w:w="3324"/>
             <w:shd w:fill="FFFFFF" w:color="auto" w:val="clear"/>
             <w:tcMar>
               <w:top w:type="dxa" w:w="60"/>
@@ -3340,7 +3342,7 @@
         </w:tc>
         <w:tc>
           <w:tcPr>
-            <w:tcW w:type="dxa" w:w="2556"/>
+            <w:tcW w:type="dxa" w:w="2300"/>
             <w:shd w:fill="F2F2F2" w:color="auto" w:val="clear"/>
             <w:tcMar>
               <w:top w:type="dxa" w:w="60"/>
@@ -3372,7 +3374,7 @@
         </w:tc>
         <w:tc>
           <w:tcPr>
-            <w:tcW w:type="dxa" w:w="2556"/>
+            <w:tcW w:type="dxa" w:w="2300"/>
             <w:shd w:fill="FFFFFF" w:color="auto" w:val="clear"/>
             <w:tcMar>
               <w:top w:type="dxa" w:w="60"/>
@@ -3438,7 +3440,7 @@
         </w:tc>
         <w:tc>
           <w:tcPr>
-            <w:tcW w:type="dxa" w:w="2556"/>
+            <w:tcW w:type="dxa" w:w="2300"/>
             <w:shd w:fill="FFFFFF" w:color="auto" w:val="clear"/>
             <w:tcMar>
               <w:top w:type="dxa" w:w="60"/>
@@ -3598,7 +3600,7 @@
             <w:pPr>
               <w:spacing w:after="20" w:before="0"/>
             </w:pPr>
-            <w:hyperlink w:history="1" r:id="rIdq6kfuhv1ymmn5ba4puevx">
+            <w:hyperlink w:history="1" r:id="rIdo9iosj2qgq3c3pqrkvcyj">
               <w:r>
                 <w:rPr>
                   <w:rFonts w:ascii="Arial" w:cs="Arial" w:eastAsia="Arial" w:hAnsi="Arial"/>
@@ -3631,7 +3633,7 @@
               <w:spacing w:after="10" w:before="0"/>
               <w:ind w:left="120"/>
             </w:pPr>
-            <w:hyperlink w:history="1" r:id="rIdglbtvgfohj0nfymgm6rn8">
+            <w:hyperlink w:history="1" r:id="rIddup8a3q5vlxnpghujnzkw">
               <w:r>
                 <w:rPr>
                   <w:rFonts w:ascii="Arial" w:cs="Arial" w:eastAsia="Arial" w:hAnsi="Arial"/>
@@ -3676,7 +3678,7 @@
             <w:pPr>
               <w:spacing w:after="20" w:before="0"/>
             </w:pPr>
-            <w:hyperlink w:history="1" r:id="rId30xrxxzi6wpp64lzo0anp">
+            <w:hyperlink w:history="1" r:id="rIdjksmsdnsv0dx2xme_lcp2">
               <w:r>
                 <w:rPr>
                   <w:rFonts w:ascii="Arial" w:cs="Arial" w:eastAsia="Arial" w:hAnsi="Arial"/>
@@ -3709,7 +3711,7 @@
               <w:spacing w:after="10" w:before="0"/>
               <w:ind w:left="120"/>
             </w:pPr>
-            <w:hyperlink w:history="1" r:id="rId427lm4momdh-e2rmxg_1s">
+            <w:hyperlink w:history="1" r:id="rIdlnvuzagatdgglzd-xqeiz">
               <w:r>
                 <w:rPr>
                   <w:rFonts w:ascii="Arial" w:cs="Arial" w:eastAsia="Arial" w:hAnsi="Arial"/>
@@ -3725,7 +3727,7 @@
         </w:tc>
         <w:tc>
           <w:tcPr>
-            <w:tcW w:type="dxa" w:w="2556"/>
+            <w:tcW w:type="dxa" w:w="3324"/>
             <w:shd w:fill="FFFFFF" w:color="auto" w:val="clear"/>
             <w:tcMar>
               <w:top w:type="dxa" w:w="60"/>
@@ -3776,7 +3778,7 @@
         </w:tc>
         <w:tc>
           <w:tcPr>
-            <w:tcW w:type="dxa" w:w="2556"/>
+            <w:tcW w:type="dxa" w:w="2300"/>
             <w:shd w:fill="F2F2F2" w:color="auto" w:val="clear"/>
             <w:tcMar>
               <w:top w:type="dxa" w:w="60"/>
@@ -3808,7 +3810,7 @@
         </w:tc>
         <w:tc>
           <w:tcPr>
-            <w:tcW w:type="dxa" w:w="2556"/>
+            <w:tcW w:type="dxa" w:w="2300"/>
             <w:shd w:fill="FFFFFF" w:color="auto" w:val="clear"/>
             <w:tcMar>
               <w:top w:type="dxa" w:w="60"/>
@@ -3874,7 +3876,7 @@
         </w:tc>
         <w:tc>
           <w:tcPr>
-            <w:tcW w:type="dxa" w:w="2556"/>
+            <w:tcW w:type="dxa" w:w="2300"/>
             <w:shd w:fill="FFFFFF" w:color="auto" w:val="clear"/>
             <w:tcMar>
               <w:top w:type="dxa" w:w="60"/>
@@ -3936,7 +3938,7 @@
             <w:pPr>
               <w:spacing w:after="20" w:before="0"/>
             </w:pPr>
-            <w:hyperlink w:history="1" r:id="rIdgiowht-0rklwwdtuphcsz">
+            <w:hyperlink w:history="1" r:id="rIdowqk5gnko6zalq8hpgjit">
               <w:r>
                 <w:rPr>
                   <w:rFonts w:ascii="Arial" w:cs="Arial" w:eastAsia="Arial" w:hAnsi="Arial"/>
@@ -3969,7 +3971,7 @@
               <w:spacing w:after="10" w:before="0"/>
               <w:ind w:left="120"/>
             </w:pPr>
-            <w:hyperlink w:history="1" r:id="rIdrxvb64udcsjscmjfm-c0l">
+            <w:hyperlink w:history="1" r:id="rIdfihy3bxk3ahmhpt6bj_4n">
               <w:r>
                 <w:rPr>
                   <w:rFonts w:ascii="Arial" w:cs="Arial" w:eastAsia="Arial" w:hAnsi="Arial"/>
@@ -4014,7 +4016,7 @@
             <w:pPr>
               <w:spacing w:after="20" w:before="0"/>
             </w:pPr>
-            <w:hyperlink w:history="1" r:id="rIdtmwodbiytylmsv2kz6qck">
+            <w:hyperlink w:history="1" r:id="rIdsir6my-6dnk8mxzjd8pot">
               <w:r>
                 <w:rPr>
                   <w:rFonts w:ascii="Arial" w:cs="Arial" w:eastAsia="Arial" w:hAnsi="Arial"/>
@@ -4047,7 +4049,7 @@
               <w:spacing w:after="10" w:before="0"/>
               <w:ind w:left="120"/>
             </w:pPr>
-            <w:hyperlink w:history="1" r:id="rId-h5od0kabpucdfp22n75k">
+            <w:hyperlink w:history="1" r:id="rIdp42twn9v0oj6bj3pslyl5">
               <w:r>
                 <w:rPr>
                   <w:rFonts w:ascii="Arial" w:cs="Arial" w:eastAsia="Arial" w:hAnsi="Arial"/>
@@ -4063,7 +4065,7 @@
         </w:tc>
         <w:tc>
           <w:tcPr>
-            <w:tcW w:type="dxa" w:w="2556"/>
+            <w:tcW w:type="dxa" w:w="3324"/>
             <w:shd w:fill="FFFFFF" w:color="auto" w:val="clear"/>
             <w:tcMar>
               <w:top w:type="dxa" w:w="60"/>
@@ -4095,7 +4097,7 @@
         </w:tc>
         <w:tc>
           <w:tcPr>
-            <w:tcW w:type="dxa" w:w="2556"/>
+            <w:tcW w:type="dxa" w:w="2300"/>
             <w:shd w:fill="F2F2F2" w:color="auto" w:val="clear"/>
             <w:tcMar>
               <w:top w:type="dxa" w:w="60"/>
@@ -4127,7 +4129,7 @@
         </w:tc>
         <w:tc>
           <w:tcPr>
-            <w:tcW w:type="dxa" w:w="2556"/>
+            <w:tcW w:type="dxa" w:w="2300"/>
             <w:shd w:fill="FFFFFF" w:color="auto" w:val="clear"/>
             <w:tcMar>
               <w:top w:type="dxa" w:w="60"/>
@@ -4193,7 +4195,7 @@
         </w:tc>
         <w:tc>
           <w:tcPr>
-            <w:tcW w:type="dxa" w:w="2556"/>
+            <w:tcW w:type="dxa" w:w="2300"/>
             <w:shd w:fill="FFFFFF" w:color="auto" w:val="clear"/>
             <w:tcMar>
               <w:top w:type="dxa" w:w="60"/>
@@ -4255,7 +4257,7 @@
             <w:pPr>
               <w:spacing w:after="20" w:before="0"/>
             </w:pPr>
-            <w:hyperlink w:history="1" r:id="rIdkei_cvmiq5c85gwm3k17j">
+            <w:hyperlink w:history="1" r:id="rIduuo4bln0c9-urd4pxzwqh">
               <w:r>
                 <w:rPr>
                   <w:rFonts w:ascii="Arial" w:cs="Arial" w:eastAsia="Arial" w:hAnsi="Arial"/>
@@ -4288,7 +4290,7 @@
               <w:spacing w:after="10" w:before="0"/>
               <w:ind w:left="120"/>
             </w:pPr>
-            <w:hyperlink w:history="1" r:id="rIdxe9dkstbjhwbfrwuzeutr">
+            <w:hyperlink w:history="1" r:id="rIdcp6p4utzloepi5lvlmnbz">
               <w:r>
                 <w:rPr>
                   <w:rFonts w:ascii="Arial" w:cs="Arial" w:eastAsia="Arial" w:hAnsi="Arial"/>
@@ -4333,7 +4335,7 @@
             <w:pPr>
               <w:spacing w:after="20" w:before="0"/>
             </w:pPr>
-            <w:hyperlink w:history="1" r:id="rIdqlg8yjjykghiuhdxtb73i">
+            <w:hyperlink w:history="1" r:id="rIdwrwa34z8ftq67lhjhs74n">
               <w:r>
                 <w:rPr>
                   <w:rFonts w:ascii="Arial" w:cs="Arial" w:eastAsia="Arial" w:hAnsi="Arial"/>
@@ -4366,7 +4368,7 @@
               <w:spacing w:after="10" w:before="0"/>
               <w:ind w:left="120"/>
             </w:pPr>
-            <w:hyperlink w:history="1" r:id="rIdw4qv4q6huoso6ljabiqgz">
+            <w:hyperlink w:history="1" r:id="rIdtrctzactcbv7ut-xnbxin">
               <w:r>
                 <w:rPr>
                   <w:rFonts w:ascii="Arial" w:cs="Arial" w:eastAsia="Arial" w:hAnsi="Arial"/>
@@ -4382,7 +4384,7 @@
         </w:tc>
         <w:tc>
           <w:tcPr>
-            <w:tcW w:type="dxa" w:w="2556"/>
+            <w:tcW w:type="dxa" w:w="3324"/>
             <w:shd w:fill="FFFFFF" w:color="auto" w:val="clear"/>
             <w:tcMar>
               <w:top w:type="dxa" w:w="60"/>
@@ -4433,7 +4435,7 @@
         </w:tc>
         <w:tc>
           <w:tcPr>
-            <w:tcW w:type="dxa" w:w="2556"/>
+            <w:tcW w:type="dxa" w:w="2300"/>
             <w:shd w:fill="F2F2F2" w:color="auto" w:val="clear"/>
             <w:tcMar>
               <w:top w:type="dxa" w:w="60"/>
@@ -4465,7 +4467,7 @@
         </w:tc>
         <w:tc>
           <w:tcPr>
-            <w:tcW w:type="dxa" w:w="2556"/>
+            <w:tcW w:type="dxa" w:w="2300"/>
             <w:shd w:fill="FFFFFF" w:color="auto" w:val="clear"/>
             <w:tcMar>
               <w:top w:type="dxa" w:w="60"/>
@@ -5966,11 +5968,11 @@
       </w:tblPr>
       <w:tblGrid>
         <w:gridCol w:w="900"/>
+        <w:gridCol w:w="2300"/>
         <w:gridCol w:w="2556"/>
-        <w:gridCol w:w="2556"/>
-        <w:gridCol w:w="2556"/>
-        <w:gridCol w:w="2556"/>
-        <w:gridCol w:w="2556"/>
+        <w:gridCol w:w="3324"/>
+        <w:gridCol w:w="2300"/>
+        <w:gridCol w:w="2300"/>
       </w:tblGrid>
       <w:tr>
         <w:tc>
@@ -6042,7 +6044,7 @@
         </w:tc>
         <w:tc>
           <w:tcPr>
-            <w:tcW w:type="dxa" w:w="2556"/>
+            <w:tcW w:type="dxa" w:w="2300"/>
             <w:shd w:fill="2E75B6" w:color="auto" w:val="clear"/>
             <w:tcMar>
               <w:top w:type="dxa" w:w="60"/>
@@ -6106,7 +6108,7 @@
         </w:tc>
         <w:tc>
           <w:tcPr>
-            <w:tcW w:type="dxa" w:w="2556"/>
+            <w:tcW w:type="dxa" w:w="3324"/>
             <w:shd w:fill="2E75B6" w:color="auto" w:val="clear"/>
             <w:tcMar>
               <w:top w:type="dxa" w:w="60"/>
@@ -6138,7 +6140,7 @@
         </w:tc>
         <w:tc>
           <w:tcPr>
-            <w:tcW w:type="dxa" w:w="2556"/>
+            <w:tcW w:type="dxa" w:w="2300"/>
             <w:shd w:fill="1F6B75" w:color="auto" w:val="clear"/>
             <w:tcMar>
               <w:top w:type="dxa" w:w="60"/>
@@ -6170,7 +6172,7 @@
         </w:tc>
         <w:tc>
           <w:tcPr>
-            <w:tcW w:type="dxa" w:w="2556"/>
+            <w:tcW w:type="dxa" w:w="2300"/>
             <w:shd w:fill="2E75B6" w:color="auto" w:val="clear"/>
             <w:tcMar>
               <w:top w:type="dxa" w:w="60"/>
@@ -6236,7 +6238,7 @@
         </w:tc>
         <w:tc>
           <w:tcPr>
-            <w:tcW w:type="dxa" w:w="2556"/>
+            <w:tcW w:type="dxa" w:w="2300"/>
             <w:shd w:fill="FFFFFF" w:color="auto" w:val="clear"/>
             <w:tcMar>
               <w:top w:type="dxa" w:w="60"/>
@@ -6298,7 +6300,7 @@
             <w:pPr>
               <w:spacing w:after="20" w:before="0"/>
             </w:pPr>
-            <w:hyperlink w:history="1" r:id="rIdjmbd4mwzmvvhiqlntn8yn">
+            <w:hyperlink w:history="1" r:id="rId7h1vlcibteim39p8jtf-q">
               <w:r>
                 <w:rPr>
                   <w:rFonts w:ascii="Arial" w:cs="Arial" w:eastAsia="Arial" w:hAnsi="Arial"/>
@@ -6331,7 +6333,7 @@
               <w:spacing w:after="10" w:before="0"/>
               <w:ind w:left="120"/>
             </w:pPr>
-            <w:hyperlink w:history="1" r:id="rIdmt2buk-jxke1ttyu9-iwy">
+            <w:hyperlink w:history="1" r:id="rId8acsqbhe0bxj8jsmvnfud">
               <w:r>
                 <w:rPr>
                   <w:rFonts w:ascii="Arial" w:cs="Arial" w:eastAsia="Arial" w:hAnsi="Arial"/>
@@ -6376,7 +6378,7 @@
             <w:pPr>
               <w:spacing w:after="20" w:before="0"/>
             </w:pPr>
-            <w:hyperlink w:history="1" r:id="rIdk8krcclcphgplgkirrdgu">
+            <w:hyperlink w:history="1" r:id="rIdszj0jukkdlm6mmbtce4ud">
               <w:r>
                 <w:rPr>
                   <w:rFonts w:ascii="Arial" w:cs="Arial" w:eastAsia="Arial" w:hAnsi="Arial"/>
@@ -6409,7 +6411,7 @@
               <w:spacing w:after="10" w:before="0"/>
               <w:ind w:left="120"/>
             </w:pPr>
-            <w:hyperlink w:history="1" r:id="rIda2zqjr2pazvstw9ime4kt">
+            <w:hyperlink w:history="1" r:id="rIdvcu5jxk7zdduygwqrh8zc">
               <w:r>
                 <w:rPr>
                   <w:rFonts w:ascii="Arial" w:cs="Arial" w:eastAsia="Arial" w:hAnsi="Arial"/>
@@ -6425,7 +6427,7 @@
         </w:tc>
         <w:tc>
           <w:tcPr>
-            <w:tcW w:type="dxa" w:w="2556"/>
+            <w:tcW w:type="dxa" w:w="3324"/>
             <w:shd w:fill="FFFFFF" w:color="auto" w:val="clear"/>
             <w:tcMar>
               <w:top w:type="dxa" w:w="60"/>
@@ -6476,7 +6478,7 @@
         </w:tc>
         <w:tc>
           <w:tcPr>
-            <w:tcW w:type="dxa" w:w="2556"/>
+            <w:tcW w:type="dxa" w:w="2300"/>
             <w:shd w:fill="F2F2F2" w:color="auto" w:val="clear"/>
             <w:tcMar>
               <w:top w:type="dxa" w:w="60"/>
@@ -6508,7 +6510,7 @@
         </w:tc>
         <w:tc>
           <w:tcPr>
-            <w:tcW w:type="dxa" w:w="2556"/>
+            <w:tcW w:type="dxa" w:w="2300"/>
             <w:shd w:fill="FFFFFF" w:color="auto" w:val="clear"/>
             <w:tcMar>
               <w:top w:type="dxa" w:w="60"/>
@@ -6574,7 +6576,7 @@
         </w:tc>
         <w:tc>
           <w:tcPr>
-            <w:tcW w:type="dxa" w:w="2556"/>
+            <w:tcW w:type="dxa" w:w="2300"/>
             <w:shd w:fill="FFFFFF" w:color="auto" w:val="clear"/>
             <w:tcMar>
               <w:top w:type="dxa" w:w="60"/>
@@ -6731,7 +6733,7 @@
             <w:pPr>
               <w:spacing w:after="20" w:before="0"/>
             </w:pPr>
-            <w:hyperlink w:history="1" r:id="rIdqqm8aa-moiz_k_klwdcvl">
+            <w:hyperlink w:history="1" r:id="rIdvxfyf_9i668pfb_brp8ej">
               <w:r>
                 <w:rPr>
                   <w:rFonts w:ascii="Arial" w:cs="Arial" w:eastAsia="Arial" w:hAnsi="Arial"/>
@@ -6764,7 +6766,7 @@
               <w:spacing w:after="10" w:before="0"/>
               <w:ind w:left="120"/>
             </w:pPr>
-            <w:hyperlink w:history="1" r:id="rIdklwll4ljgudkrbtpdzrd2">
+            <w:hyperlink w:history="1" r:id="rIdpyrqfyvbomgnwdeygl-u4">
               <w:r>
                 <w:rPr>
                   <w:rFonts w:ascii="Arial" w:cs="Arial" w:eastAsia="Arial" w:hAnsi="Arial"/>
@@ -6809,7 +6811,7 @@
             <w:pPr>
               <w:spacing w:after="20" w:before="0"/>
             </w:pPr>
-            <w:hyperlink w:history="1" r:id="rIdq8gbmg5-c93w5zs18m0oo">
+            <w:hyperlink w:history="1" r:id="rId11pau0mrvubryn94z816r">
               <w:r>
                 <w:rPr>
                   <w:rFonts w:ascii="Arial" w:cs="Arial" w:eastAsia="Arial" w:hAnsi="Arial"/>
@@ -6842,7 +6844,7 @@
               <w:spacing w:after="10" w:before="0"/>
               <w:ind w:left="120"/>
             </w:pPr>
-            <w:hyperlink w:history="1" r:id="rId_3vylvr5eenxca-cczygm">
+            <w:hyperlink w:history="1" r:id="rIda96tornkbmw1rolnl1rn1">
               <w:r>
                 <w:rPr>
                   <w:rFonts w:ascii="Arial" w:cs="Arial" w:eastAsia="Arial" w:hAnsi="Arial"/>
@@ -6858,7 +6860,7 @@
         </w:tc>
         <w:tc>
           <w:tcPr>
-            <w:tcW w:type="dxa" w:w="2556"/>
+            <w:tcW w:type="dxa" w:w="3324"/>
             <w:shd w:fill="FFFFFF" w:color="auto" w:val="clear"/>
             <w:tcMar>
               <w:top w:type="dxa" w:w="60"/>
@@ -6909,7 +6911,7 @@
         </w:tc>
         <w:tc>
           <w:tcPr>
-            <w:tcW w:type="dxa" w:w="2556"/>
+            <w:tcW w:type="dxa" w:w="2300"/>
             <w:shd w:fill="F2F2F2" w:color="auto" w:val="clear"/>
             <w:tcMar>
               <w:top w:type="dxa" w:w="60"/>
@@ -6941,7 +6943,7 @@
         </w:tc>
         <w:tc>
           <w:tcPr>
-            <w:tcW w:type="dxa" w:w="2556"/>
+            <w:tcW w:type="dxa" w:w="2300"/>
             <w:shd w:fill="FFFFFF" w:color="auto" w:val="clear"/>
             <w:tcMar>
               <w:top w:type="dxa" w:w="60"/>
@@ -7007,7 +7009,7 @@
         </w:tc>
         <w:tc>
           <w:tcPr>
-            <w:tcW w:type="dxa" w:w="2556"/>
+            <w:tcW w:type="dxa" w:w="2300"/>
             <w:shd w:fill="FFFFFF" w:color="auto" w:val="clear"/>
             <w:tcMar>
               <w:top w:type="dxa" w:w="60"/>
@@ -7183,7 +7185,7 @@
             <w:pPr>
               <w:spacing w:after="20" w:before="0"/>
             </w:pPr>
-            <w:hyperlink w:history="1" r:id="rIdizvlqsoomjhajeuvsspts">
+            <w:hyperlink w:history="1" r:id="rIdh0xzotxlauz0d8vmbncq_">
               <w:r>
                 <w:rPr>
                   <w:rFonts w:ascii="Arial" w:cs="Arial" w:eastAsia="Arial" w:hAnsi="Arial"/>
@@ -7216,7 +7218,7 @@
               <w:spacing w:after="10" w:before="0"/>
               <w:ind w:left="120"/>
             </w:pPr>
-            <w:hyperlink w:history="1" r:id="rIdy939npxxdlq_guk9n8a4j">
+            <w:hyperlink w:history="1" r:id="rIdnclo6drljebq_gsugkpzd">
               <w:r>
                 <w:rPr>
                   <w:rFonts w:ascii="Arial" w:cs="Arial" w:eastAsia="Arial" w:hAnsi="Arial"/>
@@ -7261,7 +7263,7 @@
             <w:pPr>
               <w:spacing w:after="20" w:before="0"/>
             </w:pPr>
-            <w:hyperlink w:history="1" r:id="rIdq9ehwleqdw9oawww4wyr0">
+            <w:hyperlink w:history="1" r:id="rId4b2xg95duwyf9d5rqybfd">
               <w:r>
                 <w:rPr>
                   <w:rFonts w:ascii="Arial" w:cs="Arial" w:eastAsia="Arial" w:hAnsi="Arial"/>
@@ -7294,7 +7296,7 @@
               <w:spacing w:after="10" w:before="0"/>
               <w:ind w:left="120"/>
             </w:pPr>
-            <w:hyperlink w:history="1" r:id="rIdeo4-mog6mnkz8m2n0-rxt">
+            <w:hyperlink w:history="1" r:id="rIdck4tka6aviaivy7q1tdas">
               <w:r>
                 <w:rPr>
                   <w:rFonts w:ascii="Arial" w:cs="Arial" w:eastAsia="Arial" w:hAnsi="Arial"/>
@@ -7310,7 +7312,7 @@
         </w:tc>
         <w:tc>
           <w:tcPr>
-            <w:tcW w:type="dxa" w:w="2556"/>
+            <w:tcW w:type="dxa" w:w="3324"/>
             <w:shd w:fill="FFFFFF" w:color="auto" w:val="clear"/>
             <w:tcMar>
               <w:top w:type="dxa" w:w="60"/>
@@ -7361,7 +7363,7 @@
         </w:tc>
         <w:tc>
           <w:tcPr>
-            <w:tcW w:type="dxa" w:w="2556"/>
+            <w:tcW w:type="dxa" w:w="2300"/>
             <w:shd w:fill="F2F2F2" w:color="auto" w:val="clear"/>
             <w:tcMar>
               <w:top w:type="dxa" w:w="60"/>
@@ -7393,7 +7395,7 @@
         </w:tc>
         <w:tc>
           <w:tcPr>
-            <w:tcW w:type="dxa" w:w="2556"/>
+            <w:tcW w:type="dxa" w:w="2300"/>
             <w:shd w:fill="FFFFFF" w:color="auto" w:val="clear"/>
             <w:tcMar>
               <w:top w:type="dxa" w:w="60"/>
@@ -7459,7 +7461,7 @@
         </w:tc>
         <w:tc>
           <w:tcPr>
-            <w:tcW w:type="dxa" w:w="2556"/>
+            <w:tcW w:type="dxa" w:w="2300"/>
             <w:shd w:fill="FFFFFF" w:color="auto" w:val="clear"/>
             <w:tcMar>
               <w:top w:type="dxa" w:w="60"/>
@@ -7521,7 +7523,7 @@
             <w:pPr>
               <w:spacing w:after="20" w:before="0"/>
             </w:pPr>
-            <w:hyperlink w:history="1" r:id="rIdzp3veprwgsfgt8lattfet">
+            <w:hyperlink w:history="1" r:id="rId8meic_y_4obkjjfbsp9nv">
               <w:r>
                 <w:rPr>
                   <w:rFonts w:ascii="Arial" w:cs="Arial" w:eastAsia="Arial" w:hAnsi="Arial"/>
@@ -7554,7 +7556,7 @@
               <w:spacing w:after="10" w:before="0"/>
               <w:ind w:left="120"/>
             </w:pPr>
-            <w:hyperlink w:history="1" r:id="rId7dr75vgu4p3sqyvvnwpzj">
+            <w:hyperlink w:history="1" r:id="rId3nwdmxsdpzzdezh7pmr7d">
               <w:r>
                 <w:rPr>
                   <w:rFonts w:ascii="Arial" w:cs="Arial" w:eastAsia="Arial" w:hAnsi="Arial"/>
@@ -7599,7 +7601,7 @@
             <w:pPr>
               <w:spacing w:after="20" w:before="0"/>
             </w:pPr>
-            <w:hyperlink w:history="1" r:id="rIdisoq1xpfezivrpjg2bdzg">
+            <w:hyperlink w:history="1" r:id="rIdhv6u14hua5ow1_dwx6eqi">
               <w:r>
                 <w:rPr>
                   <w:rFonts w:ascii="Arial" w:cs="Arial" w:eastAsia="Arial" w:hAnsi="Arial"/>
@@ -7632,7 +7634,7 @@
               <w:spacing w:after="10" w:before="0"/>
               <w:ind w:left="120"/>
             </w:pPr>
-            <w:hyperlink w:history="1" r:id="rId9hqm2_dpatahxq8jqoapc">
+            <w:hyperlink w:history="1" r:id="rId9qh8zk52dvoy4pwxw9rgh">
               <w:r>
                 <w:rPr>
                   <w:rFonts w:ascii="Arial" w:cs="Arial" w:eastAsia="Arial" w:hAnsi="Arial"/>
@@ -7648,7 +7650,7 @@
         </w:tc>
         <w:tc>
           <w:tcPr>
-            <w:tcW w:type="dxa" w:w="2556"/>
+            <w:tcW w:type="dxa" w:w="3324"/>
             <w:shd w:fill="FFFFFF" w:color="auto" w:val="clear"/>
             <w:tcMar>
               <w:top w:type="dxa" w:w="60"/>
@@ -7680,7 +7682,7 @@
         </w:tc>
         <w:tc>
           <w:tcPr>
-            <w:tcW w:type="dxa" w:w="2556"/>
+            <w:tcW w:type="dxa" w:w="2300"/>
             <w:shd w:fill="F2F2F2" w:color="auto" w:val="clear"/>
             <w:tcMar>
               <w:top w:type="dxa" w:w="60"/>
@@ -7712,7 +7714,7 @@
         </w:tc>
         <w:tc>
           <w:tcPr>
-            <w:tcW w:type="dxa" w:w="2556"/>
+            <w:tcW w:type="dxa" w:w="2300"/>
             <w:shd w:fill="FFFFFF" w:color="auto" w:val="clear"/>
             <w:tcMar>
               <w:top w:type="dxa" w:w="60"/>
@@ -7778,7 +7780,7 @@
         </w:tc>
         <w:tc>
           <w:tcPr>
-            <w:tcW w:type="dxa" w:w="2556"/>
+            <w:tcW w:type="dxa" w:w="2300"/>
             <w:shd w:fill="FFFFFF" w:color="auto" w:val="clear"/>
             <w:tcMar>
               <w:top w:type="dxa" w:w="60"/>
@@ -7840,7 +7842,7 @@
             <w:pPr>
               <w:spacing w:after="20" w:before="0"/>
             </w:pPr>
-            <w:hyperlink w:history="1" r:id="rIdqtbxfhhkfjqb_wu2n4uhe">
+            <w:hyperlink w:history="1" r:id="rIduxvzqpkdtjrijvcm1pqec">
               <w:r>
                 <w:rPr>
                   <w:rFonts w:ascii="Arial" w:cs="Arial" w:eastAsia="Arial" w:hAnsi="Arial"/>
@@ -7873,7 +7875,7 @@
               <w:spacing w:after="10" w:before="0"/>
               <w:ind w:left="120"/>
             </w:pPr>
-            <w:hyperlink w:history="1" r:id="rIdhyc9rlxagzc9j5epapcem">
+            <w:hyperlink w:history="1" r:id="rIdvlif6no_yhkdbkogdolmh">
               <w:r>
                 <w:rPr>
                   <w:rFonts w:ascii="Arial" w:cs="Arial" w:eastAsia="Arial" w:hAnsi="Arial"/>
@@ -7918,7 +7920,7 @@
             <w:pPr>
               <w:spacing w:after="20" w:before="0"/>
             </w:pPr>
-            <w:hyperlink w:history="1" r:id="rIdxyx1szefcmhbytyi_qtqn">
+            <w:hyperlink w:history="1" r:id="rIdqa_-i66szlj882oqvhw-i">
               <w:r>
                 <w:rPr>
                   <w:rFonts w:ascii="Arial" w:cs="Arial" w:eastAsia="Arial" w:hAnsi="Arial"/>
@@ -7951,7 +7953,7 @@
               <w:spacing w:after="10" w:before="0"/>
               <w:ind w:left="120"/>
             </w:pPr>
-            <w:hyperlink w:history="1" r:id="rId3bkcra0ucabq8sjaqi5v2">
+            <w:hyperlink w:history="1" r:id="rIdht0eyohw9fl-ct4nhbs1f">
               <w:r>
                 <w:rPr>
                   <w:rFonts w:ascii="Arial" w:cs="Arial" w:eastAsia="Arial" w:hAnsi="Arial"/>
@@ -7967,7 +7969,7 @@
         </w:tc>
         <w:tc>
           <w:tcPr>
-            <w:tcW w:type="dxa" w:w="2556"/>
+            <w:tcW w:type="dxa" w:w="3324"/>
             <w:shd w:fill="FFFFFF" w:color="auto" w:val="clear"/>
             <w:tcMar>
               <w:top w:type="dxa" w:w="60"/>
@@ -7999,7 +8001,7 @@
         </w:tc>
         <w:tc>
           <w:tcPr>
-            <w:tcW w:type="dxa" w:w="2556"/>
+            <w:tcW w:type="dxa" w:w="2300"/>
             <w:shd w:fill="F2F2F2" w:color="auto" w:val="clear"/>
             <w:tcMar>
               <w:top w:type="dxa" w:w="60"/>
@@ -8031,7 +8033,7 @@
         </w:tc>
         <w:tc>
           <w:tcPr>
-            <w:tcW w:type="dxa" w:w="2556"/>
+            <w:tcW w:type="dxa" w:w="2300"/>
             <w:shd w:fill="FFFFFF" w:color="auto" w:val="clear"/>
             <w:tcMar>
               <w:top w:type="dxa" w:w="60"/>
@@ -9532,11 +9534,11 @@
       </w:tblPr>
       <w:tblGrid>
         <w:gridCol w:w="900"/>
+        <w:gridCol w:w="2300"/>
         <w:gridCol w:w="2556"/>
-        <w:gridCol w:w="2556"/>
-        <w:gridCol w:w="2556"/>
-        <w:gridCol w:w="2556"/>
-        <w:gridCol w:w="2556"/>
+        <w:gridCol w:w="3324"/>
+        <w:gridCol w:w="2300"/>
+        <w:gridCol w:w="2300"/>
       </w:tblGrid>
       <w:tr>
         <w:tc>
@@ -9608,7 +9610,7 @@
         </w:tc>
         <w:tc>
           <w:tcPr>
-            <w:tcW w:type="dxa" w:w="2556"/>
+            <w:tcW w:type="dxa" w:w="2300"/>
             <w:shd w:fill="2E75B6" w:color="auto" w:val="clear"/>
             <w:tcMar>
               <w:top w:type="dxa" w:w="60"/>
@@ -9672,7 +9674,7 @@
         </w:tc>
         <w:tc>
           <w:tcPr>
-            <w:tcW w:type="dxa" w:w="2556"/>
+            <w:tcW w:type="dxa" w:w="3324"/>
             <w:shd w:fill="2E75B6" w:color="auto" w:val="clear"/>
             <w:tcMar>
               <w:top w:type="dxa" w:w="60"/>
@@ -9704,7 +9706,7 @@
         </w:tc>
         <w:tc>
           <w:tcPr>
-            <w:tcW w:type="dxa" w:w="2556"/>
+            <w:tcW w:type="dxa" w:w="2300"/>
             <w:shd w:fill="1F6B75" w:color="auto" w:val="clear"/>
             <w:tcMar>
               <w:top w:type="dxa" w:w="60"/>
@@ -9736,7 +9738,7 @@
         </w:tc>
         <w:tc>
           <w:tcPr>
-            <w:tcW w:type="dxa" w:w="2556"/>
+            <w:tcW w:type="dxa" w:w="2300"/>
             <w:shd w:fill="2E75B6" w:color="auto" w:val="clear"/>
             <w:tcMar>
               <w:top w:type="dxa" w:w="60"/>
@@ -9802,7 +9804,7 @@
         </w:tc>
         <w:tc>
           <w:tcPr>
-            <w:tcW w:type="dxa" w:w="2556"/>
+            <w:tcW w:type="dxa" w:w="2300"/>
             <w:shd w:fill="FFFFFF" w:color="auto" w:val="clear"/>
             <w:tcMar>
               <w:top w:type="dxa" w:w="60"/>
@@ -9864,7 +9866,7 @@
             <w:pPr>
               <w:spacing w:after="20" w:before="0"/>
             </w:pPr>
-            <w:hyperlink w:history="1" r:id="rId7b2ayldb8c1jnwf9zwbd0">
+            <w:hyperlink w:history="1" r:id="rIdcyyctuj3yf-kui8d_be5n">
               <w:r>
                 <w:rPr>
                   <w:rFonts w:ascii="Arial" w:cs="Arial" w:eastAsia="Arial" w:hAnsi="Arial"/>
@@ -9897,7 +9899,7 @@
               <w:spacing w:after="10" w:before="0"/>
               <w:ind w:left="120"/>
             </w:pPr>
-            <w:hyperlink w:history="1" r:id="rIdcog0mlo_aqnx19i-hb5ss">
+            <w:hyperlink w:history="1" r:id="rIdxk2knyetlvvugq4k71dvd">
               <w:r>
                 <w:rPr>
                   <w:rFonts w:ascii="Arial" w:cs="Arial" w:eastAsia="Arial" w:hAnsi="Arial"/>
@@ -9942,7 +9944,7 @@
             <w:pPr>
               <w:spacing w:after="20" w:before="0"/>
             </w:pPr>
-            <w:hyperlink w:history="1" r:id="rIdyp7fxbglok43zy2iosbc0">
+            <w:hyperlink w:history="1" r:id="rId3qnvbpsnxg-_fcb0wwdm7">
               <w:r>
                 <w:rPr>
                   <w:rFonts w:ascii="Arial" w:cs="Arial" w:eastAsia="Arial" w:hAnsi="Arial"/>
@@ -9975,7 +9977,7 @@
               <w:spacing w:after="10" w:before="0"/>
               <w:ind w:left="120"/>
             </w:pPr>
-            <w:hyperlink w:history="1" r:id="rId0r_gxgp1ergaalvttgtfv">
+            <w:hyperlink w:history="1" r:id="rId7zpw4aqpcuxqoeief3j99">
               <w:r>
                 <w:rPr>
                   <w:rFonts w:ascii="Arial" w:cs="Arial" w:eastAsia="Arial" w:hAnsi="Arial"/>
@@ -9991,7 +9993,7 @@
         </w:tc>
         <w:tc>
           <w:tcPr>
-            <w:tcW w:type="dxa" w:w="2556"/>
+            <w:tcW w:type="dxa" w:w="3324"/>
             <w:shd w:fill="FFFFFF" w:color="auto" w:val="clear"/>
             <w:tcMar>
               <w:top w:type="dxa" w:w="60"/>
@@ -10023,7 +10025,7 @@
         </w:tc>
         <w:tc>
           <w:tcPr>
-            <w:tcW w:type="dxa" w:w="2556"/>
+            <w:tcW w:type="dxa" w:w="2300"/>
             <w:shd w:fill="F2F2F2" w:color="auto" w:val="clear"/>
             <w:tcMar>
               <w:top w:type="dxa" w:w="60"/>
@@ -10055,7 +10057,7 @@
         </w:tc>
         <w:tc>
           <w:tcPr>
-            <w:tcW w:type="dxa" w:w="2556"/>
+            <w:tcW w:type="dxa" w:w="2300"/>
             <w:shd w:fill="FFFFFF" w:color="auto" w:val="clear"/>
             <w:tcMar>
               <w:top w:type="dxa" w:w="60"/>
@@ -10121,7 +10123,7 @@
         </w:tc>
         <w:tc>
           <w:tcPr>
-            <w:tcW w:type="dxa" w:w="2556"/>
+            <w:tcW w:type="dxa" w:w="2300"/>
             <w:shd w:fill="FFFFFF" w:color="auto" w:val="clear"/>
             <w:tcMar>
               <w:top w:type="dxa" w:w="60"/>
@@ -10278,7 +10280,7 @@
             <w:pPr>
               <w:spacing w:after="20" w:before="0"/>
             </w:pPr>
-            <w:hyperlink w:history="1" r:id="rId2d4rfdgahptba_nadbxky">
+            <w:hyperlink w:history="1" r:id="rIde0rq2pckkr_p0y3brc8hb">
               <w:r>
                 <w:rPr>
                   <w:rFonts w:ascii="Arial" w:cs="Arial" w:eastAsia="Arial" w:hAnsi="Arial"/>
@@ -10311,7 +10313,7 @@
               <w:spacing w:after="10" w:before="0"/>
               <w:ind w:left="120"/>
             </w:pPr>
-            <w:hyperlink w:history="1" r:id="rId090wxodumakkopcimmy5v">
+            <w:hyperlink w:history="1" r:id="rIdptqxkhdqn6ndc1k4ku3lp">
               <w:r>
                 <w:rPr>
                   <w:rFonts w:ascii="Arial" w:cs="Arial" w:eastAsia="Arial" w:hAnsi="Arial"/>
@@ -10356,7 +10358,7 @@
             <w:pPr>
               <w:spacing w:after="20" w:before="0"/>
             </w:pPr>
-            <w:hyperlink w:history="1" r:id="rIdkuicop2knx2ft-huvh6u3">
+            <w:hyperlink w:history="1" r:id="rIdyfkdwbh3hhdrl1zrvmdcc">
               <w:r>
                 <w:rPr>
                   <w:rFonts w:ascii="Arial" w:cs="Arial" w:eastAsia="Arial" w:hAnsi="Arial"/>
@@ -10389,7 +10391,7 @@
               <w:spacing w:after="10" w:before="0"/>
               <w:ind w:left="120"/>
             </w:pPr>
-            <w:hyperlink w:history="1" r:id="rId8m1dapizsaur_lo2ng0ht">
+            <w:hyperlink w:history="1" r:id="rId9t2vxiecz4ggmvjebr03i">
               <w:r>
                 <w:rPr>
                   <w:rFonts w:ascii="Arial" w:cs="Arial" w:eastAsia="Arial" w:hAnsi="Arial"/>
@@ -10405,7 +10407,7 @@
         </w:tc>
         <w:tc>
           <w:tcPr>
-            <w:tcW w:type="dxa" w:w="2556"/>
+            <w:tcW w:type="dxa" w:w="3324"/>
             <w:shd w:fill="FFFFFF" w:color="auto" w:val="clear"/>
             <w:tcMar>
               <w:top w:type="dxa" w:w="60"/>
@@ -10456,7 +10458,7 @@
         </w:tc>
         <w:tc>
           <w:tcPr>
-            <w:tcW w:type="dxa" w:w="2556"/>
+            <w:tcW w:type="dxa" w:w="2300"/>
             <w:shd w:fill="F2F2F2" w:color="auto" w:val="clear"/>
             <w:tcMar>
               <w:top w:type="dxa" w:w="60"/>
@@ -10488,7 +10490,7 @@
         </w:tc>
         <w:tc>
           <w:tcPr>
-            <w:tcW w:type="dxa" w:w="2556"/>
+            <w:tcW w:type="dxa" w:w="2300"/>
             <w:shd w:fill="FFFFFF" w:color="auto" w:val="clear"/>
             <w:tcMar>
               <w:top w:type="dxa" w:w="60"/>
@@ -10554,7 +10556,7 @@
         </w:tc>
         <w:tc>
           <w:tcPr>
-            <w:tcW w:type="dxa" w:w="2556"/>
+            <w:tcW w:type="dxa" w:w="2300"/>
             <w:shd w:fill="FFFFFF" w:color="auto" w:val="clear"/>
             <w:tcMar>
               <w:top w:type="dxa" w:w="60"/>
@@ -10675,7 +10677,7 @@
             <w:pPr>
               <w:spacing w:after="20" w:before="0"/>
             </w:pPr>
-            <w:hyperlink w:history="1" r:id="rIdeysnhdho2jvheorlpseji">
+            <w:hyperlink w:history="1" r:id="rIdytm72z_j2w4fgl1l83kgq">
               <w:r>
                 <w:rPr>
                   <w:rFonts w:ascii="Arial" w:cs="Arial" w:eastAsia="Arial" w:hAnsi="Arial"/>
@@ -10708,7 +10710,7 @@
               <w:spacing w:after="10" w:before="0"/>
               <w:ind w:left="120"/>
             </w:pPr>
-            <w:hyperlink w:history="1" r:id="rIdx4jwbaeldjqqof2rqadj9">
+            <w:hyperlink w:history="1" r:id="rIdhmwtrp1kjyvbre4vmjtd8">
               <w:r>
                 <w:rPr>
                   <w:rFonts w:ascii="Arial" w:cs="Arial" w:eastAsia="Arial" w:hAnsi="Arial"/>
@@ -10753,7 +10755,7 @@
             <w:pPr>
               <w:spacing w:after="20" w:before="0"/>
             </w:pPr>
-            <w:hyperlink w:history="1" r:id="rIdn0y-ddoqzd3hvk-gsslel">
+            <w:hyperlink w:history="1" r:id="rId6diyaumx2ao-4alulvtvf">
               <w:r>
                 <w:rPr>
                   <w:rFonts w:ascii="Arial" w:cs="Arial" w:eastAsia="Arial" w:hAnsi="Arial"/>
@@ -10786,7 +10788,7 @@
               <w:spacing w:after="10" w:before="0"/>
               <w:ind w:left="120"/>
             </w:pPr>
-            <w:hyperlink w:history="1" r:id="rIdfdmu0vj14zzz1mqzphyrw">
+            <w:hyperlink w:history="1" r:id="rIdwb9x1ziid3bmp2fcin77g">
               <w:r>
                 <w:rPr>
                   <w:rFonts w:ascii="Arial" w:cs="Arial" w:eastAsia="Arial" w:hAnsi="Arial"/>
@@ -10802,7 +10804,7 @@
         </w:tc>
         <w:tc>
           <w:tcPr>
-            <w:tcW w:type="dxa" w:w="2556"/>
+            <w:tcW w:type="dxa" w:w="3324"/>
             <w:shd w:fill="FFFFFF" w:color="auto" w:val="clear"/>
             <w:tcMar>
               <w:top w:type="dxa" w:w="60"/>
@@ -10853,7 +10855,7 @@
         </w:tc>
         <w:tc>
           <w:tcPr>
-            <w:tcW w:type="dxa" w:w="2556"/>
+            <w:tcW w:type="dxa" w:w="2300"/>
             <w:shd w:fill="F2F2F2" w:color="auto" w:val="clear"/>
             <w:tcMar>
               <w:top w:type="dxa" w:w="60"/>
@@ -10885,7 +10887,7 @@
         </w:tc>
         <w:tc>
           <w:tcPr>
-            <w:tcW w:type="dxa" w:w="2556"/>
+            <w:tcW w:type="dxa" w:w="2300"/>
             <w:shd w:fill="FFFFFF" w:color="auto" w:val="clear"/>
             <w:tcMar>
               <w:top w:type="dxa" w:w="60"/>
@@ -10951,7 +10953,7 @@
         </w:tc>
         <w:tc>
           <w:tcPr>
-            <w:tcW w:type="dxa" w:w="2556"/>
+            <w:tcW w:type="dxa" w:w="2300"/>
             <w:shd w:fill="FFFFFF" w:color="auto" w:val="clear"/>
             <w:tcMar>
               <w:top w:type="dxa" w:w="60"/>
@@ -11013,7 +11015,7 @@
             <w:pPr>
               <w:spacing w:after="20" w:before="0"/>
             </w:pPr>
-            <w:hyperlink w:history="1" r:id="rIdmdawgmapof-4ijokemz4a">
+            <w:hyperlink w:history="1" r:id="rIds9dhrzbcvde8cifhtycdm">
               <w:r>
                 <w:rPr>
                   <w:rFonts w:ascii="Arial" w:cs="Arial" w:eastAsia="Arial" w:hAnsi="Arial"/>
@@ -11046,7 +11048,7 @@
               <w:spacing w:after="10" w:before="0"/>
               <w:ind w:left="120"/>
             </w:pPr>
-            <w:hyperlink w:history="1" r:id="rIdiejltjbxlzdvwrqig06or">
+            <w:hyperlink w:history="1" r:id="rIdnqwqi5s3binymnuiylinf">
               <w:r>
                 <w:rPr>
                   <w:rFonts w:ascii="Arial" w:cs="Arial" w:eastAsia="Arial" w:hAnsi="Arial"/>
@@ -11091,7 +11093,7 @@
             <w:pPr>
               <w:spacing w:after="20" w:before="0"/>
             </w:pPr>
-            <w:hyperlink w:history="1" r:id="rId9ym5fbpmr-mmke0buhg3d">
+            <w:hyperlink w:history="1" r:id="rIdsulfa8tdisl0tdamfqhzo">
               <w:r>
                 <w:rPr>
                   <w:rFonts w:ascii="Arial" w:cs="Arial" w:eastAsia="Arial" w:hAnsi="Arial"/>
@@ -11124,7 +11126,7 @@
               <w:spacing w:after="10" w:before="0"/>
               <w:ind w:left="120"/>
             </w:pPr>
-            <w:hyperlink w:history="1" r:id="rId4jql4r8s1d2qoi5migzzg">
+            <w:hyperlink w:history="1" r:id="rId-ihrmowzkxxip3b4rialj">
               <w:r>
                 <w:rPr>
                   <w:rFonts w:ascii="Arial" w:cs="Arial" w:eastAsia="Arial" w:hAnsi="Arial"/>
@@ -11140,7 +11142,7 @@
         </w:tc>
         <w:tc>
           <w:tcPr>
-            <w:tcW w:type="dxa" w:w="2556"/>
+            <w:tcW w:type="dxa" w:w="3324"/>
             <w:shd w:fill="FFFFFF" w:color="auto" w:val="clear"/>
             <w:tcMar>
               <w:top w:type="dxa" w:w="60"/>
@@ -11172,7 +11174,7 @@
         </w:tc>
         <w:tc>
           <w:tcPr>
-            <w:tcW w:type="dxa" w:w="2556"/>
+            <w:tcW w:type="dxa" w:w="2300"/>
             <w:shd w:fill="F2F2F2" w:color="auto" w:val="clear"/>
             <w:tcMar>
               <w:top w:type="dxa" w:w="60"/>
@@ -11204,7 +11206,7 @@
         </w:tc>
         <w:tc>
           <w:tcPr>
-            <w:tcW w:type="dxa" w:w="2556"/>
+            <w:tcW w:type="dxa" w:w="2300"/>
             <w:shd w:fill="FFFFFF" w:color="auto" w:val="clear"/>
             <w:tcMar>
               <w:top w:type="dxa" w:w="60"/>
@@ -11270,7 +11272,7 @@
         </w:tc>
         <w:tc>
           <w:tcPr>
-            <w:tcW w:type="dxa" w:w="2556"/>
+            <w:tcW w:type="dxa" w:w="2300"/>
             <w:shd w:fill="FFFFFF" w:color="auto" w:val="clear"/>
             <w:tcMar>
               <w:top w:type="dxa" w:w="60"/>
@@ -11332,7 +11334,7 @@
             <w:pPr>
               <w:spacing w:after="20" w:before="0"/>
             </w:pPr>
-            <w:hyperlink w:history="1" r:id="rIdsit_7ho9buehr-7ohh_b2">
+            <w:hyperlink w:history="1" r:id="rId2_sbldzlozo50s27imx4w">
               <w:r>
                 <w:rPr>
                   <w:rFonts w:ascii="Arial" w:cs="Arial" w:eastAsia="Arial" w:hAnsi="Arial"/>
@@ -11365,7 +11367,7 @@
               <w:spacing w:after="10" w:before="0"/>
               <w:ind w:left="120"/>
             </w:pPr>
-            <w:hyperlink w:history="1" r:id="rIdv4t3zmgvlkg9ecxmgap0u">
+            <w:hyperlink w:history="1" r:id="rId-imebkmkwpb1y37jepytz">
               <w:r>
                 <w:rPr>
                   <w:rFonts w:ascii="Arial" w:cs="Arial" w:eastAsia="Arial" w:hAnsi="Arial"/>
@@ -11410,7 +11412,7 @@
             <w:pPr>
               <w:spacing w:after="20" w:before="0"/>
             </w:pPr>
-            <w:hyperlink w:history="1" r:id="rIdf5aros7nalgtnm7wo5nrc">
+            <w:hyperlink w:history="1" r:id="rIdstyrbqfakv12qiqcd2fid">
               <w:r>
                 <w:rPr>
                   <w:rFonts w:ascii="Arial" w:cs="Arial" w:eastAsia="Arial" w:hAnsi="Arial"/>
@@ -11443,7 +11445,7 @@
               <w:spacing w:after="10" w:before="0"/>
               <w:ind w:left="120"/>
             </w:pPr>
-            <w:hyperlink w:history="1" r:id="rIddxstcahsrf16pacsnqvac">
+            <w:hyperlink w:history="1" r:id="rIdsf6ryvdgpps-ajwmpljvj">
               <w:r>
                 <w:rPr>
                   <w:rFonts w:ascii="Arial" w:cs="Arial" w:eastAsia="Arial" w:hAnsi="Arial"/>
@@ -11459,7 +11461,7 @@
         </w:tc>
         <w:tc>
           <w:tcPr>
-            <w:tcW w:type="dxa" w:w="2556"/>
+            <w:tcW w:type="dxa" w:w="3324"/>
             <w:shd w:fill="FFFFFF" w:color="auto" w:val="clear"/>
             <w:tcMar>
               <w:top w:type="dxa" w:w="60"/>
@@ -11491,7 +11493,7 @@
         </w:tc>
         <w:tc>
           <w:tcPr>
-            <w:tcW w:type="dxa" w:w="2556"/>
+            <w:tcW w:type="dxa" w:w="2300"/>
             <w:shd w:fill="F2F2F2" w:color="auto" w:val="clear"/>
             <w:tcMar>
               <w:top w:type="dxa" w:w="60"/>
@@ -11523,7 +11525,7 @@
         </w:tc>
         <w:tc>
           <w:tcPr>
-            <w:tcW w:type="dxa" w:w="2556"/>
+            <w:tcW w:type="dxa" w:w="2300"/>
             <w:shd w:fill="FFFFFF" w:color="auto" w:val="clear"/>
             <w:tcMar>
               <w:top w:type="dxa" w:w="60"/>
@@ -13044,11 +13046,11 @@
       </w:tblPr>
       <w:tblGrid>
         <w:gridCol w:w="900"/>
+        <w:gridCol w:w="2300"/>
         <w:gridCol w:w="2556"/>
-        <w:gridCol w:w="2556"/>
-        <w:gridCol w:w="2556"/>
-        <w:gridCol w:w="2556"/>
-        <w:gridCol w:w="2556"/>
+        <w:gridCol w:w="3324"/>
+        <w:gridCol w:w="2300"/>
+        <w:gridCol w:w="2300"/>
       </w:tblGrid>
       <w:tr>
         <w:tc>
@@ -13120,7 +13122,7 @@
         </w:tc>
         <w:tc>
           <w:tcPr>
-            <w:tcW w:type="dxa" w:w="2556"/>
+            <w:tcW w:type="dxa" w:w="2300"/>
             <w:shd w:fill="2E75B6" w:color="auto" w:val="clear"/>
             <w:tcMar>
               <w:top w:type="dxa" w:w="60"/>
@@ -13184,7 +13186,7 @@
         </w:tc>
         <w:tc>
           <w:tcPr>
-            <w:tcW w:type="dxa" w:w="2556"/>
+            <w:tcW w:type="dxa" w:w="3324"/>
             <w:shd w:fill="2E75B6" w:color="auto" w:val="clear"/>
             <w:tcMar>
               <w:top w:type="dxa" w:w="60"/>
@@ -13216,7 +13218,7 @@
         </w:tc>
         <w:tc>
           <w:tcPr>
-            <w:tcW w:type="dxa" w:w="2556"/>
+            <w:tcW w:type="dxa" w:w="2300"/>
             <w:shd w:fill="1F6B75" w:color="auto" w:val="clear"/>
             <w:tcMar>
               <w:top w:type="dxa" w:w="60"/>
@@ -13248,7 +13250,7 @@
         </w:tc>
         <w:tc>
           <w:tcPr>
-            <w:tcW w:type="dxa" w:w="2556"/>
+            <w:tcW w:type="dxa" w:w="2300"/>
             <w:shd w:fill="2E75B6" w:color="auto" w:val="clear"/>
             <w:tcMar>
               <w:top w:type="dxa" w:w="60"/>
@@ -13314,7 +13316,7 @@
         </w:tc>
         <w:tc>
           <w:tcPr>
-            <w:tcW w:type="dxa" w:w="2556"/>
+            <w:tcW w:type="dxa" w:w="2300"/>
             <w:shd w:fill="FFFFFF" w:color="auto" w:val="clear"/>
             <w:tcMar>
               <w:top w:type="dxa" w:w="60"/>
@@ -13376,7 +13378,7 @@
             <w:pPr>
               <w:spacing w:after="20" w:before="0"/>
             </w:pPr>
-            <w:hyperlink w:history="1" r:id="rIdhbz4zukifcvou3xzfrw5a">
+            <w:hyperlink w:history="1" r:id="rIdb2_dmgvkt53e1vjanthgx">
               <w:r>
                 <w:rPr>
                   <w:rFonts w:ascii="Arial" w:cs="Arial" w:eastAsia="Arial" w:hAnsi="Arial"/>
@@ -13409,7 +13411,7 @@
               <w:spacing w:after="10" w:before="0"/>
               <w:ind w:left="120"/>
             </w:pPr>
-            <w:hyperlink w:history="1" r:id="rIdviimxbfntld5arrntopmg">
+            <w:hyperlink w:history="1" r:id="rIdgi0ovvzklulye514ax-gv">
               <w:r>
                 <w:rPr>
                   <w:rFonts w:ascii="Arial" w:cs="Arial" w:eastAsia="Arial" w:hAnsi="Arial"/>
@@ -13454,7 +13456,7 @@
             <w:pPr>
               <w:spacing w:after="20" w:before="0"/>
             </w:pPr>
-            <w:hyperlink w:history="1" r:id="rIdecqwm5rhph6a8ln36e8lt">
+            <w:hyperlink w:history="1" r:id="rIdwsf2z1oevnnpti4bvp-yb">
               <w:r>
                 <w:rPr>
                   <w:rFonts w:ascii="Arial" w:cs="Arial" w:eastAsia="Arial" w:hAnsi="Arial"/>
@@ -13487,7 +13489,7 @@
               <w:spacing w:after="10" w:before="0"/>
               <w:ind w:left="120"/>
             </w:pPr>
-            <w:hyperlink w:history="1" r:id="rId6xwmxnuoubpe8d9yzk2bu">
+            <w:hyperlink w:history="1" r:id="rId42t1d1t8v_j9isoccurqe">
               <w:r>
                 <w:rPr>
                   <w:rFonts w:ascii="Arial" w:cs="Arial" w:eastAsia="Arial" w:hAnsi="Arial"/>
@@ -13503,7 +13505,7 @@
         </w:tc>
         <w:tc>
           <w:tcPr>
-            <w:tcW w:type="dxa" w:w="2556"/>
+            <w:tcW w:type="dxa" w:w="3324"/>
             <w:shd w:fill="FFFFFF" w:color="auto" w:val="clear"/>
             <w:tcMar>
               <w:top w:type="dxa" w:w="60"/>
@@ -13535,7 +13537,7 @@
         </w:tc>
         <w:tc>
           <w:tcPr>
-            <w:tcW w:type="dxa" w:w="2556"/>
+            <w:tcW w:type="dxa" w:w="2300"/>
             <w:shd w:fill="F2F2F2" w:color="auto" w:val="clear"/>
             <w:tcMar>
               <w:top w:type="dxa" w:w="60"/>
@@ -13567,7 +13569,7 @@
         </w:tc>
         <w:tc>
           <w:tcPr>
-            <w:tcW w:type="dxa" w:w="2556"/>
+            <w:tcW w:type="dxa" w:w="2300"/>
             <w:shd w:fill="FFFFFF" w:color="auto" w:val="clear"/>
             <w:tcMar>
               <w:top w:type="dxa" w:w="60"/>
@@ -13633,7 +13635,7 @@
         </w:tc>
         <w:tc>
           <w:tcPr>
-            <w:tcW w:type="dxa" w:w="2556"/>
+            <w:tcW w:type="dxa" w:w="2300"/>
             <w:shd w:fill="FFFFFF" w:color="auto" w:val="clear"/>
             <w:tcMar>
               <w:top w:type="dxa" w:w="60"/>
@@ -13790,7 +13792,7 @@
             <w:pPr>
               <w:spacing w:after="20" w:before="0"/>
             </w:pPr>
-            <w:hyperlink w:history="1" r:id="rIdswdqzrjcxe4d6ny6oj_mh">
+            <w:hyperlink w:history="1" r:id="rIdh-ff-8fu5rcbf6se322al">
               <w:r>
                 <w:rPr>
                   <w:rFonts w:ascii="Arial" w:cs="Arial" w:eastAsia="Arial" w:hAnsi="Arial"/>
@@ -13823,7 +13825,7 @@
               <w:spacing w:after="10" w:before="0"/>
               <w:ind w:left="120"/>
             </w:pPr>
-            <w:hyperlink w:history="1" r:id="rIddagsg_gduvhg4ult_y4dl">
+            <w:hyperlink w:history="1" r:id="rIdfhyusdkwpzde53lesy5gf">
               <w:r>
                 <w:rPr>
                   <w:rFonts w:ascii="Arial" w:cs="Arial" w:eastAsia="Arial" w:hAnsi="Arial"/>
@@ -13868,7 +13870,7 @@
             <w:pPr>
               <w:spacing w:after="20" w:before="0"/>
             </w:pPr>
-            <w:hyperlink w:history="1" r:id="rIdz5e4hjghzxm5y6izrbyyr">
+            <w:hyperlink w:history="1" r:id="rIdqjvkpgyuyxhg9k-to_gai">
               <w:r>
                 <w:rPr>
                   <w:rFonts w:ascii="Arial" w:cs="Arial" w:eastAsia="Arial" w:hAnsi="Arial"/>
@@ -13901,7 +13903,7 @@
               <w:spacing w:after="10" w:before="0"/>
               <w:ind w:left="120"/>
             </w:pPr>
-            <w:hyperlink w:history="1" r:id="rIdxpnnt5ui85p51oztvbb3q">
+            <w:hyperlink w:history="1" r:id="rIdyp3k8boqp4nuutelutbkc">
               <w:r>
                 <w:rPr>
                   <w:rFonts w:ascii="Arial" w:cs="Arial" w:eastAsia="Arial" w:hAnsi="Arial"/>
@@ -13917,7 +13919,7 @@
         </w:tc>
         <w:tc>
           <w:tcPr>
-            <w:tcW w:type="dxa" w:w="2556"/>
+            <w:tcW w:type="dxa" w:w="3324"/>
             <w:shd w:fill="FFFFFF" w:color="auto" w:val="clear"/>
             <w:tcMar>
               <w:top w:type="dxa" w:w="60"/>
@@ -13968,7 +13970,7 @@
         </w:tc>
         <w:tc>
           <w:tcPr>
-            <w:tcW w:type="dxa" w:w="2556"/>
+            <w:tcW w:type="dxa" w:w="2300"/>
             <w:shd w:fill="F2F2F2" w:color="auto" w:val="clear"/>
             <w:tcMar>
               <w:top w:type="dxa" w:w="60"/>
@@ -14000,7 +14002,7 @@
         </w:tc>
         <w:tc>
           <w:tcPr>
-            <w:tcW w:type="dxa" w:w="2556"/>
+            <w:tcW w:type="dxa" w:w="2300"/>
             <w:shd w:fill="FFFFFF" w:color="auto" w:val="clear"/>
             <w:tcMar>
               <w:top w:type="dxa" w:w="60"/>
@@ -14066,7 +14068,7 @@
         </w:tc>
         <w:tc>
           <w:tcPr>
-            <w:tcW w:type="dxa" w:w="2556"/>
+            <w:tcW w:type="dxa" w:w="2300"/>
             <w:shd w:fill="FFFFFF" w:color="auto" w:val="clear"/>
             <w:tcMar>
               <w:top w:type="dxa" w:w="60"/>
@@ -14223,7 +14225,7 @@
             <w:pPr>
               <w:spacing w:after="20" w:before="0"/>
             </w:pPr>
-            <w:hyperlink w:history="1" r:id="rIdeztrnfrcpdfwzip7efoyi">
+            <w:hyperlink w:history="1" r:id="rIdcig2xr4uxdioecviseiof">
               <w:r>
                 <w:rPr>
                   <w:rFonts w:ascii="Arial" w:cs="Arial" w:eastAsia="Arial" w:hAnsi="Arial"/>
@@ -14256,7 +14258,7 @@
               <w:spacing w:after="10" w:before="0"/>
               <w:ind w:left="120"/>
             </w:pPr>
-            <w:hyperlink w:history="1" r:id="rIdn7h3ghsfsz5nckyl0in54">
+            <w:hyperlink w:history="1" r:id="rIdckjnnr3atldu9lsfth-bo">
               <w:r>
                 <w:rPr>
                   <w:rFonts w:ascii="Arial" w:cs="Arial" w:eastAsia="Arial" w:hAnsi="Arial"/>
@@ -14301,7 +14303,7 @@
             <w:pPr>
               <w:spacing w:after="20" w:before="0"/>
             </w:pPr>
-            <w:hyperlink w:history="1" r:id="rIdmnqbwmy4tqr5csi06dtnp">
+            <w:hyperlink w:history="1" r:id="rIdflbxioeijqf7ven8hwp_e">
               <w:r>
                 <w:rPr>
                   <w:rFonts w:ascii="Arial" w:cs="Arial" w:eastAsia="Arial" w:hAnsi="Arial"/>
@@ -14334,7 +14336,7 @@
               <w:spacing w:after="10" w:before="0"/>
               <w:ind w:left="120"/>
             </w:pPr>
-            <w:hyperlink w:history="1" r:id="rIdctx_-z66wlysxwzfauqdr">
+            <w:hyperlink w:history="1" r:id="rIdcziq9is3r2joapyjw0ane">
               <w:r>
                 <w:rPr>
                   <w:rFonts w:ascii="Arial" w:cs="Arial" w:eastAsia="Arial" w:hAnsi="Arial"/>
@@ -14350,7 +14352,7 @@
         </w:tc>
         <w:tc>
           <w:tcPr>
-            <w:tcW w:type="dxa" w:w="2556"/>
+            <w:tcW w:type="dxa" w:w="3324"/>
             <w:shd w:fill="FFFFFF" w:color="auto" w:val="clear"/>
             <w:tcMar>
               <w:top w:type="dxa" w:w="60"/>
@@ -14382,7 +14384,7 @@
         </w:tc>
         <w:tc>
           <w:tcPr>
-            <w:tcW w:type="dxa" w:w="2556"/>
+            <w:tcW w:type="dxa" w:w="2300"/>
             <w:shd w:fill="F2F2F2" w:color="auto" w:val="clear"/>
             <w:tcMar>
               <w:top w:type="dxa" w:w="60"/>
@@ -14414,7 +14416,7 @@
         </w:tc>
         <w:tc>
           <w:tcPr>
-            <w:tcW w:type="dxa" w:w="2556"/>
+            <w:tcW w:type="dxa" w:w="2300"/>
             <w:shd w:fill="FFFFFF" w:color="auto" w:val="clear"/>
             <w:tcMar>
               <w:top w:type="dxa" w:w="60"/>
@@ -14480,7 +14482,7 @@
         </w:tc>
         <w:tc>
           <w:tcPr>
-            <w:tcW w:type="dxa" w:w="2556"/>
+            <w:tcW w:type="dxa" w:w="2300"/>
             <w:shd w:fill="FFFFFF" w:color="auto" w:val="clear"/>
             <w:tcMar>
               <w:top w:type="dxa" w:w="60"/>
@@ -14542,7 +14544,7 @@
             <w:pPr>
               <w:spacing w:after="20" w:before="0"/>
             </w:pPr>
-            <w:hyperlink w:history="1" r:id="rIdtkykyraexxmtbklq-fqkn">
+            <w:hyperlink w:history="1" r:id="rId9ziob9oikga1xstoiyabw">
               <w:r>
                 <w:rPr>
                   <w:rFonts w:ascii="Arial" w:cs="Arial" w:eastAsia="Arial" w:hAnsi="Arial"/>
@@ -14575,7 +14577,7 @@
               <w:spacing w:after="10" w:before="0"/>
               <w:ind w:left="120"/>
             </w:pPr>
-            <w:hyperlink w:history="1" r:id="rId_ajr_zfuckk3adhm-uyv2">
+            <w:hyperlink w:history="1" r:id="rId-ufiaxhthdyibzhnouetc">
               <w:r>
                 <w:rPr>
                   <w:rFonts w:ascii="Arial" w:cs="Arial" w:eastAsia="Arial" w:hAnsi="Arial"/>
@@ -14620,7 +14622,7 @@
             <w:pPr>
               <w:spacing w:after="20" w:before="0"/>
             </w:pPr>
-            <w:hyperlink w:history="1" r:id="rIdobonac4z5-vney-94bbja">
+            <w:hyperlink w:history="1" r:id="rIdsvkafuo0vt4j8a4r8kn9m">
               <w:r>
                 <w:rPr>
                   <w:rFonts w:ascii="Arial" w:cs="Arial" w:eastAsia="Arial" w:hAnsi="Arial"/>
@@ -14653,7 +14655,7 @@
               <w:spacing w:after="10" w:before="0"/>
               <w:ind w:left="120"/>
             </w:pPr>
-            <w:hyperlink w:history="1" r:id="rIdvbodowqfqeqq7_upoodqa">
+            <w:hyperlink w:history="1" r:id="rIdlkrpyc9hwpu0uei424djp">
               <w:r>
                 <w:rPr>
                   <w:rFonts w:ascii="Arial" w:cs="Arial" w:eastAsia="Arial" w:hAnsi="Arial"/>
@@ -14669,7 +14671,7 @@
         </w:tc>
         <w:tc>
           <w:tcPr>
-            <w:tcW w:type="dxa" w:w="2556"/>
+            <w:tcW w:type="dxa" w:w="3324"/>
             <w:shd w:fill="FFFFFF" w:color="auto" w:val="clear"/>
             <w:tcMar>
               <w:top w:type="dxa" w:w="60"/>
@@ -14701,7 +14703,7 @@
         </w:tc>
         <w:tc>
           <w:tcPr>
-            <w:tcW w:type="dxa" w:w="2556"/>
+            <w:tcW w:type="dxa" w:w="2300"/>
             <w:shd w:fill="F2F2F2" w:color="auto" w:val="clear"/>
             <w:tcMar>
               <w:top w:type="dxa" w:w="60"/>
@@ -14733,7 +14735,7 @@
         </w:tc>
         <w:tc>
           <w:tcPr>
-            <w:tcW w:type="dxa" w:w="2556"/>
+            <w:tcW w:type="dxa" w:w="2300"/>
             <w:shd w:fill="FFFFFF" w:color="auto" w:val="clear"/>
             <w:tcMar>
               <w:top w:type="dxa" w:w="60"/>
@@ -14799,7 +14801,7 @@
         </w:tc>
         <w:tc>
           <w:tcPr>
-            <w:tcW w:type="dxa" w:w="2556"/>
+            <w:tcW w:type="dxa" w:w="2300"/>
             <w:shd w:fill="FFFFFF" w:color="auto" w:val="clear"/>
             <w:tcMar>
               <w:top w:type="dxa" w:w="60"/>
@@ -14861,7 +14863,7 @@
             <w:pPr>
               <w:spacing w:after="20" w:before="0"/>
             </w:pPr>
-            <w:hyperlink w:history="1" r:id="rIdkn_nwh2zxzgc97rjshqu3">
+            <w:hyperlink w:history="1" r:id="rIdeumdhtyoyoilcqba5i7nm">
               <w:r>
                 <w:rPr>
                   <w:rFonts w:ascii="Arial" w:cs="Arial" w:eastAsia="Arial" w:hAnsi="Arial"/>
@@ -14894,7 +14896,7 @@
               <w:spacing w:after="10" w:before="0"/>
               <w:ind w:left="120"/>
             </w:pPr>
-            <w:hyperlink w:history="1" r:id="rIdcetx5iifv8gyt5x3nztip">
+            <w:hyperlink w:history="1" r:id="rIdramd2ne5y-uqnm9fdj5th">
               <w:r>
                 <w:rPr>
                   <w:rFonts w:ascii="Arial" w:cs="Arial" w:eastAsia="Arial" w:hAnsi="Arial"/>
@@ -14939,7 +14941,7 @@
             <w:pPr>
               <w:spacing w:after="20" w:before="0"/>
             </w:pPr>
-            <w:hyperlink w:history="1" r:id="rIdfazrsdzn9onkoxbpnpybp">
+            <w:hyperlink w:history="1" r:id="rIdltkcqmjgonqh-c1k9tqdt">
               <w:r>
                 <w:rPr>
                   <w:rFonts w:ascii="Arial" w:cs="Arial" w:eastAsia="Arial" w:hAnsi="Arial"/>
@@ -14972,7 +14974,7 @@
               <w:spacing w:after="10" w:before="0"/>
               <w:ind w:left="120"/>
             </w:pPr>
-            <w:hyperlink w:history="1" r:id="rIdlxbjlac8uvw1yn61lnwxc">
+            <w:hyperlink w:history="1" r:id="rIdq9qo6hbwooyoe-rzlzj2q">
               <w:r>
                 <w:rPr>
                   <w:rFonts w:ascii="Arial" w:cs="Arial" w:eastAsia="Arial" w:hAnsi="Arial"/>
@@ -14988,7 +14990,7 @@
         </w:tc>
         <w:tc>
           <w:tcPr>
-            <w:tcW w:type="dxa" w:w="2556"/>
+            <w:tcW w:type="dxa" w:w="3324"/>
             <w:shd w:fill="FFFFFF" w:color="auto" w:val="clear"/>
             <w:tcMar>
               <w:top w:type="dxa" w:w="60"/>
@@ -15020,7 +15022,7 @@
         </w:tc>
         <w:tc>
           <w:tcPr>
-            <w:tcW w:type="dxa" w:w="2556"/>
+            <w:tcW w:type="dxa" w:w="2300"/>
             <w:shd w:fill="F2F2F2" w:color="auto" w:val="clear"/>
             <w:tcMar>
               <w:top w:type="dxa" w:w="60"/>
@@ -15052,7 +15054,7 @@
         </w:tc>
         <w:tc>
           <w:tcPr>
-            <w:tcW w:type="dxa" w:w="2556"/>
+            <w:tcW w:type="dxa" w:w="2300"/>
             <w:shd w:fill="FFFFFF" w:color="auto" w:val="clear"/>
             <w:tcMar>
               <w:top w:type="dxa" w:w="60"/>
@@ -16553,11 +16555,11 @@
       </w:tblPr>
       <w:tblGrid>
         <w:gridCol w:w="900"/>
+        <w:gridCol w:w="2300"/>
         <w:gridCol w:w="2556"/>
-        <w:gridCol w:w="2556"/>
-        <w:gridCol w:w="2556"/>
-        <w:gridCol w:w="2556"/>
-        <w:gridCol w:w="2556"/>
+        <w:gridCol w:w="3324"/>
+        <w:gridCol w:w="2300"/>
+        <w:gridCol w:w="2300"/>
       </w:tblGrid>
       <w:tr>
         <w:tc>
@@ -16629,7 +16631,7 @@
         </w:tc>
         <w:tc>
           <w:tcPr>
-            <w:tcW w:type="dxa" w:w="2556"/>
+            <w:tcW w:type="dxa" w:w="2300"/>
             <w:shd w:fill="2E75B6" w:color="auto" w:val="clear"/>
             <w:tcMar>
               <w:top w:type="dxa" w:w="60"/>
@@ -16693,7 +16695,7 @@
         </w:tc>
         <w:tc>
           <w:tcPr>
-            <w:tcW w:type="dxa" w:w="2556"/>
+            <w:tcW w:type="dxa" w:w="3324"/>
             <w:shd w:fill="2E75B6" w:color="auto" w:val="clear"/>
             <w:tcMar>
               <w:top w:type="dxa" w:w="60"/>
@@ -16725,7 +16727,7 @@
         </w:tc>
         <w:tc>
           <w:tcPr>
-            <w:tcW w:type="dxa" w:w="2556"/>
+            <w:tcW w:type="dxa" w:w="2300"/>
             <w:shd w:fill="1F6B75" w:color="auto" w:val="clear"/>
             <w:tcMar>
               <w:top w:type="dxa" w:w="60"/>
@@ -16757,7 +16759,7 @@
         </w:tc>
         <w:tc>
           <w:tcPr>
-            <w:tcW w:type="dxa" w:w="2556"/>
+            <w:tcW w:type="dxa" w:w="2300"/>
             <w:shd w:fill="2E75B6" w:color="auto" w:val="clear"/>
             <w:tcMar>
               <w:top w:type="dxa" w:w="60"/>
@@ -16823,7 +16825,7 @@
         </w:tc>
         <w:tc>
           <w:tcPr>
-            <w:tcW w:type="dxa" w:w="2556"/>
+            <w:tcW w:type="dxa" w:w="2300"/>
             <w:shd w:fill="FFFFFF" w:color="auto" w:val="clear"/>
             <w:tcMar>
               <w:top w:type="dxa" w:w="60"/>
@@ -16885,7 +16887,7 @@
             <w:pPr>
               <w:spacing w:after="20" w:before="0"/>
             </w:pPr>
-            <w:hyperlink w:history="1" r:id="rIdv5xgwkrlnamnd8vo9k1ys">
+            <w:hyperlink w:history="1" r:id="rIddac-mchh4mhopsytaagau">
               <w:r>
                 <w:rPr>
                   <w:rFonts w:ascii="Arial" w:cs="Arial" w:eastAsia="Arial" w:hAnsi="Arial"/>
@@ -16918,7 +16920,7 @@
               <w:spacing w:after="10" w:before="0"/>
               <w:ind w:left="120"/>
             </w:pPr>
-            <w:hyperlink w:history="1" r:id="rIdawqujps6ch1yfy7six1ot">
+            <w:hyperlink w:history="1" r:id="rIdhgxqrq6jvnqnky59b1a5j">
               <w:r>
                 <w:rPr>
                   <w:rFonts w:ascii="Arial" w:cs="Arial" w:eastAsia="Arial" w:hAnsi="Arial"/>
@@ -16963,7 +16965,7 @@
             <w:pPr>
               <w:spacing w:after="20" w:before="0"/>
             </w:pPr>
-            <w:hyperlink w:history="1" r:id="rIdr7cr7cehjj3lmvfn7sj0z">
+            <w:hyperlink w:history="1" r:id="rIdekqbulafbcnzkh4kssl26">
               <w:r>
                 <w:rPr>
                   <w:rFonts w:ascii="Arial" w:cs="Arial" w:eastAsia="Arial" w:hAnsi="Arial"/>
@@ -16996,7 +16998,7 @@
               <w:spacing w:after="10" w:before="0"/>
               <w:ind w:left="120"/>
             </w:pPr>
-            <w:hyperlink w:history="1" r:id="rIdpwyqqy760szvpvrit5zar">
+            <w:hyperlink w:history="1" r:id="rIdrr1vo251naxsrypeilhho">
               <w:r>
                 <w:rPr>
                   <w:rFonts w:ascii="Arial" w:cs="Arial" w:eastAsia="Arial" w:hAnsi="Arial"/>
@@ -17012,7 +17014,7 @@
         </w:tc>
         <w:tc>
           <w:tcPr>
-            <w:tcW w:type="dxa" w:w="2556"/>
+            <w:tcW w:type="dxa" w:w="3324"/>
             <w:shd w:fill="FFFFFF" w:color="auto" w:val="clear"/>
             <w:tcMar>
               <w:top w:type="dxa" w:w="60"/>
@@ -17044,7 +17046,7 @@
         </w:tc>
         <w:tc>
           <w:tcPr>
-            <w:tcW w:type="dxa" w:w="2556"/>
+            <w:tcW w:type="dxa" w:w="2300"/>
             <w:shd w:fill="F2F2F2" w:color="auto" w:val="clear"/>
             <w:tcMar>
               <w:top w:type="dxa" w:w="60"/>
@@ -17076,7 +17078,7 @@
         </w:tc>
         <w:tc>
           <w:tcPr>
-            <w:tcW w:type="dxa" w:w="2556"/>
+            <w:tcW w:type="dxa" w:w="2300"/>
             <w:shd w:fill="FFFFFF" w:color="auto" w:val="clear"/>
             <w:tcMar>
               <w:top w:type="dxa" w:w="60"/>
@@ -17142,7 +17144,7 @@
         </w:tc>
         <w:tc>
           <w:tcPr>
-            <w:tcW w:type="dxa" w:w="2556"/>
+            <w:tcW w:type="dxa" w:w="2300"/>
             <w:shd w:fill="FFFFFF" w:color="auto" w:val="clear"/>
             <w:tcMar>
               <w:top w:type="dxa" w:w="60"/>
@@ -17318,7 +17320,7 @@
             <w:pPr>
               <w:spacing w:after="20" w:before="0"/>
             </w:pPr>
-            <w:hyperlink w:history="1" r:id="rId8igbwzpj1tjaduw9byyob">
+            <w:hyperlink w:history="1" r:id="rIdziod3bluyse7mnxfhcneh">
               <w:r>
                 <w:rPr>
                   <w:rFonts w:ascii="Arial" w:cs="Arial" w:eastAsia="Arial" w:hAnsi="Arial"/>
@@ -17351,7 +17353,7 @@
               <w:spacing w:after="10" w:before="0"/>
               <w:ind w:left="120"/>
             </w:pPr>
-            <w:hyperlink w:history="1" r:id="rIds9y2tiseyb3h0cu1qcybu">
+            <w:hyperlink w:history="1" r:id="rIdyfkbezd6tj-p4jhzwuj9g">
               <w:r>
                 <w:rPr>
                   <w:rFonts w:ascii="Arial" w:cs="Arial" w:eastAsia="Arial" w:hAnsi="Arial"/>
@@ -17396,7 +17398,7 @@
             <w:pPr>
               <w:spacing w:after="20" w:before="0"/>
             </w:pPr>
-            <w:hyperlink w:history="1" r:id="rId2ovpmqcl6bwa_tdc30t-r">
+            <w:hyperlink w:history="1" r:id="rIdstqyd2fwqaz9unhifpayw">
               <w:r>
                 <w:rPr>
                   <w:rFonts w:ascii="Arial" w:cs="Arial" w:eastAsia="Arial" w:hAnsi="Arial"/>
@@ -17429,7 +17431,7 @@
               <w:spacing w:after="10" w:before="0"/>
               <w:ind w:left="120"/>
             </w:pPr>
-            <w:hyperlink w:history="1" r:id="rIdccpvrivrueoslnswwmkyf">
+            <w:hyperlink w:history="1" r:id="rIdjapixbbva28vqvsxdgvpp">
               <w:r>
                 <w:rPr>
                   <w:rFonts w:ascii="Arial" w:cs="Arial" w:eastAsia="Arial" w:hAnsi="Arial"/>
@@ -17445,7 +17447,7 @@
         </w:tc>
         <w:tc>
           <w:tcPr>
-            <w:tcW w:type="dxa" w:w="2556"/>
+            <w:tcW w:type="dxa" w:w="3324"/>
             <w:shd w:fill="FFFFFF" w:color="auto" w:val="clear"/>
             <w:tcMar>
               <w:top w:type="dxa" w:w="60"/>
@@ -17496,7 +17498,7 @@
         </w:tc>
         <w:tc>
           <w:tcPr>
-            <w:tcW w:type="dxa" w:w="2556"/>
+            <w:tcW w:type="dxa" w:w="2300"/>
             <w:shd w:fill="F2F2F2" w:color="auto" w:val="clear"/>
             <w:tcMar>
               <w:top w:type="dxa" w:w="60"/>
@@ -17528,7 +17530,7 @@
         </w:tc>
         <w:tc>
           <w:tcPr>
-            <w:tcW w:type="dxa" w:w="2556"/>
+            <w:tcW w:type="dxa" w:w="2300"/>
             <w:shd w:fill="FFFFFF" w:color="auto" w:val="clear"/>
             <w:tcMar>
               <w:top w:type="dxa" w:w="60"/>
@@ -17594,7 +17596,7 @@
         </w:tc>
         <w:tc>
           <w:tcPr>
-            <w:tcW w:type="dxa" w:w="2556"/>
+            <w:tcW w:type="dxa" w:w="2300"/>
             <w:shd w:fill="FFFFFF" w:color="auto" w:val="clear"/>
             <w:tcMar>
               <w:top w:type="dxa" w:w="60"/>
@@ -17715,7 +17717,7 @@
             <w:pPr>
               <w:spacing w:after="20" w:before="0"/>
             </w:pPr>
-            <w:hyperlink w:history="1" r:id="rIdg_7m-ynvkp4fcwpbt8y5v">
+            <w:hyperlink w:history="1" r:id="rIdpinw50afjz8rlj9rgv-il">
               <w:r>
                 <w:rPr>
                   <w:rFonts w:ascii="Arial" w:cs="Arial" w:eastAsia="Arial" w:hAnsi="Arial"/>
@@ -17748,7 +17750,7 @@
               <w:spacing w:after="10" w:before="0"/>
               <w:ind w:left="120"/>
             </w:pPr>
-            <w:hyperlink w:history="1" r:id="rIdim7nx0nhx3svfxu0i16n5">
+            <w:hyperlink w:history="1" r:id="rIdbbbjfq1wumzyy-q0wv17x">
               <w:r>
                 <w:rPr>
                   <w:rFonts w:ascii="Arial" w:cs="Arial" w:eastAsia="Arial" w:hAnsi="Arial"/>
@@ -17793,7 +17795,7 @@
             <w:pPr>
               <w:spacing w:after="20" w:before="0"/>
             </w:pPr>
-            <w:hyperlink w:history="1" r:id="rIdfghtxd3rf0pxby2lut_u7">
+            <w:hyperlink w:history="1" r:id="rIdukf2i0i4fnfh1sgsrpkyx">
               <w:r>
                 <w:rPr>
                   <w:rFonts w:ascii="Arial" w:cs="Arial" w:eastAsia="Arial" w:hAnsi="Arial"/>
@@ -17826,7 +17828,7 @@
               <w:spacing w:after="10" w:before="0"/>
               <w:ind w:left="120"/>
             </w:pPr>
-            <w:hyperlink w:history="1" r:id="rIdv9pcuxzarhcndplo_dc0g">
+            <w:hyperlink w:history="1" r:id="rIduf_qs5gfl1edjuxbmti_u">
               <w:r>
                 <w:rPr>
                   <w:rFonts w:ascii="Arial" w:cs="Arial" w:eastAsia="Arial" w:hAnsi="Arial"/>
@@ -17842,7 +17844,7 @@
         </w:tc>
         <w:tc>
           <w:tcPr>
-            <w:tcW w:type="dxa" w:w="2556"/>
+            <w:tcW w:type="dxa" w:w="3324"/>
             <w:shd w:fill="FFFFFF" w:color="auto" w:val="clear"/>
             <w:tcMar>
               <w:top w:type="dxa" w:w="60"/>
@@ -17874,7 +17876,7 @@
         </w:tc>
         <w:tc>
           <w:tcPr>
-            <w:tcW w:type="dxa" w:w="2556"/>
+            <w:tcW w:type="dxa" w:w="2300"/>
             <w:shd w:fill="F2F2F2" w:color="auto" w:val="clear"/>
             <w:tcMar>
               <w:top w:type="dxa" w:w="60"/>
@@ -17906,7 +17908,7 @@
         </w:tc>
         <w:tc>
           <w:tcPr>
-            <w:tcW w:type="dxa" w:w="2556"/>
+            <w:tcW w:type="dxa" w:w="2300"/>
             <w:shd w:fill="FFFFFF" w:color="auto" w:val="clear"/>
             <w:tcMar>
               <w:top w:type="dxa" w:w="60"/>
@@ -17972,7 +17974,7 @@
         </w:tc>
         <w:tc>
           <w:tcPr>
-            <w:tcW w:type="dxa" w:w="2556"/>
+            <w:tcW w:type="dxa" w:w="2300"/>
             <w:shd w:fill="FFFFFF" w:color="auto" w:val="clear"/>
             <w:tcMar>
               <w:top w:type="dxa" w:w="60"/>
@@ -18034,7 +18036,7 @@
             <w:pPr>
               <w:spacing w:after="20" w:before="0"/>
             </w:pPr>
-            <w:hyperlink w:history="1" r:id="rIdhcwt4ysbkyjyzij72fnxp">
+            <w:hyperlink w:history="1" r:id="rIdgqhk-8r9dwzwx86s5ybqp">
               <w:r>
                 <w:rPr>
                   <w:rFonts w:ascii="Arial" w:cs="Arial" w:eastAsia="Arial" w:hAnsi="Arial"/>
@@ -18067,7 +18069,7 @@
               <w:spacing w:after="10" w:before="0"/>
               <w:ind w:left="120"/>
             </w:pPr>
-            <w:hyperlink w:history="1" r:id="rIdzm6aznwenwzgue56pdtxb">
+            <w:hyperlink w:history="1" r:id="rIddnfr7hebzvyzagfqotmdm">
               <w:r>
                 <w:rPr>
                   <w:rFonts w:ascii="Arial" w:cs="Arial" w:eastAsia="Arial" w:hAnsi="Arial"/>
@@ -18112,7 +18114,7 @@
             <w:pPr>
               <w:spacing w:after="20" w:before="0"/>
             </w:pPr>
-            <w:hyperlink w:history="1" r:id="rIdforg_0gfyg5g7wnmjed9_">
+            <w:hyperlink w:history="1" r:id="rIdydmf545rc1m9lcfkr4wwo">
               <w:r>
                 <w:rPr>
                   <w:rFonts w:ascii="Arial" w:cs="Arial" w:eastAsia="Arial" w:hAnsi="Arial"/>
@@ -18145,7 +18147,7 @@
               <w:spacing w:after="10" w:before="0"/>
               <w:ind w:left="120"/>
             </w:pPr>
-            <w:hyperlink w:history="1" r:id="rIdeukgoi_3hseu8w9odewu8">
+            <w:hyperlink w:history="1" r:id="rIdxmqp2aqg2y9iqud_shhtp">
               <w:r>
                 <w:rPr>
                   <w:rFonts w:ascii="Arial" w:cs="Arial" w:eastAsia="Arial" w:hAnsi="Arial"/>
@@ -18161,7 +18163,7 @@
         </w:tc>
         <w:tc>
           <w:tcPr>
-            <w:tcW w:type="dxa" w:w="2556"/>
+            <w:tcW w:type="dxa" w:w="3324"/>
             <w:shd w:fill="FFFFFF" w:color="auto" w:val="clear"/>
             <w:tcMar>
               <w:top w:type="dxa" w:w="60"/>
@@ -18193,7 +18195,7 @@
         </w:tc>
         <w:tc>
           <w:tcPr>
-            <w:tcW w:type="dxa" w:w="2556"/>
+            <w:tcW w:type="dxa" w:w="2300"/>
             <w:shd w:fill="F2F2F2" w:color="auto" w:val="clear"/>
             <w:tcMar>
               <w:top w:type="dxa" w:w="60"/>
@@ -18225,7 +18227,7 @@
         </w:tc>
         <w:tc>
           <w:tcPr>
-            <w:tcW w:type="dxa" w:w="2556"/>
+            <w:tcW w:type="dxa" w:w="2300"/>
             <w:shd w:fill="FFFFFF" w:color="auto" w:val="clear"/>
             <w:tcMar>
               <w:top w:type="dxa" w:w="60"/>
@@ -18291,7 +18293,7 @@
         </w:tc>
         <w:tc>
           <w:tcPr>
-            <w:tcW w:type="dxa" w:w="2556"/>
+            <w:tcW w:type="dxa" w:w="2300"/>
             <w:shd w:fill="FFFFFF" w:color="auto" w:val="clear"/>
             <w:tcMar>
               <w:top w:type="dxa" w:w="60"/>
@@ -18353,7 +18355,7 @@
             <w:pPr>
               <w:spacing w:after="20" w:before="0"/>
             </w:pPr>
-            <w:hyperlink w:history="1" r:id="rIdmfbloxwwbuo38baowxoug">
+            <w:hyperlink w:history="1" r:id="rIdgbvvpvsua9mcmab7unuyb">
               <w:r>
                 <w:rPr>
                   <w:rFonts w:ascii="Arial" w:cs="Arial" w:eastAsia="Arial" w:hAnsi="Arial"/>
@@ -18386,7 +18388,7 @@
               <w:spacing w:after="10" w:before="0"/>
               <w:ind w:left="120"/>
             </w:pPr>
-            <w:hyperlink w:history="1" r:id="rId1i1s3kx_jotxlwst6a8y3">
+            <w:hyperlink w:history="1" r:id="rIdj_iyn5avyj0o_mithnfbt">
               <w:r>
                 <w:rPr>
                   <w:rFonts w:ascii="Arial" w:cs="Arial" w:eastAsia="Arial" w:hAnsi="Arial"/>
@@ -18431,7 +18433,7 @@
             <w:pPr>
               <w:spacing w:after="20" w:before="0"/>
             </w:pPr>
-            <w:hyperlink w:history="1" r:id="rIdo4i6avejqhe0jiqy35yfi">
+            <w:hyperlink w:history="1" r:id="rId-ethfeftygcypefqjub14">
               <w:r>
                 <w:rPr>
                   <w:rFonts w:ascii="Arial" w:cs="Arial" w:eastAsia="Arial" w:hAnsi="Arial"/>
@@ -18464,7 +18466,7 @@
               <w:spacing w:after="10" w:before="0"/>
               <w:ind w:left="120"/>
             </w:pPr>
-            <w:hyperlink w:history="1" r:id="rIdss_ekwlophnvxbjxwxcdt">
+            <w:hyperlink w:history="1" r:id="rIdfx2bmvrinoufw45dw39mj">
               <w:r>
                 <w:rPr>
                   <w:rFonts w:ascii="Arial" w:cs="Arial" w:eastAsia="Arial" w:hAnsi="Arial"/>
@@ -18480,7 +18482,7 @@
         </w:tc>
         <w:tc>
           <w:tcPr>
-            <w:tcW w:type="dxa" w:w="2556"/>
+            <w:tcW w:type="dxa" w:w="3324"/>
             <w:shd w:fill="FFFFFF" w:color="auto" w:val="clear"/>
             <w:tcMar>
               <w:top w:type="dxa" w:w="60"/>
@@ -18512,7 +18514,7 @@
         </w:tc>
         <w:tc>
           <w:tcPr>
-            <w:tcW w:type="dxa" w:w="2556"/>
+            <w:tcW w:type="dxa" w:w="2300"/>
             <w:shd w:fill="F2F2F2" w:color="auto" w:val="clear"/>
             <w:tcMar>
               <w:top w:type="dxa" w:w="60"/>
@@ -18544,7 +18546,7 @@
         </w:tc>
         <w:tc>
           <w:tcPr>
-            <w:tcW w:type="dxa" w:w="2556"/>
+            <w:tcW w:type="dxa" w:w="2300"/>
             <w:shd w:fill="FFFFFF" w:color="auto" w:val="clear"/>
             <w:tcMar>
               <w:top w:type="dxa" w:w="60"/>
@@ -20141,11 +20143,11 @@
       </w:tblPr>
       <w:tblGrid>
         <w:gridCol w:w="900"/>
+        <w:gridCol w:w="2300"/>
         <w:gridCol w:w="2556"/>
-        <w:gridCol w:w="2556"/>
-        <w:gridCol w:w="2556"/>
-        <w:gridCol w:w="2556"/>
-        <w:gridCol w:w="2556"/>
+        <w:gridCol w:w="3324"/>
+        <w:gridCol w:w="2300"/>
+        <w:gridCol w:w="2300"/>
       </w:tblGrid>
       <w:tr>
         <w:tc>
@@ -20217,7 +20219,7 @@
         </w:tc>
         <w:tc>
           <w:tcPr>
-            <w:tcW w:type="dxa" w:w="2556"/>
+            <w:tcW w:type="dxa" w:w="2300"/>
             <w:shd w:fill="2E75B6" w:color="auto" w:val="clear"/>
             <w:tcMar>
               <w:top w:type="dxa" w:w="60"/>
@@ -20281,7 +20283,7 @@
         </w:tc>
         <w:tc>
           <w:tcPr>
-            <w:tcW w:type="dxa" w:w="2556"/>
+            <w:tcW w:type="dxa" w:w="3324"/>
             <w:shd w:fill="2E75B6" w:color="auto" w:val="clear"/>
             <w:tcMar>
               <w:top w:type="dxa" w:w="60"/>
@@ -20313,7 +20315,7 @@
         </w:tc>
         <w:tc>
           <w:tcPr>
-            <w:tcW w:type="dxa" w:w="2556"/>
+            <w:tcW w:type="dxa" w:w="2300"/>
             <w:shd w:fill="1F6B75" w:color="auto" w:val="clear"/>
             <w:tcMar>
               <w:top w:type="dxa" w:w="60"/>
@@ -20345,7 +20347,7 @@
         </w:tc>
         <w:tc>
           <w:tcPr>
-            <w:tcW w:type="dxa" w:w="2556"/>
+            <w:tcW w:type="dxa" w:w="2300"/>
             <w:shd w:fill="2E75B6" w:color="auto" w:val="clear"/>
             <w:tcMar>
               <w:top w:type="dxa" w:w="60"/>
@@ -20411,7 +20413,7 @@
         </w:tc>
         <w:tc>
           <w:tcPr>
-            <w:tcW w:type="dxa" w:w="2556"/>
+            <w:tcW w:type="dxa" w:w="2300"/>
             <w:shd w:fill="FFFFFF" w:color="auto" w:val="clear"/>
             <w:tcMar>
               <w:top w:type="dxa" w:w="60"/>
@@ -20473,7 +20475,7 @@
             <w:pPr>
               <w:spacing w:after="20" w:before="0"/>
             </w:pPr>
-            <w:hyperlink w:history="1" r:id="rId2qwevqwdmvefdfta7qrbh">
+            <w:hyperlink w:history="1" r:id="rIdobua3w2rtakbgsorcyzsh">
               <w:r>
                 <w:rPr>
                   <w:rFonts w:ascii="Arial" w:cs="Arial" w:eastAsia="Arial" w:hAnsi="Arial"/>
@@ -20506,7 +20508,7 @@
               <w:spacing w:after="10" w:before="0"/>
               <w:ind w:left="120"/>
             </w:pPr>
-            <w:hyperlink w:history="1" r:id="rIddnvqfdlescljjveenrjln">
+            <w:hyperlink w:history="1" r:id="rId-plklnk-3h7j60qhpa0-d">
               <w:r>
                 <w:rPr>
                   <w:rFonts w:ascii="Arial" w:cs="Arial" w:eastAsia="Arial" w:hAnsi="Arial"/>
@@ -20551,7 +20553,7 @@
             <w:pPr>
               <w:spacing w:after="20" w:before="0"/>
             </w:pPr>
-            <w:hyperlink w:history="1" r:id="rId7ybbrh6gix8ehheo6krt2">
+            <w:hyperlink w:history="1" r:id="rId4eqyxft3kfwljtrcwg3sb">
               <w:r>
                 <w:rPr>
                   <w:rFonts w:ascii="Arial" w:cs="Arial" w:eastAsia="Arial" w:hAnsi="Arial"/>
@@ -20584,7 +20586,7 @@
               <w:spacing w:after="10" w:before="0"/>
               <w:ind w:left="120"/>
             </w:pPr>
-            <w:hyperlink w:history="1" r:id="rIdtnw-jtwohet-s0ricofku">
+            <w:hyperlink w:history="1" r:id="rIdl5mnbxxvgxs6zeme5l6fm">
               <w:r>
                 <w:rPr>
                   <w:rFonts w:ascii="Arial" w:cs="Arial" w:eastAsia="Arial" w:hAnsi="Arial"/>
@@ -20600,7 +20602,7 @@
         </w:tc>
         <w:tc>
           <w:tcPr>
-            <w:tcW w:type="dxa" w:w="2556"/>
+            <w:tcW w:type="dxa" w:w="3324"/>
             <w:shd w:fill="FFFFFF" w:color="auto" w:val="clear"/>
             <w:tcMar>
               <w:top w:type="dxa" w:w="60"/>
@@ -20651,7 +20653,7 @@
         </w:tc>
         <w:tc>
           <w:tcPr>
-            <w:tcW w:type="dxa" w:w="2556"/>
+            <w:tcW w:type="dxa" w:w="2300"/>
             <w:shd w:fill="F2F2F2" w:color="auto" w:val="clear"/>
             <w:tcMar>
               <w:top w:type="dxa" w:w="60"/>
@@ -20683,7 +20685,7 @@
         </w:tc>
         <w:tc>
           <w:tcPr>
-            <w:tcW w:type="dxa" w:w="2556"/>
+            <w:tcW w:type="dxa" w:w="2300"/>
             <w:shd w:fill="FFFFFF" w:color="auto" w:val="clear"/>
             <w:tcMar>
               <w:top w:type="dxa" w:w="60"/>
@@ -20749,7 +20751,7 @@
         </w:tc>
         <w:tc>
           <w:tcPr>
-            <w:tcW w:type="dxa" w:w="2556"/>
+            <w:tcW w:type="dxa" w:w="2300"/>
             <w:shd w:fill="FFFFFF" w:color="auto" w:val="clear"/>
             <w:tcMar>
               <w:top w:type="dxa" w:w="60"/>
@@ -20966,7 +20968,7 @@
             <w:pPr>
               <w:spacing w:after="20" w:before="0"/>
             </w:pPr>
-            <w:hyperlink w:history="1" r:id="rIdm5v2pxm2-wztavgsfl8mo">
+            <w:hyperlink w:history="1" r:id="rIdrqxbqwruz7amkd5kljtc6">
               <w:r>
                 <w:rPr>
                   <w:rFonts w:ascii="Arial" w:cs="Arial" w:eastAsia="Arial" w:hAnsi="Arial"/>
@@ -20999,7 +21001,7 @@
               <w:spacing w:after="10" w:before="0"/>
               <w:ind w:left="120"/>
             </w:pPr>
-            <w:hyperlink w:history="1" r:id="rIdgn1rlkqemb0aogeqx14yg">
+            <w:hyperlink w:history="1" r:id="rIdoovouag2jfrbd5ty3zlp8">
               <w:r>
                 <w:rPr>
                   <w:rFonts w:ascii="Arial" w:cs="Arial" w:eastAsia="Arial" w:hAnsi="Arial"/>
@@ -21044,7 +21046,7 @@
             <w:pPr>
               <w:spacing w:after="20" w:before="0"/>
             </w:pPr>
-            <w:hyperlink w:history="1" r:id="rIdggned5qgedg5arh9jy-h6">
+            <w:hyperlink w:history="1" r:id="rIdiyeafu83-cr6p8-fnafet">
               <w:r>
                 <w:rPr>
                   <w:rFonts w:ascii="Arial" w:cs="Arial" w:eastAsia="Arial" w:hAnsi="Arial"/>
@@ -21077,7 +21079,7 @@
               <w:spacing w:after="10" w:before="0"/>
               <w:ind w:left="120"/>
             </w:pPr>
-            <w:hyperlink w:history="1" r:id="rIdujktpcryc0jazbyv4ekr2">
+            <w:hyperlink w:history="1" r:id="rIdoqgye6ph1bbzm-tp9ihhj">
               <w:r>
                 <w:rPr>
                   <w:rFonts w:ascii="Arial" w:cs="Arial" w:eastAsia="Arial" w:hAnsi="Arial"/>
@@ -21093,7 +21095,7 @@
         </w:tc>
         <w:tc>
           <w:tcPr>
-            <w:tcW w:type="dxa" w:w="2556"/>
+            <w:tcW w:type="dxa" w:w="3324"/>
             <w:shd w:fill="FFFFFF" w:color="auto" w:val="clear"/>
             <w:tcMar>
               <w:top w:type="dxa" w:w="60"/>
@@ -21144,7 +21146,7 @@
         </w:tc>
         <w:tc>
           <w:tcPr>
-            <w:tcW w:type="dxa" w:w="2556"/>
+            <w:tcW w:type="dxa" w:w="2300"/>
             <w:shd w:fill="F2F2F2" w:color="auto" w:val="clear"/>
             <w:tcMar>
               <w:top w:type="dxa" w:w="60"/>
@@ -21176,7 +21178,7 @@
         </w:tc>
         <w:tc>
           <w:tcPr>
-            <w:tcW w:type="dxa" w:w="2556"/>
+            <w:tcW w:type="dxa" w:w="2300"/>
             <w:shd w:fill="FFFFFF" w:color="auto" w:val="clear"/>
             <w:tcMar>
               <w:top w:type="dxa" w:w="60"/>
@@ -21242,7 +21244,7 @@
         </w:tc>
         <w:tc>
           <w:tcPr>
-            <w:tcW w:type="dxa" w:w="2556"/>
+            <w:tcW w:type="dxa" w:w="2300"/>
             <w:shd w:fill="FFFFFF" w:color="auto" w:val="clear"/>
             <w:tcMar>
               <w:top w:type="dxa" w:w="60"/>
@@ -21383,7 +21385,7 @@
             <w:pPr>
               <w:spacing w:after="20" w:before="0"/>
             </w:pPr>
-            <w:hyperlink w:history="1" r:id="rId-2bvjf3i4-xcf_zhint3j">
+            <w:hyperlink w:history="1" r:id="rIdjxb-z3glwvbjc1o4tfk2c">
               <w:r>
                 <w:rPr>
                   <w:rFonts w:ascii="Arial" w:cs="Arial" w:eastAsia="Arial" w:hAnsi="Arial"/>
@@ -21416,7 +21418,7 @@
               <w:spacing w:after="10" w:before="0"/>
               <w:ind w:left="120"/>
             </w:pPr>
-            <w:hyperlink w:history="1" r:id="rId_f3pcinhtribi_qd7s_n9">
+            <w:hyperlink w:history="1" r:id="rId2xhhxdh-bvxj8oc9hfjpl">
               <w:r>
                 <w:rPr>
                   <w:rFonts w:ascii="Arial" w:cs="Arial" w:eastAsia="Arial" w:hAnsi="Arial"/>
@@ -21461,7 +21463,7 @@
             <w:pPr>
               <w:spacing w:after="20" w:before="0"/>
             </w:pPr>
-            <w:hyperlink w:history="1" r:id="rIdrs3o9ssiixdjn9vw-03pz">
+            <w:hyperlink w:history="1" r:id="rIdoienozl_0v3pqwozjvgx4">
               <w:r>
                 <w:rPr>
                   <w:rFonts w:ascii="Arial" w:cs="Arial" w:eastAsia="Arial" w:hAnsi="Arial"/>
@@ -21494,7 +21496,7 @@
               <w:spacing w:after="10" w:before="0"/>
               <w:ind w:left="120"/>
             </w:pPr>
-            <w:hyperlink w:history="1" r:id="rIdngd8kj5jcilcovopzkgmi">
+            <w:hyperlink w:history="1" r:id="rId3vhhn_61dsi8uajsy8mud">
               <w:r>
                 <w:rPr>
                   <w:rFonts w:ascii="Arial" w:cs="Arial" w:eastAsia="Arial" w:hAnsi="Arial"/>
@@ -21510,7 +21512,7 @@
         </w:tc>
         <w:tc>
           <w:tcPr>
-            <w:tcW w:type="dxa" w:w="2556"/>
+            <w:tcW w:type="dxa" w:w="3324"/>
             <w:shd w:fill="FFFFFF" w:color="auto" w:val="clear"/>
             <w:tcMar>
               <w:top w:type="dxa" w:w="60"/>
@@ -21561,7 +21563,7 @@
         </w:tc>
         <w:tc>
           <w:tcPr>
-            <w:tcW w:type="dxa" w:w="2556"/>
+            <w:tcW w:type="dxa" w:w="2300"/>
             <w:shd w:fill="F2F2F2" w:color="auto" w:val="clear"/>
             <w:tcMar>
               <w:top w:type="dxa" w:w="60"/>
@@ -21593,7 +21595,7 @@
         </w:tc>
         <w:tc>
           <w:tcPr>
-            <w:tcW w:type="dxa" w:w="2556"/>
+            <w:tcW w:type="dxa" w:w="2300"/>
             <w:shd w:fill="FFFFFF" w:color="auto" w:val="clear"/>
             <w:tcMar>
               <w:top w:type="dxa" w:w="60"/>
@@ -21659,7 +21661,7 @@
         </w:tc>
         <w:tc>
           <w:tcPr>
-            <w:tcW w:type="dxa" w:w="2556"/>
+            <w:tcW w:type="dxa" w:w="2300"/>
             <w:shd w:fill="FFFFFF" w:color="auto" w:val="clear"/>
             <w:tcMar>
               <w:top w:type="dxa" w:w="60"/>
@@ -21721,7 +21723,7 @@
             <w:pPr>
               <w:spacing w:after="20" w:before="0"/>
             </w:pPr>
-            <w:hyperlink w:history="1" r:id="rIdsyguao8bdt-8jwxx4xxf0">
+            <w:hyperlink w:history="1" r:id="rId9vhpujugzkififpb-iueg">
               <w:r>
                 <w:rPr>
                   <w:rFonts w:ascii="Arial" w:cs="Arial" w:eastAsia="Arial" w:hAnsi="Arial"/>
@@ -21754,7 +21756,7 @@
               <w:spacing w:after="10" w:before="0"/>
               <w:ind w:left="120"/>
             </w:pPr>
-            <w:hyperlink w:history="1" r:id="rId2z2rlxspyshrp3blhxrm_">
+            <w:hyperlink w:history="1" r:id="rIdlssvo-iljp4_30mbi6t1j">
               <w:r>
                 <w:rPr>
                   <w:rFonts w:ascii="Arial" w:cs="Arial" w:eastAsia="Arial" w:hAnsi="Arial"/>
@@ -21799,7 +21801,7 @@
             <w:pPr>
               <w:spacing w:after="20" w:before="0"/>
             </w:pPr>
-            <w:hyperlink w:history="1" r:id="rId0i7tqmewl6fqi-9hb7ccl">
+            <w:hyperlink w:history="1" r:id="rIdc1krpeidb9ibnnxp89j04">
               <w:r>
                 <w:rPr>
                   <w:rFonts w:ascii="Arial" w:cs="Arial" w:eastAsia="Arial" w:hAnsi="Arial"/>
@@ -21832,7 +21834,7 @@
               <w:spacing w:after="10" w:before="0"/>
               <w:ind w:left="120"/>
             </w:pPr>
-            <w:hyperlink w:history="1" r:id="rIdziraqvgdrxlb6_foh5gq7">
+            <w:hyperlink w:history="1" r:id="rIdhq6vj5lj6rnfhtpbfds9y">
               <w:r>
                 <w:rPr>
                   <w:rFonts w:ascii="Arial" w:cs="Arial" w:eastAsia="Arial" w:hAnsi="Arial"/>
@@ -21848,7 +21850,7 @@
         </w:tc>
         <w:tc>
           <w:tcPr>
-            <w:tcW w:type="dxa" w:w="2556"/>
+            <w:tcW w:type="dxa" w:w="3324"/>
             <w:shd w:fill="FFFFFF" w:color="auto" w:val="clear"/>
             <w:tcMar>
               <w:top w:type="dxa" w:w="60"/>
@@ -21880,7 +21882,7 @@
         </w:tc>
         <w:tc>
           <w:tcPr>
-            <w:tcW w:type="dxa" w:w="2556"/>
+            <w:tcW w:type="dxa" w:w="2300"/>
             <w:shd w:fill="F2F2F2" w:color="auto" w:val="clear"/>
             <w:tcMar>
               <w:top w:type="dxa" w:w="60"/>
@@ -21912,7 +21914,7 @@
         </w:tc>
         <w:tc>
           <w:tcPr>
-            <w:tcW w:type="dxa" w:w="2556"/>
+            <w:tcW w:type="dxa" w:w="2300"/>
             <w:shd w:fill="FFFFFF" w:color="auto" w:val="clear"/>
             <w:tcMar>
               <w:top w:type="dxa" w:w="60"/>
@@ -21978,7 +21980,7 @@
         </w:tc>
         <w:tc>
           <w:tcPr>
-            <w:tcW w:type="dxa" w:w="2556"/>
+            <w:tcW w:type="dxa" w:w="2300"/>
             <w:shd w:fill="FFFFFF" w:color="auto" w:val="clear"/>
             <w:tcMar>
               <w:top w:type="dxa" w:w="60"/>
@@ -22078,7 +22080,7 @@
             <w:pPr>
               <w:spacing w:after="20" w:before="0"/>
             </w:pPr>
-            <w:hyperlink w:history="1" r:id="rId-1fubugm3fztut82jrviz">
+            <w:hyperlink w:history="1" r:id="rIdibgm6x6df47ixrjnvxlg5">
               <w:r>
                 <w:rPr>
                   <w:rFonts w:ascii="Arial" w:cs="Arial" w:eastAsia="Arial" w:hAnsi="Arial"/>
@@ -22111,7 +22113,7 @@
               <w:spacing w:after="10" w:before="0"/>
               <w:ind w:left="120"/>
             </w:pPr>
-            <w:hyperlink w:history="1" r:id="rIdxezst78vg2bmbcyfbfopj">
+            <w:hyperlink w:history="1" r:id="rIdahv6hkrvirsisp1wpqhzq">
               <w:r>
                 <w:rPr>
                   <w:rFonts w:ascii="Arial" w:cs="Arial" w:eastAsia="Arial" w:hAnsi="Arial"/>
@@ -22156,7 +22158,7 @@
             <w:pPr>
               <w:spacing w:after="20" w:before="0"/>
             </w:pPr>
-            <w:hyperlink w:history="1" r:id="rIdhljgny8nmcta38sbwl6gx">
+            <w:hyperlink w:history="1" r:id="rIdu8ro7ykdftuvrmeke4xpl">
               <w:r>
                 <w:rPr>
                   <w:rFonts w:ascii="Arial" w:cs="Arial" w:eastAsia="Arial" w:hAnsi="Arial"/>
@@ -22189,7 +22191,7 @@
               <w:spacing w:after="10" w:before="0"/>
               <w:ind w:left="120"/>
             </w:pPr>
-            <w:hyperlink w:history="1" r:id="rIdkzig6s-quhpmwkpvjyiwa">
+            <w:hyperlink w:history="1" r:id="rIde7h7rwbtacyt0xhxkhacd">
               <w:r>
                 <w:rPr>
                   <w:rFonts w:ascii="Arial" w:cs="Arial" w:eastAsia="Arial" w:hAnsi="Arial"/>
@@ -22205,7 +22207,7 @@
         </w:tc>
         <w:tc>
           <w:tcPr>
-            <w:tcW w:type="dxa" w:w="2556"/>
+            <w:tcW w:type="dxa" w:w="3324"/>
             <w:shd w:fill="FFFFFF" w:color="auto" w:val="clear"/>
             <w:tcMar>
               <w:top w:type="dxa" w:w="60"/>
@@ -22256,7 +22258,7 @@
         </w:tc>
         <w:tc>
           <w:tcPr>
-            <w:tcW w:type="dxa" w:w="2556"/>
+            <w:tcW w:type="dxa" w:w="2300"/>
             <w:shd w:fill="F2F2F2" w:color="auto" w:val="clear"/>
             <w:tcMar>
               <w:top w:type="dxa" w:w="60"/>
@@ -22288,7 +22290,7 @@
         </w:tc>
         <w:tc>
           <w:tcPr>
-            <w:tcW w:type="dxa" w:w="2556"/>
+            <w:tcW w:type="dxa" w:w="2300"/>
             <w:shd w:fill="FFFFFF" w:color="auto" w:val="clear"/>
             <w:tcMar>
               <w:top w:type="dxa" w:w="60"/>

--- a/data/outputs/docx/Grade 10 Math/Math 2.3 Rotation/Math_Rotation_CBE_LessonSequence.docx
+++ b/data/outputs/docx/Grade 10 Math/Math 2.3 Rotation/Math_Rotation_CBE_LessonSequence.docx
@@ -2750,7 +2750,7 @@
             <w:pPr>
               <w:spacing w:after="20" w:before="0"/>
             </w:pPr>
-            <w:hyperlink w:history="1" r:id="rIdodjb5mcr0nrd81fcoqiuw">
+            <w:hyperlink w:history="1" r:id="rIdeaddidx5tknmb41687ohe">
               <w:r>
                 <w:rPr>
                   <w:rFonts w:ascii="Arial" w:cs="Arial" w:eastAsia="Arial" w:hAnsi="Arial"/>
@@ -2783,7 +2783,7 @@
               <w:spacing w:after="10" w:before="0"/>
               <w:ind w:left="120"/>
             </w:pPr>
-            <w:hyperlink w:history="1" r:id="rId1mkhbszykoykcpn8elw0w">
+            <w:hyperlink w:history="1" r:id="rIdydt9uijtgsawhkxrdzf_o">
               <w:r>
                 <w:rPr>
                   <w:rFonts w:ascii="Arial" w:cs="Arial" w:eastAsia="Arial" w:hAnsi="Arial"/>
@@ -2828,7 +2828,7 @@
             <w:pPr>
               <w:spacing w:after="20" w:before="0"/>
             </w:pPr>
-            <w:hyperlink w:history="1" r:id="rIdqq0bcmwpzbpvwj4idmwgf">
+            <w:hyperlink w:history="1" r:id="rIdvuctkyt3wp6ktqfehvshd">
               <w:r>
                 <w:rPr>
                   <w:rFonts w:ascii="Arial" w:cs="Arial" w:eastAsia="Arial" w:hAnsi="Arial"/>
@@ -2861,7 +2861,7 @@
               <w:spacing w:after="10" w:before="0"/>
               <w:ind w:left="120"/>
             </w:pPr>
-            <w:hyperlink w:history="1" r:id="rIdwbjqtkq8jnlmsffvupiad">
+            <w:hyperlink w:history="1" r:id="rId6kpaia5bm4ss7_zg6vxrz">
               <w:r>
                 <w:rPr>
                   <w:rFonts w:ascii="Arial" w:cs="Arial" w:eastAsia="Arial" w:hAnsi="Arial"/>
@@ -3164,7 +3164,7 @@
             <w:pPr>
               <w:spacing w:after="20" w:before="0"/>
             </w:pPr>
-            <w:hyperlink w:history="1" r:id="rIdlq1sgyqjol9rowfqakksc">
+            <w:hyperlink w:history="1" r:id="rIdxnysbrgos7a6vpp3h_89a">
               <w:r>
                 <w:rPr>
                   <w:rFonts w:ascii="Arial" w:cs="Arial" w:eastAsia="Arial" w:hAnsi="Arial"/>
@@ -3197,7 +3197,7 @@
               <w:spacing w:after="10" w:before="0"/>
               <w:ind w:left="120"/>
             </w:pPr>
-            <w:hyperlink w:history="1" r:id="rIdeavev1vitu8hipun38imd">
+            <w:hyperlink w:history="1" r:id="rIdvwrnc9g-qv016l3mftcxx">
               <w:r>
                 <w:rPr>
                   <w:rFonts w:ascii="Arial" w:cs="Arial" w:eastAsia="Arial" w:hAnsi="Arial"/>
@@ -3242,7 +3242,7 @@
             <w:pPr>
               <w:spacing w:after="20" w:before="0"/>
             </w:pPr>
-            <w:hyperlink w:history="1" r:id="rId26idv0r5cjfkgeax7hlnr">
+            <w:hyperlink w:history="1" r:id="rIdhl4n4kcn3znync7hz_py9">
               <w:r>
                 <w:rPr>
                   <w:rFonts w:ascii="Arial" w:cs="Arial" w:eastAsia="Arial" w:hAnsi="Arial"/>
@@ -3275,7 +3275,7 @@
               <w:spacing w:after="10" w:before="0"/>
               <w:ind w:left="120"/>
             </w:pPr>
-            <w:hyperlink w:history="1" r:id="rIdxlyvikxagsnzvpqx-p--g">
+            <w:hyperlink w:history="1" r:id="rIdojopfa6aluhy72vywigqk">
               <w:r>
                 <w:rPr>
                   <w:rFonts w:ascii="Arial" w:cs="Arial" w:eastAsia="Arial" w:hAnsi="Arial"/>
@@ -3600,7 +3600,7 @@
             <w:pPr>
               <w:spacing w:after="20" w:before="0"/>
             </w:pPr>
-            <w:hyperlink w:history="1" r:id="rIdo9iosj2qgq3c3pqrkvcyj">
+            <w:hyperlink w:history="1" r:id="rIdpr8miyzbcvowjt3c3tc-y">
               <w:r>
                 <w:rPr>
                   <w:rFonts w:ascii="Arial" w:cs="Arial" w:eastAsia="Arial" w:hAnsi="Arial"/>
@@ -3633,7 +3633,7 @@
               <w:spacing w:after="10" w:before="0"/>
               <w:ind w:left="120"/>
             </w:pPr>
-            <w:hyperlink w:history="1" r:id="rIddup8a3q5vlxnpghujnzkw">
+            <w:hyperlink w:history="1" r:id="rIdvzzybi5qoqs1v-oasseiy">
               <w:r>
                 <w:rPr>
                   <w:rFonts w:ascii="Arial" w:cs="Arial" w:eastAsia="Arial" w:hAnsi="Arial"/>
@@ -3678,7 +3678,7 @@
             <w:pPr>
               <w:spacing w:after="20" w:before="0"/>
             </w:pPr>
-            <w:hyperlink w:history="1" r:id="rIdjksmsdnsv0dx2xme_lcp2">
+            <w:hyperlink w:history="1" r:id="rIdqkwlfmp8el4y8hjphbbmm">
               <w:r>
                 <w:rPr>
                   <w:rFonts w:ascii="Arial" w:cs="Arial" w:eastAsia="Arial" w:hAnsi="Arial"/>
@@ -3711,7 +3711,7 @@
               <w:spacing w:after="10" w:before="0"/>
               <w:ind w:left="120"/>
             </w:pPr>
-            <w:hyperlink w:history="1" r:id="rIdlnvuzagatdgglzd-xqeiz">
+            <w:hyperlink w:history="1" r:id="rIdbj_kc18eafmv7h9128val">
               <w:r>
                 <w:rPr>
                   <w:rFonts w:ascii="Arial" w:cs="Arial" w:eastAsia="Arial" w:hAnsi="Arial"/>
@@ -3938,7 +3938,7 @@
             <w:pPr>
               <w:spacing w:after="20" w:before="0"/>
             </w:pPr>
-            <w:hyperlink w:history="1" r:id="rIdowqk5gnko6zalq8hpgjit">
+            <w:hyperlink w:history="1" r:id="rIdmynkuahyqmomowvqd-dux">
               <w:r>
                 <w:rPr>
                   <w:rFonts w:ascii="Arial" w:cs="Arial" w:eastAsia="Arial" w:hAnsi="Arial"/>
@@ -3971,7 +3971,7 @@
               <w:spacing w:after="10" w:before="0"/>
               <w:ind w:left="120"/>
             </w:pPr>
-            <w:hyperlink w:history="1" r:id="rIdfihy3bxk3ahmhpt6bj_4n">
+            <w:hyperlink w:history="1" r:id="rId90qw7bybqqj-0okshm5zs">
               <w:r>
                 <w:rPr>
                   <w:rFonts w:ascii="Arial" w:cs="Arial" w:eastAsia="Arial" w:hAnsi="Arial"/>
@@ -4016,7 +4016,7 @@
             <w:pPr>
               <w:spacing w:after="20" w:before="0"/>
             </w:pPr>
-            <w:hyperlink w:history="1" r:id="rIdsir6my-6dnk8mxzjd8pot">
+            <w:hyperlink w:history="1" r:id="rIdmxomnubwrfyopjzw9nida">
               <w:r>
                 <w:rPr>
                   <w:rFonts w:ascii="Arial" w:cs="Arial" w:eastAsia="Arial" w:hAnsi="Arial"/>
@@ -4049,7 +4049,7 @@
               <w:spacing w:after="10" w:before="0"/>
               <w:ind w:left="120"/>
             </w:pPr>
-            <w:hyperlink w:history="1" r:id="rIdp42twn9v0oj6bj3pslyl5">
+            <w:hyperlink w:history="1" r:id="rIdk7gpe_zeexkv-ezbl7lat">
               <w:r>
                 <w:rPr>
                   <w:rFonts w:ascii="Arial" w:cs="Arial" w:eastAsia="Arial" w:hAnsi="Arial"/>
@@ -4257,7 +4257,7 @@
             <w:pPr>
               <w:spacing w:after="20" w:before="0"/>
             </w:pPr>
-            <w:hyperlink w:history="1" r:id="rIduuo4bln0c9-urd4pxzwqh">
+            <w:hyperlink w:history="1" r:id="rId99tc2ii87hmdeek8y-6pu">
               <w:r>
                 <w:rPr>
                   <w:rFonts w:ascii="Arial" w:cs="Arial" w:eastAsia="Arial" w:hAnsi="Arial"/>
@@ -4290,7 +4290,7 @@
               <w:spacing w:after="10" w:before="0"/>
               <w:ind w:left="120"/>
             </w:pPr>
-            <w:hyperlink w:history="1" r:id="rIdcp6p4utzloepi5lvlmnbz">
+            <w:hyperlink w:history="1" r:id="rIdr7g42ji1d-zzcul-dro8k">
               <w:r>
                 <w:rPr>
                   <w:rFonts w:ascii="Arial" w:cs="Arial" w:eastAsia="Arial" w:hAnsi="Arial"/>
@@ -4335,7 +4335,7 @@
             <w:pPr>
               <w:spacing w:after="20" w:before="0"/>
             </w:pPr>
-            <w:hyperlink w:history="1" r:id="rIdwrwa34z8ftq67lhjhs74n">
+            <w:hyperlink w:history="1" r:id="rId5eoese0codmekr6y4-lgj">
               <w:r>
                 <w:rPr>
                   <w:rFonts w:ascii="Arial" w:cs="Arial" w:eastAsia="Arial" w:hAnsi="Arial"/>
@@ -4368,7 +4368,7 @@
               <w:spacing w:after="10" w:before="0"/>
               <w:ind w:left="120"/>
             </w:pPr>
-            <w:hyperlink w:history="1" r:id="rIdtrctzactcbv7ut-xnbxin">
+            <w:hyperlink w:history="1" r:id="rIda4njepl6mn7kh4v5yloub">
               <w:r>
                 <w:rPr>
                   <w:rFonts w:ascii="Arial" w:cs="Arial" w:eastAsia="Arial" w:hAnsi="Arial"/>
@@ -6300,7 +6300,7 @@
             <w:pPr>
               <w:spacing w:after="20" w:before="0"/>
             </w:pPr>
-            <w:hyperlink w:history="1" r:id="rId7h1vlcibteim39p8jtf-q">
+            <w:hyperlink w:history="1" r:id="rIdgumnsmxvu6an6f3ogeuum">
               <w:r>
                 <w:rPr>
                   <w:rFonts w:ascii="Arial" w:cs="Arial" w:eastAsia="Arial" w:hAnsi="Arial"/>
@@ -6333,7 +6333,7 @@
               <w:spacing w:after="10" w:before="0"/>
               <w:ind w:left="120"/>
             </w:pPr>
-            <w:hyperlink w:history="1" r:id="rId8acsqbhe0bxj8jsmvnfud">
+            <w:hyperlink w:history="1" r:id="rIdmcqub26mbv1h_idmhqjaf">
               <w:r>
                 <w:rPr>
                   <w:rFonts w:ascii="Arial" w:cs="Arial" w:eastAsia="Arial" w:hAnsi="Arial"/>
@@ -6378,7 +6378,7 @@
             <w:pPr>
               <w:spacing w:after="20" w:before="0"/>
             </w:pPr>
-            <w:hyperlink w:history="1" r:id="rIdszj0jukkdlm6mmbtce4ud">
+            <w:hyperlink w:history="1" r:id="rIdkdbzklr7noxpbnrsyviub">
               <w:r>
                 <w:rPr>
                   <w:rFonts w:ascii="Arial" w:cs="Arial" w:eastAsia="Arial" w:hAnsi="Arial"/>
@@ -6411,7 +6411,7 @@
               <w:spacing w:after="10" w:before="0"/>
               <w:ind w:left="120"/>
             </w:pPr>
-            <w:hyperlink w:history="1" r:id="rIdvcu5jxk7zdduygwqrh8zc">
+            <w:hyperlink w:history="1" r:id="rIdw-lemdphneb7kiyclbqg7">
               <w:r>
                 <w:rPr>
                   <w:rFonts w:ascii="Arial" w:cs="Arial" w:eastAsia="Arial" w:hAnsi="Arial"/>
@@ -6733,7 +6733,7 @@
             <w:pPr>
               <w:spacing w:after="20" w:before="0"/>
             </w:pPr>
-            <w:hyperlink w:history="1" r:id="rIdvxfyf_9i668pfb_brp8ej">
+            <w:hyperlink w:history="1" r:id="rIdacsbjrunumyx6d-kzb-zg">
               <w:r>
                 <w:rPr>
                   <w:rFonts w:ascii="Arial" w:cs="Arial" w:eastAsia="Arial" w:hAnsi="Arial"/>
@@ -6766,7 +6766,7 @@
               <w:spacing w:after="10" w:before="0"/>
               <w:ind w:left="120"/>
             </w:pPr>
-            <w:hyperlink w:history="1" r:id="rIdpyrqfyvbomgnwdeygl-u4">
+            <w:hyperlink w:history="1" r:id="rId_yfkzo7ns71f2wnolmg05">
               <w:r>
                 <w:rPr>
                   <w:rFonts w:ascii="Arial" w:cs="Arial" w:eastAsia="Arial" w:hAnsi="Arial"/>
@@ -6811,7 +6811,7 @@
             <w:pPr>
               <w:spacing w:after="20" w:before="0"/>
             </w:pPr>
-            <w:hyperlink w:history="1" r:id="rId11pau0mrvubryn94z816r">
+            <w:hyperlink w:history="1" r:id="rId4xhehg1k_0vrcoux4qgqm">
               <w:r>
                 <w:rPr>
                   <w:rFonts w:ascii="Arial" w:cs="Arial" w:eastAsia="Arial" w:hAnsi="Arial"/>
@@ -6844,7 +6844,7 @@
               <w:spacing w:after="10" w:before="0"/>
               <w:ind w:left="120"/>
             </w:pPr>
-            <w:hyperlink w:history="1" r:id="rIda96tornkbmw1rolnl1rn1">
+            <w:hyperlink w:history="1" r:id="rIdx9s-rzcg2skxwtm5aoj6i">
               <w:r>
                 <w:rPr>
                   <w:rFonts w:ascii="Arial" w:cs="Arial" w:eastAsia="Arial" w:hAnsi="Arial"/>
@@ -7185,7 +7185,7 @@
             <w:pPr>
               <w:spacing w:after="20" w:before="0"/>
             </w:pPr>
-            <w:hyperlink w:history="1" r:id="rIdh0xzotxlauz0d8vmbncq_">
+            <w:hyperlink w:history="1" r:id="rIdy6jyqxow6wlmdhokwew6u">
               <w:r>
                 <w:rPr>
                   <w:rFonts w:ascii="Arial" w:cs="Arial" w:eastAsia="Arial" w:hAnsi="Arial"/>
@@ -7218,7 +7218,7 @@
               <w:spacing w:after="10" w:before="0"/>
               <w:ind w:left="120"/>
             </w:pPr>
-            <w:hyperlink w:history="1" r:id="rIdnclo6drljebq_gsugkpzd">
+            <w:hyperlink w:history="1" r:id="rIdls4fpadtgleioqqtnnhlk">
               <w:r>
                 <w:rPr>
                   <w:rFonts w:ascii="Arial" w:cs="Arial" w:eastAsia="Arial" w:hAnsi="Arial"/>
@@ -7263,7 +7263,7 @@
             <w:pPr>
               <w:spacing w:after="20" w:before="0"/>
             </w:pPr>
-            <w:hyperlink w:history="1" r:id="rId4b2xg95duwyf9d5rqybfd">
+            <w:hyperlink w:history="1" r:id="rIdk3wlxl7w_zodqnrzpwsll">
               <w:r>
                 <w:rPr>
                   <w:rFonts w:ascii="Arial" w:cs="Arial" w:eastAsia="Arial" w:hAnsi="Arial"/>
@@ -7296,7 +7296,7 @@
               <w:spacing w:after="10" w:before="0"/>
               <w:ind w:left="120"/>
             </w:pPr>
-            <w:hyperlink w:history="1" r:id="rIdck4tka6aviaivy7q1tdas">
+            <w:hyperlink w:history="1" r:id="rId3c47kjdx3prankf7blwqn">
               <w:r>
                 <w:rPr>
                   <w:rFonts w:ascii="Arial" w:cs="Arial" w:eastAsia="Arial" w:hAnsi="Arial"/>
@@ -7523,7 +7523,7 @@
             <w:pPr>
               <w:spacing w:after="20" w:before="0"/>
             </w:pPr>
-            <w:hyperlink w:history="1" r:id="rId8meic_y_4obkjjfbsp9nv">
+            <w:hyperlink w:history="1" r:id="rIdrgmqqp2qc5vn15l8tzw6k">
               <w:r>
                 <w:rPr>
                   <w:rFonts w:ascii="Arial" w:cs="Arial" w:eastAsia="Arial" w:hAnsi="Arial"/>
@@ -7556,7 +7556,7 @@
               <w:spacing w:after="10" w:before="0"/>
               <w:ind w:left="120"/>
             </w:pPr>
-            <w:hyperlink w:history="1" r:id="rId3nwdmxsdpzzdezh7pmr7d">
+            <w:hyperlink w:history="1" r:id="rIdsvnbz3pd312mnfrlnxeeb">
               <w:r>
                 <w:rPr>
                   <w:rFonts w:ascii="Arial" w:cs="Arial" w:eastAsia="Arial" w:hAnsi="Arial"/>
@@ -7601,7 +7601,7 @@
             <w:pPr>
               <w:spacing w:after="20" w:before="0"/>
             </w:pPr>
-            <w:hyperlink w:history="1" r:id="rIdhv6u14hua5ow1_dwx6eqi">
+            <w:hyperlink w:history="1" r:id="rIdrf3cp8ibkspumxq_exsb4">
               <w:r>
                 <w:rPr>
                   <w:rFonts w:ascii="Arial" w:cs="Arial" w:eastAsia="Arial" w:hAnsi="Arial"/>
@@ -7634,7 +7634,7 @@
               <w:spacing w:after="10" w:before="0"/>
               <w:ind w:left="120"/>
             </w:pPr>
-            <w:hyperlink w:history="1" r:id="rId9qh8zk52dvoy4pwxw9rgh">
+            <w:hyperlink w:history="1" r:id="rIdlxhpp9_vl7zeadkdczvai">
               <w:r>
                 <w:rPr>
                   <w:rFonts w:ascii="Arial" w:cs="Arial" w:eastAsia="Arial" w:hAnsi="Arial"/>
@@ -7842,7 +7842,7 @@
             <w:pPr>
               <w:spacing w:after="20" w:before="0"/>
             </w:pPr>
-            <w:hyperlink w:history="1" r:id="rIduxvzqpkdtjrijvcm1pqec">
+            <w:hyperlink w:history="1" r:id="rIdzatsxbdch38vyvhuilpl_">
               <w:r>
                 <w:rPr>
                   <w:rFonts w:ascii="Arial" w:cs="Arial" w:eastAsia="Arial" w:hAnsi="Arial"/>
@@ -7875,7 +7875,7 @@
               <w:spacing w:after="10" w:before="0"/>
               <w:ind w:left="120"/>
             </w:pPr>
-            <w:hyperlink w:history="1" r:id="rIdvlif6no_yhkdbkogdolmh">
+            <w:hyperlink w:history="1" r:id="rIdnuhx7d1gqyqxx4wjwxxaq">
               <w:r>
                 <w:rPr>
                   <w:rFonts w:ascii="Arial" w:cs="Arial" w:eastAsia="Arial" w:hAnsi="Arial"/>
@@ -7920,7 +7920,7 @@
             <w:pPr>
               <w:spacing w:after="20" w:before="0"/>
             </w:pPr>
-            <w:hyperlink w:history="1" r:id="rIdqa_-i66szlj882oqvhw-i">
+            <w:hyperlink w:history="1" r:id="rIdyfo9v7fmopwtbrxhnscup">
               <w:r>
                 <w:rPr>
                   <w:rFonts w:ascii="Arial" w:cs="Arial" w:eastAsia="Arial" w:hAnsi="Arial"/>
@@ -7953,7 +7953,7 @@
               <w:spacing w:after="10" w:before="0"/>
               <w:ind w:left="120"/>
             </w:pPr>
-            <w:hyperlink w:history="1" r:id="rIdht0eyohw9fl-ct4nhbs1f">
+            <w:hyperlink w:history="1" r:id="rIdywkkux-5fnbziscbyd0wl">
               <w:r>
                 <w:rPr>
                   <w:rFonts w:ascii="Arial" w:cs="Arial" w:eastAsia="Arial" w:hAnsi="Arial"/>
@@ -9866,7 +9866,7 @@
             <w:pPr>
               <w:spacing w:after="20" w:before="0"/>
             </w:pPr>
-            <w:hyperlink w:history="1" r:id="rIdcyyctuj3yf-kui8d_be5n">
+            <w:hyperlink w:history="1" r:id="rId0kuwmb_i67nlyvr0chvwd">
               <w:r>
                 <w:rPr>
                   <w:rFonts w:ascii="Arial" w:cs="Arial" w:eastAsia="Arial" w:hAnsi="Arial"/>
@@ -9899,7 +9899,7 @@
               <w:spacing w:after="10" w:before="0"/>
               <w:ind w:left="120"/>
             </w:pPr>
-            <w:hyperlink w:history="1" r:id="rIdxk2knyetlvvugq4k71dvd">
+            <w:hyperlink w:history="1" r:id="rIdvtoeq7nyubsbmslh-xyi3">
               <w:r>
                 <w:rPr>
                   <w:rFonts w:ascii="Arial" w:cs="Arial" w:eastAsia="Arial" w:hAnsi="Arial"/>
@@ -9944,7 +9944,7 @@
             <w:pPr>
               <w:spacing w:after="20" w:before="0"/>
             </w:pPr>
-            <w:hyperlink w:history="1" r:id="rId3qnvbpsnxg-_fcb0wwdm7">
+            <w:hyperlink w:history="1" r:id="rIdjylysbdce9hvnbjnvxwkh">
               <w:r>
                 <w:rPr>
                   <w:rFonts w:ascii="Arial" w:cs="Arial" w:eastAsia="Arial" w:hAnsi="Arial"/>
@@ -9977,7 +9977,7 @@
               <w:spacing w:after="10" w:before="0"/>
               <w:ind w:left="120"/>
             </w:pPr>
-            <w:hyperlink w:history="1" r:id="rId7zpw4aqpcuxqoeief3j99">
+            <w:hyperlink w:history="1" r:id="rIdirhyiyydjkamx6xj39hq7">
               <w:r>
                 <w:rPr>
                   <w:rFonts w:ascii="Arial" w:cs="Arial" w:eastAsia="Arial" w:hAnsi="Arial"/>
@@ -10280,7 +10280,7 @@
             <w:pPr>
               <w:spacing w:after="20" w:before="0"/>
             </w:pPr>
-            <w:hyperlink w:history="1" r:id="rIde0rq2pckkr_p0y3brc8hb">
+            <w:hyperlink w:history="1" r:id="rId2jrpoysqxgoaduz9a54lp">
               <w:r>
                 <w:rPr>
                   <w:rFonts w:ascii="Arial" w:cs="Arial" w:eastAsia="Arial" w:hAnsi="Arial"/>
@@ -10313,7 +10313,7 @@
               <w:spacing w:after="10" w:before="0"/>
               <w:ind w:left="120"/>
             </w:pPr>
-            <w:hyperlink w:history="1" r:id="rIdptqxkhdqn6ndc1k4ku3lp">
+            <w:hyperlink w:history="1" r:id="rIduzcf44a7ncxie5e9gdemf">
               <w:r>
                 <w:rPr>
                   <w:rFonts w:ascii="Arial" w:cs="Arial" w:eastAsia="Arial" w:hAnsi="Arial"/>
@@ -10358,7 +10358,7 @@
             <w:pPr>
               <w:spacing w:after="20" w:before="0"/>
             </w:pPr>
-            <w:hyperlink w:history="1" r:id="rIdyfkdwbh3hhdrl1zrvmdcc">
+            <w:hyperlink w:history="1" r:id="rIdk90poaqksnmltue5qqbl2">
               <w:r>
                 <w:rPr>
                   <w:rFonts w:ascii="Arial" w:cs="Arial" w:eastAsia="Arial" w:hAnsi="Arial"/>
@@ -10391,7 +10391,7 @@
               <w:spacing w:after="10" w:before="0"/>
               <w:ind w:left="120"/>
             </w:pPr>
-            <w:hyperlink w:history="1" r:id="rId9t2vxiecz4ggmvjebr03i">
+            <w:hyperlink w:history="1" r:id="rIdi9vbe-mrfgo3qkdq3lqjk">
               <w:r>
                 <w:rPr>
                   <w:rFonts w:ascii="Arial" w:cs="Arial" w:eastAsia="Arial" w:hAnsi="Arial"/>
@@ -10677,7 +10677,7 @@
             <w:pPr>
               <w:spacing w:after="20" w:before="0"/>
             </w:pPr>
-            <w:hyperlink w:history="1" r:id="rIdytm72z_j2w4fgl1l83kgq">
+            <w:hyperlink w:history="1" r:id="rIdjucizfcojromxd_kelk95">
               <w:r>
                 <w:rPr>
                   <w:rFonts w:ascii="Arial" w:cs="Arial" w:eastAsia="Arial" w:hAnsi="Arial"/>
@@ -10710,7 +10710,7 @@
               <w:spacing w:after="10" w:before="0"/>
               <w:ind w:left="120"/>
             </w:pPr>
-            <w:hyperlink w:history="1" r:id="rIdhmwtrp1kjyvbre4vmjtd8">
+            <w:hyperlink w:history="1" r:id="rId_c1ash5cy651q7hpsmzpl">
               <w:r>
                 <w:rPr>
                   <w:rFonts w:ascii="Arial" w:cs="Arial" w:eastAsia="Arial" w:hAnsi="Arial"/>
@@ -10755,7 +10755,7 @@
             <w:pPr>
               <w:spacing w:after="20" w:before="0"/>
             </w:pPr>
-            <w:hyperlink w:history="1" r:id="rId6diyaumx2ao-4alulvtvf">
+            <w:hyperlink w:history="1" r:id="rId3dkc8ldzmqtbar8moohj6">
               <w:r>
                 <w:rPr>
                   <w:rFonts w:ascii="Arial" w:cs="Arial" w:eastAsia="Arial" w:hAnsi="Arial"/>
@@ -10788,7 +10788,7 @@
               <w:spacing w:after="10" w:before="0"/>
               <w:ind w:left="120"/>
             </w:pPr>
-            <w:hyperlink w:history="1" r:id="rIdwb9x1ziid3bmp2fcin77g">
+            <w:hyperlink w:history="1" r:id="rIdipfjiyoqlhkm40k3g7imw">
               <w:r>
                 <w:rPr>
                   <w:rFonts w:ascii="Arial" w:cs="Arial" w:eastAsia="Arial" w:hAnsi="Arial"/>
@@ -11015,7 +11015,7 @@
             <w:pPr>
               <w:spacing w:after="20" w:before="0"/>
             </w:pPr>
-            <w:hyperlink w:history="1" r:id="rIds9dhrzbcvde8cifhtycdm">
+            <w:hyperlink w:history="1" r:id="rIdx5gaupmppx-3q0zfp9drz">
               <w:r>
                 <w:rPr>
                   <w:rFonts w:ascii="Arial" w:cs="Arial" w:eastAsia="Arial" w:hAnsi="Arial"/>
@@ -11048,7 +11048,7 @@
               <w:spacing w:after="10" w:before="0"/>
               <w:ind w:left="120"/>
             </w:pPr>
-            <w:hyperlink w:history="1" r:id="rIdnqwqi5s3binymnuiylinf">
+            <w:hyperlink w:history="1" r:id="rIdd6vxnq1_1sg5_9exuh9ej">
               <w:r>
                 <w:rPr>
                   <w:rFonts w:ascii="Arial" w:cs="Arial" w:eastAsia="Arial" w:hAnsi="Arial"/>
@@ -11093,7 +11093,7 @@
             <w:pPr>
               <w:spacing w:after="20" w:before="0"/>
             </w:pPr>
-            <w:hyperlink w:history="1" r:id="rIdsulfa8tdisl0tdamfqhzo">
+            <w:hyperlink w:history="1" r:id="rIdqkbkc5jciamdppwndluom">
               <w:r>
                 <w:rPr>
                   <w:rFonts w:ascii="Arial" w:cs="Arial" w:eastAsia="Arial" w:hAnsi="Arial"/>
@@ -11126,7 +11126,7 @@
               <w:spacing w:after="10" w:before="0"/>
               <w:ind w:left="120"/>
             </w:pPr>
-            <w:hyperlink w:history="1" r:id="rId-ihrmowzkxxip3b4rialj">
+            <w:hyperlink w:history="1" r:id="rIdbxnsub8yz7rhcnxws6tbw">
               <w:r>
                 <w:rPr>
                   <w:rFonts w:ascii="Arial" w:cs="Arial" w:eastAsia="Arial" w:hAnsi="Arial"/>
@@ -11334,7 +11334,7 @@
             <w:pPr>
               <w:spacing w:after="20" w:before="0"/>
             </w:pPr>
-            <w:hyperlink w:history="1" r:id="rId2_sbldzlozo50s27imx4w">
+            <w:hyperlink w:history="1" r:id="rIdbzjbq372uuc2hkd0u-xih">
               <w:r>
                 <w:rPr>
                   <w:rFonts w:ascii="Arial" w:cs="Arial" w:eastAsia="Arial" w:hAnsi="Arial"/>
@@ -11367,7 +11367,7 @@
               <w:spacing w:after="10" w:before="0"/>
               <w:ind w:left="120"/>
             </w:pPr>
-            <w:hyperlink w:history="1" r:id="rId-imebkmkwpb1y37jepytz">
+            <w:hyperlink w:history="1" r:id="rId6mggbktrudz2fqu0lsaup">
               <w:r>
                 <w:rPr>
                   <w:rFonts w:ascii="Arial" w:cs="Arial" w:eastAsia="Arial" w:hAnsi="Arial"/>
@@ -11412,7 +11412,7 @@
             <w:pPr>
               <w:spacing w:after="20" w:before="0"/>
             </w:pPr>
-            <w:hyperlink w:history="1" r:id="rIdstyrbqfakv12qiqcd2fid">
+            <w:hyperlink w:history="1" r:id="rIdqm0stcblj1ioncmdrrdu7">
               <w:r>
                 <w:rPr>
                   <w:rFonts w:ascii="Arial" w:cs="Arial" w:eastAsia="Arial" w:hAnsi="Arial"/>
@@ -11445,7 +11445,7 @@
               <w:spacing w:after="10" w:before="0"/>
               <w:ind w:left="120"/>
             </w:pPr>
-            <w:hyperlink w:history="1" r:id="rIdsf6ryvdgpps-ajwmpljvj">
+            <w:hyperlink w:history="1" r:id="rIdocsci72wen7foowt1gkss">
               <w:r>
                 <w:rPr>
                   <w:rFonts w:ascii="Arial" w:cs="Arial" w:eastAsia="Arial" w:hAnsi="Arial"/>
@@ -13378,7 +13378,7 @@
             <w:pPr>
               <w:spacing w:after="20" w:before="0"/>
             </w:pPr>
-            <w:hyperlink w:history="1" r:id="rIdb2_dmgvkt53e1vjanthgx">
+            <w:hyperlink w:history="1" r:id="rId6vemngiapqawc4yu_xpbv">
               <w:r>
                 <w:rPr>
                   <w:rFonts w:ascii="Arial" w:cs="Arial" w:eastAsia="Arial" w:hAnsi="Arial"/>
@@ -13411,7 +13411,7 @@
               <w:spacing w:after="10" w:before="0"/>
               <w:ind w:left="120"/>
             </w:pPr>
-            <w:hyperlink w:history="1" r:id="rIdgi0ovvzklulye514ax-gv">
+            <w:hyperlink w:history="1" r:id="rIdpcwgeyqqnvondjkuxa1or">
               <w:r>
                 <w:rPr>
                   <w:rFonts w:ascii="Arial" w:cs="Arial" w:eastAsia="Arial" w:hAnsi="Arial"/>
@@ -13456,7 +13456,7 @@
             <w:pPr>
               <w:spacing w:after="20" w:before="0"/>
             </w:pPr>
-            <w:hyperlink w:history="1" r:id="rIdwsf2z1oevnnpti4bvp-yb">
+            <w:hyperlink w:history="1" r:id="rId1-wx9ipxvjz1fxprdxfwy">
               <w:r>
                 <w:rPr>
                   <w:rFonts w:ascii="Arial" w:cs="Arial" w:eastAsia="Arial" w:hAnsi="Arial"/>
@@ -13489,7 +13489,7 @@
               <w:spacing w:after="10" w:before="0"/>
               <w:ind w:left="120"/>
             </w:pPr>
-            <w:hyperlink w:history="1" r:id="rId42t1d1t8v_j9isoccurqe">
+            <w:hyperlink w:history="1" r:id="rIdaxnxcjm4tbxvuebbydxnw">
               <w:r>
                 <w:rPr>
                   <w:rFonts w:ascii="Arial" w:cs="Arial" w:eastAsia="Arial" w:hAnsi="Arial"/>
@@ -13792,7 +13792,7 @@
             <w:pPr>
               <w:spacing w:after="20" w:before="0"/>
             </w:pPr>
-            <w:hyperlink w:history="1" r:id="rIdh-ff-8fu5rcbf6se322al">
+            <w:hyperlink w:history="1" r:id="rIdxpylod8wi1nn7b5w0jtmn">
               <w:r>
                 <w:rPr>
                   <w:rFonts w:ascii="Arial" w:cs="Arial" w:eastAsia="Arial" w:hAnsi="Arial"/>
@@ -13825,7 +13825,7 @@
               <w:spacing w:after="10" w:before="0"/>
               <w:ind w:left="120"/>
             </w:pPr>
-            <w:hyperlink w:history="1" r:id="rIdfhyusdkwpzde53lesy5gf">
+            <w:hyperlink w:history="1" r:id="rIded8f6g4ipz5m_fkqmpgwz">
               <w:r>
                 <w:rPr>
                   <w:rFonts w:ascii="Arial" w:cs="Arial" w:eastAsia="Arial" w:hAnsi="Arial"/>
@@ -13870,7 +13870,7 @@
             <w:pPr>
               <w:spacing w:after="20" w:before="0"/>
             </w:pPr>
-            <w:hyperlink w:history="1" r:id="rIdqjvkpgyuyxhg9k-to_gai">
+            <w:hyperlink w:history="1" r:id="rIdrtwpw6sxgtu2hrnxz3fn7">
               <w:r>
                 <w:rPr>
                   <w:rFonts w:ascii="Arial" w:cs="Arial" w:eastAsia="Arial" w:hAnsi="Arial"/>
@@ -13903,7 +13903,7 @@
               <w:spacing w:after="10" w:before="0"/>
               <w:ind w:left="120"/>
             </w:pPr>
-            <w:hyperlink w:history="1" r:id="rIdyp3k8boqp4nuutelutbkc">
+            <w:hyperlink w:history="1" r:id="rIdej-if8kohg43zyuvo6e1y">
               <w:r>
                 <w:rPr>
                   <w:rFonts w:ascii="Arial" w:cs="Arial" w:eastAsia="Arial" w:hAnsi="Arial"/>
@@ -14225,7 +14225,7 @@
             <w:pPr>
               <w:spacing w:after="20" w:before="0"/>
             </w:pPr>
-            <w:hyperlink w:history="1" r:id="rIdcig2xr4uxdioecviseiof">
+            <w:hyperlink w:history="1" r:id="rId4wmg2yonzjnpvxkcgmmdz">
               <w:r>
                 <w:rPr>
                   <w:rFonts w:ascii="Arial" w:cs="Arial" w:eastAsia="Arial" w:hAnsi="Arial"/>
@@ -14258,7 +14258,7 @@
               <w:spacing w:after="10" w:before="0"/>
               <w:ind w:left="120"/>
             </w:pPr>
-            <w:hyperlink w:history="1" r:id="rIdckjnnr3atldu9lsfth-bo">
+            <w:hyperlink w:history="1" r:id="rIdlnjdavkwvu3yddepe5vn6">
               <w:r>
                 <w:rPr>
                   <w:rFonts w:ascii="Arial" w:cs="Arial" w:eastAsia="Arial" w:hAnsi="Arial"/>
@@ -14303,7 +14303,7 @@
             <w:pPr>
               <w:spacing w:after="20" w:before="0"/>
             </w:pPr>
-            <w:hyperlink w:history="1" r:id="rIdflbxioeijqf7ven8hwp_e">
+            <w:hyperlink w:history="1" r:id="rIdlcf1v2j79uxc92zfssipx">
               <w:r>
                 <w:rPr>
                   <w:rFonts w:ascii="Arial" w:cs="Arial" w:eastAsia="Arial" w:hAnsi="Arial"/>
@@ -14336,7 +14336,7 @@
               <w:spacing w:after="10" w:before="0"/>
               <w:ind w:left="120"/>
             </w:pPr>
-            <w:hyperlink w:history="1" r:id="rIdcziq9is3r2joapyjw0ane">
+            <w:hyperlink w:history="1" r:id="rIdlz8m5sljem0ds3pacl5bu">
               <w:r>
                 <w:rPr>
                   <w:rFonts w:ascii="Arial" w:cs="Arial" w:eastAsia="Arial" w:hAnsi="Arial"/>
@@ -14544,7 +14544,7 @@
             <w:pPr>
               <w:spacing w:after="20" w:before="0"/>
             </w:pPr>
-            <w:hyperlink w:history="1" r:id="rId9ziob9oikga1xstoiyabw">
+            <w:hyperlink w:history="1" r:id="rIdddh4rfwu6eg9oichpxyw1">
               <w:r>
                 <w:rPr>
                   <w:rFonts w:ascii="Arial" w:cs="Arial" w:eastAsia="Arial" w:hAnsi="Arial"/>
@@ -14577,7 +14577,7 @@
               <w:spacing w:after="10" w:before="0"/>
               <w:ind w:left="120"/>
             </w:pPr>
-            <w:hyperlink w:history="1" r:id="rId-ufiaxhthdyibzhnouetc">
+            <w:hyperlink w:history="1" r:id="rIduul4qwr0dp4gwt5jhbg_b">
               <w:r>
                 <w:rPr>
                   <w:rFonts w:ascii="Arial" w:cs="Arial" w:eastAsia="Arial" w:hAnsi="Arial"/>
@@ -14622,7 +14622,7 @@
             <w:pPr>
               <w:spacing w:after="20" w:before="0"/>
             </w:pPr>
-            <w:hyperlink w:history="1" r:id="rIdsvkafuo0vt4j8a4r8kn9m">
+            <w:hyperlink w:history="1" r:id="rId4aqsmmot_lpzv5y-vinvv">
               <w:r>
                 <w:rPr>
                   <w:rFonts w:ascii="Arial" w:cs="Arial" w:eastAsia="Arial" w:hAnsi="Arial"/>
@@ -14655,7 +14655,7 @@
               <w:spacing w:after="10" w:before="0"/>
               <w:ind w:left="120"/>
             </w:pPr>
-            <w:hyperlink w:history="1" r:id="rIdlkrpyc9hwpu0uei424djp">
+            <w:hyperlink w:history="1" r:id="rIdoyz8oc8vzi1635tckw7ks">
               <w:r>
                 <w:rPr>
                   <w:rFonts w:ascii="Arial" w:cs="Arial" w:eastAsia="Arial" w:hAnsi="Arial"/>
@@ -14863,7 +14863,7 @@
             <w:pPr>
               <w:spacing w:after="20" w:before="0"/>
             </w:pPr>
-            <w:hyperlink w:history="1" r:id="rIdeumdhtyoyoilcqba5i7nm">
+            <w:hyperlink w:history="1" r:id="rIdsp_ffcvzafj7cgoonicjs">
               <w:r>
                 <w:rPr>
                   <w:rFonts w:ascii="Arial" w:cs="Arial" w:eastAsia="Arial" w:hAnsi="Arial"/>
@@ -14896,7 +14896,7 @@
               <w:spacing w:after="10" w:before="0"/>
               <w:ind w:left="120"/>
             </w:pPr>
-            <w:hyperlink w:history="1" r:id="rIdramd2ne5y-uqnm9fdj5th">
+            <w:hyperlink w:history="1" r:id="rId34phpusprnrekhirkntxp">
               <w:r>
                 <w:rPr>
                   <w:rFonts w:ascii="Arial" w:cs="Arial" w:eastAsia="Arial" w:hAnsi="Arial"/>
@@ -14941,7 +14941,7 @@
             <w:pPr>
               <w:spacing w:after="20" w:before="0"/>
             </w:pPr>
-            <w:hyperlink w:history="1" r:id="rIdltkcqmjgonqh-c1k9tqdt">
+            <w:hyperlink w:history="1" r:id="rIdwp8co0zqgrdsvkscl_7mg">
               <w:r>
                 <w:rPr>
                   <w:rFonts w:ascii="Arial" w:cs="Arial" w:eastAsia="Arial" w:hAnsi="Arial"/>
@@ -14974,7 +14974,7 @@
               <w:spacing w:after="10" w:before="0"/>
               <w:ind w:left="120"/>
             </w:pPr>
-            <w:hyperlink w:history="1" r:id="rIdq9qo6hbwooyoe-rzlzj2q">
+            <w:hyperlink w:history="1" r:id="rIdckaykqpu7ksp-f2dbfrr2">
               <w:r>
                 <w:rPr>
                   <w:rFonts w:ascii="Arial" w:cs="Arial" w:eastAsia="Arial" w:hAnsi="Arial"/>
@@ -16887,7 +16887,7 @@
             <w:pPr>
               <w:spacing w:after="20" w:before="0"/>
             </w:pPr>
-            <w:hyperlink w:history="1" r:id="rIddac-mchh4mhopsytaagau">
+            <w:hyperlink w:history="1" r:id="rIdfgf-csnwaht7smenzzkmf">
               <w:r>
                 <w:rPr>
                   <w:rFonts w:ascii="Arial" w:cs="Arial" w:eastAsia="Arial" w:hAnsi="Arial"/>
@@ -16920,7 +16920,7 @@
               <w:spacing w:after="10" w:before="0"/>
               <w:ind w:left="120"/>
             </w:pPr>
-            <w:hyperlink w:history="1" r:id="rIdhgxqrq6jvnqnky59b1a5j">
+            <w:hyperlink w:history="1" r:id="rIdmdyggjq0325-8gcbxd1ct">
               <w:r>
                 <w:rPr>
                   <w:rFonts w:ascii="Arial" w:cs="Arial" w:eastAsia="Arial" w:hAnsi="Arial"/>
@@ -16965,7 +16965,7 @@
             <w:pPr>
               <w:spacing w:after="20" w:before="0"/>
             </w:pPr>
-            <w:hyperlink w:history="1" r:id="rIdekqbulafbcnzkh4kssl26">
+            <w:hyperlink w:history="1" r:id="rIdyoeujhbzu-j9oh1i_lezq">
               <w:r>
                 <w:rPr>
                   <w:rFonts w:ascii="Arial" w:cs="Arial" w:eastAsia="Arial" w:hAnsi="Arial"/>
@@ -16998,7 +16998,7 @@
               <w:spacing w:after="10" w:before="0"/>
               <w:ind w:left="120"/>
             </w:pPr>
-            <w:hyperlink w:history="1" r:id="rIdrr1vo251naxsrypeilhho">
+            <w:hyperlink w:history="1" r:id="rIdv1mzndbmmibqy1pbrwsgn">
               <w:r>
                 <w:rPr>
                   <w:rFonts w:ascii="Arial" w:cs="Arial" w:eastAsia="Arial" w:hAnsi="Arial"/>
@@ -17320,7 +17320,7 @@
             <w:pPr>
               <w:spacing w:after="20" w:before="0"/>
             </w:pPr>
-            <w:hyperlink w:history="1" r:id="rIdziod3bluyse7mnxfhcneh">
+            <w:hyperlink w:history="1" r:id="rIdma_dpltmkedyzqj8so_yl">
               <w:r>
                 <w:rPr>
                   <w:rFonts w:ascii="Arial" w:cs="Arial" w:eastAsia="Arial" w:hAnsi="Arial"/>
@@ -17353,7 +17353,7 @@
               <w:spacing w:after="10" w:before="0"/>
               <w:ind w:left="120"/>
             </w:pPr>
-            <w:hyperlink w:history="1" r:id="rIdyfkbezd6tj-p4jhzwuj9g">
+            <w:hyperlink w:history="1" r:id="rIdfontxslmluvy6vw-cjgev">
               <w:r>
                 <w:rPr>
                   <w:rFonts w:ascii="Arial" w:cs="Arial" w:eastAsia="Arial" w:hAnsi="Arial"/>
@@ -17398,7 +17398,7 @@
             <w:pPr>
               <w:spacing w:after="20" w:before="0"/>
             </w:pPr>
-            <w:hyperlink w:history="1" r:id="rIdstqyd2fwqaz9unhifpayw">
+            <w:hyperlink w:history="1" r:id="rIdrbulutewan7wr4mqf8oov">
               <w:r>
                 <w:rPr>
                   <w:rFonts w:ascii="Arial" w:cs="Arial" w:eastAsia="Arial" w:hAnsi="Arial"/>
@@ -17431,7 +17431,7 @@
               <w:spacing w:after="10" w:before="0"/>
               <w:ind w:left="120"/>
             </w:pPr>
-            <w:hyperlink w:history="1" r:id="rIdjapixbbva28vqvsxdgvpp">
+            <w:hyperlink w:history="1" r:id="rIdjgd6_7q_imrij9jkug6pn">
               <w:r>
                 <w:rPr>
                   <w:rFonts w:ascii="Arial" w:cs="Arial" w:eastAsia="Arial" w:hAnsi="Arial"/>
@@ -17717,7 +17717,7 @@
             <w:pPr>
               <w:spacing w:after="20" w:before="0"/>
             </w:pPr>
-            <w:hyperlink w:history="1" r:id="rIdpinw50afjz8rlj9rgv-il">
+            <w:hyperlink w:history="1" r:id="rIdbf4fwmragj0i6a35qlj2f">
               <w:r>
                 <w:rPr>
                   <w:rFonts w:ascii="Arial" w:cs="Arial" w:eastAsia="Arial" w:hAnsi="Arial"/>
@@ -17750,7 +17750,7 @@
               <w:spacing w:after="10" w:before="0"/>
               <w:ind w:left="120"/>
             </w:pPr>
-            <w:hyperlink w:history="1" r:id="rIdbbbjfq1wumzyy-q0wv17x">
+            <w:hyperlink w:history="1" r:id="rId-kh5f5qxldqzttm5oevk7">
               <w:r>
                 <w:rPr>
                   <w:rFonts w:ascii="Arial" w:cs="Arial" w:eastAsia="Arial" w:hAnsi="Arial"/>
@@ -17795,7 +17795,7 @@
             <w:pPr>
               <w:spacing w:after="20" w:before="0"/>
             </w:pPr>
-            <w:hyperlink w:history="1" r:id="rIdukf2i0i4fnfh1sgsrpkyx">
+            <w:hyperlink w:history="1" r:id="rIdtsfgglfrog6snkdq7_qzh">
               <w:r>
                 <w:rPr>
                   <w:rFonts w:ascii="Arial" w:cs="Arial" w:eastAsia="Arial" w:hAnsi="Arial"/>
@@ -17828,7 +17828,7 @@
               <w:spacing w:after="10" w:before="0"/>
               <w:ind w:left="120"/>
             </w:pPr>
-            <w:hyperlink w:history="1" r:id="rIduf_qs5gfl1edjuxbmti_u">
+            <w:hyperlink w:history="1" r:id="rId2fp_icqpa9urygm2xr4mg">
               <w:r>
                 <w:rPr>
                   <w:rFonts w:ascii="Arial" w:cs="Arial" w:eastAsia="Arial" w:hAnsi="Arial"/>
@@ -18036,7 +18036,7 @@
             <w:pPr>
               <w:spacing w:after="20" w:before="0"/>
             </w:pPr>
-            <w:hyperlink w:history="1" r:id="rIdgqhk-8r9dwzwx86s5ybqp">
+            <w:hyperlink w:history="1" r:id="rIdtydldc2wgoz-nl6z0_gvs">
               <w:r>
                 <w:rPr>
                   <w:rFonts w:ascii="Arial" w:cs="Arial" w:eastAsia="Arial" w:hAnsi="Arial"/>
@@ -18069,7 +18069,7 @@
               <w:spacing w:after="10" w:before="0"/>
               <w:ind w:left="120"/>
             </w:pPr>
-            <w:hyperlink w:history="1" r:id="rIddnfr7hebzvyzagfqotmdm">
+            <w:hyperlink w:history="1" r:id="rIdxcqu8qdpqlnmgmrlfuwgb">
               <w:r>
                 <w:rPr>
                   <w:rFonts w:ascii="Arial" w:cs="Arial" w:eastAsia="Arial" w:hAnsi="Arial"/>
@@ -18114,7 +18114,7 @@
             <w:pPr>
               <w:spacing w:after="20" w:before="0"/>
             </w:pPr>
-            <w:hyperlink w:history="1" r:id="rIdydmf545rc1m9lcfkr4wwo">
+            <w:hyperlink w:history="1" r:id="rIdl9vhanni9fmt0zroqecjy">
               <w:r>
                 <w:rPr>
                   <w:rFonts w:ascii="Arial" w:cs="Arial" w:eastAsia="Arial" w:hAnsi="Arial"/>
@@ -18147,7 +18147,7 @@
               <w:spacing w:after="10" w:before="0"/>
               <w:ind w:left="120"/>
             </w:pPr>
-            <w:hyperlink w:history="1" r:id="rIdxmqp2aqg2y9iqud_shhtp">
+            <w:hyperlink w:history="1" r:id="rIdgth3mh1uhiulg_bvcm5lh">
               <w:r>
                 <w:rPr>
                   <w:rFonts w:ascii="Arial" w:cs="Arial" w:eastAsia="Arial" w:hAnsi="Arial"/>
@@ -18355,7 +18355,7 @@
             <w:pPr>
               <w:spacing w:after="20" w:before="0"/>
             </w:pPr>
-            <w:hyperlink w:history="1" r:id="rIdgbvvpvsua9mcmab7unuyb">
+            <w:hyperlink w:history="1" r:id="rId1ntum3ckeps3zwkyct3l0">
               <w:r>
                 <w:rPr>
                   <w:rFonts w:ascii="Arial" w:cs="Arial" w:eastAsia="Arial" w:hAnsi="Arial"/>
@@ -18388,7 +18388,7 @@
               <w:spacing w:after="10" w:before="0"/>
               <w:ind w:left="120"/>
             </w:pPr>
-            <w:hyperlink w:history="1" r:id="rIdj_iyn5avyj0o_mithnfbt">
+            <w:hyperlink w:history="1" r:id="rId0_fwswfvgz7x-iwlcr2ez">
               <w:r>
                 <w:rPr>
                   <w:rFonts w:ascii="Arial" w:cs="Arial" w:eastAsia="Arial" w:hAnsi="Arial"/>
@@ -18433,7 +18433,7 @@
             <w:pPr>
               <w:spacing w:after="20" w:before="0"/>
             </w:pPr>
-            <w:hyperlink w:history="1" r:id="rId-ethfeftygcypefqjub14">
+            <w:hyperlink w:history="1" r:id="rId4gkxtnmopiofvp9vltkuz">
               <w:r>
                 <w:rPr>
                   <w:rFonts w:ascii="Arial" w:cs="Arial" w:eastAsia="Arial" w:hAnsi="Arial"/>
@@ -18466,7 +18466,7 @@
               <w:spacing w:after="10" w:before="0"/>
               <w:ind w:left="120"/>
             </w:pPr>
-            <w:hyperlink w:history="1" r:id="rIdfx2bmvrinoufw45dw39mj">
+            <w:hyperlink w:history="1" r:id="rIdfci4ursl6jan6muisogob">
               <w:r>
                 <w:rPr>
                   <w:rFonts w:ascii="Arial" w:cs="Arial" w:eastAsia="Arial" w:hAnsi="Arial"/>
@@ -20475,7 +20475,7 @@
             <w:pPr>
               <w:spacing w:after="20" w:before="0"/>
             </w:pPr>
-            <w:hyperlink w:history="1" r:id="rIdobua3w2rtakbgsorcyzsh">
+            <w:hyperlink w:history="1" r:id="rIdhu48nbgyygtzzaaa_h64y">
               <w:r>
                 <w:rPr>
                   <w:rFonts w:ascii="Arial" w:cs="Arial" w:eastAsia="Arial" w:hAnsi="Arial"/>
@@ -20508,7 +20508,7 @@
               <w:spacing w:after="10" w:before="0"/>
               <w:ind w:left="120"/>
             </w:pPr>
-            <w:hyperlink w:history="1" r:id="rId-plklnk-3h7j60qhpa0-d">
+            <w:hyperlink w:history="1" r:id="rIdcnme9nyvi4qf2coj12cwz">
               <w:r>
                 <w:rPr>
                   <w:rFonts w:ascii="Arial" w:cs="Arial" w:eastAsia="Arial" w:hAnsi="Arial"/>
@@ -20553,7 +20553,7 @@
             <w:pPr>
               <w:spacing w:after="20" w:before="0"/>
             </w:pPr>
-            <w:hyperlink w:history="1" r:id="rId4eqyxft3kfwljtrcwg3sb">
+            <w:hyperlink w:history="1" r:id="rId3c98h7kgl1xhrfgff33ju">
               <w:r>
                 <w:rPr>
                   <w:rFonts w:ascii="Arial" w:cs="Arial" w:eastAsia="Arial" w:hAnsi="Arial"/>
@@ -20586,7 +20586,7 @@
               <w:spacing w:after="10" w:before="0"/>
               <w:ind w:left="120"/>
             </w:pPr>
-            <w:hyperlink w:history="1" r:id="rIdl5mnbxxvgxs6zeme5l6fm">
+            <w:hyperlink w:history="1" r:id="rIdvaxib0ubmzlkyveuehyoo">
               <w:r>
                 <w:rPr>
                   <w:rFonts w:ascii="Arial" w:cs="Arial" w:eastAsia="Arial" w:hAnsi="Arial"/>
@@ -20968,7 +20968,7 @@
             <w:pPr>
               <w:spacing w:after="20" w:before="0"/>
             </w:pPr>
-            <w:hyperlink w:history="1" r:id="rIdrqxbqwruz7amkd5kljtc6">
+            <w:hyperlink w:history="1" r:id="rIddoavfdso7igasa8ylohv3">
               <w:r>
                 <w:rPr>
                   <w:rFonts w:ascii="Arial" w:cs="Arial" w:eastAsia="Arial" w:hAnsi="Arial"/>
@@ -21001,7 +21001,7 @@
               <w:spacing w:after="10" w:before="0"/>
               <w:ind w:left="120"/>
             </w:pPr>
-            <w:hyperlink w:history="1" r:id="rIdoovouag2jfrbd5ty3zlp8">
+            <w:hyperlink w:history="1" r:id="rIdyacy8fvapw7nngzo6czi-">
               <w:r>
                 <w:rPr>
                   <w:rFonts w:ascii="Arial" w:cs="Arial" w:eastAsia="Arial" w:hAnsi="Arial"/>
@@ -21046,7 +21046,7 @@
             <w:pPr>
               <w:spacing w:after="20" w:before="0"/>
             </w:pPr>
-            <w:hyperlink w:history="1" r:id="rIdiyeafu83-cr6p8-fnafet">
+            <w:hyperlink w:history="1" r:id="rIdqozztix0me2ahqfk8bg1a">
               <w:r>
                 <w:rPr>
                   <w:rFonts w:ascii="Arial" w:cs="Arial" w:eastAsia="Arial" w:hAnsi="Arial"/>
@@ -21079,7 +21079,7 @@
               <w:spacing w:after="10" w:before="0"/>
               <w:ind w:left="120"/>
             </w:pPr>
-            <w:hyperlink w:history="1" r:id="rIdoqgye6ph1bbzm-tp9ihhj">
+            <w:hyperlink w:history="1" r:id="rIdpel7xdvjsfysxjqupslum">
               <w:r>
                 <w:rPr>
                   <w:rFonts w:ascii="Arial" w:cs="Arial" w:eastAsia="Arial" w:hAnsi="Arial"/>
@@ -21385,7 +21385,7 @@
             <w:pPr>
               <w:spacing w:after="20" w:before="0"/>
             </w:pPr>
-            <w:hyperlink w:history="1" r:id="rIdjxb-z3glwvbjc1o4tfk2c">
+            <w:hyperlink w:history="1" r:id="rIdzxuxr3quyuzaxriyjrkou">
               <w:r>
                 <w:rPr>
                   <w:rFonts w:ascii="Arial" w:cs="Arial" w:eastAsia="Arial" w:hAnsi="Arial"/>
@@ -21418,7 +21418,7 @@
               <w:spacing w:after="10" w:before="0"/>
               <w:ind w:left="120"/>
             </w:pPr>
-            <w:hyperlink w:history="1" r:id="rId2xhhxdh-bvxj8oc9hfjpl">
+            <w:hyperlink w:history="1" r:id="rIdrsgvhmmeqvihxclkif9ti">
               <w:r>
                 <w:rPr>
                   <w:rFonts w:ascii="Arial" w:cs="Arial" w:eastAsia="Arial" w:hAnsi="Arial"/>
@@ -21463,7 +21463,7 @@
             <w:pPr>
               <w:spacing w:after="20" w:before="0"/>
             </w:pPr>
-            <w:hyperlink w:history="1" r:id="rIdoienozl_0v3pqwozjvgx4">
+            <w:hyperlink w:history="1" r:id="rIdlba5pr8mdk6envkwutyag">
               <w:r>
                 <w:rPr>
                   <w:rFonts w:ascii="Arial" w:cs="Arial" w:eastAsia="Arial" w:hAnsi="Arial"/>
@@ -21496,7 +21496,7 @@
               <w:spacing w:after="10" w:before="0"/>
               <w:ind w:left="120"/>
             </w:pPr>
-            <w:hyperlink w:history="1" r:id="rId3vhhn_61dsi8uajsy8mud">
+            <w:hyperlink w:history="1" r:id="rIdh61c-qmyxewwpv4xgqap6">
               <w:r>
                 <w:rPr>
                   <w:rFonts w:ascii="Arial" w:cs="Arial" w:eastAsia="Arial" w:hAnsi="Arial"/>
@@ -21723,7 +21723,7 @@
             <w:pPr>
               <w:spacing w:after="20" w:before="0"/>
             </w:pPr>
-            <w:hyperlink w:history="1" r:id="rId9vhpujugzkififpb-iueg">
+            <w:hyperlink w:history="1" r:id="rIdixapwjiuefwulh4jwbdfs">
               <w:r>
                 <w:rPr>
                   <w:rFonts w:ascii="Arial" w:cs="Arial" w:eastAsia="Arial" w:hAnsi="Arial"/>
@@ -21756,7 +21756,7 @@
               <w:spacing w:after="10" w:before="0"/>
               <w:ind w:left="120"/>
             </w:pPr>
-            <w:hyperlink w:history="1" r:id="rIdlssvo-iljp4_30mbi6t1j">
+            <w:hyperlink w:history="1" r:id="rIdtfopzc0axhcpa8bztgput">
               <w:r>
                 <w:rPr>
                   <w:rFonts w:ascii="Arial" w:cs="Arial" w:eastAsia="Arial" w:hAnsi="Arial"/>
@@ -21801,7 +21801,7 @@
             <w:pPr>
               <w:spacing w:after="20" w:before="0"/>
             </w:pPr>
-            <w:hyperlink w:history="1" r:id="rIdc1krpeidb9ibnnxp89j04">
+            <w:hyperlink w:history="1" r:id="rId3ds-yriqb2gycrk6bst91">
               <w:r>
                 <w:rPr>
                   <w:rFonts w:ascii="Arial" w:cs="Arial" w:eastAsia="Arial" w:hAnsi="Arial"/>
@@ -21834,7 +21834,7 @@
               <w:spacing w:after="10" w:before="0"/>
               <w:ind w:left="120"/>
             </w:pPr>
-            <w:hyperlink w:history="1" r:id="rIdhq6vj5lj6rnfhtpbfds9y">
+            <w:hyperlink w:history="1" r:id="rIdqi53qfdedsrvmthvdcz0o">
               <w:r>
                 <w:rPr>
                   <w:rFonts w:ascii="Arial" w:cs="Arial" w:eastAsia="Arial" w:hAnsi="Arial"/>
@@ -22080,7 +22080,7 @@
             <w:pPr>
               <w:spacing w:after="20" w:before="0"/>
             </w:pPr>
-            <w:hyperlink w:history="1" r:id="rIdibgm6x6df47ixrjnvxlg5">
+            <w:hyperlink w:history="1" r:id="rIdz4ikwkwfktaakejaprl52">
               <w:r>
                 <w:rPr>
                   <w:rFonts w:ascii="Arial" w:cs="Arial" w:eastAsia="Arial" w:hAnsi="Arial"/>
@@ -22113,7 +22113,7 @@
               <w:spacing w:after="10" w:before="0"/>
               <w:ind w:left="120"/>
             </w:pPr>
-            <w:hyperlink w:history="1" r:id="rIdahv6hkrvirsisp1wpqhzq">
+            <w:hyperlink w:history="1" r:id="rId8i6cgkj3pza7dcdealj7b">
               <w:r>
                 <w:rPr>
                   <w:rFonts w:ascii="Arial" w:cs="Arial" w:eastAsia="Arial" w:hAnsi="Arial"/>
@@ -22158,7 +22158,7 @@
             <w:pPr>
               <w:spacing w:after="20" w:before="0"/>
             </w:pPr>
-            <w:hyperlink w:history="1" r:id="rIdu8ro7ykdftuvrmeke4xpl">
+            <w:hyperlink w:history="1" r:id="rIdupbjovirfu6rwruccf2d3">
               <w:r>
                 <w:rPr>
                   <w:rFonts w:ascii="Arial" w:cs="Arial" w:eastAsia="Arial" w:hAnsi="Arial"/>
@@ -22191,7 +22191,7 @@
               <w:spacing w:after="10" w:before="0"/>
               <w:ind w:left="120"/>
             </w:pPr>
-            <w:hyperlink w:history="1" r:id="rIde7h7rwbtacyt0xhxkhacd">
+            <w:hyperlink w:history="1" r:id="rIdfdo_5ec8jgemx1svbykqf">
               <w:r>
                 <w:rPr>
                   <w:rFonts w:ascii="Arial" w:cs="Arial" w:eastAsia="Arial" w:hAnsi="Arial"/>

--- a/data/outputs/docx/Grade 10 Math/Math 2.3 Rotation/Math_Rotation_CBE_LessonSequence.docx
+++ b/data/outputs/docx/Grade 10 Math/Math 2.3 Rotation/Math_Rotation_CBE_LessonSequence.docx
@@ -2379,18 +2379,17 @@
         <w:tblLayout w:type="fixed"/>
       </w:tblPr>
       <w:tblGrid>
-        <w:gridCol w:w="900"/>
-        <w:gridCol w:w="2300"/>
-        <w:gridCol w:w="2556"/>
-        <w:gridCol w:w="3324"/>
-        <w:gridCol w:w="2300"/>
-        <w:gridCol w:w="2300"/>
+        <w:gridCol w:w="1520"/>
+        <w:gridCol w:w="3040"/>
+        <w:gridCol w:w="3040"/>
+        <w:gridCol w:w="3040"/>
+        <w:gridCol w:w="3040"/>
       </w:tblGrid>
       <w:tr>
         <w:tc>
           <w:tcPr>
             <w:tcW w:type="dxa" w:w="13680"/>
-            <w:gridSpan w:val="6"/>
+            <w:gridSpan w:val="5"/>
             <w:shd w:fill="1F6B75" w:color="auto" w:val="clear"/>
             <w:tcMar>
               <w:top w:type="dxa" w:w="60"/>
@@ -2424,7 +2423,7 @@
       <w:tr>
         <w:tc>
           <w:tcPr>
-            <w:tcW w:type="dxa" w:w="900"/>
+            <w:tcW w:type="dxa" w:w="1520"/>
             <w:shd w:fill="1F3864" w:color="auto" w:val="clear"/>
             <w:tcMar>
               <w:top w:type="dxa" w:w="60"/>
@@ -2456,7 +2455,7 @@
         </w:tc>
         <w:tc>
           <w:tcPr>
-            <w:tcW w:type="dxa" w:w="2300"/>
+            <w:tcW w:type="dxa" w:w="3040"/>
             <w:shd w:fill="2E75B6" w:color="auto" w:val="clear"/>
             <w:tcMar>
               <w:top w:type="dxa" w:w="60"/>
@@ -2488,7 +2487,39 @@
         </w:tc>
         <w:tc>
           <w:tcPr>
-            <w:tcW w:type="dxa" w:w="2556"/>
+            <w:tcW w:type="dxa" w:w="3040"/>
+            <w:shd w:fill="2E75B6" w:color="auto" w:val="clear"/>
+            <w:tcMar>
+              <w:top w:type="dxa" w:w="60"/>
+              <w:left w:type="dxa" w:w="120"/>
+              <w:bottom w:type="dxa" w:w="60"/>
+              <w:right w:type="dxa" w:w="120"/>
+            </w:tcMar>
+            <w:vAlign w:val="top"/>
+          </w:tcPr>
+          <w:p>
+            <w:pPr>
+              <w:spacing w:after="40" w:before="0"/>
+              <w:jc w:val="left"/>
+            </w:pPr>
+            <w:r>
+              <w:rPr>
+                <w:rFonts w:ascii="Arial" w:cs="Arial" w:eastAsia="Arial" w:hAnsi="Arial"/>
+                <w:b/>
+                <w:bCs/>
+                <w:i w:val="false"/>
+                <w:iCs w:val="false"/>
+                <w:color w:val="FFFFFF"/>
+                <w:sz w:val="18"/>
+                <w:szCs w:val="18"/>
+              </w:rPr>
+              <w:t xml:space="preserve">Teacher Actions</w:t>
+            </w:r>
+          </w:p>
+        </w:tc>
+        <w:tc>
+          <w:tcPr>
+            <w:tcW w:type="dxa" w:w="3040"/>
             <w:shd w:fill="1F6B75" w:color="auto" w:val="clear"/>
             <w:tcMar>
               <w:top w:type="dxa" w:w="60"/>
@@ -2514,77 +2545,13 @@
                 <w:sz w:val="18"/>
                 <w:szCs w:val="18"/>
               </w:rPr>
-              <w:t xml:space="preserve">Resource</w:t>
-            </w:r>
-          </w:p>
-        </w:tc>
-        <w:tc>
-          <w:tcPr>
-            <w:tcW w:type="dxa" w:w="3324"/>
-            <w:shd w:fill="2E75B6" w:color="auto" w:val="clear"/>
-            <w:tcMar>
-              <w:top w:type="dxa" w:w="60"/>
-              <w:left w:type="dxa" w:w="120"/>
-              <w:bottom w:type="dxa" w:w="60"/>
-              <w:right w:type="dxa" w:w="120"/>
-            </w:tcMar>
-            <w:vAlign w:val="top"/>
-          </w:tcPr>
-          <w:p>
-            <w:pPr>
-              <w:spacing w:after="40" w:before="0"/>
-              <w:jc w:val="left"/>
-            </w:pPr>
-            <w:r>
-              <w:rPr>
-                <w:rFonts w:ascii="Arial" w:cs="Arial" w:eastAsia="Arial" w:hAnsi="Arial"/>
-                <w:b/>
-                <w:bCs/>
-                <w:i w:val="false"/>
-                <w:iCs w:val="false"/>
-                <w:color w:val="FFFFFF"/>
-                <w:sz w:val="18"/>
-                <w:szCs w:val="18"/>
-              </w:rPr>
-              <w:t xml:space="preserve">Teacher Actions</w:t>
-            </w:r>
-          </w:p>
-        </w:tc>
-        <w:tc>
-          <w:tcPr>
-            <w:tcW w:type="dxa" w:w="2300"/>
-            <w:shd w:fill="1F6B75" w:color="auto" w:val="clear"/>
-            <w:tcMar>
-              <w:top w:type="dxa" w:w="60"/>
-              <w:left w:type="dxa" w:w="120"/>
-              <w:bottom w:type="dxa" w:w="60"/>
-              <w:right w:type="dxa" w:w="120"/>
-            </w:tcMar>
-            <w:vAlign w:val="top"/>
-          </w:tcPr>
-          <w:p>
-            <w:pPr>
-              <w:spacing w:after="40" w:before="0"/>
-              <w:jc w:val="left"/>
-            </w:pPr>
-            <w:r>
-              <w:rPr>
-                <w:rFonts w:ascii="Arial" w:cs="Arial" w:eastAsia="Arial" w:hAnsi="Arial"/>
-                <w:b/>
-                <w:bCs/>
-                <w:i w:val="false"/>
-                <w:iCs w:val="false"/>
-                <w:color w:val="FFFFFF"/>
-                <w:sz w:val="18"/>
-                <w:szCs w:val="18"/>
-              </w:rPr>
               <w:t xml:space="preserve">Sensemaking Strategy</w:t>
             </w:r>
           </w:p>
         </w:tc>
         <w:tc>
           <w:tcPr>
-            <w:tcW w:type="dxa" w:w="2300"/>
+            <w:tcW w:type="dxa" w:w="3040"/>
             <w:shd w:fill="2E75B6" w:color="auto" w:val="clear"/>
             <w:tcMar>
               <w:top w:type="dxa" w:w="60"/>
@@ -2618,7 +2585,7 @@
       <w:tr>
         <w:tc>
           <w:tcPr>
-            <w:tcW w:type="dxa" w:w="900"/>
+            <w:tcW w:type="dxa" w:w="1520"/>
             <w:shd w:fill="EAD1F5" w:color="auto" w:val="clear"/>
             <w:tcMar>
               <w:top w:type="dxa" w:w="60"/>
@@ -2647,89 +2614,6 @@
               <w:t xml:space="preserve">Predict Phase</w:t>
             </w:r>
           </w:p>
-        </w:tc>
-        <w:tc>
-          <w:tcPr>
-            <w:tcW w:type="dxa" w:w="2300"/>
-            <w:shd w:fill="FFFFFF" w:color="auto" w:val="clear"/>
-            <w:tcMar>
-              <w:top w:type="dxa" w:w="60"/>
-              <w:left w:type="dxa" w:w="120"/>
-              <w:bottom w:type="dxa" w:w="60"/>
-              <w:right w:type="dxa" w:w="120"/>
-            </w:tcMar>
-            <w:vAlign w:val="top"/>
-          </w:tcPr>
-          <w:p>
-            <w:pPr>
-              <w:spacing w:after="40" w:before="0"/>
-              <w:jc w:val="left"/>
-            </w:pPr>
-            <w:r>
-              <w:rPr>
-                <w:rFonts w:ascii="Arial" w:cs="Arial" w:eastAsia="Arial" w:hAnsi="Arial"/>
-                <w:b w:val="false"/>
-                <w:bCs w:val="false"/>
-                <w:i w:val="false"/>
-                <w:iCs w:val="false"/>
-                <w:color w:val="000000"/>
-                <w:sz w:val="18"/>
-                <w:szCs w:val="18"/>
-              </w:rPr>
-              <w:t xml:space="preserve">Watch the wind turbine video (or photograph). Groups discuss:</w:t>
-            </w:r>
-          </w:p>
-          <w:p>
-            <w:pPr>
-              <w:spacing w:after="40" w:before="0"/>
-              <w:jc w:val="left"/>
-            </w:pPr>
-            <w:r>
-              <w:rPr>
-                <w:rFonts w:ascii="Arial" w:cs="Arial" w:eastAsia="Arial" w:hAnsi="Arial"/>
-                <w:b w:val="false"/>
-                <w:bCs w:val="false"/>
-                <w:i w:val="false"/>
-                <w:iCs w:val="false"/>
-                <w:color w:val="000000"/>
-                <w:sz w:val="18"/>
-                <w:szCs w:val="18"/>
-              </w:rPr>
-              <w:t xml:space="preserve">"Where is the fixed point? Through what angle does one blade move to reach the next blade's position? Is the rotation clockwise or anticlockwise (as seen from the front)?"</w:t>
-            </w:r>
-          </w:p>
-          <w:p>
-            <w:pPr>
-              <w:spacing w:after="40" w:before="0"/>
-              <w:jc w:val="left"/>
-            </w:pPr>
-            <w:r>
-              <w:rPr>
-                <w:rFonts w:ascii="Arial" w:cs="Arial" w:eastAsia="Arial" w:hAnsi="Arial"/>
-                <w:b w:val="false"/>
-                <w:bCs w:val="false"/>
-                <w:i w:val="false"/>
-                <w:iCs w:val="false"/>
-                <w:color w:val="000000"/>
-                <w:sz w:val="18"/>
-                <w:szCs w:val="18"/>
-              </w:rPr>
-              <w:t xml:space="preserve">Record predictions before any teaching.</w:t>
-            </w:r>
-          </w:p>
-        </w:tc>
-        <w:tc>
-          <w:tcPr>
-            <w:tcW w:type="dxa" w:w="2556"/>
-            <w:shd w:fill="F2F2F2" w:color="auto" w:val="clear"/>
-            <w:tcMar>
-              <w:top w:type="dxa" w:w="60"/>
-              <w:left w:type="dxa" w:w="120"/>
-              <w:bottom w:type="dxa" w:w="60"/>
-              <w:right w:type="dxa" w:w="120"/>
-            </w:tcMar>
-            <w:vAlign w:val="top"/>
-          </w:tcPr>
           <w:p>
             <w:pPr>
               <w:spacing w:after="20" w:before="0"/>
@@ -2750,7 +2634,7 @@
             <w:pPr>
               <w:spacing w:after="20" w:before="0"/>
             </w:pPr>
-            <w:hyperlink w:history="1" r:id="rIdeaddidx5tknmb41687ohe">
+            <w:hyperlink w:history="1" r:id="rIdp_4pxihws3mybyl875lmd">
               <w:r>
                 <w:rPr>
                   <w:rFonts w:ascii="Arial" w:cs="Arial" w:eastAsia="Arial" w:hAnsi="Arial"/>
@@ -2783,7 +2667,7 @@
               <w:spacing w:after="10" w:before="0"/>
               <w:ind w:left="120"/>
             </w:pPr>
-            <w:hyperlink w:history="1" r:id="rIdydt9uijtgsawhkxrdzf_o">
+            <w:hyperlink w:history="1" r:id="rIdcojf2mvqs2tnb38pjkve6">
               <w:r>
                 <w:rPr>
                   <w:rFonts w:ascii="Arial" w:cs="Arial" w:eastAsia="Arial" w:hAnsi="Arial"/>
@@ -2828,7 +2712,7 @@
             <w:pPr>
               <w:spacing w:after="20" w:before="0"/>
             </w:pPr>
-            <w:hyperlink w:history="1" r:id="rIdvuctkyt3wp6ktqfehvshd">
+            <w:hyperlink w:history="1" r:id="rIduvdks011qiu1dv0iqx12w">
               <w:r>
                 <w:rPr>
                   <w:rFonts w:ascii="Arial" w:cs="Arial" w:eastAsia="Arial" w:hAnsi="Arial"/>
@@ -2861,7 +2745,7 @@
               <w:spacing w:after="10" w:before="0"/>
               <w:ind w:left="120"/>
             </w:pPr>
-            <w:hyperlink w:history="1" r:id="rId6kpaia5bm4ss7_zg6vxrz">
+            <w:hyperlink w:history="1" r:id="rIdwwqr1f5t2yndtuo7pymxo">
               <w:r>
                 <w:rPr>
                   <w:rFonts w:ascii="Arial" w:cs="Arial" w:eastAsia="Arial" w:hAnsi="Arial"/>
@@ -2877,7 +2761,7 @@
         </w:tc>
         <w:tc>
           <w:tcPr>
-            <w:tcW w:type="dxa" w:w="3324"/>
+            <w:tcW w:type="dxa" w:w="3040"/>
             <w:shd w:fill="FFFFFF" w:color="auto" w:val="clear"/>
             <w:tcMar>
               <w:top w:type="dxa" w:w="60"/>
@@ -2903,6 +2787,76 @@
                 <w:sz w:val="18"/>
                 <w:szCs w:val="18"/>
               </w:rPr>
+              <w:t xml:space="preserve">Watch the wind turbine video (or photograph). Groups discuss:</w:t>
+            </w:r>
+          </w:p>
+          <w:p>
+            <w:pPr>
+              <w:spacing w:after="40" w:before="0"/>
+              <w:jc w:val="left"/>
+            </w:pPr>
+            <w:r>
+              <w:rPr>
+                <w:rFonts w:ascii="Arial" w:cs="Arial" w:eastAsia="Arial" w:hAnsi="Arial"/>
+                <w:b w:val="false"/>
+                <w:bCs w:val="false"/>
+                <w:i w:val="false"/>
+                <w:iCs w:val="false"/>
+                <w:color w:val="000000"/>
+                <w:sz w:val="18"/>
+                <w:szCs w:val="18"/>
+              </w:rPr>
+              <w:t xml:space="preserve">"Where is the fixed point? Through what angle does one blade move to reach the next blade's position? Is the rotation clockwise or anticlockwise (as seen from the front)?"</w:t>
+            </w:r>
+          </w:p>
+          <w:p>
+            <w:pPr>
+              <w:spacing w:after="40" w:before="0"/>
+              <w:jc w:val="left"/>
+            </w:pPr>
+            <w:r>
+              <w:rPr>
+                <w:rFonts w:ascii="Arial" w:cs="Arial" w:eastAsia="Arial" w:hAnsi="Arial"/>
+                <w:b w:val="false"/>
+                <w:bCs w:val="false"/>
+                <w:i w:val="false"/>
+                <w:iCs w:val="false"/>
+                <w:color w:val="000000"/>
+                <w:sz w:val="18"/>
+                <w:szCs w:val="18"/>
+              </w:rPr>
+              <w:t xml:space="preserve">Record predictions before any teaching.</w:t>
+            </w:r>
+          </w:p>
+        </w:tc>
+        <w:tc>
+          <w:tcPr>
+            <w:tcW w:type="dxa" w:w="3040"/>
+            <w:shd w:fill="F2F2F2" w:color="auto" w:val="clear"/>
+            <w:tcMar>
+              <w:top w:type="dxa" w:w="60"/>
+              <w:left w:type="dxa" w:w="120"/>
+              <w:bottom w:type="dxa" w:w="60"/>
+              <w:right w:type="dxa" w:w="120"/>
+            </w:tcMar>
+            <w:vAlign w:val="top"/>
+          </w:tcPr>
+          <w:p>
+            <w:pPr>
+              <w:spacing w:after="40" w:before="0"/>
+              <w:jc w:val="left"/>
+            </w:pPr>
+            <w:r>
+              <w:rPr>
+                <w:rFonts w:ascii="Arial" w:cs="Arial" w:eastAsia="Arial" w:hAnsi="Arial"/>
+                <w:b w:val="false"/>
+                <w:bCs w:val="false"/>
+                <w:i w:val="false"/>
+                <w:iCs w:val="false"/>
+                <w:color w:val="000000"/>
+                <w:sz w:val="18"/>
+                <w:szCs w:val="18"/>
+              </w:rPr>
               <w:t xml:space="preserve">"There are THREE things you need to describe any rotation — what are they?"</w:t>
             </w:r>
           </w:p>
@@ -2928,40 +2882,40 @@
         </w:tc>
         <w:tc>
           <w:tcPr>
-            <w:tcW w:type="dxa" w:w="2300"/>
+            <w:tcW w:type="dxa" w:w="3040"/>
+            <w:shd w:fill="FFFFFF" w:color="auto" w:val="clear"/>
+            <w:tcMar>
+              <w:top w:type="dxa" w:w="60"/>
+              <w:left w:type="dxa" w:w="120"/>
+              <w:bottom w:type="dxa" w:w="60"/>
+              <w:right w:type="dxa" w:w="120"/>
+            </w:tcMar>
+            <w:vAlign w:val="top"/>
+          </w:tcPr>
+          <w:p>
+            <w:pPr>
+              <w:spacing w:after="40" w:before="0"/>
+              <w:jc w:val="left"/>
+            </w:pPr>
+            <w:r>
+              <w:rPr>
+                <w:rFonts w:ascii="Arial" w:cs="Arial" w:eastAsia="Arial" w:hAnsi="Arial"/>
+                <w:b w:val="false"/>
+                <w:bCs w:val="false"/>
+                <w:i w:val="false"/>
+                <w:iCs w:val="false"/>
+                <w:color w:val="000000"/>
+                <w:sz w:val="18"/>
+                <w:szCs w:val="18"/>
+              </w:rPr>
+              <w:t xml:space="preserve">Phenomenon observation activates intuitive rotation knowledge. Three-parameter framework emerges from the context.</w:t>
+            </w:r>
+          </w:p>
+        </w:tc>
+        <w:tc>
+          <w:tcPr>
+            <w:tcW w:type="dxa" w:w="3040"/>
             <w:shd w:fill="F2F2F2" w:color="auto" w:val="clear"/>
-            <w:tcMar>
-              <w:top w:type="dxa" w:w="60"/>
-              <w:left w:type="dxa" w:w="120"/>
-              <w:bottom w:type="dxa" w:w="60"/>
-              <w:right w:type="dxa" w:w="120"/>
-            </w:tcMar>
-            <w:vAlign w:val="top"/>
-          </w:tcPr>
-          <w:p>
-            <w:pPr>
-              <w:spacing w:after="40" w:before="0"/>
-              <w:jc w:val="left"/>
-            </w:pPr>
-            <w:r>
-              <w:rPr>
-                <w:rFonts w:ascii="Arial" w:cs="Arial" w:eastAsia="Arial" w:hAnsi="Arial"/>
-                <w:b w:val="false"/>
-                <w:bCs w:val="false"/>
-                <w:i w:val="false"/>
-                <w:iCs w:val="false"/>
-                <w:color w:val="000000"/>
-                <w:sz w:val="18"/>
-                <w:szCs w:val="18"/>
-              </w:rPr>
-              <w:t xml:space="preserve">Phenomenon observation activates intuitive rotation knowledge. Three-parameter framework emerges from the context.</w:t>
-            </w:r>
-          </w:p>
-        </w:tc>
-        <w:tc>
-          <w:tcPr>
-            <w:tcW w:type="dxa" w:w="2300"/>
-            <w:shd w:fill="FFFFFF" w:color="auto" w:val="clear"/>
             <w:tcMar>
               <w:top w:type="dxa" w:w="60"/>
               <w:left w:type="dxa" w:w="120"/>
@@ -2994,7 +2948,7 @@
       <w:tr>
         <w:tc>
           <w:tcPr>
-            <w:tcW w:type="dxa" w:w="900"/>
+            <w:tcW w:type="dxa" w:w="1520"/>
             <w:shd w:fill="D9EEF1" w:color="auto" w:val="clear"/>
             <w:tcMar>
               <w:top w:type="dxa" w:w="60"/>
@@ -3023,127 +2977,6 @@
               <w:t xml:space="preserve">Observe Phase</w:t>
             </w:r>
           </w:p>
-        </w:tc>
-        <w:tc>
-          <w:tcPr>
-            <w:tcW w:type="dxa" w:w="2300"/>
-            <w:shd w:fill="FFFFFF" w:color="auto" w:val="clear"/>
-            <w:tcMar>
-              <w:top w:type="dxa" w:w="60"/>
-              <w:left w:type="dxa" w:w="120"/>
-              <w:bottom w:type="dxa" w:w="60"/>
-              <w:right w:type="dxa" w:w="120"/>
-            </w:tcMar>
-            <w:vAlign w:val="top"/>
-          </w:tcPr>
-          <w:p>
-            <w:pPr>
-              <w:spacing w:after="40" w:before="0"/>
-              <w:jc w:val="left"/>
-            </w:pPr>
-            <w:r>
-              <w:rPr>
-                <w:rFonts w:ascii="Arial" w:cs="Arial" w:eastAsia="Arial" w:hAnsi="Arial"/>
-                <w:b w:val="false"/>
-                <w:bCs w:val="false"/>
-                <w:i w:val="false"/>
-                <w:iCs w:val="false"/>
-                <w:color w:val="000000"/>
-                <w:sz w:val="18"/>
-                <w:szCs w:val="18"/>
-              </w:rPr>
-              <w:t xml:space="preserve">Tracing paper activity:</w:t>
-            </w:r>
-          </w:p>
-          <w:p>
-            <w:pPr>
-              <w:spacing w:after="40" w:before="0"/>
-              <w:jc w:val="left"/>
-            </w:pPr>
-            <w:r>
-              <w:rPr>
-                <w:rFonts w:ascii="Arial" w:cs="Arial" w:eastAsia="Arial" w:hAnsi="Arial"/>
-                <w:b w:val="false"/>
-                <w:bCs w:val="false"/>
-                <w:i w:val="false"/>
-                <w:iCs w:val="false"/>
-                <w:color w:val="000000"/>
-                <w:sz w:val="18"/>
-                <w:szCs w:val="18"/>
-              </w:rPr>
-              <w:t xml:space="preserve">1. Place tracing paper over a printed shape. Trace the shape and mark the centre point with a pin/pencil.</w:t>
-            </w:r>
-          </w:p>
-          <w:p>
-            <w:pPr>
-              <w:spacing w:after="40" w:before="0"/>
-              <w:jc w:val="left"/>
-            </w:pPr>
-            <w:r>
-              <w:rPr>
-                <w:rFonts w:ascii="Arial" w:cs="Arial" w:eastAsia="Arial" w:hAnsi="Arial"/>
-                <w:b w:val="false"/>
-                <w:bCs w:val="false"/>
-                <w:i w:val="false"/>
-                <w:iCs w:val="false"/>
-                <w:color w:val="000000"/>
-                <w:sz w:val="18"/>
-                <w:szCs w:val="18"/>
-              </w:rPr>
-              <w:t xml:space="preserve">2. Rotate the tracing paper 90° clockwise about the pin. Trace the new position — this is the image.</w:t>
-            </w:r>
-          </w:p>
-          <w:p>
-            <w:pPr>
-              <w:spacing w:after="40" w:before="0"/>
-              <w:jc w:val="left"/>
-            </w:pPr>
-            <w:r>
-              <w:rPr>
-                <w:rFonts w:ascii="Arial" w:cs="Arial" w:eastAsia="Arial" w:hAnsi="Arial"/>
-                <w:b w:val="false"/>
-                <w:bCs w:val="false"/>
-                <w:i w:val="false"/>
-                <w:iCs w:val="false"/>
-                <w:color w:val="000000"/>
-                <w:sz w:val="18"/>
-                <w:szCs w:val="18"/>
-              </w:rPr>
-              <w:t xml:space="preserve">3. Repeat for 180° and 270° (both clockwise and anticlockwise).</w:t>
-            </w:r>
-          </w:p>
-          <w:p>
-            <w:pPr>
-              <w:spacing w:after="40" w:before="0"/>
-              <w:jc w:val="left"/>
-            </w:pPr>
-            <w:r>
-              <w:rPr>
-                <w:rFonts w:ascii="Arial" w:cs="Arial" w:eastAsia="Arial" w:hAnsi="Arial"/>
-                <w:b w:val="false"/>
-                <w:bCs w:val="false"/>
-                <w:i w:val="false"/>
-                <w:iCs w:val="false"/>
-                <w:color w:val="000000"/>
-                <w:sz w:val="18"/>
-                <w:szCs w:val="18"/>
-              </w:rPr>
-              <w:t xml:space="preserve">4. Compare: 90° clockwise vs 270° anticlockwise — are they the same?</w:t>
-            </w:r>
-          </w:p>
-        </w:tc>
-        <w:tc>
-          <w:tcPr>
-            <w:tcW w:type="dxa" w:w="2556"/>
-            <w:shd w:fill="F2F2F2" w:color="auto" w:val="clear"/>
-            <w:tcMar>
-              <w:top w:type="dxa" w:w="60"/>
-              <w:left w:type="dxa" w:w="120"/>
-              <w:bottom w:type="dxa" w:w="60"/>
-              <w:right w:type="dxa" w:w="120"/>
-            </w:tcMar>
-            <w:vAlign w:val="top"/>
-          </w:tcPr>
           <w:p>
             <w:pPr>
               <w:spacing w:after="20" w:before="0"/>
@@ -3164,7 +2997,7 @@
             <w:pPr>
               <w:spacing w:after="20" w:before="0"/>
             </w:pPr>
-            <w:hyperlink w:history="1" r:id="rIdxnysbrgos7a6vpp3h_89a">
+            <w:hyperlink w:history="1" r:id="rIdof5-qjw5kbogu6jiynelo">
               <w:r>
                 <w:rPr>
                   <w:rFonts w:ascii="Arial" w:cs="Arial" w:eastAsia="Arial" w:hAnsi="Arial"/>
@@ -3197,7 +3030,7 @@
               <w:spacing w:after="10" w:before="0"/>
               <w:ind w:left="120"/>
             </w:pPr>
-            <w:hyperlink w:history="1" r:id="rIdvwrnc9g-qv016l3mftcxx">
+            <w:hyperlink w:history="1" r:id="rIdvwuvrvgzyesngaspa6tlm">
               <w:r>
                 <w:rPr>
                   <w:rFonts w:ascii="Arial" w:cs="Arial" w:eastAsia="Arial" w:hAnsi="Arial"/>
@@ -3242,7 +3075,7 @@
             <w:pPr>
               <w:spacing w:after="20" w:before="0"/>
             </w:pPr>
-            <w:hyperlink w:history="1" r:id="rIdhl4n4kcn3znync7hz_py9">
+            <w:hyperlink w:history="1" r:id="rIdu9-ntssh7kz6qrdzr0arj">
               <w:r>
                 <w:rPr>
                   <w:rFonts w:ascii="Arial" w:cs="Arial" w:eastAsia="Arial" w:hAnsi="Arial"/>
@@ -3275,7 +3108,7 @@
               <w:spacing w:after="10" w:before="0"/>
               <w:ind w:left="120"/>
             </w:pPr>
-            <w:hyperlink w:history="1" r:id="rIdojopfa6aluhy72vywigqk">
+            <w:hyperlink w:history="1" r:id="rIdfkfzxfj0dt6bw2r2gjbnr">
               <w:r>
                 <w:rPr>
                   <w:rFonts w:ascii="Arial" w:cs="Arial" w:eastAsia="Arial" w:hAnsi="Arial"/>
@@ -3291,7 +3124,7 @@
         </w:tc>
         <w:tc>
           <w:tcPr>
-            <w:tcW w:type="dxa" w:w="3324"/>
+            <w:tcW w:type="dxa" w:w="3040"/>
             <w:shd w:fill="FFFFFF" w:color="auto" w:val="clear"/>
             <w:tcMar>
               <w:top w:type="dxa" w:w="60"/>
@@ -3317,6 +3150,114 @@
                 <w:sz w:val="18"/>
                 <w:szCs w:val="18"/>
               </w:rPr>
+              <w:t xml:space="preserve">Tracing paper activity:</w:t>
+            </w:r>
+          </w:p>
+          <w:p>
+            <w:pPr>
+              <w:spacing w:after="40" w:before="0"/>
+              <w:jc w:val="left"/>
+            </w:pPr>
+            <w:r>
+              <w:rPr>
+                <w:rFonts w:ascii="Arial" w:cs="Arial" w:eastAsia="Arial" w:hAnsi="Arial"/>
+                <w:b w:val="false"/>
+                <w:bCs w:val="false"/>
+                <w:i w:val="false"/>
+                <w:iCs w:val="false"/>
+                <w:color w:val="000000"/>
+                <w:sz w:val="18"/>
+                <w:szCs w:val="18"/>
+              </w:rPr>
+              <w:t xml:space="preserve">1. Place tracing paper over a printed shape. Trace the shape and mark the centre point with a pin/pencil.</w:t>
+            </w:r>
+          </w:p>
+          <w:p>
+            <w:pPr>
+              <w:spacing w:after="40" w:before="0"/>
+              <w:jc w:val="left"/>
+            </w:pPr>
+            <w:r>
+              <w:rPr>
+                <w:rFonts w:ascii="Arial" w:cs="Arial" w:eastAsia="Arial" w:hAnsi="Arial"/>
+                <w:b w:val="false"/>
+                <w:bCs w:val="false"/>
+                <w:i w:val="false"/>
+                <w:iCs w:val="false"/>
+                <w:color w:val="000000"/>
+                <w:sz w:val="18"/>
+                <w:szCs w:val="18"/>
+              </w:rPr>
+              <w:t xml:space="preserve">2. Rotate the tracing paper 90° clockwise about the pin. Trace the new position — this is the image.</w:t>
+            </w:r>
+          </w:p>
+          <w:p>
+            <w:pPr>
+              <w:spacing w:after="40" w:before="0"/>
+              <w:jc w:val="left"/>
+            </w:pPr>
+            <w:r>
+              <w:rPr>
+                <w:rFonts w:ascii="Arial" w:cs="Arial" w:eastAsia="Arial" w:hAnsi="Arial"/>
+                <w:b w:val="false"/>
+                <w:bCs w:val="false"/>
+                <w:i w:val="false"/>
+                <w:iCs w:val="false"/>
+                <w:color w:val="000000"/>
+                <w:sz w:val="18"/>
+                <w:szCs w:val="18"/>
+              </w:rPr>
+              <w:t xml:space="preserve">3. Repeat for 180° and 270° (both clockwise and anticlockwise).</w:t>
+            </w:r>
+          </w:p>
+          <w:p>
+            <w:pPr>
+              <w:spacing w:after="40" w:before="0"/>
+              <w:jc w:val="left"/>
+            </w:pPr>
+            <w:r>
+              <w:rPr>
+                <w:rFonts w:ascii="Arial" w:cs="Arial" w:eastAsia="Arial" w:hAnsi="Arial"/>
+                <w:b w:val="false"/>
+                <w:bCs w:val="false"/>
+                <w:i w:val="false"/>
+                <w:iCs w:val="false"/>
+                <w:color w:val="000000"/>
+                <w:sz w:val="18"/>
+                <w:szCs w:val="18"/>
+              </w:rPr>
+              <w:t xml:space="preserve">4. Compare: 90° clockwise vs 270° anticlockwise — are they the same?</w:t>
+            </w:r>
+          </w:p>
+        </w:tc>
+        <w:tc>
+          <w:tcPr>
+            <w:tcW w:type="dxa" w:w="3040"/>
+            <w:shd w:fill="F2F2F2" w:color="auto" w:val="clear"/>
+            <w:tcMar>
+              <w:top w:type="dxa" w:w="60"/>
+              <w:left w:type="dxa" w:w="120"/>
+              <w:bottom w:type="dxa" w:w="60"/>
+              <w:right w:type="dxa" w:w="120"/>
+            </w:tcMar>
+            <w:vAlign w:val="top"/>
+          </w:tcPr>
+          <w:p>
+            <w:pPr>
+              <w:spacing w:after="40" w:before="0"/>
+              <w:jc w:val="left"/>
+            </w:pPr>
+            <w:r>
+              <w:rPr>
+                <w:rFonts w:ascii="Arial" w:cs="Arial" w:eastAsia="Arial" w:hAnsi="Arial"/>
+                <w:b w:val="false"/>
+                <w:bCs w:val="false"/>
+                <w:i w:val="false"/>
+                <w:iCs w:val="false"/>
+                <w:color w:val="000000"/>
+                <w:sz w:val="18"/>
+                <w:szCs w:val="18"/>
+              </w:rPr>
               <w:t xml:space="preserve">"Pin your pencil point exactly on the centre — if it slips, your image will be wrong."</w:t>
             </w:r>
           </w:p>
@@ -3342,40 +3283,40 @@
         </w:tc>
         <w:tc>
           <w:tcPr>
-            <w:tcW w:type="dxa" w:w="2300"/>
+            <w:tcW w:type="dxa" w:w="3040"/>
+            <w:shd w:fill="FFFFFF" w:color="auto" w:val="clear"/>
+            <w:tcMar>
+              <w:top w:type="dxa" w:w="60"/>
+              <w:left w:type="dxa" w:w="120"/>
+              <w:bottom w:type="dxa" w:w="60"/>
+              <w:right w:type="dxa" w:w="120"/>
+            </w:tcMar>
+            <w:vAlign w:val="top"/>
+          </w:tcPr>
+          <w:p>
+            <w:pPr>
+              <w:spacing w:after="40" w:before="0"/>
+              <w:jc w:val="left"/>
+            </w:pPr>
+            <w:r>
+              <w:rPr>
+                <w:rFonts w:ascii="Arial" w:cs="Arial" w:eastAsia="Arial" w:hAnsi="Arial"/>
+                <w:b w:val="false"/>
+                <w:bCs w:val="false"/>
+                <w:i w:val="false"/>
+                <w:iCs w:val="false"/>
+                <w:color w:val="000000"/>
+                <w:sz w:val="18"/>
+                <w:szCs w:val="18"/>
+              </w:rPr>
+              <w:t xml:space="preserve">Embodied rotation using tracing paper makes the abstract concept physical and concrete.</w:t>
+            </w:r>
+          </w:p>
+        </w:tc>
+        <w:tc>
+          <w:tcPr>
+            <w:tcW w:type="dxa" w:w="3040"/>
             <w:shd w:fill="F2F2F2" w:color="auto" w:val="clear"/>
-            <w:tcMar>
-              <w:top w:type="dxa" w:w="60"/>
-              <w:left w:type="dxa" w:w="120"/>
-              <w:bottom w:type="dxa" w:w="60"/>
-              <w:right w:type="dxa" w:w="120"/>
-            </w:tcMar>
-            <w:vAlign w:val="top"/>
-          </w:tcPr>
-          <w:p>
-            <w:pPr>
-              <w:spacing w:after="40" w:before="0"/>
-              <w:jc w:val="left"/>
-            </w:pPr>
-            <w:r>
-              <w:rPr>
-                <w:rFonts w:ascii="Arial" w:cs="Arial" w:eastAsia="Arial" w:hAnsi="Arial"/>
-                <w:b w:val="false"/>
-                <w:bCs w:val="false"/>
-                <w:i w:val="false"/>
-                <w:iCs w:val="false"/>
-                <w:color w:val="000000"/>
-                <w:sz w:val="18"/>
-                <w:szCs w:val="18"/>
-              </w:rPr>
-              <w:t xml:space="preserve">Embodied rotation using tracing paper makes the abstract concept physical and concrete.</w:t>
-            </w:r>
-          </w:p>
-        </w:tc>
-        <w:tc>
-          <w:tcPr>
-            <w:tcW w:type="dxa" w:w="2300"/>
-            <w:shd w:fill="FFFFFF" w:color="auto" w:val="clear"/>
             <w:tcMar>
               <w:top w:type="dxa" w:w="60"/>
               <w:left w:type="dxa" w:w="120"/>
@@ -3408,7 +3349,7 @@
       <w:tr>
         <w:tc>
           <w:tcPr>
-            <w:tcW w:type="dxa" w:w="900"/>
+            <w:tcW w:type="dxa" w:w="1520"/>
             <w:shd w:fill="E2EFDA" w:color="auto" w:val="clear"/>
             <w:tcMar>
               <w:top w:type="dxa" w:w="60"/>
@@ -3437,149 +3378,6 @@
               <w:t xml:space="preserve">Explain Phase</w:t>
             </w:r>
           </w:p>
-        </w:tc>
-        <w:tc>
-          <w:tcPr>
-            <w:tcW w:type="dxa" w:w="2300"/>
-            <w:shd w:fill="FFFFFF" w:color="auto" w:val="clear"/>
-            <w:tcMar>
-              <w:top w:type="dxa" w:w="60"/>
-              <w:left w:type="dxa" w:w="120"/>
-              <w:bottom w:type="dxa" w:w="60"/>
-              <w:right w:type="dxa" w:w="120"/>
-            </w:tcMar>
-            <w:vAlign w:val="top"/>
-          </w:tcPr>
-          <w:p>
-            <w:pPr>
-              <w:spacing w:after="40" w:before="0"/>
-              <w:jc w:val="left"/>
-            </w:pPr>
-            <w:r>
-              <w:rPr>
-                <w:rFonts w:ascii="Arial" w:cs="Arial" w:eastAsia="Arial" w:hAnsi="Arial"/>
-                <w:b w:val="false"/>
-                <w:bCs w:val="false"/>
-                <w:i w:val="false"/>
-                <w:iCs w:val="false"/>
-                <w:color w:val="000000"/>
-                <w:sz w:val="18"/>
-                <w:szCs w:val="18"/>
-              </w:rPr>
-              <w:t xml:space="preserve">Class discussion: formal definitions established.</w:t>
-            </w:r>
-          </w:p>
-          <w:p>
-            <w:pPr>
-              <w:spacing w:after="30" w:before="0"/>
-              <w:ind w:left="360" w:hanging="180"/>
-              <w:jc w:val="left"/>
-            </w:pPr>
-            <w:r>
-              <w:rPr>
-                <w:rFonts w:ascii="Arial" w:cs="Arial" w:eastAsia="Arial" w:hAnsi="Arial"/>
-                <w:b w:val="false"/>
-                <w:bCs w:val="false"/>
-                <w:i w:val="false"/>
-                <w:iCs w:val="false"/>
-                <w:color w:val="000000"/>
-                <w:sz w:val="18"/>
-                <w:szCs w:val="18"/>
-              </w:rPr>
-              <w:t xml:space="preserve">–  Centre of rotation: the fixed point that does not move</w:t>
-            </w:r>
-          </w:p>
-          <w:p>
-            <w:pPr>
-              <w:spacing w:after="30" w:before="0"/>
-              <w:ind w:left="360" w:hanging="180"/>
-              <w:jc w:val="left"/>
-            </w:pPr>
-            <w:r>
-              <w:rPr>
-                <w:rFonts w:ascii="Arial" w:cs="Arial" w:eastAsia="Arial" w:hAnsi="Arial"/>
-                <w:b w:val="false"/>
-                <w:bCs w:val="false"/>
-                <w:i w:val="false"/>
-                <w:iCs w:val="false"/>
-                <w:color w:val="000000"/>
-                <w:sz w:val="18"/>
-                <w:szCs w:val="18"/>
-              </w:rPr>
-              <w:t xml:space="preserve">–  Angle of rotation: the number of degrees turned</w:t>
-            </w:r>
-          </w:p>
-          <w:p>
-            <w:pPr>
-              <w:spacing w:after="30" w:before="0"/>
-              <w:ind w:left="360" w:hanging="180"/>
-              <w:jc w:val="left"/>
-            </w:pPr>
-            <w:r>
-              <w:rPr>
-                <w:rFonts w:ascii="Arial" w:cs="Arial" w:eastAsia="Arial" w:hAnsi="Arial"/>
-                <w:b w:val="false"/>
-                <w:bCs w:val="false"/>
-                <w:i w:val="false"/>
-                <w:iCs w:val="false"/>
-                <w:color w:val="000000"/>
-                <w:sz w:val="18"/>
-                <w:szCs w:val="18"/>
-              </w:rPr>
-              <w:t xml:space="preserve">–  Direction: clockwise (CW) or anticlockwise (ACW)</w:t>
-            </w:r>
-          </w:p>
-          <w:p>
-            <w:pPr>
-              <w:spacing w:after="40" w:before="0"/>
-              <w:jc w:val="left"/>
-            </w:pPr>
-            <w:r>
-              <w:rPr>
-                <w:rFonts w:ascii="Arial" w:cs="Arial" w:eastAsia="Arial" w:hAnsi="Arial"/>
-                <w:b w:val="false"/>
-                <w:bCs w:val="false"/>
-                <w:i w:val="false"/>
-                <w:iCs w:val="false"/>
-                <w:color w:val="000000"/>
-                <w:sz w:val="18"/>
-                <w:szCs w:val="18"/>
-              </w:rPr>
-              <w:t xml:space="preserve">Students complete a "rotation vocabulary" card with definition + example for each term.</w:t>
-            </w:r>
-          </w:p>
-          <w:p>
-            <w:pPr>
-              <w:spacing w:after="40" w:before="0"/>
-              <w:jc w:val="left"/>
-            </w:pPr>
-            <w:r>
-              <w:rPr>
-                <w:rFonts w:ascii="Arial" w:cs="Arial" w:eastAsia="Arial" w:hAnsi="Arial"/>
-                <w:b w:val="false"/>
-                <w:bCs w:val="false"/>
-                <w:i w:val="false"/>
-                <w:iCs w:val="false"/>
-                <w:color w:val="000000"/>
-                <w:sz w:val="18"/>
-                <w:szCs w:val="18"/>
-              </w:rPr>
-              <w:t xml:space="preserve">Comparison table: Rotation vs Reflection vs Translation — what stays fixed, what changes?</w:t>
-            </w:r>
-          </w:p>
-        </w:tc>
-        <w:tc>
-          <w:tcPr>
-            <w:tcW w:type="dxa" w:w="2556"/>
-            <w:shd w:fill="F2F2F2" w:color="auto" w:val="clear"/>
-            <w:tcMar>
-              <w:top w:type="dxa" w:w="60"/>
-              <w:left w:type="dxa" w:w="120"/>
-              <w:bottom w:type="dxa" w:w="60"/>
-              <w:right w:type="dxa" w:w="120"/>
-            </w:tcMar>
-            <w:vAlign w:val="top"/>
-          </w:tcPr>
           <w:p>
             <w:pPr>
               <w:spacing w:after="20" w:before="0"/>
@@ -3600,7 +3398,7 @@
             <w:pPr>
               <w:spacing w:after="20" w:before="0"/>
             </w:pPr>
-            <w:hyperlink w:history="1" r:id="rIdpr8miyzbcvowjt3c3tc-y">
+            <w:hyperlink w:history="1" r:id="rIdctrunr7kcvg0rbtlfp2b5">
               <w:r>
                 <w:rPr>
                   <w:rFonts w:ascii="Arial" w:cs="Arial" w:eastAsia="Arial" w:hAnsi="Arial"/>
@@ -3633,7 +3431,7 @@
               <w:spacing w:after="10" w:before="0"/>
               <w:ind w:left="120"/>
             </w:pPr>
-            <w:hyperlink w:history="1" r:id="rIdvzzybi5qoqs1v-oasseiy">
+            <w:hyperlink w:history="1" r:id="rId4wfk9vaflutnsz-a3aotu">
               <w:r>
                 <w:rPr>
                   <w:rFonts w:ascii="Arial" w:cs="Arial" w:eastAsia="Arial" w:hAnsi="Arial"/>
@@ -3678,7 +3476,7 @@
             <w:pPr>
               <w:spacing w:after="20" w:before="0"/>
             </w:pPr>
-            <w:hyperlink w:history="1" r:id="rIdqkwlfmp8el4y8hjphbbmm">
+            <w:hyperlink w:history="1" r:id="rIdgtwp1fasyan01ox2vdb3j">
               <w:r>
                 <w:rPr>
                   <w:rFonts w:ascii="Arial" w:cs="Arial" w:eastAsia="Arial" w:hAnsi="Arial"/>
@@ -3711,7 +3509,7 @@
               <w:spacing w:after="10" w:before="0"/>
               <w:ind w:left="120"/>
             </w:pPr>
-            <w:hyperlink w:history="1" r:id="rIdbj_kc18eafmv7h9128val">
+            <w:hyperlink w:history="1" r:id="rId64ejaf6hovdspektz8ctf">
               <w:r>
                 <w:rPr>
                   <w:rFonts w:ascii="Arial" w:cs="Arial" w:eastAsia="Arial" w:hAnsi="Arial"/>
@@ -3727,7 +3525,7 @@
         </w:tc>
         <w:tc>
           <w:tcPr>
-            <w:tcW w:type="dxa" w:w="3324"/>
+            <w:tcW w:type="dxa" w:w="3040"/>
             <w:shd w:fill="FFFFFF" w:color="auto" w:val="clear"/>
             <w:tcMar>
               <w:top w:type="dxa" w:w="60"/>
@@ -3753,6 +3551,136 @@
                 <w:sz w:val="18"/>
                 <w:szCs w:val="18"/>
               </w:rPr>
+              <w:t xml:space="preserve">Class discussion: formal definitions established.</w:t>
+            </w:r>
+          </w:p>
+          <w:p>
+            <w:pPr>
+              <w:spacing w:after="30" w:before="0"/>
+              <w:ind w:left="360" w:hanging="180"/>
+              <w:jc w:val="left"/>
+            </w:pPr>
+            <w:r>
+              <w:rPr>
+                <w:rFonts w:ascii="Arial" w:cs="Arial" w:eastAsia="Arial" w:hAnsi="Arial"/>
+                <w:b w:val="false"/>
+                <w:bCs w:val="false"/>
+                <w:i w:val="false"/>
+                <w:iCs w:val="false"/>
+                <w:color w:val="000000"/>
+                <w:sz w:val="18"/>
+                <w:szCs w:val="18"/>
+              </w:rPr>
+              <w:t xml:space="preserve">–  Centre of rotation: the fixed point that does not move</w:t>
+            </w:r>
+          </w:p>
+          <w:p>
+            <w:pPr>
+              <w:spacing w:after="30" w:before="0"/>
+              <w:ind w:left="360" w:hanging="180"/>
+              <w:jc w:val="left"/>
+            </w:pPr>
+            <w:r>
+              <w:rPr>
+                <w:rFonts w:ascii="Arial" w:cs="Arial" w:eastAsia="Arial" w:hAnsi="Arial"/>
+                <w:b w:val="false"/>
+                <w:bCs w:val="false"/>
+                <w:i w:val="false"/>
+                <w:iCs w:val="false"/>
+                <w:color w:val="000000"/>
+                <w:sz w:val="18"/>
+                <w:szCs w:val="18"/>
+              </w:rPr>
+              <w:t xml:space="preserve">–  Angle of rotation: the number of degrees turned</w:t>
+            </w:r>
+          </w:p>
+          <w:p>
+            <w:pPr>
+              <w:spacing w:after="30" w:before="0"/>
+              <w:ind w:left="360" w:hanging="180"/>
+              <w:jc w:val="left"/>
+            </w:pPr>
+            <w:r>
+              <w:rPr>
+                <w:rFonts w:ascii="Arial" w:cs="Arial" w:eastAsia="Arial" w:hAnsi="Arial"/>
+                <w:b w:val="false"/>
+                <w:bCs w:val="false"/>
+                <w:i w:val="false"/>
+                <w:iCs w:val="false"/>
+                <w:color w:val="000000"/>
+                <w:sz w:val="18"/>
+                <w:szCs w:val="18"/>
+              </w:rPr>
+              <w:t xml:space="preserve">–  Direction: clockwise (CW) or anticlockwise (ACW)</w:t>
+            </w:r>
+          </w:p>
+          <w:p>
+            <w:pPr>
+              <w:spacing w:after="40" w:before="0"/>
+              <w:jc w:val="left"/>
+            </w:pPr>
+            <w:r>
+              <w:rPr>
+                <w:rFonts w:ascii="Arial" w:cs="Arial" w:eastAsia="Arial" w:hAnsi="Arial"/>
+                <w:b w:val="false"/>
+                <w:bCs w:val="false"/>
+                <w:i w:val="false"/>
+                <w:iCs w:val="false"/>
+                <w:color w:val="000000"/>
+                <w:sz w:val="18"/>
+                <w:szCs w:val="18"/>
+              </w:rPr>
+              <w:t xml:space="preserve">Students complete a "rotation vocabulary" card with definition + example for each term.</w:t>
+            </w:r>
+          </w:p>
+          <w:p>
+            <w:pPr>
+              <w:spacing w:after="40" w:before="0"/>
+              <w:jc w:val="left"/>
+            </w:pPr>
+            <w:r>
+              <w:rPr>
+                <w:rFonts w:ascii="Arial" w:cs="Arial" w:eastAsia="Arial" w:hAnsi="Arial"/>
+                <w:b w:val="false"/>
+                <w:bCs w:val="false"/>
+                <w:i w:val="false"/>
+                <w:iCs w:val="false"/>
+                <w:color w:val="000000"/>
+                <w:sz w:val="18"/>
+                <w:szCs w:val="18"/>
+              </w:rPr>
+              <w:t xml:space="preserve">Comparison table: Rotation vs Reflection vs Translation — what stays fixed, what changes?</w:t>
+            </w:r>
+          </w:p>
+        </w:tc>
+        <w:tc>
+          <w:tcPr>
+            <w:tcW w:type="dxa" w:w="3040"/>
+            <w:shd w:fill="F2F2F2" w:color="auto" w:val="clear"/>
+            <w:tcMar>
+              <w:top w:type="dxa" w:w="60"/>
+              <w:left w:type="dxa" w:w="120"/>
+              <w:bottom w:type="dxa" w:w="60"/>
+              <w:right w:type="dxa" w:w="120"/>
+            </w:tcMar>
+            <w:vAlign w:val="top"/>
+          </w:tcPr>
+          <w:p>
+            <w:pPr>
+              <w:spacing w:after="40" w:before="0"/>
+              <w:jc w:val="left"/>
+            </w:pPr>
+            <w:r>
+              <w:rPr>
+                <w:rFonts w:ascii="Arial" w:cs="Arial" w:eastAsia="Arial" w:hAnsi="Arial"/>
+                <w:b w:val="false"/>
+                <w:bCs w:val="false"/>
+                <w:i w:val="false"/>
+                <w:iCs w:val="false"/>
+                <w:color w:val="000000"/>
+                <w:sz w:val="18"/>
+                <w:szCs w:val="18"/>
+              </w:rPr>
               <w:t xml:space="preserve">"A rotation is fully described ONLY when you give all three: centre, angle, direction."</w:t>
             </w:r>
           </w:p>
@@ -3778,40 +3706,40 @@
         </w:tc>
         <w:tc>
           <w:tcPr>
-            <w:tcW w:type="dxa" w:w="2300"/>
+            <w:tcW w:type="dxa" w:w="3040"/>
+            <w:shd w:fill="FFFFFF" w:color="auto" w:val="clear"/>
+            <w:tcMar>
+              <w:top w:type="dxa" w:w="60"/>
+              <w:left w:type="dxa" w:w="120"/>
+              <w:bottom w:type="dxa" w:w="60"/>
+              <w:right w:type="dxa" w:w="120"/>
+            </w:tcMar>
+            <w:vAlign w:val="top"/>
+          </w:tcPr>
+          <w:p>
+            <w:pPr>
+              <w:spacing w:after="40" w:before="0"/>
+              <w:jc w:val="left"/>
+            </w:pPr>
+            <w:r>
+              <w:rPr>
+                <w:rFonts w:ascii="Arial" w:cs="Arial" w:eastAsia="Arial" w:hAnsi="Arial"/>
+                <w:b w:val="false"/>
+                <w:bCs w:val="false"/>
+                <w:i w:val="false"/>
+                <w:iCs w:val="false"/>
+                <w:color w:val="000000"/>
+                <w:sz w:val="18"/>
+                <w:szCs w:val="18"/>
+              </w:rPr>
+              <w:t xml:space="preserve">Formal definition emerges from student observations. Comparison table prevents confusion between transformation types.</w:t>
+            </w:r>
+          </w:p>
+        </w:tc>
+        <w:tc>
+          <w:tcPr>
+            <w:tcW w:type="dxa" w:w="3040"/>
             <w:shd w:fill="F2F2F2" w:color="auto" w:val="clear"/>
-            <w:tcMar>
-              <w:top w:type="dxa" w:w="60"/>
-              <w:left w:type="dxa" w:w="120"/>
-              <w:bottom w:type="dxa" w:w="60"/>
-              <w:right w:type="dxa" w:w="120"/>
-            </w:tcMar>
-            <w:vAlign w:val="top"/>
-          </w:tcPr>
-          <w:p>
-            <w:pPr>
-              <w:spacing w:after="40" w:before="0"/>
-              <w:jc w:val="left"/>
-            </w:pPr>
-            <w:r>
-              <w:rPr>
-                <w:rFonts w:ascii="Arial" w:cs="Arial" w:eastAsia="Arial" w:hAnsi="Arial"/>
-                <w:b w:val="false"/>
-                <w:bCs w:val="false"/>
-                <w:i w:val="false"/>
-                <w:iCs w:val="false"/>
-                <w:color w:val="000000"/>
-                <w:sz w:val="18"/>
-                <w:szCs w:val="18"/>
-              </w:rPr>
-              <w:t xml:space="preserve">Formal definition emerges from student observations. Comparison table prevents confusion between transformation types.</w:t>
-            </w:r>
-          </w:p>
-        </w:tc>
-        <w:tc>
-          <w:tcPr>
-            <w:tcW w:type="dxa" w:w="2300"/>
-            <w:shd w:fill="FFFFFF" w:color="auto" w:val="clear"/>
             <w:tcMar>
               <w:top w:type="dxa" w:w="60"/>
               <w:left w:type="dxa" w:w="120"/>
@@ -3844,7 +3772,7 @@
       <w:tr>
         <w:tc>
           <w:tcPr>
-            <w:tcW w:type="dxa" w:w="900"/>
+            <w:tcW w:type="dxa" w:w="1520"/>
             <w:shd w:fill="FCE4D6" w:color="auto" w:val="clear"/>
             <w:tcMar>
               <w:top w:type="dxa" w:w="60"/>
@@ -3873,51 +3801,6 @@
               <w:t xml:space="preserve">Driving Question Board (DQB) Creation</w:t>
             </w:r>
           </w:p>
-        </w:tc>
-        <w:tc>
-          <w:tcPr>
-            <w:tcW w:type="dxa" w:w="2300"/>
-            <w:shd w:fill="FFFFFF" w:color="auto" w:val="clear"/>
-            <w:tcMar>
-              <w:top w:type="dxa" w:w="60"/>
-              <w:left w:type="dxa" w:w="120"/>
-              <w:bottom w:type="dxa" w:w="60"/>
-              <w:right w:type="dxa" w:w="120"/>
-            </w:tcMar>
-            <w:vAlign w:val="top"/>
-          </w:tcPr>
-          <w:p>
-            <w:pPr>
-              <w:spacing w:after="40" w:before="0"/>
-              <w:jc w:val="left"/>
-            </w:pPr>
-            <w:r>
-              <w:rPr>
-                <w:rFonts w:ascii="Arial" w:cs="Arial" w:eastAsia="Arial" w:hAnsi="Arial"/>
-                <w:b w:val="false"/>
-                <w:bCs w:val="false"/>
-                <w:i w:val="false"/>
-                <w:iCs w:val="false"/>
-                <w:color w:val="000000"/>
-                <w:sz w:val="18"/>
-                <w:szCs w:val="18"/>
-              </w:rPr>
-              <w:t xml:space="preserve">Open the DQB. Students post questions: "What happens to the coordinates when you rotate?" "Can you rotate around a point that is NOT the origin?" "How do you find the centre if you only have the object and image?" Categorise under: COORDINATES / CENTRE / ANGLE / REAL LIFE.</w:t>
-            </w:r>
-          </w:p>
-        </w:tc>
-        <w:tc>
-          <w:tcPr>
-            <w:tcW w:type="dxa" w:w="2556"/>
-            <w:shd w:fill="F2F2F2" w:color="auto" w:val="clear"/>
-            <w:tcMar>
-              <w:top w:type="dxa" w:w="60"/>
-              <w:left w:type="dxa" w:w="120"/>
-              <w:bottom w:type="dxa" w:w="60"/>
-              <w:right w:type="dxa" w:w="120"/>
-            </w:tcMar>
-            <w:vAlign w:val="top"/>
-          </w:tcPr>
           <w:p>
             <w:pPr>
               <w:spacing w:after="20" w:before="0"/>
@@ -3938,7 +3821,7 @@
             <w:pPr>
               <w:spacing w:after="20" w:before="0"/>
             </w:pPr>
-            <w:hyperlink w:history="1" r:id="rIdmynkuahyqmomowvqd-dux">
+            <w:hyperlink w:history="1" r:id="rIdwf7hgegcht0wfy-qmv0yk">
               <w:r>
                 <w:rPr>
                   <w:rFonts w:ascii="Arial" w:cs="Arial" w:eastAsia="Arial" w:hAnsi="Arial"/>
@@ -3971,7 +3854,7 @@
               <w:spacing w:after="10" w:before="0"/>
               <w:ind w:left="120"/>
             </w:pPr>
-            <w:hyperlink w:history="1" r:id="rId90qw7bybqqj-0okshm5zs">
+            <w:hyperlink w:history="1" r:id="rIdz-32bjwd4bhriswifpjs6">
               <w:r>
                 <w:rPr>
                   <w:rFonts w:ascii="Arial" w:cs="Arial" w:eastAsia="Arial" w:hAnsi="Arial"/>
@@ -4016,7 +3899,7 @@
             <w:pPr>
               <w:spacing w:after="20" w:before="0"/>
             </w:pPr>
-            <w:hyperlink w:history="1" r:id="rIdmxomnubwrfyopjzw9nida">
+            <w:hyperlink w:history="1" r:id="rIdasmrbbtqt4le5iehu-ekk">
               <w:r>
                 <w:rPr>
                   <w:rFonts w:ascii="Arial" w:cs="Arial" w:eastAsia="Arial" w:hAnsi="Arial"/>
@@ -4049,7 +3932,7 @@
               <w:spacing w:after="10" w:before="0"/>
               <w:ind w:left="120"/>
             </w:pPr>
-            <w:hyperlink w:history="1" r:id="rIdk7gpe_zeexkv-ezbl7lat">
+            <w:hyperlink w:history="1" r:id="rId5jymrraqksq4cgnc9xmmu">
               <w:r>
                 <w:rPr>
                   <w:rFonts w:ascii="Arial" w:cs="Arial" w:eastAsia="Arial" w:hAnsi="Arial"/>
@@ -4065,7 +3948,7 @@
         </w:tc>
         <w:tc>
           <w:tcPr>
-            <w:tcW w:type="dxa" w:w="3324"/>
+            <w:tcW w:type="dxa" w:w="3040"/>
             <w:shd w:fill="FFFFFF" w:color="auto" w:val="clear"/>
             <w:tcMar>
               <w:top w:type="dxa" w:w="60"/>
@@ -4091,46 +3974,78 @@
                 <w:sz w:val="18"/>
                 <w:szCs w:val="18"/>
               </w:rPr>
+              <w:t xml:space="preserve">Open the DQB. Students post questions: "What happens to the coordinates when you rotate?" "Can you rotate around a point that is NOT the origin?" "How do you find the centre if you only have the object and image?" Categorise under: COORDINATES / CENTRE / ANGLE / REAL LIFE.</w:t>
+            </w:r>
+          </w:p>
+        </w:tc>
+        <w:tc>
+          <w:tcPr>
+            <w:tcW w:type="dxa" w:w="3040"/>
+            <w:shd w:fill="F2F2F2" w:color="auto" w:val="clear"/>
+            <w:tcMar>
+              <w:top w:type="dxa" w:w="60"/>
+              <w:left w:type="dxa" w:w="120"/>
+              <w:bottom w:type="dxa" w:w="60"/>
+              <w:right w:type="dxa" w:w="120"/>
+            </w:tcMar>
+            <w:vAlign w:val="top"/>
+          </w:tcPr>
+          <w:p>
+            <w:pPr>
+              <w:spacing w:after="40" w:before="0"/>
+              <w:jc w:val="left"/>
+            </w:pPr>
+            <w:r>
+              <w:rPr>
+                <w:rFonts w:ascii="Arial" w:cs="Arial" w:eastAsia="Arial" w:hAnsi="Arial"/>
+                <w:b w:val="false"/>
+                <w:bCs w:val="false"/>
+                <w:i w:val="false"/>
+                <w:iCs w:val="false"/>
+                <w:color w:val="000000"/>
+                <w:sz w:val="18"/>
+                <w:szCs w:val="18"/>
+              </w:rPr>
               <w:t xml:space="preserve">"Post any question — even if you think it is too hard. These will all be answered by Lesson 6."</w:t>
             </w:r>
           </w:p>
         </w:tc>
         <w:tc>
           <w:tcPr>
-            <w:tcW w:type="dxa" w:w="2300"/>
+            <w:tcW w:type="dxa" w:w="3040"/>
+            <w:shd w:fill="FFFFFF" w:color="auto" w:val="clear"/>
+            <w:tcMar>
+              <w:top w:type="dxa" w:w="60"/>
+              <w:left w:type="dxa" w:w="120"/>
+              <w:bottom w:type="dxa" w:w="60"/>
+              <w:right w:type="dxa" w:w="120"/>
+            </w:tcMar>
+            <w:vAlign w:val="top"/>
+          </w:tcPr>
+          <w:p>
+            <w:pPr>
+              <w:spacing w:after="40" w:before="0"/>
+              <w:jc w:val="left"/>
+            </w:pPr>
+            <w:r>
+              <w:rPr>
+                <w:rFonts w:ascii="Arial" w:cs="Arial" w:eastAsia="Arial" w:hAnsi="Arial"/>
+                <w:b w:val="false"/>
+                <w:bCs w:val="false"/>
+                <w:i w:val="false"/>
+                <w:iCs w:val="false"/>
+                <w:color w:val="000000"/>
+                <w:sz w:val="18"/>
+                <w:szCs w:val="18"/>
+              </w:rPr>
+              <w:t xml:space="preserve">DQB opens the intellectual agenda for the unit.</w:t>
+            </w:r>
+          </w:p>
+        </w:tc>
+        <w:tc>
+          <w:tcPr>
+            <w:tcW w:type="dxa" w:w="3040"/>
             <w:shd w:fill="F2F2F2" w:color="auto" w:val="clear"/>
-            <w:tcMar>
-              <w:top w:type="dxa" w:w="60"/>
-              <w:left w:type="dxa" w:w="120"/>
-              <w:bottom w:type="dxa" w:w="60"/>
-              <w:right w:type="dxa" w:w="120"/>
-            </w:tcMar>
-            <w:vAlign w:val="top"/>
-          </w:tcPr>
-          <w:p>
-            <w:pPr>
-              <w:spacing w:after="40" w:before="0"/>
-              <w:jc w:val="left"/>
-            </w:pPr>
-            <w:r>
-              <w:rPr>
-                <w:rFonts w:ascii="Arial" w:cs="Arial" w:eastAsia="Arial" w:hAnsi="Arial"/>
-                <w:b w:val="false"/>
-                <w:bCs w:val="false"/>
-                <w:i w:val="false"/>
-                <w:iCs w:val="false"/>
-                <w:color w:val="000000"/>
-                <w:sz w:val="18"/>
-                <w:szCs w:val="18"/>
-              </w:rPr>
-              <w:t xml:space="preserve">DQB opens the intellectual agenda for the unit.</w:t>
-            </w:r>
-          </w:p>
-        </w:tc>
-        <w:tc>
-          <w:tcPr>
-            <w:tcW w:type="dxa" w:w="2300"/>
-            <w:shd w:fill="FFFFFF" w:color="auto" w:val="clear"/>
             <w:tcMar>
               <w:top w:type="dxa" w:w="60"/>
               <w:left w:type="dxa" w:w="120"/>
@@ -4163,7 +4078,7 @@
       <w:tr>
         <w:tc>
           <w:tcPr>
-            <w:tcW w:type="dxa" w:w="900"/>
+            <w:tcW w:type="dxa" w:w="1520"/>
             <w:shd w:fill="D5E8F0" w:color="auto" w:val="clear"/>
             <w:tcMar>
               <w:top w:type="dxa" w:w="60"/>
@@ -4192,51 +4107,6 @@
               <w:t xml:space="preserve">Model Building Phase</w:t>
             </w:r>
           </w:p>
-        </w:tc>
-        <w:tc>
-          <w:tcPr>
-            <w:tcW w:type="dxa" w:w="2300"/>
-            <w:shd w:fill="FFFFFF" w:color="auto" w:val="clear"/>
-            <w:tcMar>
-              <w:top w:type="dxa" w:w="60"/>
-              <w:left w:type="dxa" w:w="120"/>
-              <w:bottom w:type="dxa" w:w="60"/>
-              <w:right w:type="dxa" w:w="120"/>
-            </w:tcMar>
-            <w:vAlign w:val="top"/>
-          </w:tcPr>
-          <w:p>
-            <w:pPr>
-              <w:spacing w:after="40" w:before="0"/>
-              <w:jc w:val="left"/>
-            </w:pPr>
-            <w:r>
-              <w:rPr>
-                <w:rFonts w:ascii="Arial" w:cs="Arial" w:eastAsia="Arial" w:hAnsi="Arial"/>
-                <w:b w:val="false"/>
-                <w:bCs w:val="false"/>
-                <w:i w:val="false"/>
-                <w:iCs w:val="false"/>
-                <w:color w:val="000000"/>
-                <w:sz w:val="18"/>
-                <w:szCs w:val="18"/>
-              </w:rPr>
-              <w:t xml:space="preserve">Initial Model: "What is rotation and how does it work?" Draw the wind turbine (or any rotating object) and annotate: centre, angle, direction. Add any rules or patterns you already notice.</w:t>
-            </w:r>
-          </w:p>
-        </w:tc>
-        <w:tc>
-          <w:tcPr>
-            <w:tcW w:type="dxa" w:w="2556"/>
-            <w:shd w:fill="F2F2F2" w:color="auto" w:val="clear"/>
-            <w:tcMar>
-              <w:top w:type="dxa" w:w="60"/>
-              <w:left w:type="dxa" w:w="120"/>
-              <w:bottom w:type="dxa" w:w="60"/>
-              <w:right w:type="dxa" w:w="120"/>
-            </w:tcMar>
-            <w:vAlign w:val="top"/>
-          </w:tcPr>
           <w:p>
             <w:pPr>
               <w:spacing w:after="20" w:before="0"/>
@@ -4257,7 +4127,7 @@
             <w:pPr>
               <w:spacing w:after="20" w:before="0"/>
             </w:pPr>
-            <w:hyperlink w:history="1" r:id="rId99tc2ii87hmdeek8y-6pu">
+            <w:hyperlink w:history="1" r:id="rId4-oi8iyyu4iyzqaksvvm1">
               <w:r>
                 <w:rPr>
                   <w:rFonts w:ascii="Arial" w:cs="Arial" w:eastAsia="Arial" w:hAnsi="Arial"/>
@@ -4290,7 +4160,7 @@
               <w:spacing w:after="10" w:before="0"/>
               <w:ind w:left="120"/>
             </w:pPr>
-            <w:hyperlink w:history="1" r:id="rIdr7g42ji1d-zzcul-dro8k">
+            <w:hyperlink w:history="1" r:id="rIdkbhitrejk0cfmpdlynpek">
               <w:r>
                 <w:rPr>
                   <w:rFonts w:ascii="Arial" w:cs="Arial" w:eastAsia="Arial" w:hAnsi="Arial"/>
@@ -4335,7 +4205,7 @@
             <w:pPr>
               <w:spacing w:after="20" w:before="0"/>
             </w:pPr>
-            <w:hyperlink w:history="1" r:id="rId5eoese0codmekr6y4-lgj">
+            <w:hyperlink w:history="1" r:id="rIdmuh324sxg6sossbjxizoz">
               <w:r>
                 <w:rPr>
                   <w:rFonts w:ascii="Arial" w:cs="Arial" w:eastAsia="Arial" w:hAnsi="Arial"/>
@@ -4368,7 +4238,7 @@
               <w:spacing w:after="10" w:before="0"/>
               <w:ind w:left="120"/>
             </w:pPr>
-            <w:hyperlink w:history="1" r:id="rIda4njepl6mn7kh4v5yloub">
+            <w:hyperlink w:history="1" r:id="rIdrlohmlowbkhtkiozgibuu">
               <w:r>
                 <w:rPr>
                   <w:rFonts w:ascii="Arial" w:cs="Arial" w:eastAsia="Arial" w:hAnsi="Arial"/>
@@ -4384,7 +4254,7 @@
         </w:tc>
         <w:tc>
           <w:tcPr>
-            <w:tcW w:type="dxa" w:w="3324"/>
+            <w:tcW w:type="dxa" w:w="3040"/>
             <w:shd w:fill="FFFFFF" w:color="auto" w:val="clear"/>
             <w:tcMar>
               <w:top w:type="dxa" w:w="60"/>
@@ -4410,6 +4280,38 @@
                 <w:sz w:val="18"/>
                 <w:szCs w:val="18"/>
               </w:rPr>
+              <w:t xml:space="preserve">Initial Model: "What is rotation and how does it work?" Draw the wind turbine (or any rotating object) and annotate: centre, angle, direction. Add any rules or patterns you already notice.</w:t>
+            </w:r>
+          </w:p>
+        </w:tc>
+        <w:tc>
+          <w:tcPr>
+            <w:tcW w:type="dxa" w:w="3040"/>
+            <w:shd w:fill="F2F2F2" w:color="auto" w:val="clear"/>
+            <w:tcMar>
+              <w:top w:type="dxa" w:w="60"/>
+              <w:left w:type="dxa" w:w="120"/>
+              <w:bottom w:type="dxa" w:w="60"/>
+              <w:right w:type="dxa" w:w="120"/>
+            </w:tcMar>
+            <w:vAlign w:val="top"/>
+          </w:tcPr>
+          <w:p>
+            <w:pPr>
+              <w:spacing w:after="40" w:before="0"/>
+              <w:jc w:val="left"/>
+            </w:pPr>
+            <w:r>
+              <w:rPr>
+                <w:rFonts w:ascii="Arial" w:cs="Arial" w:eastAsia="Arial" w:hAnsi="Arial"/>
+                <w:b w:val="false"/>
+                <w:bCs w:val="false"/>
+                <w:i w:val="false"/>
+                <w:iCs w:val="false"/>
+                <w:color w:val="000000"/>
+                <w:sz w:val="18"/>
+                <w:szCs w:val="18"/>
+              </w:rPr>
               <w:t xml:space="preserve">"Your model is a snapshot of your thinking RIGHT NOW. Revise it each lesson."</w:t>
             </w:r>
           </w:p>
@@ -4435,40 +4337,40 @@
         </w:tc>
         <w:tc>
           <w:tcPr>
-            <w:tcW w:type="dxa" w:w="2300"/>
+            <w:tcW w:type="dxa" w:w="3040"/>
+            <w:shd w:fill="FFFFFF" w:color="auto" w:val="clear"/>
+            <w:tcMar>
+              <w:top w:type="dxa" w:w="60"/>
+              <w:left w:type="dxa" w:w="120"/>
+              <w:bottom w:type="dxa" w:w="60"/>
+              <w:right w:type="dxa" w:w="120"/>
+            </w:tcMar>
+            <w:vAlign w:val="top"/>
+          </w:tcPr>
+          <w:p>
+            <w:pPr>
+              <w:spacing w:after="40" w:before="0"/>
+              <w:jc w:val="left"/>
+            </w:pPr>
+            <w:r>
+              <w:rPr>
+                <w:rFonts w:ascii="Arial" w:cs="Arial" w:eastAsia="Arial" w:hAnsi="Arial"/>
+                <w:b w:val="false"/>
+                <w:bCs w:val="false"/>
+                <w:i w:val="false"/>
+                <w:iCs w:val="false"/>
+                <w:color w:val="000000"/>
+                <w:sz w:val="18"/>
+                <w:szCs w:val="18"/>
+              </w:rPr>
+              <w:t xml:space="preserve">Initial model as baseline for growth tracking across 6 lessons.</w:t>
+            </w:r>
+          </w:p>
+        </w:tc>
+        <w:tc>
+          <w:tcPr>
+            <w:tcW w:type="dxa" w:w="3040"/>
             <w:shd w:fill="F2F2F2" w:color="auto" w:val="clear"/>
-            <w:tcMar>
-              <w:top w:type="dxa" w:w="60"/>
-              <w:left w:type="dxa" w:w="120"/>
-              <w:bottom w:type="dxa" w:w="60"/>
-              <w:right w:type="dxa" w:w="120"/>
-            </w:tcMar>
-            <w:vAlign w:val="top"/>
-          </w:tcPr>
-          <w:p>
-            <w:pPr>
-              <w:spacing w:after="40" w:before="0"/>
-              <w:jc w:val="left"/>
-            </w:pPr>
-            <w:r>
-              <w:rPr>
-                <w:rFonts w:ascii="Arial" w:cs="Arial" w:eastAsia="Arial" w:hAnsi="Arial"/>
-                <w:b w:val="false"/>
-                <w:bCs w:val="false"/>
-                <w:i w:val="false"/>
-                <w:iCs w:val="false"/>
-                <w:color w:val="000000"/>
-                <w:sz w:val="18"/>
-                <w:szCs w:val="18"/>
-              </w:rPr>
-              <w:t xml:space="preserve">Initial model as baseline for growth tracking across 6 lessons.</w:t>
-            </w:r>
-          </w:p>
-        </w:tc>
-        <w:tc>
-          <w:tcPr>
-            <w:tcW w:type="dxa" w:w="2300"/>
-            <w:shd w:fill="FFFFFF" w:color="auto" w:val="clear"/>
             <w:tcMar>
               <w:top w:type="dxa" w:w="60"/>
               <w:left w:type="dxa" w:w="120"/>
@@ -5967,18 +5869,17 @@
         <w:tblLayout w:type="fixed"/>
       </w:tblPr>
       <w:tblGrid>
-        <w:gridCol w:w="900"/>
-        <w:gridCol w:w="2300"/>
-        <w:gridCol w:w="2556"/>
-        <w:gridCol w:w="3324"/>
-        <w:gridCol w:w="2300"/>
-        <w:gridCol w:w="2300"/>
+        <w:gridCol w:w="1520"/>
+        <w:gridCol w:w="3040"/>
+        <w:gridCol w:w="3040"/>
+        <w:gridCol w:w="3040"/>
+        <w:gridCol w:w="3040"/>
       </w:tblGrid>
       <w:tr>
         <w:tc>
           <w:tcPr>
             <w:tcW w:type="dxa" w:w="13680"/>
-            <w:gridSpan w:val="6"/>
+            <w:gridSpan w:val="5"/>
             <w:shd w:fill="1F6B75" w:color="auto" w:val="clear"/>
             <w:tcMar>
               <w:top w:type="dxa" w:w="60"/>
@@ -6012,7 +5913,7 @@
       <w:tr>
         <w:tc>
           <w:tcPr>
-            <w:tcW w:type="dxa" w:w="900"/>
+            <w:tcW w:type="dxa" w:w="1520"/>
             <w:shd w:fill="1F3864" w:color="auto" w:val="clear"/>
             <w:tcMar>
               <w:top w:type="dxa" w:w="60"/>
@@ -6044,7 +5945,7 @@
         </w:tc>
         <w:tc>
           <w:tcPr>
-            <w:tcW w:type="dxa" w:w="2300"/>
+            <w:tcW w:type="dxa" w:w="3040"/>
             <w:shd w:fill="2E75B6" w:color="auto" w:val="clear"/>
             <w:tcMar>
               <w:top w:type="dxa" w:w="60"/>
@@ -6076,7 +5977,39 @@
         </w:tc>
         <w:tc>
           <w:tcPr>
-            <w:tcW w:type="dxa" w:w="2556"/>
+            <w:tcW w:type="dxa" w:w="3040"/>
+            <w:shd w:fill="2E75B6" w:color="auto" w:val="clear"/>
+            <w:tcMar>
+              <w:top w:type="dxa" w:w="60"/>
+              <w:left w:type="dxa" w:w="120"/>
+              <w:bottom w:type="dxa" w:w="60"/>
+              <w:right w:type="dxa" w:w="120"/>
+            </w:tcMar>
+            <w:vAlign w:val="top"/>
+          </w:tcPr>
+          <w:p>
+            <w:pPr>
+              <w:spacing w:after="40" w:before="0"/>
+              <w:jc w:val="left"/>
+            </w:pPr>
+            <w:r>
+              <w:rPr>
+                <w:rFonts w:ascii="Arial" w:cs="Arial" w:eastAsia="Arial" w:hAnsi="Arial"/>
+                <w:b/>
+                <w:bCs/>
+                <w:i w:val="false"/>
+                <w:iCs w:val="false"/>
+                <w:color w:val="FFFFFF"/>
+                <w:sz w:val="18"/>
+                <w:szCs w:val="18"/>
+              </w:rPr>
+              <w:t xml:space="preserve">Teacher Actions</w:t>
+            </w:r>
+          </w:p>
+        </w:tc>
+        <w:tc>
+          <w:tcPr>
+            <w:tcW w:type="dxa" w:w="3040"/>
             <w:shd w:fill="1F6B75" w:color="auto" w:val="clear"/>
             <w:tcMar>
               <w:top w:type="dxa" w:w="60"/>
@@ -6102,77 +6035,13 @@
                 <w:sz w:val="18"/>
                 <w:szCs w:val="18"/>
               </w:rPr>
-              <w:t xml:space="preserve">Resource</w:t>
-            </w:r>
-          </w:p>
-        </w:tc>
-        <w:tc>
-          <w:tcPr>
-            <w:tcW w:type="dxa" w:w="3324"/>
-            <w:shd w:fill="2E75B6" w:color="auto" w:val="clear"/>
-            <w:tcMar>
-              <w:top w:type="dxa" w:w="60"/>
-              <w:left w:type="dxa" w:w="120"/>
-              <w:bottom w:type="dxa" w:w="60"/>
-              <w:right w:type="dxa" w:w="120"/>
-            </w:tcMar>
-            <w:vAlign w:val="top"/>
-          </w:tcPr>
-          <w:p>
-            <w:pPr>
-              <w:spacing w:after="40" w:before="0"/>
-              <w:jc w:val="left"/>
-            </w:pPr>
-            <w:r>
-              <w:rPr>
-                <w:rFonts w:ascii="Arial" w:cs="Arial" w:eastAsia="Arial" w:hAnsi="Arial"/>
-                <w:b/>
-                <w:bCs/>
-                <w:i w:val="false"/>
-                <w:iCs w:val="false"/>
-                <w:color w:val="FFFFFF"/>
-                <w:sz w:val="18"/>
-                <w:szCs w:val="18"/>
-              </w:rPr>
-              <w:t xml:space="preserve">Teacher Actions</w:t>
-            </w:r>
-          </w:p>
-        </w:tc>
-        <w:tc>
-          <w:tcPr>
-            <w:tcW w:type="dxa" w:w="2300"/>
-            <w:shd w:fill="1F6B75" w:color="auto" w:val="clear"/>
-            <w:tcMar>
-              <w:top w:type="dxa" w:w="60"/>
-              <w:left w:type="dxa" w:w="120"/>
-              <w:bottom w:type="dxa" w:w="60"/>
-              <w:right w:type="dxa" w:w="120"/>
-            </w:tcMar>
-            <w:vAlign w:val="top"/>
-          </w:tcPr>
-          <w:p>
-            <w:pPr>
-              <w:spacing w:after="40" w:before="0"/>
-              <w:jc w:val="left"/>
-            </w:pPr>
-            <w:r>
-              <w:rPr>
-                <w:rFonts w:ascii="Arial" w:cs="Arial" w:eastAsia="Arial" w:hAnsi="Arial"/>
-                <w:b/>
-                <w:bCs/>
-                <w:i w:val="false"/>
-                <w:iCs w:val="false"/>
-                <w:color w:val="FFFFFF"/>
-                <w:sz w:val="18"/>
-                <w:szCs w:val="18"/>
-              </w:rPr>
               <w:t xml:space="preserve">Sensemaking Strategy</w:t>
             </w:r>
           </w:p>
         </w:tc>
         <w:tc>
           <w:tcPr>
-            <w:tcW w:type="dxa" w:w="2300"/>
+            <w:tcW w:type="dxa" w:w="3040"/>
             <w:shd w:fill="2E75B6" w:color="auto" w:val="clear"/>
             <w:tcMar>
               <w:top w:type="dxa" w:w="60"/>
@@ -6206,7 +6075,7 @@
       <w:tr>
         <w:tc>
           <w:tcPr>
-            <w:tcW w:type="dxa" w:w="900"/>
+            <w:tcW w:type="dxa" w:w="1520"/>
             <w:shd w:fill="EAD1F5" w:color="auto" w:val="clear"/>
             <w:tcMar>
               <w:top w:type="dxa" w:w="60"/>
@@ -6235,51 +6104,6 @@
               <w:t xml:space="preserve">Predict Phase</w:t>
             </w:r>
           </w:p>
-        </w:tc>
-        <w:tc>
-          <w:tcPr>
-            <w:tcW w:type="dxa" w:w="2300"/>
-            <w:shd w:fill="FFFFFF" w:color="auto" w:val="clear"/>
-            <w:tcMar>
-              <w:top w:type="dxa" w:w="60"/>
-              <w:left w:type="dxa" w:w="120"/>
-              <w:bottom w:type="dxa" w:w="60"/>
-              <w:right w:type="dxa" w:w="120"/>
-            </w:tcMar>
-            <w:vAlign w:val="top"/>
-          </w:tcPr>
-          <w:p>
-            <w:pPr>
-              <w:spacing w:after="40" w:before="0"/>
-              <w:jc w:val="left"/>
-            </w:pPr>
-            <w:r>
-              <w:rPr>
-                <w:rFonts w:ascii="Arial" w:cs="Arial" w:eastAsia="Arial" w:hAnsi="Arial"/>
-                <w:b w:val="false"/>
-                <w:bCs w:val="false"/>
-                <w:i w:val="false"/>
-                <w:iCs w:val="false"/>
-                <w:color w:val="000000"/>
-                <w:sz w:val="18"/>
-                <w:szCs w:val="18"/>
-              </w:rPr>
-              <w:t xml:space="preserve">Point P(3,0) is on the positive x-axis. "If you rotate P 90° anticlockwise about the origin — where will it go? Predict the coordinates." Then predict for 180° and 270° ACW.</w:t>
-            </w:r>
-          </w:p>
-        </w:tc>
-        <w:tc>
-          <w:tcPr>
-            <w:tcW w:type="dxa" w:w="2556"/>
-            <w:shd w:fill="F2F2F2" w:color="auto" w:val="clear"/>
-            <w:tcMar>
-              <w:top w:type="dxa" w:w="60"/>
-              <w:left w:type="dxa" w:w="120"/>
-              <w:bottom w:type="dxa" w:w="60"/>
-              <w:right w:type="dxa" w:w="120"/>
-            </w:tcMar>
-            <w:vAlign w:val="top"/>
-          </w:tcPr>
           <w:p>
             <w:pPr>
               <w:spacing w:after="20" w:before="0"/>
@@ -6300,7 +6124,7 @@
             <w:pPr>
               <w:spacing w:after="20" w:before="0"/>
             </w:pPr>
-            <w:hyperlink w:history="1" r:id="rIdgumnsmxvu6an6f3ogeuum">
+            <w:hyperlink w:history="1" r:id="rIdqt3bdwjav6f3q1to7dtvr">
               <w:r>
                 <w:rPr>
                   <w:rFonts w:ascii="Arial" w:cs="Arial" w:eastAsia="Arial" w:hAnsi="Arial"/>
@@ -6333,7 +6157,7 @@
               <w:spacing w:after="10" w:before="0"/>
               <w:ind w:left="120"/>
             </w:pPr>
-            <w:hyperlink w:history="1" r:id="rIdmcqub26mbv1h_idmhqjaf">
+            <w:hyperlink w:history="1" r:id="rIdc-xhsnzilz773x-xtvy_4">
               <w:r>
                 <w:rPr>
                   <w:rFonts w:ascii="Arial" w:cs="Arial" w:eastAsia="Arial" w:hAnsi="Arial"/>
@@ -6378,7 +6202,7 @@
             <w:pPr>
               <w:spacing w:after="20" w:before="0"/>
             </w:pPr>
-            <w:hyperlink w:history="1" r:id="rIdkdbzklr7noxpbnrsyviub">
+            <w:hyperlink w:history="1" r:id="rIdzy_r5v3rlf1v8q3qwyiuz">
               <w:r>
                 <w:rPr>
                   <w:rFonts w:ascii="Arial" w:cs="Arial" w:eastAsia="Arial" w:hAnsi="Arial"/>
@@ -6411,7 +6235,7 @@
               <w:spacing w:after="10" w:before="0"/>
               <w:ind w:left="120"/>
             </w:pPr>
-            <w:hyperlink w:history="1" r:id="rIdw-lemdphneb7kiyclbqg7">
+            <w:hyperlink w:history="1" r:id="rIdh1nsh49p2rmhtuikysoql">
               <w:r>
                 <w:rPr>
                   <w:rFonts w:ascii="Arial" w:cs="Arial" w:eastAsia="Arial" w:hAnsi="Arial"/>
@@ -6427,7 +6251,7 @@
         </w:tc>
         <w:tc>
           <w:tcPr>
-            <w:tcW w:type="dxa" w:w="3324"/>
+            <w:tcW w:type="dxa" w:w="3040"/>
             <w:shd w:fill="FFFFFF" w:color="auto" w:val="clear"/>
             <w:tcMar>
               <w:top w:type="dxa" w:w="60"/>
@@ -6453,6 +6277,38 @@
                 <w:sz w:val="18"/>
                 <w:szCs w:val="18"/>
               </w:rPr>
+              <w:t xml:space="preserve">Point P(3,0) is on the positive x-axis. "If you rotate P 90° anticlockwise about the origin — where will it go? Predict the coordinates." Then predict for 180° and 270° ACW.</w:t>
+            </w:r>
+          </w:p>
+        </w:tc>
+        <w:tc>
+          <w:tcPr>
+            <w:tcW w:type="dxa" w:w="3040"/>
+            <w:shd w:fill="F2F2F2" w:color="auto" w:val="clear"/>
+            <w:tcMar>
+              <w:top w:type="dxa" w:w="60"/>
+              <w:left w:type="dxa" w:w="120"/>
+              <w:bottom w:type="dxa" w:w="60"/>
+              <w:right w:type="dxa" w:w="120"/>
+            </w:tcMar>
+            <w:vAlign w:val="top"/>
+          </w:tcPr>
+          <w:p>
+            <w:pPr>
+              <w:spacing w:after="40" w:before="0"/>
+              <w:jc w:val="left"/>
+            </w:pPr>
+            <w:r>
+              <w:rPr>
+                <w:rFonts w:ascii="Arial" w:cs="Arial" w:eastAsia="Arial" w:hAnsi="Arial"/>
+                <w:b w:val="false"/>
+                <w:bCs w:val="false"/>
+                <w:i w:val="false"/>
+                <w:iCs w:val="false"/>
+                <w:color w:val="000000"/>
+                <w:sz w:val="18"/>
+                <w:szCs w:val="18"/>
+              </w:rPr>
               <w:t xml:space="preserve">"Think about where P moves on a circle around the origin. 90° ACW from (3,0) — which quadrant?"</w:t>
             </w:r>
           </w:p>
@@ -6478,40 +6334,40 @@
         </w:tc>
         <w:tc>
           <w:tcPr>
-            <w:tcW w:type="dxa" w:w="2300"/>
+            <w:tcW w:type="dxa" w:w="3040"/>
+            <w:shd w:fill="FFFFFF" w:color="auto" w:val="clear"/>
+            <w:tcMar>
+              <w:top w:type="dxa" w:w="60"/>
+              <w:left w:type="dxa" w:w="120"/>
+              <w:bottom w:type="dxa" w:w="60"/>
+              <w:right w:type="dxa" w:w="120"/>
+            </w:tcMar>
+            <w:vAlign w:val="top"/>
+          </w:tcPr>
+          <w:p>
+            <w:pPr>
+              <w:spacing w:after="40" w:before="0"/>
+              <w:jc w:val="left"/>
+            </w:pPr>
+            <w:r>
+              <w:rPr>
+                <w:rFonts w:ascii="Arial" w:cs="Arial" w:eastAsia="Arial" w:hAnsi="Arial"/>
+                <w:b w:val="false"/>
+                <w:bCs w:val="false"/>
+                <w:i w:val="false"/>
+                <w:iCs w:val="false"/>
+                <w:color w:val="000000"/>
+                <w:sz w:val="18"/>
+                <w:szCs w:val="18"/>
+              </w:rPr>
+              <w:t xml:space="preserve">Geometric prediction before algebraic rule makes the rule meaningful when it appears.</w:t>
+            </w:r>
+          </w:p>
+        </w:tc>
+        <w:tc>
+          <w:tcPr>
+            <w:tcW w:type="dxa" w:w="3040"/>
             <w:shd w:fill="F2F2F2" w:color="auto" w:val="clear"/>
-            <w:tcMar>
-              <w:top w:type="dxa" w:w="60"/>
-              <w:left w:type="dxa" w:w="120"/>
-              <w:bottom w:type="dxa" w:w="60"/>
-              <w:right w:type="dxa" w:w="120"/>
-            </w:tcMar>
-            <w:vAlign w:val="top"/>
-          </w:tcPr>
-          <w:p>
-            <w:pPr>
-              <w:spacing w:after="40" w:before="0"/>
-              <w:jc w:val="left"/>
-            </w:pPr>
-            <w:r>
-              <w:rPr>
-                <w:rFonts w:ascii="Arial" w:cs="Arial" w:eastAsia="Arial" w:hAnsi="Arial"/>
-                <w:b w:val="false"/>
-                <w:bCs w:val="false"/>
-                <w:i w:val="false"/>
-                <w:iCs w:val="false"/>
-                <w:color w:val="000000"/>
-                <w:sz w:val="18"/>
-                <w:szCs w:val="18"/>
-              </w:rPr>
-              <w:t xml:space="preserve">Geometric prediction before algebraic rule makes the rule meaningful when it appears.</w:t>
-            </w:r>
-          </w:p>
-        </w:tc>
-        <w:tc>
-          <w:tcPr>
-            <w:tcW w:type="dxa" w:w="2300"/>
-            <w:shd w:fill="FFFFFF" w:color="auto" w:val="clear"/>
             <w:tcMar>
               <w:top w:type="dxa" w:w="60"/>
               <w:left w:type="dxa" w:w="120"/>
@@ -6544,7 +6400,7 @@
       <w:tr>
         <w:tc>
           <w:tcPr>
-            <w:tcW w:type="dxa" w:w="900"/>
+            <w:tcW w:type="dxa" w:w="1520"/>
             <w:shd w:fill="D9EEF1" w:color="auto" w:val="clear"/>
             <w:tcMar>
               <w:top w:type="dxa" w:w="60"/>
@@ -6573,146 +6429,6 @@
               <w:t xml:space="preserve">Observe Phase</w:t>
             </w:r>
           </w:p>
-        </w:tc>
-        <w:tc>
-          <w:tcPr>
-            <w:tcW w:type="dxa" w:w="2300"/>
-            <w:shd w:fill="FFFFFF" w:color="auto" w:val="clear"/>
-            <w:tcMar>
-              <w:top w:type="dxa" w:w="60"/>
-              <w:left w:type="dxa" w:w="120"/>
-              <w:bottom w:type="dxa" w:w="60"/>
-              <w:right w:type="dxa" w:w="120"/>
-            </w:tcMar>
-            <w:vAlign w:val="top"/>
-          </w:tcPr>
-          <w:p>
-            <w:pPr>
-              <w:spacing w:after="40" w:before="0"/>
-              <w:jc w:val="left"/>
-            </w:pPr>
-            <w:r>
-              <w:rPr>
-                <w:rFonts w:ascii="Arial" w:cs="Arial" w:eastAsia="Arial" w:hAnsi="Arial"/>
-                <w:b w:val="false"/>
-                <w:bCs w:val="false"/>
-                <w:i w:val="false"/>
-                <w:iCs w:val="false"/>
-                <w:color w:val="000000"/>
-                <w:sz w:val="18"/>
-                <w:szCs w:val="18"/>
-              </w:rPr>
-              <w:t xml:space="preserve">Squared paper investigation:</w:t>
-            </w:r>
-          </w:p>
-          <w:p>
-            <w:pPr>
-              <w:spacing w:after="40" w:before="0"/>
-              <w:jc w:val="left"/>
-            </w:pPr>
-            <w:r>
-              <w:rPr>
-                <w:rFonts w:ascii="Arial" w:cs="Arial" w:eastAsia="Arial" w:hAnsi="Arial"/>
-                <w:b w:val="false"/>
-                <w:bCs w:val="false"/>
-                <w:i w:val="false"/>
-                <w:iCs w:val="false"/>
-                <w:color w:val="000000"/>
-                <w:sz w:val="18"/>
-                <w:szCs w:val="18"/>
-              </w:rPr>
-              <w:t xml:space="preserve">1. Plot triangle A(1,2), B(3,1), C(2,4).</w:t>
-            </w:r>
-          </w:p>
-          <w:p>
-            <w:pPr>
-              <w:spacing w:after="40" w:before="0"/>
-              <w:jc w:val="left"/>
-            </w:pPr>
-            <w:r>
-              <w:rPr>
-                <w:rFonts w:ascii="Arial" w:cs="Arial" w:eastAsia="Arial" w:hAnsi="Arial"/>
-                <w:b w:val="false"/>
-                <w:bCs w:val="false"/>
-                <w:i w:val="false"/>
-                <w:iCs w:val="false"/>
-                <w:color w:val="000000"/>
-                <w:sz w:val="18"/>
-                <w:szCs w:val="18"/>
-              </w:rPr>
-              <w:t xml:space="preserve">2. Use tracing paper to rotate 90° ACW about origin. Mark and record image coordinates A', B', C'.</w:t>
-            </w:r>
-          </w:p>
-          <w:p>
-            <w:pPr>
-              <w:spacing w:after="40" w:before="0"/>
-              <w:jc w:val="left"/>
-            </w:pPr>
-            <w:r>
-              <w:rPr>
-                <w:rFonts w:ascii="Arial" w:cs="Arial" w:eastAsia="Arial" w:hAnsi="Arial"/>
-                <w:b w:val="false"/>
-                <w:bCs w:val="false"/>
-                <w:i w:val="false"/>
-                <w:iCs w:val="false"/>
-                <w:color w:val="000000"/>
-                <w:sz w:val="18"/>
-                <w:szCs w:val="18"/>
-              </w:rPr>
-              <w:t xml:space="preserve">3. Build a table: (x,y) and (x',y'). Find the pattern.</w:t>
-            </w:r>
-          </w:p>
-          <w:p>
-            <w:pPr>
-              <w:spacing w:after="40" w:before="0"/>
-              <w:jc w:val="left"/>
-            </w:pPr>
-            <w:r>
-              <w:rPr>
-                <w:rFonts w:ascii="Arial" w:cs="Arial" w:eastAsia="Arial" w:hAnsi="Arial"/>
-                <w:b w:val="false"/>
-                <w:bCs w:val="false"/>
-                <w:i w:val="false"/>
-                <w:iCs w:val="false"/>
-                <w:color w:val="000000"/>
-                <w:sz w:val="18"/>
-                <w:szCs w:val="18"/>
-              </w:rPr>
-              <w:t xml:space="preserve">4. Repeat for 180° and 270° ACW.</w:t>
-            </w:r>
-          </w:p>
-          <w:p>
-            <w:pPr>
-              <w:spacing w:after="40" w:before="0"/>
-              <w:jc w:val="left"/>
-            </w:pPr>
-            <w:r>
-              <w:rPr>
-                <w:rFonts w:ascii="Arial" w:cs="Arial" w:eastAsia="Arial" w:hAnsi="Arial"/>
-                <w:b w:val="false"/>
-                <w:bCs w:val="false"/>
-                <w:i w:val="false"/>
-                <w:iCs w:val="false"/>
-                <w:color w:val="000000"/>
-                <w:sz w:val="18"/>
-                <w:szCs w:val="18"/>
-              </w:rPr>
-              <w:t xml:space="preserve">5. Also rotate P(3,0) for all three angles — verify against predictions.</w:t>
-            </w:r>
-          </w:p>
-        </w:tc>
-        <w:tc>
-          <w:tcPr>
-            <w:tcW w:type="dxa" w:w="2556"/>
-            <w:shd w:fill="F2F2F2" w:color="auto" w:val="clear"/>
-            <w:tcMar>
-              <w:top w:type="dxa" w:w="60"/>
-              <w:left w:type="dxa" w:w="120"/>
-              <w:bottom w:type="dxa" w:w="60"/>
-              <w:right w:type="dxa" w:w="120"/>
-            </w:tcMar>
-            <w:vAlign w:val="top"/>
-          </w:tcPr>
           <w:p>
             <w:pPr>
               <w:spacing w:after="20" w:before="0"/>
@@ -6733,7 +6449,7 @@
             <w:pPr>
               <w:spacing w:after="20" w:before="0"/>
             </w:pPr>
-            <w:hyperlink w:history="1" r:id="rIdacsbjrunumyx6d-kzb-zg">
+            <w:hyperlink w:history="1" r:id="rIdmbb1aocunyjuyuuxilqmi">
               <w:r>
                 <w:rPr>
                   <w:rFonts w:ascii="Arial" w:cs="Arial" w:eastAsia="Arial" w:hAnsi="Arial"/>
@@ -6766,7 +6482,7 @@
               <w:spacing w:after="10" w:before="0"/>
               <w:ind w:left="120"/>
             </w:pPr>
-            <w:hyperlink w:history="1" r:id="rId_yfkzo7ns71f2wnolmg05">
+            <w:hyperlink w:history="1" r:id="rIdkw5vyle0nf0mesxaj50-o">
               <w:r>
                 <w:rPr>
                   <w:rFonts w:ascii="Arial" w:cs="Arial" w:eastAsia="Arial" w:hAnsi="Arial"/>
@@ -6811,7 +6527,7 @@
             <w:pPr>
               <w:spacing w:after="20" w:before="0"/>
             </w:pPr>
-            <w:hyperlink w:history="1" r:id="rId4xhehg1k_0vrcoux4qgqm">
+            <w:hyperlink w:history="1" r:id="rIdd44xcq4sopre62dqqefkd">
               <w:r>
                 <w:rPr>
                   <w:rFonts w:ascii="Arial" w:cs="Arial" w:eastAsia="Arial" w:hAnsi="Arial"/>
@@ -6844,7 +6560,7 @@
               <w:spacing w:after="10" w:before="0"/>
               <w:ind w:left="120"/>
             </w:pPr>
-            <w:hyperlink w:history="1" r:id="rIdx9s-rzcg2skxwtm5aoj6i">
+            <w:hyperlink w:history="1" r:id="rIdn9bdcgty08pie5rigaysi">
               <w:r>
                 <w:rPr>
                   <w:rFonts w:ascii="Arial" w:cs="Arial" w:eastAsia="Arial" w:hAnsi="Arial"/>
@@ -6860,7 +6576,7 @@
         </w:tc>
         <w:tc>
           <w:tcPr>
-            <w:tcW w:type="dxa" w:w="3324"/>
+            <w:tcW w:type="dxa" w:w="3040"/>
             <w:shd w:fill="FFFFFF" w:color="auto" w:val="clear"/>
             <w:tcMar>
               <w:top w:type="dxa" w:w="60"/>
@@ -6886,6 +6602,133 @@
                 <w:sz w:val="18"/>
                 <w:szCs w:val="18"/>
               </w:rPr>
+              <w:t xml:space="preserve">Squared paper investigation:</w:t>
+            </w:r>
+          </w:p>
+          <w:p>
+            <w:pPr>
+              <w:spacing w:after="40" w:before="0"/>
+              <w:jc w:val="left"/>
+            </w:pPr>
+            <w:r>
+              <w:rPr>
+                <w:rFonts w:ascii="Arial" w:cs="Arial" w:eastAsia="Arial" w:hAnsi="Arial"/>
+                <w:b w:val="false"/>
+                <w:bCs w:val="false"/>
+                <w:i w:val="false"/>
+                <w:iCs w:val="false"/>
+                <w:color w:val="000000"/>
+                <w:sz w:val="18"/>
+                <w:szCs w:val="18"/>
+              </w:rPr>
+              <w:t xml:space="preserve">1. Plot triangle A(1,2), B(3,1), C(2,4).</w:t>
+            </w:r>
+          </w:p>
+          <w:p>
+            <w:pPr>
+              <w:spacing w:after="40" w:before="0"/>
+              <w:jc w:val="left"/>
+            </w:pPr>
+            <w:r>
+              <w:rPr>
+                <w:rFonts w:ascii="Arial" w:cs="Arial" w:eastAsia="Arial" w:hAnsi="Arial"/>
+                <w:b w:val="false"/>
+                <w:bCs w:val="false"/>
+                <w:i w:val="false"/>
+                <w:iCs w:val="false"/>
+                <w:color w:val="000000"/>
+                <w:sz w:val="18"/>
+                <w:szCs w:val="18"/>
+              </w:rPr>
+              <w:t xml:space="preserve">2. Use tracing paper to rotate 90° ACW about origin. Mark and record image coordinates A', B', C'.</w:t>
+            </w:r>
+          </w:p>
+          <w:p>
+            <w:pPr>
+              <w:spacing w:after="40" w:before="0"/>
+              <w:jc w:val="left"/>
+            </w:pPr>
+            <w:r>
+              <w:rPr>
+                <w:rFonts w:ascii="Arial" w:cs="Arial" w:eastAsia="Arial" w:hAnsi="Arial"/>
+                <w:b w:val="false"/>
+                <w:bCs w:val="false"/>
+                <w:i w:val="false"/>
+                <w:iCs w:val="false"/>
+                <w:color w:val="000000"/>
+                <w:sz w:val="18"/>
+                <w:szCs w:val="18"/>
+              </w:rPr>
+              <w:t xml:space="preserve">3. Build a table: (x,y) and (x',y'). Find the pattern.</w:t>
+            </w:r>
+          </w:p>
+          <w:p>
+            <w:pPr>
+              <w:spacing w:after="40" w:before="0"/>
+              <w:jc w:val="left"/>
+            </w:pPr>
+            <w:r>
+              <w:rPr>
+                <w:rFonts w:ascii="Arial" w:cs="Arial" w:eastAsia="Arial" w:hAnsi="Arial"/>
+                <w:b w:val="false"/>
+                <w:bCs w:val="false"/>
+                <w:i w:val="false"/>
+                <w:iCs w:val="false"/>
+                <w:color w:val="000000"/>
+                <w:sz w:val="18"/>
+                <w:szCs w:val="18"/>
+              </w:rPr>
+              <w:t xml:space="preserve">4. Repeat for 180° and 270° ACW.</w:t>
+            </w:r>
+          </w:p>
+          <w:p>
+            <w:pPr>
+              <w:spacing w:after="40" w:before="0"/>
+              <w:jc w:val="left"/>
+            </w:pPr>
+            <w:r>
+              <w:rPr>
+                <w:rFonts w:ascii="Arial" w:cs="Arial" w:eastAsia="Arial" w:hAnsi="Arial"/>
+                <w:b w:val="false"/>
+                <w:bCs w:val="false"/>
+                <w:i w:val="false"/>
+                <w:iCs w:val="false"/>
+                <w:color w:val="000000"/>
+                <w:sz w:val="18"/>
+                <w:szCs w:val="18"/>
+              </w:rPr>
+              <w:t xml:space="preserve">5. Also rotate P(3,0) for all three angles — verify against predictions.</w:t>
+            </w:r>
+          </w:p>
+        </w:tc>
+        <w:tc>
+          <w:tcPr>
+            <w:tcW w:type="dxa" w:w="3040"/>
+            <w:shd w:fill="F2F2F2" w:color="auto" w:val="clear"/>
+            <w:tcMar>
+              <w:top w:type="dxa" w:w="60"/>
+              <w:left w:type="dxa" w:w="120"/>
+              <w:bottom w:type="dxa" w:w="60"/>
+              <w:right w:type="dxa" w:w="120"/>
+            </w:tcMar>
+            <w:vAlign w:val="top"/>
+          </w:tcPr>
+          <w:p>
+            <w:pPr>
+              <w:spacing w:after="40" w:before="0"/>
+              <w:jc w:val="left"/>
+            </w:pPr>
+            <w:r>
+              <w:rPr>
+                <w:rFonts w:ascii="Arial" w:cs="Arial" w:eastAsia="Arial" w:hAnsi="Arial"/>
+                <w:b w:val="false"/>
+                <w:bCs w:val="false"/>
+                <w:i w:val="false"/>
+                <w:iCs w:val="false"/>
+                <w:color w:val="000000"/>
+                <w:sz w:val="18"/>
+                <w:szCs w:val="18"/>
+              </w:rPr>
               <w:t xml:space="preserve">"Look at your table. The x-coordinate becomes ___? The y-coordinate becomes ___?"</w:t>
             </w:r>
           </w:p>
@@ -6911,40 +6754,40 @@
         </w:tc>
         <w:tc>
           <w:tcPr>
-            <w:tcW w:type="dxa" w:w="2300"/>
+            <w:tcW w:type="dxa" w:w="3040"/>
+            <w:shd w:fill="FFFFFF" w:color="auto" w:val="clear"/>
+            <w:tcMar>
+              <w:top w:type="dxa" w:w="60"/>
+              <w:left w:type="dxa" w:w="120"/>
+              <w:bottom w:type="dxa" w:w="60"/>
+              <w:right w:type="dxa" w:w="120"/>
+            </w:tcMar>
+            <w:vAlign w:val="top"/>
+          </w:tcPr>
+          <w:p>
+            <w:pPr>
+              <w:spacing w:after="40" w:before="0"/>
+              <w:jc w:val="left"/>
+            </w:pPr>
+            <w:r>
+              <w:rPr>
+                <w:rFonts w:ascii="Arial" w:cs="Arial" w:eastAsia="Arial" w:hAnsi="Arial"/>
+                <w:b w:val="false"/>
+                <w:bCs w:val="false"/>
+                <w:i w:val="false"/>
+                <w:iCs w:val="false"/>
+                <w:color w:val="000000"/>
+                <w:sz w:val="18"/>
+                <w:szCs w:val="18"/>
+              </w:rPr>
+              <w:t xml:space="preserve">Inductive reasoning from tabulated coordinate data. Students own the rule because they discovered it.</w:t>
+            </w:r>
+          </w:p>
+        </w:tc>
+        <w:tc>
+          <w:tcPr>
+            <w:tcW w:type="dxa" w:w="3040"/>
             <w:shd w:fill="F2F2F2" w:color="auto" w:val="clear"/>
-            <w:tcMar>
-              <w:top w:type="dxa" w:w="60"/>
-              <w:left w:type="dxa" w:w="120"/>
-              <w:bottom w:type="dxa" w:w="60"/>
-              <w:right w:type="dxa" w:w="120"/>
-            </w:tcMar>
-            <w:vAlign w:val="top"/>
-          </w:tcPr>
-          <w:p>
-            <w:pPr>
-              <w:spacing w:after="40" w:before="0"/>
-              <w:jc w:val="left"/>
-            </w:pPr>
-            <w:r>
-              <w:rPr>
-                <w:rFonts w:ascii="Arial" w:cs="Arial" w:eastAsia="Arial" w:hAnsi="Arial"/>
-                <w:b w:val="false"/>
-                <w:bCs w:val="false"/>
-                <w:i w:val="false"/>
-                <w:iCs w:val="false"/>
-                <w:color w:val="000000"/>
-                <w:sz w:val="18"/>
-                <w:szCs w:val="18"/>
-              </w:rPr>
-              <w:t xml:space="preserve">Inductive reasoning from tabulated coordinate data. Students own the rule because they discovered it.</w:t>
-            </w:r>
-          </w:p>
-        </w:tc>
-        <w:tc>
-          <w:tcPr>
-            <w:tcW w:type="dxa" w:w="2300"/>
-            <w:shd w:fill="FFFFFF" w:color="auto" w:val="clear"/>
             <w:tcMar>
               <w:top w:type="dxa" w:w="60"/>
               <w:left w:type="dxa" w:w="120"/>
@@ -6977,7 +6820,7 @@
       <w:tr>
         <w:tc>
           <w:tcPr>
-            <w:tcW w:type="dxa" w:w="900"/>
+            <w:tcW w:type="dxa" w:w="1520"/>
             <w:shd w:fill="E2EFDA" w:color="auto" w:val="clear"/>
             <w:tcMar>
               <w:top w:type="dxa" w:w="60"/>
@@ -7006,165 +6849,6 @@
               <w:t xml:space="preserve">Explain Phase</w:t>
             </w:r>
           </w:p>
-        </w:tc>
-        <w:tc>
-          <w:tcPr>
-            <w:tcW w:type="dxa" w:w="2300"/>
-            <w:shd w:fill="FFFFFF" w:color="auto" w:val="clear"/>
-            <w:tcMar>
-              <w:top w:type="dxa" w:w="60"/>
-              <w:left w:type="dxa" w:w="120"/>
-              <w:bottom w:type="dxa" w:w="60"/>
-              <w:right w:type="dxa" w:w="120"/>
-            </w:tcMar>
-            <w:vAlign w:val="top"/>
-          </w:tcPr>
-          <w:p>
-            <w:pPr>
-              <w:spacing w:after="40" w:before="0"/>
-              <w:jc w:val="left"/>
-            </w:pPr>
-            <w:r>
-              <w:rPr>
-                <w:rFonts w:ascii="Arial" w:cs="Arial" w:eastAsia="Arial" w:hAnsi="Arial"/>
-                <w:b w:val="false"/>
-                <w:bCs w:val="false"/>
-                <w:i w:val="false"/>
-                <w:iCs w:val="false"/>
-                <w:color w:val="000000"/>
-                <w:sz w:val="18"/>
-                <w:szCs w:val="18"/>
-              </w:rPr>
-              <w:t xml:space="preserve">Consolidate three rules as a reference table:</w:t>
-            </w:r>
-          </w:p>
-          <w:p>
-            <w:pPr>
-              <w:spacing w:after="40" w:before="0"/>
-              <w:jc w:val="left"/>
-            </w:pPr>
-            <w:r>
-              <w:rPr>
-                <w:rFonts w:ascii="Arial" w:cs="Arial" w:eastAsia="Arial" w:hAnsi="Arial"/>
-                <w:b w:val="false"/>
-                <w:bCs w:val="false"/>
-                <w:i w:val="false"/>
-                <w:iCs w:val="false"/>
-                <w:color w:val="000000"/>
-                <w:sz w:val="18"/>
-                <w:szCs w:val="18"/>
-              </w:rPr>
-              <w:t xml:space="preserve">| Rotation | Rule |</w:t>
-            </w:r>
-          </w:p>
-          <w:p>
-            <w:pPr>
-              <w:spacing w:after="40" w:before="0"/>
-              <w:jc w:val="left"/>
-            </w:pPr>
-            <w:r>
-              <w:rPr>
-                <w:rFonts w:ascii="Arial" w:cs="Arial" w:eastAsia="Arial" w:hAnsi="Arial"/>
-                <w:b w:val="false"/>
-                <w:bCs w:val="false"/>
-                <w:i w:val="false"/>
-                <w:iCs w:val="false"/>
-                <w:color w:val="000000"/>
-                <w:sz w:val="18"/>
-                <w:szCs w:val="18"/>
-              </w:rPr>
-              <w:t xml:space="preserve">| 90° ACW (= 270° CW) | (x,y) → (−y, x) |</w:t>
-            </w:r>
-          </w:p>
-          <w:p>
-            <w:pPr>
-              <w:spacing w:after="40" w:before="0"/>
-              <w:jc w:val="left"/>
-            </w:pPr>
-            <w:r>
-              <w:rPr>
-                <w:rFonts w:ascii="Arial" w:cs="Arial" w:eastAsia="Arial" w:hAnsi="Arial"/>
-                <w:b w:val="false"/>
-                <w:bCs w:val="false"/>
-                <w:i w:val="false"/>
-                <w:iCs w:val="false"/>
-                <w:color w:val="000000"/>
-                <w:sz w:val="18"/>
-                <w:szCs w:val="18"/>
-              </w:rPr>
-              <w:t xml:space="preserve">| 180° | (x,y) → (−x, −y) |</w:t>
-            </w:r>
-          </w:p>
-          <w:p>
-            <w:pPr>
-              <w:spacing w:after="40" w:before="0"/>
-              <w:jc w:val="left"/>
-            </w:pPr>
-            <w:r>
-              <w:rPr>
-                <w:rFonts w:ascii="Arial" w:cs="Arial" w:eastAsia="Arial" w:hAnsi="Arial"/>
-                <w:b w:val="false"/>
-                <w:bCs w:val="false"/>
-                <w:i w:val="false"/>
-                <w:iCs w:val="false"/>
-                <w:color w:val="000000"/>
-                <w:sz w:val="18"/>
-                <w:szCs w:val="18"/>
-              </w:rPr>
-              <w:t xml:space="preserve">| 270° ACW (= 90° CW) | (x,y) → (y, −x) |</w:t>
-            </w:r>
-          </w:p>
-          <w:p>
-            <w:pPr>
-              <w:spacing w:after="40" w:before="0"/>
-              <w:jc w:val="left"/>
-            </w:pPr>
-            <w:r>
-              <w:rPr>
-                <w:rFonts w:ascii="Arial" w:cs="Arial" w:eastAsia="Arial" w:hAnsi="Arial"/>
-                <w:b w:val="false"/>
-                <w:bCs w:val="false"/>
-                <w:i w:val="false"/>
-                <w:iCs w:val="false"/>
-                <w:color w:val="000000"/>
-                <w:sz w:val="18"/>
-                <w:szCs w:val="18"/>
-              </w:rPr>
-              <w:t xml:space="preserve">| 360° | (x,y) → (x, y) (identity) |</w:t>
-            </w:r>
-          </w:p>
-          <w:p>
-            <w:pPr>
-              <w:spacing w:after="40" w:before="0"/>
-              <w:jc w:val="left"/>
-            </w:pPr>
-            <w:r>
-              <w:rPr>
-                <w:rFonts w:ascii="Arial" w:cs="Arial" w:eastAsia="Arial" w:hAnsi="Arial"/>
-                <w:b w:val="false"/>
-                <w:bCs w:val="false"/>
-                <w:i w:val="false"/>
-                <w:iCs w:val="false"/>
-                <w:color w:val="000000"/>
-                <w:sz w:val="18"/>
-                <w:szCs w:val="18"/>
-              </w:rPr>
-              <w:t xml:space="preserve">Apply rules to 6 practice problems. Wind turbine context: blade tip at (0, 5) after 120°? (Use GeoGebra or estimate — 120° is not a standard rule.)</w:t>
-            </w:r>
-          </w:p>
-        </w:tc>
-        <w:tc>
-          <w:tcPr>
-            <w:tcW w:type="dxa" w:w="2556"/>
-            <w:shd w:fill="F2F2F2" w:color="auto" w:val="clear"/>
-            <w:tcMar>
-              <w:top w:type="dxa" w:w="60"/>
-              <w:left w:type="dxa" w:w="120"/>
-              <w:bottom w:type="dxa" w:w="60"/>
-              <w:right w:type="dxa" w:w="120"/>
-            </w:tcMar>
-            <w:vAlign w:val="top"/>
-          </w:tcPr>
           <w:p>
             <w:pPr>
               <w:spacing w:after="20" w:before="0"/>
@@ -7185,7 +6869,7 @@
             <w:pPr>
               <w:spacing w:after="20" w:before="0"/>
             </w:pPr>
-            <w:hyperlink w:history="1" r:id="rIdy6jyqxow6wlmdhokwew6u">
+            <w:hyperlink w:history="1" r:id="rIdhxqy246cvogxufr8g-xnp">
               <w:r>
                 <w:rPr>
                   <w:rFonts w:ascii="Arial" w:cs="Arial" w:eastAsia="Arial" w:hAnsi="Arial"/>
@@ -7218,7 +6902,7 @@
               <w:spacing w:after="10" w:before="0"/>
               <w:ind w:left="120"/>
             </w:pPr>
-            <w:hyperlink w:history="1" r:id="rIdls4fpadtgleioqqtnnhlk">
+            <w:hyperlink w:history="1" r:id="rIdk6i2o9txq5spwctl1ji8e">
               <w:r>
                 <w:rPr>
                   <w:rFonts w:ascii="Arial" w:cs="Arial" w:eastAsia="Arial" w:hAnsi="Arial"/>
@@ -7263,7 +6947,7 @@
             <w:pPr>
               <w:spacing w:after="20" w:before="0"/>
             </w:pPr>
-            <w:hyperlink w:history="1" r:id="rIdk3wlxl7w_zodqnrzpwsll">
+            <w:hyperlink w:history="1" r:id="rIdbijxufuhavy08w8umuxff">
               <w:r>
                 <w:rPr>
                   <w:rFonts w:ascii="Arial" w:cs="Arial" w:eastAsia="Arial" w:hAnsi="Arial"/>
@@ -7296,7 +6980,7 @@
               <w:spacing w:after="10" w:before="0"/>
               <w:ind w:left="120"/>
             </w:pPr>
-            <w:hyperlink w:history="1" r:id="rId3c47kjdx3prankf7blwqn">
+            <w:hyperlink w:history="1" r:id="rIde29to20qvhixe7o_hf71u">
               <w:r>
                 <w:rPr>
                   <w:rFonts w:ascii="Arial" w:cs="Arial" w:eastAsia="Arial" w:hAnsi="Arial"/>
@@ -7312,7 +6996,7 @@
         </w:tc>
         <w:tc>
           <w:tcPr>
-            <w:tcW w:type="dxa" w:w="3324"/>
+            <w:tcW w:type="dxa" w:w="3040"/>
             <w:shd w:fill="FFFFFF" w:color="auto" w:val="clear"/>
             <w:tcMar>
               <w:top w:type="dxa" w:w="60"/>
@@ -7338,6 +7022,152 @@
                 <w:sz w:val="18"/>
                 <w:szCs w:val="18"/>
               </w:rPr>
+              <w:t xml:space="preserve">Consolidate three rules as a reference table:</w:t>
+            </w:r>
+          </w:p>
+          <w:p>
+            <w:pPr>
+              <w:spacing w:after="40" w:before="0"/>
+              <w:jc w:val="left"/>
+            </w:pPr>
+            <w:r>
+              <w:rPr>
+                <w:rFonts w:ascii="Arial" w:cs="Arial" w:eastAsia="Arial" w:hAnsi="Arial"/>
+                <w:b w:val="false"/>
+                <w:bCs w:val="false"/>
+                <w:i w:val="false"/>
+                <w:iCs w:val="false"/>
+                <w:color w:val="000000"/>
+                <w:sz w:val="18"/>
+                <w:szCs w:val="18"/>
+              </w:rPr>
+              <w:t xml:space="preserve">| Rotation | Rule |</w:t>
+            </w:r>
+          </w:p>
+          <w:p>
+            <w:pPr>
+              <w:spacing w:after="40" w:before="0"/>
+              <w:jc w:val="left"/>
+            </w:pPr>
+            <w:r>
+              <w:rPr>
+                <w:rFonts w:ascii="Arial" w:cs="Arial" w:eastAsia="Arial" w:hAnsi="Arial"/>
+                <w:b w:val="false"/>
+                <w:bCs w:val="false"/>
+                <w:i w:val="false"/>
+                <w:iCs w:val="false"/>
+                <w:color w:val="000000"/>
+                <w:sz w:val="18"/>
+                <w:szCs w:val="18"/>
+              </w:rPr>
+              <w:t xml:space="preserve">| 90° ACW (= 270° CW) | (x,y) → (−y, x) |</w:t>
+            </w:r>
+          </w:p>
+          <w:p>
+            <w:pPr>
+              <w:spacing w:after="40" w:before="0"/>
+              <w:jc w:val="left"/>
+            </w:pPr>
+            <w:r>
+              <w:rPr>
+                <w:rFonts w:ascii="Arial" w:cs="Arial" w:eastAsia="Arial" w:hAnsi="Arial"/>
+                <w:b w:val="false"/>
+                <w:bCs w:val="false"/>
+                <w:i w:val="false"/>
+                <w:iCs w:val="false"/>
+                <w:color w:val="000000"/>
+                <w:sz w:val="18"/>
+                <w:szCs w:val="18"/>
+              </w:rPr>
+              <w:t xml:space="preserve">| 180° | (x,y) → (−x, −y) |</w:t>
+            </w:r>
+          </w:p>
+          <w:p>
+            <w:pPr>
+              <w:spacing w:after="40" w:before="0"/>
+              <w:jc w:val="left"/>
+            </w:pPr>
+            <w:r>
+              <w:rPr>
+                <w:rFonts w:ascii="Arial" w:cs="Arial" w:eastAsia="Arial" w:hAnsi="Arial"/>
+                <w:b w:val="false"/>
+                <w:bCs w:val="false"/>
+                <w:i w:val="false"/>
+                <w:iCs w:val="false"/>
+                <w:color w:val="000000"/>
+                <w:sz w:val="18"/>
+                <w:szCs w:val="18"/>
+              </w:rPr>
+              <w:t xml:space="preserve">| 270° ACW (= 90° CW) | (x,y) → (y, −x) |</w:t>
+            </w:r>
+          </w:p>
+          <w:p>
+            <w:pPr>
+              <w:spacing w:after="40" w:before="0"/>
+              <w:jc w:val="left"/>
+            </w:pPr>
+            <w:r>
+              <w:rPr>
+                <w:rFonts w:ascii="Arial" w:cs="Arial" w:eastAsia="Arial" w:hAnsi="Arial"/>
+                <w:b w:val="false"/>
+                <w:bCs w:val="false"/>
+                <w:i w:val="false"/>
+                <w:iCs w:val="false"/>
+                <w:color w:val="000000"/>
+                <w:sz w:val="18"/>
+                <w:szCs w:val="18"/>
+              </w:rPr>
+              <w:t xml:space="preserve">| 360° | (x,y) → (x, y) (identity) |</w:t>
+            </w:r>
+          </w:p>
+          <w:p>
+            <w:pPr>
+              <w:spacing w:after="40" w:before="0"/>
+              <w:jc w:val="left"/>
+            </w:pPr>
+            <w:r>
+              <w:rPr>
+                <w:rFonts w:ascii="Arial" w:cs="Arial" w:eastAsia="Arial" w:hAnsi="Arial"/>
+                <w:b w:val="false"/>
+                <w:bCs w:val="false"/>
+                <w:i w:val="false"/>
+                <w:iCs w:val="false"/>
+                <w:color w:val="000000"/>
+                <w:sz w:val="18"/>
+                <w:szCs w:val="18"/>
+              </w:rPr>
+              <w:t xml:space="preserve">Apply rules to 6 practice problems. Wind turbine context: blade tip at (0, 5) after 120°? (Use GeoGebra or estimate — 120° is not a standard rule.)</w:t>
+            </w:r>
+          </w:p>
+        </w:tc>
+        <w:tc>
+          <w:tcPr>
+            <w:tcW w:type="dxa" w:w="3040"/>
+            <w:shd w:fill="F2F2F2" w:color="auto" w:val="clear"/>
+            <w:tcMar>
+              <w:top w:type="dxa" w:w="60"/>
+              <w:left w:type="dxa" w:w="120"/>
+              <w:bottom w:type="dxa" w:w="60"/>
+              <w:right w:type="dxa" w:w="120"/>
+            </w:tcMar>
+            <w:vAlign w:val="top"/>
+          </w:tcPr>
+          <w:p>
+            <w:pPr>
+              <w:spacing w:after="40" w:before="0"/>
+              <w:jc w:val="left"/>
+            </w:pPr>
+            <w:r>
+              <w:rPr>
+                <w:rFonts w:ascii="Arial" w:cs="Arial" w:eastAsia="Arial" w:hAnsi="Arial"/>
+                <w:b w:val="false"/>
+                <w:bCs w:val="false"/>
+                <w:i w:val="false"/>
+                <w:iCs w:val="false"/>
+                <w:color w:val="000000"/>
+                <w:sz w:val="18"/>
+                <w:szCs w:val="18"/>
+              </w:rPr>
               <w:t xml:space="preserve">"Memorising the table is less useful than understanding WHY x becomes −y. Draw the circle — does it make sense geometrically?"</w:t>
             </w:r>
           </w:p>
@@ -7363,40 +7193,40 @@
         </w:tc>
         <w:tc>
           <w:tcPr>
-            <w:tcW w:type="dxa" w:w="2300"/>
+            <w:tcW w:type="dxa" w:w="3040"/>
+            <w:shd w:fill="FFFFFF" w:color="auto" w:val="clear"/>
+            <w:tcMar>
+              <w:top w:type="dxa" w:w="60"/>
+              <w:left w:type="dxa" w:w="120"/>
+              <w:bottom w:type="dxa" w:w="60"/>
+              <w:right w:type="dxa" w:w="120"/>
+            </w:tcMar>
+            <w:vAlign w:val="top"/>
+          </w:tcPr>
+          <w:p>
+            <w:pPr>
+              <w:spacing w:after="40" w:before="0"/>
+              <w:jc w:val="left"/>
+            </w:pPr>
+            <w:r>
+              <w:rPr>
+                <w:rFonts w:ascii="Arial" w:cs="Arial" w:eastAsia="Arial" w:hAnsi="Arial"/>
+                <w:b w:val="false"/>
+                <w:bCs w:val="false"/>
+                <w:i w:val="false"/>
+                <w:iCs w:val="false"/>
+                <w:color w:val="000000"/>
+                <w:sz w:val="18"/>
+                <w:szCs w:val="18"/>
+              </w:rPr>
+              <w:t xml:space="preserve">Rule consolidation with geometric justification. Students see the rules as logical consequences of circle geometry.</w:t>
+            </w:r>
+          </w:p>
+        </w:tc>
+        <w:tc>
+          <w:tcPr>
+            <w:tcW w:type="dxa" w:w="3040"/>
             <w:shd w:fill="F2F2F2" w:color="auto" w:val="clear"/>
-            <w:tcMar>
-              <w:top w:type="dxa" w:w="60"/>
-              <w:left w:type="dxa" w:w="120"/>
-              <w:bottom w:type="dxa" w:w="60"/>
-              <w:right w:type="dxa" w:w="120"/>
-            </w:tcMar>
-            <w:vAlign w:val="top"/>
-          </w:tcPr>
-          <w:p>
-            <w:pPr>
-              <w:spacing w:after="40" w:before="0"/>
-              <w:jc w:val="left"/>
-            </w:pPr>
-            <w:r>
-              <w:rPr>
-                <w:rFonts w:ascii="Arial" w:cs="Arial" w:eastAsia="Arial" w:hAnsi="Arial"/>
-                <w:b w:val="false"/>
-                <w:bCs w:val="false"/>
-                <w:i w:val="false"/>
-                <w:iCs w:val="false"/>
-                <w:color w:val="000000"/>
-                <w:sz w:val="18"/>
-                <w:szCs w:val="18"/>
-              </w:rPr>
-              <w:t xml:space="preserve">Rule consolidation with geometric justification. Students see the rules as logical consequences of circle geometry.</w:t>
-            </w:r>
-          </w:p>
-        </w:tc>
-        <w:tc>
-          <w:tcPr>
-            <w:tcW w:type="dxa" w:w="2300"/>
-            <w:shd w:fill="FFFFFF" w:color="auto" w:val="clear"/>
             <w:tcMar>
               <w:top w:type="dxa" w:w="60"/>
               <w:left w:type="dxa" w:w="120"/>
@@ -7429,7 +7259,7 @@
       <w:tr>
         <w:tc>
           <w:tcPr>
-            <w:tcW w:type="dxa" w:w="900"/>
+            <w:tcW w:type="dxa" w:w="1520"/>
             <w:shd w:fill="FCE4D6" w:color="auto" w:val="clear"/>
             <w:tcMar>
               <w:top w:type="dxa" w:w="60"/>
@@ -7458,51 +7288,6 @@
               <w:t xml:space="preserve">Driving Question Board (DQB) Creation</w:t>
             </w:r>
           </w:p>
-        </w:tc>
-        <w:tc>
-          <w:tcPr>
-            <w:tcW w:type="dxa" w:w="2300"/>
-            <w:shd w:fill="FFFFFF" w:color="auto" w:val="clear"/>
-            <w:tcMar>
-              <w:top w:type="dxa" w:w="60"/>
-              <w:left w:type="dxa" w:w="120"/>
-              <w:bottom w:type="dxa" w:w="60"/>
-              <w:right w:type="dxa" w:w="120"/>
-            </w:tcMar>
-            <w:vAlign w:val="top"/>
-          </w:tcPr>
-          <w:p>
-            <w:pPr>
-              <w:spacing w:after="40" w:before="0"/>
-              <w:jc w:val="left"/>
-            </w:pPr>
-            <w:r>
-              <w:rPr>
-                <w:rFonts w:ascii="Arial" w:cs="Arial" w:eastAsia="Arial" w:hAnsi="Arial"/>
-                <w:b w:val="false"/>
-                <w:bCs w:val="false"/>
-                <w:i w:val="false"/>
-                <w:iCs w:val="false"/>
-                <w:color w:val="000000"/>
-                <w:sz w:val="18"/>
-                <w:szCs w:val="18"/>
-              </w:rPr>
-              <w:t xml:space="preserve">Update DQB. Move "coordinates" questions to ANSWERED. New questions: "What if the centre is NOT the origin?" "How do I rotate around (2, 3)?" Add for Lesson 3.</w:t>
-            </w:r>
-          </w:p>
-        </w:tc>
-        <w:tc>
-          <w:tcPr>
-            <w:tcW w:type="dxa" w:w="2556"/>
-            <w:shd w:fill="F2F2F2" w:color="auto" w:val="clear"/>
-            <w:tcMar>
-              <w:top w:type="dxa" w:w="60"/>
-              <w:left w:type="dxa" w:w="120"/>
-              <w:bottom w:type="dxa" w:w="60"/>
-              <w:right w:type="dxa" w:w="120"/>
-            </w:tcMar>
-            <w:vAlign w:val="top"/>
-          </w:tcPr>
           <w:p>
             <w:pPr>
               <w:spacing w:after="20" w:before="0"/>
@@ -7523,7 +7308,7 @@
             <w:pPr>
               <w:spacing w:after="20" w:before="0"/>
             </w:pPr>
-            <w:hyperlink w:history="1" r:id="rIdrgmqqp2qc5vn15l8tzw6k">
+            <w:hyperlink w:history="1" r:id="rIdjzkivqgck82euola6sfkt">
               <w:r>
                 <w:rPr>
                   <w:rFonts w:ascii="Arial" w:cs="Arial" w:eastAsia="Arial" w:hAnsi="Arial"/>
@@ -7556,7 +7341,7 @@
               <w:spacing w:after="10" w:before="0"/>
               <w:ind w:left="120"/>
             </w:pPr>
-            <w:hyperlink w:history="1" r:id="rIdsvnbz3pd312mnfrlnxeeb">
+            <w:hyperlink w:history="1" r:id="rIdcmedut-zgrwviqwdhrh-c">
               <w:r>
                 <w:rPr>
                   <w:rFonts w:ascii="Arial" w:cs="Arial" w:eastAsia="Arial" w:hAnsi="Arial"/>
@@ -7601,7 +7386,7 @@
             <w:pPr>
               <w:spacing w:after="20" w:before="0"/>
             </w:pPr>
-            <w:hyperlink w:history="1" r:id="rIdrf3cp8ibkspumxq_exsb4">
+            <w:hyperlink w:history="1" r:id="rId1m2jlzpj9sfvonsykos2s">
               <w:r>
                 <w:rPr>
                   <w:rFonts w:ascii="Arial" w:cs="Arial" w:eastAsia="Arial" w:hAnsi="Arial"/>
@@ -7634,7 +7419,7 @@
               <w:spacing w:after="10" w:before="0"/>
               <w:ind w:left="120"/>
             </w:pPr>
-            <w:hyperlink w:history="1" r:id="rIdlxhpp9_vl7zeadkdczvai">
+            <w:hyperlink w:history="1" r:id="rId5ozihpdged7oakns_tlql">
               <w:r>
                 <w:rPr>
                   <w:rFonts w:ascii="Arial" w:cs="Arial" w:eastAsia="Arial" w:hAnsi="Arial"/>
@@ -7650,7 +7435,7 @@
         </w:tc>
         <w:tc>
           <w:tcPr>
-            <w:tcW w:type="dxa" w:w="3324"/>
+            <w:tcW w:type="dxa" w:w="3040"/>
             <w:shd w:fill="FFFFFF" w:color="auto" w:val="clear"/>
             <w:tcMar>
               <w:top w:type="dxa" w:w="60"/>
@@ -7676,46 +7461,78 @@
                 <w:sz w:val="18"/>
                 <w:szCs w:val="18"/>
               </w:rPr>
+              <w:t xml:space="preserve">Update DQB. Move "coordinates" questions to ANSWERED. New questions: "What if the centre is NOT the origin?" "How do I rotate around (2, 3)?" Add for Lesson 3.</w:t>
+            </w:r>
+          </w:p>
+        </w:tc>
+        <w:tc>
+          <w:tcPr>
+            <w:tcW w:type="dxa" w:w="3040"/>
+            <w:shd w:fill="F2F2F2" w:color="auto" w:val="clear"/>
+            <w:tcMar>
+              <w:top w:type="dxa" w:w="60"/>
+              <w:left w:type="dxa" w:w="120"/>
+              <w:bottom w:type="dxa" w:w="60"/>
+              <w:right w:type="dxa" w:w="120"/>
+            </w:tcMar>
+            <w:vAlign w:val="top"/>
+          </w:tcPr>
+          <w:p>
+            <w:pPr>
+              <w:spacing w:after="40" w:before="0"/>
+              <w:jc w:val="left"/>
+            </w:pPr>
+            <w:r>
+              <w:rPr>
+                <w:rFonts w:ascii="Arial" w:cs="Arial" w:eastAsia="Arial" w:hAnsi="Arial"/>
+                <w:b w:val="false"/>
+                <w:bCs w:val="false"/>
+                <w:i w:val="false"/>
+                <w:iCs w:val="false"/>
+                <w:color w:val="000000"/>
+                <w:sz w:val="18"/>
+                <w:szCs w:val="18"/>
+              </w:rPr>
               <w:t xml:space="preserve">"Lesson 3 will give us the method for rotating around any point."</w:t>
             </w:r>
           </w:p>
         </w:tc>
         <w:tc>
           <w:tcPr>
-            <w:tcW w:type="dxa" w:w="2300"/>
+            <w:tcW w:type="dxa" w:w="3040"/>
+            <w:shd w:fill="FFFFFF" w:color="auto" w:val="clear"/>
+            <w:tcMar>
+              <w:top w:type="dxa" w:w="60"/>
+              <w:left w:type="dxa" w:w="120"/>
+              <w:bottom w:type="dxa" w:w="60"/>
+              <w:right w:type="dxa" w:w="120"/>
+            </w:tcMar>
+            <w:vAlign w:val="top"/>
+          </w:tcPr>
+          <w:p>
+            <w:pPr>
+              <w:spacing w:after="40" w:before="0"/>
+              <w:jc w:val="left"/>
+            </w:pPr>
+            <w:r>
+              <w:rPr>
+                <w:rFonts w:ascii="Arial" w:cs="Arial" w:eastAsia="Arial" w:hAnsi="Arial"/>
+                <w:b w:val="false"/>
+                <w:bCs w:val="false"/>
+                <w:i w:val="false"/>
+                <w:iCs w:val="false"/>
+                <w:color w:val="000000"/>
+                <w:sz w:val="18"/>
+                <w:szCs w:val="18"/>
+              </w:rPr>
+              <w:t xml:space="preserve">DQB maintains the unit narrative — each lesson closes some questions and opens new ones.</w:t>
+            </w:r>
+          </w:p>
+        </w:tc>
+        <w:tc>
+          <w:tcPr>
+            <w:tcW w:type="dxa" w:w="3040"/>
             <w:shd w:fill="F2F2F2" w:color="auto" w:val="clear"/>
-            <w:tcMar>
-              <w:top w:type="dxa" w:w="60"/>
-              <w:left w:type="dxa" w:w="120"/>
-              <w:bottom w:type="dxa" w:w="60"/>
-              <w:right w:type="dxa" w:w="120"/>
-            </w:tcMar>
-            <w:vAlign w:val="top"/>
-          </w:tcPr>
-          <w:p>
-            <w:pPr>
-              <w:spacing w:after="40" w:before="0"/>
-              <w:jc w:val="left"/>
-            </w:pPr>
-            <w:r>
-              <w:rPr>
-                <w:rFonts w:ascii="Arial" w:cs="Arial" w:eastAsia="Arial" w:hAnsi="Arial"/>
-                <w:b w:val="false"/>
-                <w:bCs w:val="false"/>
-                <w:i w:val="false"/>
-                <w:iCs w:val="false"/>
-                <w:color w:val="000000"/>
-                <w:sz w:val="18"/>
-                <w:szCs w:val="18"/>
-              </w:rPr>
-              <w:t xml:space="preserve">DQB maintains the unit narrative — each lesson closes some questions and opens new ones.</w:t>
-            </w:r>
-          </w:p>
-        </w:tc>
-        <w:tc>
-          <w:tcPr>
-            <w:tcW w:type="dxa" w:w="2300"/>
-            <w:shd w:fill="FFFFFF" w:color="auto" w:val="clear"/>
             <w:tcMar>
               <w:top w:type="dxa" w:w="60"/>
               <w:left w:type="dxa" w:w="120"/>
@@ -7748,7 +7565,7 @@
       <w:tr>
         <w:tc>
           <w:tcPr>
-            <w:tcW w:type="dxa" w:w="900"/>
+            <w:tcW w:type="dxa" w:w="1520"/>
             <w:shd w:fill="D5E8F0" w:color="auto" w:val="clear"/>
             <w:tcMar>
               <w:top w:type="dxa" w:w="60"/>
@@ -7777,51 +7594,6 @@
               <w:t xml:space="preserve">Model Building Phase</w:t>
             </w:r>
           </w:p>
-        </w:tc>
-        <w:tc>
-          <w:tcPr>
-            <w:tcW w:type="dxa" w:w="2300"/>
-            <w:shd w:fill="FFFFFF" w:color="auto" w:val="clear"/>
-            <w:tcMar>
-              <w:top w:type="dxa" w:w="60"/>
-              <w:left w:type="dxa" w:w="120"/>
-              <w:bottom w:type="dxa" w:w="60"/>
-              <w:right w:type="dxa" w:w="120"/>
-            </w:tcMar>
-            <w:vAlign w:val="top"/>
-          </w:tcPr>
-          <w:p>
-            <w:pPr>
-              <w:spacing w:after="40" w:before="0"/>
-              <w:jc w:val="left"/>
-            </w:pPr>
-            <w:r>
-              <w:rPr>
-                <w:rFonts w:ascii="Arial" w:cs="Arial" w:eastAsia="Arial" w:hAnsi="Arial"/>
-                <w:b w:val="false"/>
-                <w:bCs w:val="false"/>
-                <w:i w:val="false"/>
-                <w:iCs w:val="false"/>
-                <w:color w:val="000000"/>
-                <w:sz w:val="18"/>
-                <w:szCs w:val="18"/>
-              </w:rPr>
-              <w:t xml:space="preserve">Update Rotation Model: add the four coordinate rules table with a labelled worked example. Annotate the wind turbine diagram with coordinate positions for each blade at 0°, 120°, 240°.</w:t>
-            </w:r>
-          </w:p>
-        </w:tc>
-        <w:tc>
-          <w:tcPr>
-            <w:tcW w:type="dxa" w:w="2556"/>
-            <w:shd w:fill="F2F2F2" w:color="auto" w:val="clear"/>
-            <w:tcMar>
-              <w:top w:type="dxa" w:w="60"/>
-              <w:left w:type="dxa" w:w="120"/>
-              <w:bottom w:type="dxa" w:w="60"/>
-              <w:right w:type="dxa" w:w="120"/>
-            </w:tcMar>
-            <w:vAlign w:val="top"/>
-          </w:tcPr>
           <w:p>
             <w:pPr>
               <w:spacing w:after="20" w:before="0"/>
@@ -7842,7 +7614,7 @@
             <w:pPr>
               <w:spacing w:after="20" w:before="0"/>
             </w:pPr>
-            <w:hyperlink w:history="1" r:id="rIdzatsxbdch38vyvhuilpl_">
+            <w:hyperlink w:history="1" r:id="rIdqmjmtcrfsp9mqvv73b3rb">
               <w:r>
                 <w:rPr>
                   <w:rFonts w:ascii="Arial" w:cs="Arial" w:eastAsia="Arial" w:hAnsi="Arial"/>
@@ -7875,7 +7647,7 @@
               <w:spacing w:after="10" w:before="0"/>
               <w:ind w:left="120"/>
             </w:pPr>
-            <w:hyperlink w:history="1" r:id="rIdnuhx7d1gqyqxx4wjwxxaq">
+            <w:hyperlink w:history="1" r:id="rIdir7nwgzael8tcxawlogtm">
               <w:r>
                 <w:rPr>
                   <w:rFonts w:ascii="Arial" w:cs="Arial" w:eastAsia="Arial" w:hAnsi="Arial"/>
@@ -7920,7 +7692,7 @@
             <w:pPr>
               <w:spacing w:after="20" w:before="0"/>
             </w:pPr>
-            <w:hyperlink w:history="1" r:id="rIdyfo9v7fmopwtbrxhnscup">
+            <w:hyperlink w:history="1" r:id="rIdgxuobk78yr3zowcvkye8t">
               <w:r>
                 <w:rPr>
                   <w:rFonts w:ascii="Arial" w:cs="Arial" w:eastAsia="Arial" w:hAnsi="Arial"/>
@@ -7953,7 +7725,7 @@
               <w:spacing w:after="10" w:before="0"/>
               <w:ind w:left="120"/>
             </w:pPr>
-            <w:hyperlink w:history="1" r:id="rIdywkkux-5fnbziscbyd0wl">
+            <w:hyperlink w:history="1" r:id="rIdtxlldc24msljcubwncp78">
               <w:r>
                 <w:rPr>
                   <w:rFonts w:ascii="Arial" w:cs="Arial" w:eastAsia="Arial" w:hAnsi="Arial"/>
@@ -7969,7 +7741,7 @@
         </w:tc>
         <w:tc>
           <w:tcPr>
-            <w:tcW w:type="dxa" w:w="3324"/>
+            <w:tcW w:type="dxa" w:w="3040"/>
             <w:shd w:fill="FFFFFF" w:color="auto" w:val="clear"/>
             <w:tcMar>
               <w:top w:type="dxa" w:w="60"/>
@@ -7995,46 +7767,78 @@
                 <w:sz w:val="18"/>
                 <w:szCs w:val="18"/>
               </w:rPr>
+              <w:t xml:space="preserve">Update Rotation Model: add the four coordinate rules table with a labelled worked example. Annotate the wind turbine diagram with coordinate positions for each blade at 0°, 120°, 240°.</w:t>
+            </w:r>
+          </w:p>
+        </w:tc>
+        <w:tc>
+          <w:tcPr>
+            <w:tcW w:type="dxa" w:w="3040"/>
+            <w:shd w:fill="F2F2F2" w:color="auto" w:val="clear"/>
+            <w:tcMar>
+              <w:top w:type="dxa" w:w="60"/>
+              <w:left w:type="dxa" w:w="120"/>
+              <w:bottom w:type="dxa" w:w="60"/>
+              <w:right w:type="dxa" w:w="120"/>
+            </w:tcMar>
+            <w:vAlign w:val="top"/>
+          </w:tcPr>
+          <w:p>
+            <w:pPr>
+              <w:spacing w:after="40" w:before="0"/>
+              <w:jc w:val="left"/>
+            </w:pPr>
+            <w:r>
+              <w:rPr>
+                <w:rFonts w:ascii="Arial" w:cs="Arial" w:eastAsia="Arial" w:hAnsi="Arial"/>
+                <w:b w:val="false"/>
+                <w:bCs w:val="false"/>
+                <w:i w:val="false"/>
+                <w:iCs w:val="false"/>
+                <w:color w:val="000000"/>
+                <w:sz w:val="18"/>
+                <w:szCs w:val="18"/>
+              </w:rPr>
               <w:t xml:space="preserve">"Your model should now show the ALGEBRAIC rules, not just the visual description."</w:t>
             </w:r>
           </w:p>
         </w:tc>
         <w:tc>
           <w:tcPr>
-            <w:tcW w:type="dxa" w:w="2300"/>
+            <w:tcW w:type="dxa" w:w="3040"/>
+            <w:shd w:fill="FFFFFF" w:color="auto" w:val="clear"/>
+            <w:tcMar>
+              <w:top w:type="dxa" w:w="60"/>
+              <w:left w:type="dxa" w:w="120"/>
+              <w:bottom w:type="dxa" w:w="60"/>
+              <w:right w:type="dxa" w:w="120"/>
+            </w:tcMar>
+            <w:vAlign w:val="top"/>
+          </w:tcPr>
+          <w:p>
+            <w:pPr>
+              <w:spacing w:after="40" w:before="0"/>
+              <w:jc w:val="left"/>
+            </w:pPr>
+            <w:r>
+              <w:rPr>
+                <w:rFonts w:ascii="Arial" w:cs="Arial" w:eastAsia="Arial" w:hAnsi="Arial"/>
+                <w:b w:val="false"/>
+                <w:bCs w:val="false"/>
+                <w:i w:val="false"/>
+                <w:iCs w:val="false"/>
+                <w:color w:val="000000"/>
+                <w:sz w:val="18"/>
+                <w:szCs w:val="18"/>
+              </w:rPr>
+              <w:t xml:space="preserve">Model integrates coordinate algebra with the turbine phenomenon.</w:t>
+            </w:r>
+          </w:p>
+        </w:tc>
+        <w:tc>
+          <w:tcPr>
+            <w:tcW w:type="dxa" w:w="3040"/>
             <w:shd w:fill="F2F2F2" w:color="auto" w:val="clear"/>
-            <w:tcMar>
-              <w:top w:type="dxa" w:w="60"/>
-              <w:left w:type="dxa" w:w="120"/>
-              <w:bottom w:type="dxa" w:w="60"/>
-              <w:right w:type="dxa" w:w="120"/>
-            </w:tcMar>
-            <w:vAlign w:val="top"/>
-          </w:tcPr>
-          <w:p>
-            <w:pPr>
-              <w:spacing w:after="40" w:before="0"/>
-              <w:jc w:val="left"/>
-            </w:pPr>
-            <w:r>
-              <w:rPr>
-                <w:rFonts w:ascii="Arial" w:cs="Arial" w:eastAsia="Arial" w:hAnsi="Arial"/>
-                <w:b w:val="false"/>
-                <w:bCs w:val="false"/>
-                <w:i w:val="false"/>
-                <w:iCs w:val="false"/>
-                <w:color w:val="000000"/>
-                <w:sz w:val="18"/>
-                <w:szCs w:val="18"/>
-              </w:rPr>
-              <w:t xml:space="preserve">Model integrates coordinate algebra with the turbine phenomenon.</w:t>
-            </w:r>
-          </w:p>
-        </w:tc>
-        <w:tc>
-          <w:tcPr>
-            <w:tcW w:type="dxa" w:w="2300"/>
-            <w:shd w:fill="FFFFFF" w:color="auto" w:val="clear"/>
             <w:tcMar>
               <w:top w:type="dxa" w:w="60"/>
               <w:left w:type="dxa" w:w="120"/>
@@ -9533,18 +9337,17 @@
         <w:tblLayout w:type="fixed"/>
       </w:tblPr>
       <w:tblGrid>
-        <w:gridCol w:w="900"/>
-        <w:gridCol w:w="2300"/>
-        <w:gridCol w:w="2556"/>
-        <w:gridCol w:w="3324"/>
-        <w:gridCol w:w="2300"/>
-        <w:gridCol w:w="2300"/>
+        <w:gridCol w:w="1520"/>
+        <w:gridCol w:w="3040"/>
+        <w:gridCol w:w="3040"/>
+        <w:gridCol w:w="3040"/>
+        <w:gridCol w:w="3040"/>
       </w:tblGrid>
       <w:tr>
         <w:tc>
           <w:tcPr>
             <w:tcW w:type="dxa" w:w="13680"/>
-            <w:gridSpan w:val="6"/>
+            <w:gridSpan w:val="5"/>
             <w:shd w:fill="1F6B75" w:color="auto" w:val="clear"/>
             <w:tcMar>
               <w:top w:type="dxa" w:w="60"/>
@@ -9578,7 +9381,7 @@
       <w:tr>
         <w:tc>
           <w:tcPr>
-            <w:tcW w:type="dxa" w:w="900"/>
+            <w:tcW w:type="dxa" w:w="1520"/>
             <w:shd w:fill="1F3864" w:color="auto" w:val="clear"/>
             <w:tcMar>
               <w:top w:type="dxa" w:w="60"/>
@@ -9610,7 +9413,7 @@
         </w:tc>
         <w:tc>
           <w:tcPr>
-            <w:tcW w:type="dxa" w:w="2300"/>
+            <w:tcW w:type="dxa" w:w="3040"/>
             <w:shd w:fill="2E75B6" w:color="auto" w:val="clear"/>
             <w:tcMar>
               <w:top w:type="dxa" w:w="60"/>
@@ -9642,7 +9445,39 @@
         </w:tc>
         <w:tc>
           <w:tcPr>
-            <w:tcW w:type="dxa" w:w="2556"/>
+            <w:tcW w:type="dxa" w:w="3040"/>
+            <w:shd w:fill="2E75B6" w:color="auto" w:val="clear"/>
+            <w:tcMar>
+              <w:top w:type="dxa" w:w="60"/>
+              <w:left w:type="dxa" w:w="120"/>
+              <w:bottom w:type="dxa" w:w="60"/>
+              <w:right w:type="dxa" w:w="120"/>
+            </w:tcMar>
+            <w:vAlign w:val="top"/>
+          </w:tcPr>
+          <w:p>
+            <w:pPr>
+              <w:spacing w:after="40" w:before="0"/>
+              <w:jc w:val="left"/>
+            </w:pPr>
+            <w:r>
+              <w:rPr>
+                <w:rFonts w:ascii="Arial" w:cs="Arial" w:eastAsia="Arial" w:hAnsi="Arial"/>
+                <w:b/>
+                <w:bCs/>
+                <w:i w:val="false"/>
+                <w:iCs w:val="false"/>
+                <w:color w:val="FFFFFF"/>
+                <w:sz w:val="18"/>
+                <w:szCs w:val="18"/>
+              </w:rPr>
+              <w:t xml:space="preserve">Teacher Actions</w:t>
+            </w:r>
+          </w:p>
+        </w:tc>
+        <w:tc>
+          <w:tcPr>
+            <w:tcW w:type="dxa" w:w="3040"/>
             <w:shd w:fill="1F6B75" w:color="auto" w:val="clear"/>
             <w:tcMar>
               <w:top w:type="dxa" w:w="60"/>
@@ -9668,77 +9503,13 @@
                 <w:sz w:val="18"/>
                 <w:szCs w:val="18"/>
               </w:rPr>
-              <w:t xml:space="preserve">Resource</w:t>
-            </w:r>
-          </w:p>
-        </w:tc>
-        <w:tc>
-          <w:tcPr>
-            <w:tcW w:type="dxa" w:w="3324"/>
-            <w:shd w:fill="2E75B6" w:color="auto" w:val="clear"/>
-            <w:tcMar>
-              <w:top w:type="dxa" w:w="60"/>
-              <w:left w:type="dxa" w:w="120"/>
-              <w:bottom w:type="dxa" w:w="60"/>
-              <w:right w:type="dxa" w:w="120"/>
-            </w:tcMar>
-            <w:vAlign w:val="top"/>
-          </w:tcPr>
-          <w:p>
-            <w:pPr>
-              <w:spacing w:after="40" w:before="0"/>
-              <w:jc w:val="left"/>
-            </w:pPr>
-            <w:r>
-              <w:rPr>
-                <w:rFonts w:ascii="Arial" w:cs="Arial" w:eastAsia="Arial" w:hAnsi="Arial"/>
-                <w:b/>
-                <w:bCs/>
-                <w:i w:val="false"/>
-                <w:iCs w:val="false"/>
-                <w:color w:val="FFFFFF"/>
-                <w:sz w:val="18"/>
-                <w:szCs w:val="18"/>
-              </w:rPr>
-              <w:t xml:space="preserve">Teacher Actions</w:t>
-            </w:r>
-          </w:p>
-        </w:tc>
-        <w:tc>
-          <w:tcPr>
-            <w:tcW w:type="dxa" w:w="2300"/>
-            <w:shd w:fill="1F6B75" w:color="auto" w:val="clear"/>
-            <w:tcMar>
-              <w:top w:type="dxa" w:w="60"/>
-              <w:left w:type="dxa" w:w="120"/>
-              <w:bottom w:type="dxa" w:w="60"/>
-              <w:right w:type="dxa" w:w="120"/>
-            </w:tcMar>
-            <w:vAlign w:val="top"/>
-          </w:tcPr>
-          <w:p>
-            <w:pPr>
-              <w:spacing w:after="40" w:before="0"/>
-              <w:jc w:val="left"/>
-            </w:pPr>
-            <w:r>
-              <w:rPr>
-                <w:rFonts w:ascii="Arial" w:cs="Arial" w:eastAsia="Arial" w:hAnsi="Arial"/>
-                <w:b/>
-                <w:bCs/>
-                <w:i w:val="false"/>
-                <w:iCs w:val="false"/>
-                <w:color w:val="FFFFFF"/>
-                <w:sz w:val="18"/>
-                <w:szCs w:val="18"/>
-              </w:rPr>
               <w:t xml:space="preserve">Sensemaking Strategy</w:t>
             </w:r>
           </w:p>
         </w:tc>
         <w:tc>
           <w:tcPr>
-            <w:tcW w:type="dxa" w:w="2300"/>
+            <w:tcW w:type="dxa" w:w="3040"/>
             <w:shd w:fill="2E75B6" w:color="auto" w:val="clear"/>
             <w:tcMar>
               <w:top w:type="dxa" w:w="60"/>
@@ -9772,7 +9543,7 @@
       <w:tr>
         <w:tc>
           <w:tcPr>
-            <w:tcW w:type="dxa" w:w="900"/>
+            <w:tcW w:type="dxa" w:w="1520"/>
             <w:shd w:fill="EAD1F5" w:color="auto" w:val="clear"/>
             <w:tcMar>
               <w:top w:type="dxa" w:w="60"/>
@@ -9801,51 +9572,6 @@
               <w:t xml:space="preserve">Predict Phase</w:t>
             </w:r>
           </w:p>
-        </w:tc>
-        <w:tc>
-          <w:tcPr>
-            <w:tcW w:type="dxa" w:w="2300"/>
-            <w:shd w:fill="FFFFFF" w:color="auto" w:val="clear"/>
-            <w:tcMar>
-              <w:top w:type="dxa" w:w="60"/>
-              <w:left w:type="dxa" w:w="120"/>
-              <w:bottom w:type="dxa" w:w="60"/>
-              <w:right w:type="dxa" w:w="120"/>
-            </w:tcMar>
-            <w:vAlign w:val="top"/>
-          </w:tcPr>
-          <w:p>
-            <w:pPr>
-              <w:spacing w:after="40" w:before="0"/>
-              <w:jc w:val="left"/>
-            </w:pPr>
-            <w:r>
-              <w:rPr>
-                <w:rFonts w:ascii="Arial" w:cs="Arial" w:eastAsia="Arial" w:hAnsi="Arial"/>
-                <w:b w:val="false"/>
-                <w:bCs w:val="false"/>
-                <w:i w:val="false"/>
-                <w:iCs w:val="false"/>
-                <w:color w:val="000000"/>
-                <w:sz w:val="18"/>
-                <w:szCs w:val="18"/>
-              </w:rPr>
-              <w:t xml:space="preserve">"Rotate point Q(5,3) by 90° ACW about centre P(2,1). Predict Q'." Students attempt using the origin rule directly (common error: forgetting to adjust for centre). Record predictions — these will likely be wrong and that is intentional.</w:t>
-            </w:r>
-          </w:p>
-        </w:tc>
-        <w:tc>
-          <w:tcPr>
-            <w:tcW w:type="dxa" w:w="2556"/>
-            <w:shd w:fill="F2F2F2" w:color="auto" w:val="clear"/>
-            <w:tcMar>
-              <w:top w:type="dxa" w:w="60"/>
-              <w:left w:type="dxa" w:w="120"/>
-              <w:bottom w:type="dxa" w:w="60"/>
-              <w:right w:type="dxa" w:w="120"/>
-            </w:tcMar>
-            <w:vAlign w:val="top"/>
-          </w:tcPr>
           <w:p>
             <w:pPr>
               <w:spacing w:after="20" w:before="0"/>
@@ -9866,7 +9592,7 @@
             <w:pPr>
               <w:spacing w:after="20" w:before="0"/>
             </w:pPr>
-            <w:hyperlink w:history="1" r:id="rId0kuwmb_i67nlyvr0chvwd">
+            <w:hyperlink w:history="1" r:id="rId1l2_qzcfeli_getbjhd_k">
               <w:r>
                 <w:rPr>
                   <w:rFonts w:ascii="Arial" w:cs="Arial" w:eastAsia="Arial" w:hAnsi="Arial"/>
@@ -9899,7 +9625,7 @@
               <w:spacing w:after="10" w:before="0"/>
               <w:ind w:left="120"/>
             </w:pPr>
-            <w:hyperlink w:history="1" r:id="rIdvtoeq7nyubsbmslh-xyi3">
+            <w:hyperlink w:history="1" r:id="rIddsldnwti4pqfyl5ofdsw_">
               <w:r>
                 <w:rPr>
                   <w:rFonts w:ascii="Arial" w:cs="Arial" w:eastAsia="Arial" w:hAnsi="Arial"/>
@@ -9944,7 +9670,7 @@
             <w:pPr>
               <w:spacing w:after="20" w:before="0"/>
             </w:pPr>
-            <w:hyperlink w:history="1" r:id="rIdjylysbdce9hvnbjnvxwkh">
+            <w:hyperlink w:history="1" r:id="rIdmnqtbrzn3nm8a7jvdjm2x">
               <w:r>
                 <w:rPr>
                   <w:rFonts w:ascii="Arial" w:cs="Arial" w:eastAsia="Arial" w:hAnsi="Arial"/>
@@ -9977,7 +9703,7 @@
               <w:spacing w:after="10" w:before="0"/>
               <w:ind w:left="120"/>
             </w:pPr>
-            <w:hyperlink w:history="1" r:id="rIdirhyiyydjkamx6xj39hq7">
+            <w:hyperlink w:history="1" r:id="rIdmaq-f7wkvaer9p5tazlrn">
               <w:r>
                 <w:rPr>
                   <w:rFonts w:ascii="Arial" w:cs="Arial" w:eastAsia="Arial" w:hAnsi="Arial"/>
@@ -9993,7 +9719,7 @@
         </w:tc>
         <w:tc>
           <w:tcPr>
-            <w:tcW w:type="dxa" w:w="3324"/>
+            <w:tcW w:type="dxa" w:w="3040"/>
             <w:shd w:fill="FFFFFF" w:color="auto" w:val="clear"/>
             <w:tcMar>
               <w:top w:type="dxa" w:w="60"/>
@@ -10019,46 +9745,78 @@
                 <w:sz w:val="18"/>
                 <w:szCs w:val="18"/>
               </w:rPr>
+              <w:t xml:space="preserve">"Rotate point Q(5,3) by 90° ACW about centre P(2,1). Predict Q'." Students attempt using the origin rule directly (common error: forgetting to adjust for centre). Record predictions — these will likely be wrong and that is intentional.</w:t>
+            </w:r>
+          </w:p>
+        </w:tc>
+        <w:tc>
+          <w:tcPr>
+            <w:tcW w:type="dxa" w:w="3040"/>
+            <w:shd w:fill="F2F2F2" w:color="auto" w:val="clear"/>
+            <w:tcMar>
+              <w:top w:type="dxa" w:w="60"/>
+              <w:left w:type="dxa" w:w="120"/>
+              <w:bottom w:type="dxa" w:w="60"/>
+              <w:right w:type="dxa" w:w="120"/>
+            </w:tcMar>
+            <w:vAlign w:val="top"/>
+          </w:tcPr>
+          <w:p>
+            <w:pPr>
+              <w:spacing w:after="40" w:before="0"/>
+              <w:jc w:val="left"/>
+            </w:pPr>
+            <w:r>
+              <w:rPr>
+                <w:rFonts w:ascii="Arial" w:cs="Arial" w:eastAsia="Arial" w:hAnsi="Arial"/>
+                <w:b w:val="false"/>
+                <w:bCs w:val="false"/>
+                <w:i w:val="false"/>
+                <w:iCs w:val="false"/>
+                <w:color w:val="000000"/>
+                <w:sz w:val="18"/>
+                <w:szCs w:val="18"/>
+              </w:rPr>
               <w:t xml:space="preserve">"Try it with the rule (x,y)→(−y,x) directly. Does your answer feel right? Check with tracing paper."</w:t>
             </w:r>
           </w:p>
         </w:tc>
         <w:tc>
           <w:tcPr>
-            <w:tcW w:type="dxa" w:w="2300"/>
+            <w:tcW w:type="dxa" w:w="3040"/>
+            <w:shd w:fill="FFFFFF" w:color="auto" w:val="clear"/>
+            <w:tcMar>
+              <w:top w:type="dxa" w:w="60"/>
+              <w:left w:type="dxa" w:w="120"/>
+              <w:bottom w:type="dxa" w:w="60"/>
+              <w:right w:type="dxa" w:w="120"/>
+            </w:tcMar>
+            <w:vAlign w:val="top"/>
+          </w:tcPr>
+          <w:p>
+            <w:pPr>
+              <w:spacing w:after="40" w:before="0"/>
+              <w:jc w:val="left"/>
+            </w:pPr>
+            <w:r>
+              <w:rPr>
+                <w:rFonts w:ascii="Arial" w:cs="Arial" w:eastAsia="Arial" w:hAnsi="Arial"/>
+                <w:b w:val="false"/>
+                <w:bCs w:val="false"/>
+                <w:i w:val="false"/>
+                <w:iCs w:val="false"/>
+                <w:color w:val="000000"/>
+                <w:sz w:val="18"/>
+                <w:szCs w:val="18"/>
+              </w:rPr>
+              <w:t xml:space="preserve">Structured failure: applying the origin rule directly to a non-origin centre produces an incorrect answer. This motivates the three-step method.</w:t>
+            </w:r>
+          </w:p>
+        </w:tc>
+        <w:tc>
+          <w:tcPr>
+            <w:tcW w:type="dxa" w:w="3040"/>
             <w:shd w:fill="F2F2F2" w:color="auto" w:val="clear"/>
-            <w:tcMar>
-              <w:top w:type="dxa" w:w="60"/>
-              <w:left w:type="dxa" w:w="120"/>
-              <w:bottom w:type="dxa" w:w="60"/>
-              <w:right w:type="dxa" w:w="120"/>
-            </w:tcMar>
-            <w:vAlign w:val="top"/>
-          </w:tcPr>
-          <w:p>
-            <w:pPr>
-              <w:spacing w:after="40" w:before="0"/>
-              <w:jc w:val="left"/>
-            </w:pPr>
-            <w:r>
-              <w:rPr>
-                <w:rFonts w:ascii="Arial" w:cs="Arial" w:eastAsia="Arial" w:hAnsi="Arial"/>
-                <w:b w:val="false"/>
-                <w:bCs w:val="false"/>
-                <w:i w:val="false"/>
-                <w:iCs w:val="false"/>
-                <w:color w:val="000000"/>
-                <w:sz w:val="18"/>
-                <w:szCs w:val="18"/>
-              </w:rPr>
-              <w:t xml:space="preserve">Structured failure: applying the origin rule directly to a non-origin centre produces an incorrect answer. This motivates the three-step method.</w:t>
-            </w:r>
-          </w:p>
-        </w:tc>
-        <w:tc>
-          <w:tcPr>
-            <w:tcW w:type="dxa" w:w="2300"/>
-            <w:shd w:fill="FFFFFF" w:color="auto" w:val="clear"/>
             <w:tcMar>
               <w:top w:type="dxa" w:w="60"/>
               <w:left w:type="dxa" w:w="120"/>
@@ -10091,7 +9849,7 @@
       <w:tr>
         <w:tc>
           <w:tcPr>
-            <w:tcW w:type="dxa" w:w="900"/>
+            <w:tcW w:type="dxa" w:w="1520"/>
             <w:shd w:fill="D9EEF1" w:color="auto" w:val="clear"/>
             <w:tcMar>
               <w:top w:type="dxa" w:w="60"/>
@@ -10120,146 +9878,6 @@
               <w:t xml:space="preserve">Observe Phase</w:t>
             </w:r>
           </w:p>
-        </w:tc>
-        <w:tc>
-          <w:tcPr>
-            <w:tcW w:type="dxa" w:w="2300"/>
-            <w:shd w:fill="FFFFFF" w:color="auto" w:val="clear"/>
-            <w:tcMar>
-              <w:top w:type="dxa" w:w="60"/>
-              <w:left w:type="dxa" w:w="120"/>
-              <w:bottom w:type="dxa" w:w="60"/>
-              <w:right w:type="dxa" w:w="120"/>
-            </w:tcMar>
-            <w:vAlign w:val="top"/>
-          </w:tcPr>
-          <w:p>
-            <w:pPr>
-              <w:spacing w:after="40" w:before="0"/>
-              <w:jc w:val="left"/>
-            </w:pPr>
-            <w:r>
-              <w:rPr>
-                <w:rFonts w:ascii="Arial" w:cs="Arial" w:eastAsia="Arial" w:hAnsi="Arial"/>
-                <w:b w:val="false"/>
-                <w:bCs w:val="false"/>
-                <w:i w:val="false"/>
-                <w:iCs w:val="false"/>
-                <w:color w:val="000000"/>
-                <w:sz w:val="18"/>
-                <w:szCs w:val="18"/>
-              </w:rPr>
-              <w:t xml:space="preserve">Teacher demonstrates the three-step method with Q(5,3) about P(2,1), 90° ACW:</w:t>
-            </w:r>
-          </w:p>
-          <w:p>
-            <w:pPr>
-              <w:spacing w:after="40" w:before="0"/>
-              <w:jc w:val="left"/>
-            </w:pPr>
-            <w:r>
-              <w:rPr>
-                <w:rFonts w:ascii="Arial" w:cs="Arial" w:eastAsia="Arial" w:hAnsi="Arial"/>
-                <w:b w:val="false"/>
-                <w:bCs w:val="false"/>
-                <w:i w:val="false"/>
-                <w:iCs w:val="false"/>
-                <w:color w:val="000000"/>
-                <w:sz w:val="18"/>
-                <w:szCs w:val="18"/>
-              </w:rPr>
-              <w:t xml:space="preserve">Step 1: Translate — (5−2, 3−1) = (3,2) [P is now origin]</w:t>
-            </w:r>
-          </w:p>
-          <w:p>
-            <w:pPr>
-              <w:spacing w:after="40" w:before="0"/>
-              <w:jc w:val="left"/>
-            </w:pPr>
-            <w:r>
-              <w:rPr>
-                <w:rFonts w:ascii="Arial" w:cs="Arial" w:eastAsia="Arial" w:hAnsi="Arial"/>
-                <w:b w:val="false"/>
-                <w:bCs w:val="false"/>
-                <w:i w:val="false"/>
-                <w:iCs w:val="false"/>
-                <w:color w:val="000000"/>
-                <w:sz w:val="18"/>
-                <w:szCs w:val="18"/>
-              </w:rPr>
-              <w:t xml:space="preserve">Step 2: Rotate 90° ACW about origin — (3,2) → (−2,3)</w:t>
-            </w:r>
-          </w:p>
-          <w:p>
-            <w:pPr>
-              <w:spacing w:after="40" w:before="0"/>
-              <w:jc w:val="left"/>
-            </w:pPr>
-            <w:r>
-              <w:rPr>
-                <w:rFonts w:ascii="Arial" w:cs="Arial" w:eastAsia="Arial" w:hAnsi="Arial"/>
-                <w:b w:val="false"/>
-                <w:bCs w:val="false"/>
-                <w:i w:val="false"/>
-                <w:iCs w:val="false"/>
-                <w:color w:val="000000"/>
-                <w:sz w:val="18"/>
-                <w:szCs w:val="18"/>
-              </w:rPr>
-              <w:t xml:space="preserve">Step 3: Translate back — (−2+2, 3+1) = (0,4) = Q'</w:t>
-            </w:r>
-          </w:p>
-          <w:p>
-            <w:pPr>
-              <w:spacing w:after="40" w:before="0"/>
-              <w:jc w:val="left"/>
-            </w:pPr>
-            <w:r>
-              <w:rPr>
-                <w:rFonts w:ascii="Arial" w:cs="Arial" w:eastAsia="Arial" w:hAnsi="Arial"/>
-                <w:b w:val="false"/>
-                <w:bCs w:val="false"/>
-                <w:i w:val="false"/>
-                <w:iCs w:val="false"/>
-                <w:color w:val="000000"/>
-                <w:sz w:val="18"/>
-                <w:szCs w:val="18"/>
-              </w:rPr>
-              <w:t xml:space="preserve">Verify with tracing paper: pin on P, rotate 90° ACW — does Q land on (0,4)?</w:t>
-            </w:r>
-          </w:p>
-          <w:p>
-            <w:pPr>
-              <w:spacing w:after="40" w:before="0"/>
-              <w:jc w:val="left"/>
-            </w:pPr>
-            <w:r>
-              <w:rPr>
-                <w:rFonts w:ascii="Arial" w:cs="Arial" w:eastAsia="Arial" w:hAnsi="Arial"/>
-                <w:b w:val="false"/>
-                <w:bCs w:val="false"/>
-                <w:i w:val="false"/>
-                <w:iCs w:val="false"/>
-                <w:color w:val="000000"/>
-                <w:sz w:val="18"/>
-                <w:szCs w:val="18"/>
-              </w:rPr>
-              <w:t xml:space="preserve">Students apply the same method to point R(6,5) about P(2,1), 90° ACW.</w:t>
-            </w:r>
-          </w:p>
-        </w:tc>
-        <w:tc>
-          <w:tcPr>
-            <w:tcW w:type="dxa" w:w="2556"/>
-            <w:shd w:fill="F2F2F2" w:color="auto" w:val="clear"/>
-            <w:tcMar>
-              <w:top w:type="dxa" w:w="60"/>
-              <w:left w:type="dxa" w:w="120"/>
-              <w:bottom w:type="dxa" w:w="60"/>
-              <w:right w:type="dxa" w:w="120"/>
-            </w:tcMar>
-            <w:vAlign w:val="top"/>
-          </w:tcPr>
           <w:p>
             <w:pPr>
               <w:spacing w:after="20" w:before="0"/>
@@ -10280,7 +9898,7 @@
             <w:pPr>
               <w:spacing w:after="20" w:before="0"/>
             </w:pPr>
-            <w:hyperlink w:history="1" r:id="rId2jrpoysqxgoaduz9a54lp">
+            <w:hyperlink w:history="1" r:id="rIdzmquep4bjhcueeeeuvgfz">
               <w:r>
                 <w:rPr>
                   <w:rFonts w:ascii="Arial" w:cs="Arial" w:eastAsia="Arial" w:hAnsi="Arial"/>
@@ -10313,7 +9931,7 @@
               <w:spacing w:after="10" w:before="0"/>
               <w:ind w:left="120"/>
             </w:pPr>
-            <w:hyperlink w:history="1" r:id="rIduzcf44a7ncxie5e9gdemf">
+            <w:hyperlink w:history="1" r:id="rId8uvmmbstrzmbf1hnhgrkq">
               <w:r>
                 <w:rPr>
                   <w:rFonts w:ascii="Arial" w:cs="Arial" w:eastAsia="Arial" w:hAnsi="Arial"/>
@@ -10358,7 +9976,7 @@
             <w:pPr>
               <w:spacing w:after="20" w:before="0"/>
             </w:pPr>
-            <w:hyperlink w:history="1" r:id="rIdk90poaqksnmltue5qqbl2">
+            <w:hyperlink w:history="1" r:id="rId7-zfh2vuqhhliw1kh5z3l">
               <w:r>
                 <w:rPr>
                   <w:rFonts w:ascii="Arial" w:cs="Arial" w:eastAsia="Arial" w:hAnsi="Arial"/>
@@ -10391,7 +10009,7 @@
               <w:spacing w:after="10" w:before="0"/>
               <w:ind w:left="120"/>
             </w:pPr>
-            <w:hyperlink w:history="1" r:id="rIdi9vbe-mrfgo3qkdq3lqjk">
+            <w:hyperlink w:history="1" r:id="rIdf7cudjhvzsbr-h72tqvjc">
               <w:r>
                 <w:rPr>
                   <w:rFonts w:ascii="Arial" w:cs="Arial" w:eastAsia="Arial" w:hAnsi="Arial"/>
@@ -10407,7 +10025,7 @@
         </w:tc>
         <w:tc>
           <w:tcPr>
-            <w:tcW w:type="dxa" w:w="3324"/>
+            <w:tcW w:type="dxa" w:w="3040"/>
             <w:shd w:fill="FFFFFF" w:color="auto" w:val="clear"/>
             <w:tcMar>
               <w:top w:type="dxa" w:w="60"/>
@@ -10433,6 +10051,133 @@
                 <w:sz w:val="18"/>
                 <w:szCs w:val="18"/>
               </w:rPr>
+              <w:t xml:space="preserve">Teacher demonstrates the three-step method with Q(5,3) about P(2,1), 90° ACW:</w:t>
+            </w:r>
+          </w:p>
+          <w:p>
+            <w:pPr>
+              <w:spacing w:after="40" w:before="0"/>
+              <w:jc w:val="left"/>
+            </w:pPr>
+            <w:r>
+              <w:rPr>
+                <w:rFonts w:ascii="Arial" w:cs="Arial" w:eastAsia="Arial" w:hAnsi="Arial"/>
+                <w:b w:val="false"/>
+                <w:bCs w:val="false"/>
+                <w:i w:val="false"/>
+                <w:iCs w:val="false"/>
+                <w:color w:val="000000"/>
+                <w:sz w:val="18"/>
+                <w:szCs w:val="18"/>
+              </w:rPr>
+              <w:t xml:space="preserve">Step 1: Translate — (5−2, 3−1) = (3,2) [P is now origin]</w:t>
+            </w:r>
+          </w:p>
+          <w:p>
+            <w:pPr>
+              <w:spacing w:after="40" w:before="0"/>
+              <w:jc w:val="left"/>
+            </w:pPr>
+            <w:r>
+              <w:rPr>
+                <w:rFonts w:ascii="Arial" w:cs="Arial" w:eastAsia="Arial" w:hAnsi="Arial"/>
+                <w:b w:val="false"/>
+                <w:bCs w:val="false"/>
+                <w:i w:val="false"/>
+                <w:iCs w:val="false"/>
+                <w:color w:val="000000"/>
+                <w:sz w:val="18"/>
+                <w:szCs w:val="18"/>
+              </w:rPr>
+              <w:t xml:space="preserve">Step 2: Rotate 90° ACW about origin — (3,2) → (−2,3)</w:t>
+            </w:r>
+          </w:p>
+          <w:p>
+            <w:pPr>
+              <w:spacing w:after="40" w:before="0"/>
+              <w:jc w:val="left"/>
+            </w:pPr>
+            <w:r>
+              <w:rPr>
+                <w:rFonts w:ascii="Arial" w:cs="Arial" w:eastAsia="Arial" w:hAnsi="Arial"/>
+                <w:b w:val="false"/>
+                <w:bCs w:val="false"/>
+                <w:i w:val="false"/>
+                <w:iCs w:val="false"/>
+                <w:color w:val="000000"/>
+                <w:sz w:val="18"/>
+                <w:szCs w:val="18"/>
+              </w:rPr>
+              <w:t xml:space="preserve">Step 3: Translate back — (−2+2, 3+1) = (0,4) = Q'</w:t>
+            </w:r>
+          </w:p>
+          <w:p>
+            <w:pPr>
+              <w:spacing w:after="40" w:before="0"/>
+              <w:jc w:val="left"/>
+            </w:pPr>
+            <w:r>
+              <w:rPr>
+                <w:rFonts w:ascii="Arial" w:cs="Arial" w:eastAsia="Arial" w:hAnsi="Arial"/>
+                <w:b w:val="false"/>
+                <w:bCs w:val="false"/>
+                <w:i w:val="false"/>
+                <w:iCs w:val="false"/>
+                <w:color w:val="000000"/>
+                <w:sz w:val="18"/>
+                <w:szCs w:val="18"/>
+              </w:rPr>
+              <w:t xml:space="preserve">Verify with tracing paper: pin on P, rotate 90° ACW — does Q land on (0,4)?</w:t>
+            </w:r>
+          </w:p>
+          <w:p>
+            <w:pPr>
+              <w:spacing w:after="40" w:before="0"/>
+              <w:jc w:val="left"/>
+            </w:pPr>
+            <w:r>
+              <w:rPr>
+                <w:rFonts w:ascii="Arial" w:cs="Arial" w:eastAsia="Arial" w:hAnsi="Arial"/>
+                <w:b w:val="false"/>
+                <w:bCs w:val="false"/>
+                <w:i w:val="false"/>
+                <w:iCs w:val="false"/>
+                <w:color w:val="000000"/>
+                <w:sz w:val="18"/>
+                <w:szCs w:val="18"/>
+              </w:rPr>
+              <w:t xml:space="preserve">Students apply the same method to point R(6,5) about P(2,1), 90° ACW.</w:t>
+            </w:r>
+          </w:p>
+        </w:tc>
+        <w:tc>
+          <w:tcPr>
+            <w:tcW w:type="dxa" w:w="3040"/>
+            <w:shd w:fill="F2F2F2" w:color="auto" w:val="clear"/>
+            <w:tcMar>
+              <w:top w:type="dxa" w:w="60"/>
+              <w:left w:type="dxa" w:w="120"/>
+              <w:bottom w:type="dxa" w:w="60"/>
+              <w:right w:type="dxa" w:w="120"/>
+            </w:tcMar>
+            <w:vAlign w:val="top"/>
+          </w:tcPr>
+          <w:p>
+            <w:pPr>
+              <w:spacing w:after="40" w:before="0"/>
+              <w:jc w:val="left"/>
+            </w:pPr>
+            <w:r>
+              <w:rPr>
+                <w:rFonts w:ascii="Arial" w:cs="Arial" w:eastAsia="Arial" w:hAnsi="Arial"/>
+                <w:b w:val="false"/>
+                <w:bCs w:val="false"/>
+                <w:i w:val="false"/>
+                <w:iCs w:val="false"/>
+                <w:color w:val="000000"/>
+                <w:sz w:val="18"/>
+                <w:szCs w:val="18"/>
+              </w:rPr>
               <w:t xml:space="preserve">"The key insight: if we move P to the origin, we CAN use the Lesson 2 rules. Then we move back."</w:t>
             </w:r>
           </w:p>
@@ -10458,40 +10203,40 @@
         </w:tc>
         <w:tc>
           <w:tcPr>
-            <w:tcW w:type="dxa" w:w="2300"/>
+            <w:tcW w:type="dxa" w:w="3040"/>
+            <w:shd w:fill="FFFFFF" w:color="auto" w:val="clear"/>
+            <w:tcMar>
+              <w:top w:type="dxa" w:w="60"/>
+              <w:left w:type="dxa" w:w="120"/>
+              <w:bottom w:type="dxa" w:w="60"/>
+              <w:right w:type="dxa" w:w="120"/>
+            </w:tcMar>
+            <w:vAlign w:val="top"/>
+          </w:tcPr>
+          <w:p>
+            <w:pPr>
+              <w:spacing w:after="40" w:before="0"/>
+              <w:jc w:val="left"/>
+            </w:pPr>
+            <w:r>
+              <w:rPr>
+                <w:rFonts w:ascii="Arial" w:cs="Arial" w:eastAsia="Arial" w:hAnsi="Arial"/>
+                <w:b w:val="false"/>
+                <w:bCs w:val="false"/>
+                <w:i w:val="false"/>
+                <w:iCs w:val="false"/>
+                <w:color w:val="000000"/>
+                <w:sz w:val="18"/>
+                <w:szCs w:val="18"/>
+              </w:rPr>
+              <w:t xml:space="preserve">Decomposition strategy: complex problem reduced to three familiar simpler operations.</w:t>
+            </w:r>
+          </w:p>
+        </w:tc>
+        <w:tc>
+          <w:tcPr>
+            <w:tcW w:type="dxa" w:w="3040"/>
             <w:shd w:fill="F2F2F2" w:color="auto" w:val="clear"/>
-            <w:tcMar>
-              <w:top w:type="dxa" w:w="60"/>
-              <w:left w:type="dxa" w:w="120"/>
-              <w:bottom w:type="dxa" w:w="60"/>
-              <w:right w:type="dxa" w:w="120"/>
-            </w:tcMar>
-            <w:vAlign w:val="top"/>
-          </w:tcPr>
-          <w:p>
-            <w:pPr>
-              <w:spacing w:after="40" w:before="0"/>
-              <w:jc w:val="left"/>
-            </w:pPr>
-            <w:r>
-              <w:rPr>
-                <w:rFonts w:ascii="Arial" w:cs="Arial" w:eastAsia="Arial" w:hAnsi="Arial"/>
-                <w:b w:val="false"/>
-                <w:bCs w:val="false"/>
-                <w:i w:val="false"/>
-                <w:iCs w:val="false"/>
-                <w:color w:val="000000"/>
-                <w:sz w:val="18"/>
-                <w:szCs w:val="18"/>
-              </w:rPr>
-              <w:t xml:space="preserve">Decomposition strategy: complex problem reduced to three familiar simpler operations.</w:t>
-            </w:r>
-          </w:p>
-        </w:tc>
-        <w:tc>
-          <w:tcPr>
-            <w:tcW w:type="dxa" w:w="2300"/>
-            <w:shd w:fill="FFFFFF" w:color="auto" w:val="clear"/>
             <w:tcMar>
               <w:top w:type="dxa" w:w="60"/>
               <w:left w:type="dxa" w:w="120"/>
@@ -10524,7 +10269,7 @@
       <w:tr>
         <w:tc>
           <w:tcPr>
-            <w:tcW w:type="dxa" w:w="900"/>
+            <w:tcW w:type="dxa" w:w="1520"/>
             <w:shd w:fill="E2EFDA" w:color="auto" w:val="clear"/>
             <w:tcMar>
               <w:top w:type="dxa" w:w="60"/>
@@ -10553,110 +10298,6 @@
               <w:t xml:space="preserve">Explain Phase</w:t>
             </w:r>
           </w:p>
-        </w:tc>
-        <w:tc>
-          <w:tcPr>
-            <w:tcW w:type="dxa" w:w="2300"/>
-            <w:shd w:fill="FFFFFF" w:color="auto" w:val="clear"/>
-            <w:tcMar>
-              <w:top w:type="dxa" w:w="60"/>
-              <w:left w:type="dxa" w:w="120"/>
-              <w:bottom w:type="dxa" w:w="60"/>
-              <w:right w:type="dxa" w:w="120"/>
-            </w:tcMar>
-            <w:vAlign w:val="top"/>
-          </w:tcPr>
-          <w:p>
-            <w:pPr>
-              <w:spacing w:after="40" w:before="0"/>
-              <w:jc w:val="left"/>
-            </w:pPr>
-            <w:r>
-              <w:rPr>
-                <w:rFonts w:ascii="Arial" w:cs="Arial" w:eastAsia="Arial" w:hAnsi="Arial"/>
-                <w:b w:val="false"/>
-                <w:bCs w:val="false"/>
-                <w:i w:val="false"/>
-                <w:iCs w:val="false"/>
-                <w:color w:val="000000"/>
-                <w:sz w:val="18"/>
-                <w:szCs w:val="18"/>
-              </w:rPr>
-              <w:t xml:space="preserve">Apply the three-step method to rotate a full triangle:</w:t>
-            </w:r>
-          </w:p>
-          <w:p>
-            <w:pPr>
-              <w:spacing w:after="30" w:before="0"/>
-              <w:ind w:left="360" w:hanging="180"/>
-              <w:jc w:val="left"/>
-            </w:pPr>
-            <w:r>
-              <w:rPr>
-                <w:rFonts w:ascii="Arial" w:cs="Arial" w:eastAsia="Arial" w:hAnsi="Arial"/>
-                <w:b w:val="false"/>
-                <w:bCs w:val="false"/>
-                <w:i w:val="false"/>
-                <w:iCs w:val="false"/>
-                <w:color w:val="000000"/>
-                <w:sz w:val="18"/>
-                <w:szCs w:val="18"/>
-              </w:rPr>
-              <w:t xml:space="preserve">–  Problem A: Rotate triangle A(4,5), B(6,3), C(5,7) by 90° ACW about (2,1)</w:t>
-            </w:r>
-          </w:p>
-          <w:p>
-            <w:pPr>
-              <w:spacing w:after="30" w:before="0"/>
-              <w:ind w:left="360" w:hanging="180"/>
-              <w:jc w:val="left"/>
-            </w:pPr>
-            <w:r>
-              <w:rPr>
-                <w:rFonts w:ascii="Arial" w:cs="Arial" w:eastAsia="Arial" w:hAnsi="Arial"/>
-                <w:b w:val="false"/>
-                <w:bCs w:val="false"/>
-                <w:i w:val="false"/>
-                <w:iCs w:val="false"/>
-                <w:color w:val="000000"/>
-                <w:sz w:val="18"/>
-                <w:szCs w:val="18"/>
-              </w:rPr>
-              <w:t xml:space="preserve">–  Problem B: Rotate quadrilateral PQRS by 180° about centre (3,0)</w:t>
-            </w:r>
-          </w:p>
-          <w:p>
-            <w:pPr>
-              <w:spacing w:after="40" w:before="0"/>
-              <w:jc w:val="left"/>
-            </w:pPr>
-            <w:r>
-              <w:rPr>
-                <w:rFonts w:ascii="Arial" w:cs="Arial" w:eastAsia="Arial" w:hAnsi="Arial"/>
-                <w:b w:val="false"/>
-                <w:bCs w:val="false"/>
-                <w:i w:val="false"/>
-                <w:iCs w:val="false"/>
-                <w:color w:val="000000"/>
-                <w:sz w:val="18"/>
-                <w:szCs w:val="18"/>
-              </w:rPr>
-              <w:t xml:space="preserve">Partners check each other's work. Class discusses: what is the same in every problem? (The three steps never change — only the centre and angle change.)</w:t>
-            </w:r>
-          </w:p>
-        </w:tc>
-        <w:tc>
-          <w:tcPr>
-            <w:tcW w:type="dxa" w:w="2556"/>
-            <w:shd w:fill="F2F2F2" w:color="auto" w:val="clear"/>
-            <w:tcMar>
-              <w:top w:type="dxa" w:w="60"/>
-              <w:left w:type="dxa" w:w="120"/>
-              <w:bottom w:type="dxa" w:w="60"/>
-              <w:right w:type="dxa" w:w="120"/>
-            </w:tcMar>
-            <w:vAlign w:val="top"/>
-          </w:tcPr>
           <w:p>
             <w:pPr>
               <w:spacing w:after="20" w:before="0"/>
@@ -10677,7 +10318,7 @@
             <w:pPr>
               <w:spacing w:after="20" w:before="0"/>
             </w:pPr>
-            <w:hyperlink w:history="1" r:id="rIdjucizfcojromxd_kelk95">
+            <w:hyperlink w:history="1" r:id="rIdya6fqn9yrosykguu84tab">
               <w:r>
                 <w:rPr>
                   <w:rFonts w:ascii="Arial" w:cs="Arial" w:eastAsia="Arial" w:hAnsi="Arial"/>
@@ -10710,7 +10351,7 @@
               <w:spacing w:after="10" w:before="0"/>
               <w:ind w:left="120"/>
             </w:pPr>
-            <w:hyperlink w:history="1" r:id="rId_c1ash5cy651q7hpsmzpl">
+            <w:hyperlink w:history="1" r:id="rIdccpxtyudv4owm8uanbyna">
               <w:r>
                 <w:rPr>
                   <w:rFonts w:ascii="Arial" w:cs="Arial" w:eastAsia="Arial" w:hAnsi="Arial"/>
@@ -10755,7 +10396,7 @@
             <w:pPr>
               <w:spacing w:after="20" w:before="0"/>
             </w:pPr>
-            <w:hyperlink w:history="1" r:id="rId3dkc8ldzmqtbar8moohj6">
+            <w:hyperlink w:history="1" r:id="rIdmh6d99ndhl8ol3hmjfuag">
               <w:r>
                 <w:rPr>
                   <w:rFonts w:ascii="Arial" w:cs="Arial" w:eastAsia="Arial" w:hAnsi="Arial"/>
@@ -10788,7 +10429,7 @@
               <w:spacing w:after="10" w:before="0"/>
               <w:ind w:left="120"/>
             </w:pPr>
-            <w:hyperlink w:history="1" r:id="rIdipfjiyoqlhkm40k3g7imw">
+            <w:hyperlink w:history="1" r:id="rId7q42upnyzyhzj-uwmzlrh">
               <w:r>
                 <w:rPr>
                   <w:rFonts w:ascii="Arial" w:cs="Arial" w:eastAsia="Arial" w:hAnsi="Arial"/>
@@ -10804,7 +10445,7 @@
         </w:tc>
         <w:tc>
           <w:tcPr>
-            <w:tcW w:type="dxa" w:w="3324"/>
+            <w:tcW w:type="dxa" w:w="3040"/>
             <w:shd w:fill="FFFFFF" w:color="auto" w:val="clear"/>
             <w:tcMar>
               <w:top w:type="dxa" w:w="60"/>
@@ -10830,6 +10471,97 @@
                 <w:sz w:val="18"/>
                 <w:szCs w:val="18"/>
               </w:rPr>
+              <w:t xml:space="preserve">Apply the three-step method to rotate a full triangle:</w:t>
+            </w:r>
+          </w:p>
+          <w:p>
+            <w:pPr>
+              <w:spacing w:after="30" w:before="0"/>
+              <w:ind w:left="360" w:hanging="180"/>
+              <w:jc w:val="left"/>
+            </w:pPr>
+            <w:r>
+              <w:rPr>
+                <w:rFonts w:ascii="Arial" w:cs="Arial" w:eastAsia="Arial" w:hAnsi="Arial"/>
+                <w:b w:val="false"/>
+                <w:bCs w:val="false"/>
+                <w:i w:val="false"/>
+                <w:iCs w:val="false"/>
+                <w:color w:val="000000"/>
+                <w:sz w:val="18"/>
+                <w:szCs w:val="18"/>
+              </w:rPr>
+              <w:t xml:space="preserve">–  Problem A: Rotate triangle A(4,5), B(6,3), C(5,7) by 90° ACW about (2,1)</w:t>
+            </w:r>
+          </w:p>
+          <w:p>
+            <w:pPr>
+              <w:spacing w:after="30" w:before="0"/>
+              <w:ind w:left="360" w:hanging="180"/>
+              <w:jc w:val="left"/>
+            </w:pPr>
+            <w:r>
+              <w:rPr>
+                <w:rFonts w:ascii="Arial" w:cs="Arial" w:eastAsia="Arial" w:hAnsi="Arial"/>
+                <w:b w:val="false"/>
+                <w:bCs w:val="false"/>
+                <w:i w:val="false"/>
+                <w:iCs w:val="false"/>
+                <w:color w:val="000000"/>
+                <w:sz w:val="18"/>
+                <w:szCs w:val="18"/>
+              </w:rPr>
+              <w:t xml:space="preserve">–  Problem B: Rotate quadrilateral PQRS by 180° about centre (3,0)</w:t>
+            </w:r>
+          </w:p>
+          <w:p>
+            <w:pPr>
+              <w:spacing w:after="40" w:before="0"/>
+              <w:jc w:val="left"/>
+            </w:pPr>
+            <w:r>
+              <w:rPr>
+                <w:rFonts w:ascii="Arial" w:cs="Arial" w:eastAsia="Arial" w:hAnsi="Arial"/>
+                <w:b w:val="false"/>
+                <w:bCs w:val="false"/>
+                <w:i w:val="false"/>
+                <w:iCs w:val="false"/>
+                <w:color w:val="000000"/>
+                <w:sz w:val="18"/>
+                <w:szCs w:val="18"/>
+              </w:rPr>
+              <w:t xml:space="preserve">Partners check each other's work. Class discusses: what is the same in every problem? (The three steps never change — only the centre and angle change.)</w:t>
+            </w:r>
+          </w:p>
+        </w:tc>
+        <w:tc>
+          <w:tcPr>
+            <w:tcW w:type="dxa" w:w="3040"/>
+            <w:shd w:fill="F2F2F2" w:color="auto" w:val="clear"/>
+            <w:tcMar>
+              <w:top w:type="dxa" w:w="60"/>
+              <w:left w:type="dxa" w:w="120"/>
+              <w:bottom w:type="dxa" w:w="60"/>
+              <w:right w:type="dxa" w:w="120"/>
+            </w:tcMar>
+            <w:vAlign w:val="top"/>
+          </w:tcPr>
+          <w:p>
+            <w:pPr>
+              <w:spacing w:after="40" w:before="0"/>
+              <w:jc w:val="left"/>
+            </w:pPr>
+            <w:r>
+              <w:rPr>
+                <w:rFonts w:ascii="Arial" w:cs="Arial" w:eastAsia="Arial" w:hAnsi="Arial"/>
+                <w:b w:val="false"/>
+                <w:bCs w:val="false"/>
+                <w:i w:val="false"/>
+                <w:iCs w:val="false"/>
+                <w:color w:val="000000"/>
+                <w:sz w:val="18"/>
+                <w:szCs w:val="18"/>
+              </w:rPr>
               <w:t xml:space="preserve">"Generalise: write the three-step method as a formula using centre point (a,b):</w:t>
             </w:r>
           </w:p>
@@ -10855,40 +10587,40 @@
         </w:tc>
         <w:tc>
           <w:tcPr>
-            <w:tcW w:type="dxa" w:w="2300"/>
+            <w:tcW w:type="dxa" w:w="3040"/>
+            <w:shd w:fill="FFFFFF" w:color="auto" w:val="clear"/>
+            <w:tcMar>
+              <w:top w:type="dxa" w:w="60"/>
+              <w:left w:type="dxa" w:w="120"/>
+              <w:bottom w:type="dxa" w:w="60"/>
+              <w:right w:type="dxa" w:w="120"/>
+            </w:tcMar>
+            <w:vAlign w:val="top"/>
+          </w:tcPr>
+          <w:p>
+            <w:pPr>
+              <w:spacing w:after="40" w:before="0"/>
+              <w:jc w:val="left"/>
+            </w:pPr>
+            <w:r>
+              <w:rPr>
+                <w:rFonts w:ascii="Arial" w:cs="Arial" w:eastAsia="Arial" w:hAnsi="Arial"/>
+                <w:b w:val="false"/>
+                <w:bCs w:val="false"/>
+                <w:i w:val="false"/>
+                <w:iCs w:val="false"/>
+                <w:color w:val="000000"/>
+                <w:sz w:val="18"/>
+                <w:szCs w:val="18"/>
+              </w:rPr>
+              <w:t xml:space="preserve">Students move from specific examples to a generalised formula — algebraic abstraction.</w:t>
+            </w:r>
+          </w:p>
+        </w:tc>
+        <w:tc>
+          <w:tcPr>
+            <w:tcW w:type="dxa" w:w="3040"/>
             <w:shd w:fill="F2F2F2" w:color="auto" w:val="clear"/>
-            <w:tcMar>
-              <w:top w:type="dxa" w:w="60"/>
-              <w:left w:type="dxa" w:w="120"/>
-              <w:bottom w:type="dxa" w:w="60"/>
-              <w:right w:type="dxa" w:w="120"/>
-            </w:tcMar>
-            <w:vAlign w:val="top"/>
-          </w:tcPr>
-          <w:p>
-            <w:pPr>
-              <w:spacing w:after="40" w:before="0"/>
-              <w:jc w:val="left"/>
-            </w:pPr>
-            <w:r>
-              <w:rPr>
-                <w:rFonts w:ascii="Arial" w:cs="Arial" w:eastAsia="Arial" w:hAnsi="Arial"/>
-                <w:b w:val="false"/>
-                <w:bCs w:val="false"/>
-                <w:i w:val="false"/>
-                <w:iCs w:val="false"/>
-                <w:color w:val="000000"/>
-                <w:sz w:val="18"/>
-                <w:szCs w:val="18"/>
-              </w:rPr>
-              <w:t xml:space="preserve">Students move from specific examples to a generalised formula — algebraic abstraction.</w:t>
-            </w:r>
-          </w:p>
-        </w:tc>
-        <w:tc>
-          <w:tcPr>
-            <w:tcW w:type="dxa" w:w="2300"/>
-            <w:shd w:fill="FFFFFF" w:color="auto" w:val="clear"/>
             <w:tcMar>
               <w:top w:type="dxa" w:w="60"/>
               <w:left w:type="dxa" w:w="120"/>
@@ -10921,7 +10653,7 @@
       <w:tr>
         <w:tc>
           <w:tcPr>
-            <w:tcW w:type="dxa" w:w="900"/>
+            <w:tcW w:type="dxa" w:w="1520"/>
             <w:shd w:fill="FCE4D6" w:color="auto" w:val="clear"/>
             <w:tcMar>
               <w:top w:type="dxa" w:w="60"/>
@@ -10950,51 +10682,6 @@
               <w:t xml:space="preserve">Driving Question Board (DQB) Creation</w:t>
             </w:r>
           </w:p>
-        </w:tc>
-        <w:tc>
-          <w:tcPr>
-            <w:tcW w:type="dxa" w:w="2300"/>
-            <w:shd w:fill="FFFFFF" w:color="auto" w:val="clear"/>
-            <w:tcMar>
-              <w:top w:type="dxa" w:w="60"/>
-              <w:left w:type="dxa" w:w="120"/>
-              <w:bottom w:type="dxa" w:w="60"/>
-              <w:right w:type="dxa" w:w="120"/>
-            </w:tcMar>
-            <w:vAlign w:val="top"/>
-          </w:tcPr>
-          <w:p>
-            <w:pPr>
-              <w:spacing w:after="40" w:before="0"/>
-              <w:jc w:val="left"/>
-            </w:pPr>
-            <w:r>
-              <w:rPr>
-                <w:rFonts w:ascii="Arial" w:cs="Arial" w:eastAsia="Arial" w:hAnsi="Arial"/>
-                <w:b w:val="false"/>
-                <w:bCs w:val="false"/>
-                <w:i w:val="false"/>
-                <w:iCs w:val="false"/>
-                <w:color w:val="000000"/>
-                <w:sz w:val="18"/>
-                <w:szCs w:val="18"/>
-              </w:rPr>
-              <w:t xml:space="preserve">Update DQB. Move "rotation about any point" questions to ANSWERED. New questions: "How do I find the centre if I only have the before and after?" "Are the distances from centre preserved?"</w:t>
-            </w:r>
-          </w:p>
-        </w:tc>
-        <w:tc>
-          <w:tcPr>
-            <w:tcW w:type="dxa" w:w="2556"/>
-            <w:shd w:fill="F2F2F2" w:color="auto" w:val="clear"/>
-            <w:tcMar>
-              <w:top w:type="dxa" w:w="60"/>
-              <w:left w:type="dxa" w:w="120"/>
-              <w:bottom w:type="dxa" w:w="60"/>
-              <w:right w:type="dxa" w:w="120"/>
-            </w:tcMar>
-            <w:vAlign w:val="top"/>
-          </w:tcPr>
           <w:p>
             <w:pPr>
               <w:spacing w:after="20" w:before="0"/>
@@ -11015,7 +10702,7 @@
             <w:pPr>
               <w:spacing w:after="20" w:before="0"/>
             </w:pPr>
-            <w:hyperlink w:history="1" r:id="rIdx5gaupmppx-3q0zfp9drz">
+            <w:hyperlink w:history="1" r:id="rIdyzemshfg6ja9rm3lfezvj">
               <w:r>
                 <w:rPr>
                   <w:rFonts w:ascii="Arial" w:cs="Arial" w:eastAsia="Arial" w:hAnsi="Arial"/>
@@ -11048,7 +10735,7 @@
               <w:spacing w:after="10" w:before="0"/>
               <w:ind w:left="120"/>
             </w:pPr>
-            <w:hyperlink w:history="1" r:id="rIdd6vxnq1_1sg5_9exuh9ej">
+            <w:hyperlink w:history="1" r:id="rIdbtgye9ds714zrrvlcnvwi">
               <w:r>
                 <w:rPr>
                   <w:rFonts w:ascii="Arial" w:cs="Arial" w:eastAsia="Arial" w:hAnsi="Arial"/>
@@ -11093,7 +10780,7 @@
             <w:pPr>
               <w:spacing w:after="20" w:before="0"/>
             </w:pPr>
-            <w:hyperlink w:history="1" r:id="rIdqkbkc5jciamdppwndluom">
+            <w:hyperlink w:history="1" r:id="rId7o0gylqb7gindpusgnw2e">
               <w:r>
                 <w:rPr>
                   <w:rFonts w:ascii="Arial" w:cs="Arial" w:eastAsia="Arial" w:hAnsi="Arial"/>
@@ -11126,7 +10813,7 @@
               <w:spacing w:after="10" w:before="0"/>
               <w:ind w:left="120"/>
             </w:pPr>
-            <w:hyperlink w:history="1" r:id="rIdbxnsub8yz7rhcnxws6tbw">
+            <w:hyperlink w:history="1" r:id="rId4ztswbwilrj3nitabzlj5">
               <w:r>
                 <w:rPr>
                   <w:rFonts w:ascii="Arial" w:cs="Arial" w:eastAsia="Arial" w:hAnsi="Arial"/>
@@ -11142,7 +10829,7 @@
         </w:tc>
         <w:tc>
           <w:tcPr>
-            <w:tcW w:type="dxa" w:w="3324"/>
+            <w:tcW w:type="dxa" w:w="3040"/>
             <w:shd w:fill="FFFFFF" w:color="auto" w:val="clear"/>
             <w:tcMar>
               <w:top w:type="dxa" w:w="60"/>
@@ -11168,46 +10855,78 @@
                 <w:sz w:val="18"/>
                 <w:szCs w:val="18"/>
               </w:rPr>
+              <w:t xml:space="preserve">Update DQB. Move "rotation about any point" questions to ANSWERED. New questions: "How do I find the centre if I only have the before and after?" "Are the distances from centre preserved?"</w:t>
+            </w:r>
+          </w:p>
+        </w:tc>
+        <w:tc>
+          <w:tcPr>
+            <w:tcW w:type="dxa" w:w="3040"/>
+            <w:shd w:fill="F2F2F2" w:color="auto" w:val="clear"/>
+            <w:tcMar>
+              <w:top w:type="dxa" w:w="60"/>
+              <w:left w:type="dxa" w:w="120"/>
+              <w:bottom w:type="dxa" w:w="60"/>
+              <w:right w:type="dxa" w:w="120"/>
+            </w:tcMar>
+            <w:vAlign w:val="top"/>
+          </w:tcPr>
+          <w:p>
+            <w:pPr>
+              <w:spacing w:after="40" w:before="0"/>
+              <w:jc w:val="left"/>
+            </w:pPr>
+            <w:r>
+              <w:rPr>
+                <w:rFonts w:ascii="Arial" w:cs="Arial" w:eastAsia="Arial" w:hAnsi="Arial"/>
+                <w:b w:val="false"/>
+                <w:bCs w:val="false"/>
+                <w:i w:val="false"/>
+                <w:iCs w:val="false"/>
+                <w:color w:val="000000"/>
+                <w:sz w:val="18"/>
+                <w:szCs w:val="18"/>
+              </w:rPr>
               <w:t xml:space="preserve">"The distance question is about PROPERTIES — that is Lesson 4."</w:t>
             </w:r>
           </w:p>
         </w:tc>
         <w:tc>
           <w:tcPr>
-            <w:tcW w:type="dxa" w:w="2300"/>
+            <w:tcW w:type="dxa" w:w="3040"/>
+            <w:shd w:fill="FFFFFF" w:color="auto" w:val="clear"/>
+            <w:tcMar>
+              <w:top w:type="dxa" w:w="60"/>
+              <w:left w:type="dxa" w:w="120"/>
+              <w:bottom w:type="dxa" w:w="60"/>
+              <w:right w:type="dxa" w:w="120"/>
+            </w:tcMar>
+            <w:vAlign w:val="top"/>
+          </w:tcPr>
+          <w:p>
+            <w:pPr>
+              <w:spacing w:after="40" w:before="0"/>
+              <w:jc w:val="left"/>
+            </w:pPr>
+            <w:r>
+              <w:rPr>
+                <w:rFonts w:ascii="Arial" w:cs="Arial" w:eastAsia="Arial" w:hAnsi="Arial"/>
+                <w:b w:val="false"/>
+                <w:bCs w:val="false"/>
+                <w:i w:val="false"/>
+                <w:iCs w:val="false"/>
+                <w:color w:val="000000"/>
+                <w:sz w:val="18"/>
+                <w:szCs w:val="18"/>
+              </w:rPr>
+              <w:t xml:space="preserve">DQB continues to build the unit narrative.</w:t>
+            </w:r>
+          </w:p>
+        </w:tc>
+        <w:tc>
+          <w:tcPr>
+            <w:tcW w:type="dxa" w:w="3040"/>
             <w:shd w:fill="F2F2F2" w:color="auto" w:val="clear"/>
-            <w:tcMar>
-              <w:top w:type="dxa" w:w="60"/>
-              <w:left w:type="dxa" w:w="120"/>
-              <w:bottom w:type="dxa" w:w="60"/>
-              <w:right w:type="dxa" w:w="120"/>
-            </w:tcMar>
-            <w:vAlign w:val="top"/>
-          </w:tcPr>
-          <w:p>
-            <w:pPr>
-              <w:spacing w:after="40" w:before="0"/>
-              <w:jc w:val="left"/>
-            </w:pPr>
-            <w:r>
-              <w:rPr>
-                <w:rFonts w:ascii="Arial" w:cs="Arial" w:eastAsia="Arial" w:hAnsi="Arial"/>
-                <w:b w:val="false"/>
-                <w:bCs w:val="false"/>
-                <w:i w:val="false"/>
-                <w:iCs w:val="false"/>
-                <w:color w:val="000000"/>
-                <w:sz w:val="18"/>
-                <w:szCs w:val="18"/>
-              </w:rPr>
-              <w:t xml:space="preserve">DQB continues to build the unit narrative.</w:t>
-            </w:r>
-          </w:p>
-        </w:tc>
-        <w:tc>
-          <w:tcPr>
-            <w:tcW w:type="dxa" w:w="2300"/>
-            <w:shd w:fill="FFFFFF" w:color="auto" w:val="clear"/>
             <w:tcMar>
               <w:top w:type="dxa" w:w="60"/>
               <w:left w:type="dxa" w:w="120"/>
@@ -11240,7 +10959,7 @@
       <w:tr>
         <w:tc>
           <w:tcPr>
-            <w:tcW w:type="dxa" w:w="900"/>
+            <w:tcW w:type="dxa" w:w="1520"/>
             <w:shd w:fill="D5E8F0" w:color="auto" w:val="clear"/>
             <w:tcMar>
               <w:top w:type="dxa" w:w="60"/>
@@ -11269,51 +10988,6 @@
               <w:t xml:space="preserve">Model Building Phase</w:t>
             </w:r>
           </w:p>
-        </w:tc>
-        <w:tc>
-          <w:tcPr>
-            <w:tcW w:type="dxa" w:w="2300"/>
-            <w:shd w:fill="FFFFFF" w:color="auto" w:val="clear"/>
-            <w:tcMar>
-              <w:top w:type="dxa" w:w="60"/>
-              <w:left w:type="dxa" w:w="120"/>
-              <w:bottom w:type="dxa" w:w="60"/>
-              <w:right w:type="dxa" w:w="120"/>
-            </w:tcMar>
-            <w:vAlign w:val="top"/>
-          </w:tcPr>
-          <w:p>
-            <w:pPr>
-              <w:spacing w:after="40" w:before="0"/>
-              <w:jc w:val="left"/>
-            </w:pPr>
-            <w:r>
-              <w:rPr>
-                <w:rFonts w:ascii="Arial" w:cs="Arial" w:eastAsia="Arial" w:hAnsi="Arial"/>
-                <w:b w:val="false"/>
-                <w:bCs w:val="false"/>
-                <w:i w:val="false"/>
-                <w:iCs w:val="false"/>
-                <w:color w:val="000000"/>
-                <w:sz w:val="18"/>
-                <w:szCs w:val="18"/>
-              </w:rPr>
-              <w:t xml:space="preserve">Update Rotation Model: add the three-step method with a labelled worked example. Show that the Lesson 2 origin rules are a special case (when centre = origin, Steps 1 and 3 cancel out).</w:t>
-            </w:r>
-          </w:p>
-        </w:tc>
-        <w:tc>
-          <w:tcPr>
-            <w:tcW w:type="dxa" w:w="2556"/>
-            <w:shd w:fill="F2F2F2" w:color="auto" w:val="clear"/>
-            <w:tcMar>
-              <w:top w:type="dxa" w:w="60"/>
-              <w:left w:type="dxa" w:w="120"/>
-              <w:bottom w:type="dxa" w:w="60"/>
-              <w:right w:type="dxa" w:w="120"/>
-            </w:tcMar>
-            <w:vAlign w:val="top"/>
-          </w:tcPr>
           <w:p>
             <w:pPr>
               <w:spacing w:after="20" w:before="0"/>
@@ -11334,7 +11008,7 @@
             <w:pPr>
               <w:spacing w:after="20" w:before="0"/>
             </w:pPr>
-            <w:hyperlink w:history="1" r:id="rIdbzjbq372uuc2hkd0u-xih">
+            <w:hyperlink w:history="1" r:id="rId6vqcxhn9jcdqiisdulmqn">
               <w:r>
                 <w:rPr>
                   <w:rFonts w:ascii="Arial" w:cs="Arial" w:eastAsia="Arial" w:hAnsi="Arial"/>
@@ -11367,7 +11041,7 @@
               <w:spacing w:after="10" w:before="0"/>
               <w:ind w:left="120"/>
             </w:pPr>
-            <w:hyperlink w:history="1" r:id="rId6mggbktrudz2fqu0lsaup">
+            <w:hyperlink w:history="1" r:id="rIdgpwdhhd1b_4b9df2lhqip">
               <w:r>
                 <w:rPr>
                   <w:rFonts w:ascii="Arial" w:cs="Arial" w:eastAsia="Arial" w:hAnsi="Arial"/>
@@ -11412,7 +11086,7 @@
             <w:pPr>
               <w:spacing w:after="20" w:before="0"/>
             </w:pPr>
-            <w:hyperlink w:history="1" r:id="rIdqm0stcblj1ioncmdrrdu7">
+            <w:hyperlink w:history="1" r:id="rId660l3p2199lzrgibs000q">
               <w:r>
                 <w:rPr>
                   <w:rFonts w:ascii="Arial" w:cs="Arial" w:eastAsia="Arial" w:hAnsi="Arial"/>
@@ -11445,7 +11119,7 @@
               <w:spacing w:after="10" w:before="0"/>
               <w:ind w:left="120"/>
             </w:pPr>
-            <w:hyperlink w:history="1" r:id="rIdocsci72wen7foowt1gkss">
+            <w:hyperlink w:history="1" r:id="rIdz7xakc0mhwqpgbgjaxfbs">
               <w:r>
                 <w:rPr>
                   <w:rFonts w:ascii="Arial" w:cs="Arial" w:eastAsia="Arial" w:hAnsi="Arial"/>
@@ -11461,7 +11135,7 @@
         </w:tc>
         <w:tc>
           <w:tcPr>
-            <w:tcW w:type="dxa" w:w="3324"/>
+            <w:tcW w:type="dxa" w:w="3040"/>
             <w:shd w:fill="FFFFFF" w:color="auto" w:val="clear"/>
             <w:tcMar>
               <w:top w:type="dxa" w:w="60"/>
@@ -11487,46 +11161,78 @@
                 <w:sz w:val="18"/>
                 <w:szCs w:val="18"/>
               </w:rPr>
+              <w:t xml:space="preserve">Update Rotation Model: add the three-step method with a labelled worked example. Show that the Lesson 2 origin rules are a special case (when centre = origin, Steps 1 and 3 cancel out).</w:t>
+            </w:r>
+          </w:p>
+        </w:tc>
+        <w:tc>
+          <w:tcPr>
+            <w:tcW w:type="dxa" w:w="3040"/>
+            <w:shd w:fill="F2F2F2" w:color="auto" w:val="clear"/>
+            <w:tcMar>
+              <w:top w:type="dxa" w:w="60"/>
+              <w:left w:type="dxa" w:w="120"/>
+              <w:bottom w:type="dxa" w:w="60"/>
+              <w:right w:type="dxa" w:w="120"/>
+            </w:tcMar>
+            <w:vAlign w:val="top"/>
+          </w:tcPr>
+          <w:p>
+            <w:pPr>
+              <w:spacing w:after="40" w:before="0"/>
+              <w:jc w:val="left"/>
+            </w:pPr>
+            <w:r>
+              <w:rPr>
+                <w:rFonts w:ascii="Arial" w:cs="Arial" w:eastAsia="Arial" w:hAnsi="Arial"/>
+                <w:b w:val="false"/>
+                <w:bCs w:val="false"/>
+                <w:i w:val="false"/>
+                <w:iCs w:val="false"/>
+                <w:color w:val="000000"/>
+                <w:sz w:val="18"/>
+                <w:szCs w:val="18"/>
+              </w:rPr>
               <w:t xml:space="preserve">"Your model should now handle ANY centre. That is a generalisation — one of the most powerful ideas in mathematics."</w:t>
             </w:r>
           </w:p>
         </w:tc>
         <w:tc>
           <w:tcPr>
-            <w:tcW w:type="dxa" w:w="2300"/>
+            <w:tcW w:type="dxa" w:w="3040"/>
+            <w:shd w:fill="FFFFFF" w:color="auto" w:val="clear"/>
+            <w:tcMar>
+              <w:top w:type="dxa" w:w="60"/>
+              <w:left w:type="dxa" w:w="120"/>
+              <w:bottom w:type="dxa" w:w="60"/>
+              <w:right w:type="dxa" w:w="120"/>
+            </w:tcMar>
+            <w:vAlign w:val="top"/>
+          </w:tcPr>
+          <w:p>
+            <w:pPr>
+              <w:spacing w:after="40" w:before="0"/>
+              <w:jc w:val="left"/>
+            </w:pPr>
+            <w:r>
+              <w:rPr>
+                <w:rFonts w:ascii="Arial" w:cs="Arial" w:eastAsia="Arial" w:hAnsi="Arial"/>
+                <w:b w:val="false"/>
+                <w:bCs w:val="false"/>
+                <w:i w:val="false"/>
+                <w:iCs w:val="false"/>
+                <w:color w:val="000000"/>
+                <w:sz w:val="18"/>
+                <w:szCs w:val="18"/>
+              </w:rPr>
+              <w:t xml:space="preserve">Generalisation as the core mathematical move — specific (origin) becomes general (any point).</w:t>
+            </w:r>
+          </w:p>
+        </w:tc>
+        <w:tc>
+          <w:tcPr>
+            <w:tcW w:type="dxa" w:w="3040"/>
             <w:shd w:fill="F2F2F2" w:color="auto" w:val="clear"/>
-            <w:tcMar>
-              <w:top w:type="dxa" w:w="60"/>
-              <w:left w:type="dxa" w:w="120"/>
-              <w:bottom w:type="dxa" w:w="60"/>
-              <w:right w:type="dxa" w:w="120"/>
-            </w:tcMar>
-            <w:vAlign w:val="top"/>
-          </w:tcPr>
-          <w:p>
-            <w:pPr>
-              <w:spacing w:after="40" w:before="0"/>
-              <w:jc w:val="left"/>
-            </w:pPr>
-            <w:r>
-              <w:rPr>
-                <w:rFonts w:ascii="Arial" w:cs="Arial" w:eastAsia="Arial" w:hAnsi="Arial"/>
-                <w:b w:val="false"/>
-                <w:bCs w:val="false"/>
-                <w:i w:val="false"/>
-                <w:iCs w:val="false"/>
-                <w:color w:val="000000"/>
-                <w:sz w:val="18"/>
-                <w:szCs w:val="18"/>
-              </w:rPr>
-              <w:t xml:space="preserve">Generalisation as the core mathematical move — specific (origin) becomes general (any point).</w:t>
-            </w:r>
-          </w:p>
-        </w:tc>
-        <w:tc>
-          <w:tcPr>
-            <w:tcW w:type="dxa" w:w="2300"/>
-            <w:shd w:fill="FFFFFF" w:color="auto" w:val="clear"/>
             <w:tcMar>
               <w:top w:type="dxa" w:w="60"/>
               <w:left w:type="dxa" w:w="120"/>
@@ -13045,18 +12751,17 @@
         <w:tblLayout w:type="fixed"/>
       </w:tblPr>
       <w:tblGrid>
-        <w:gridCol w:w="900"/>
-        <w:gridCol w:w="2300"/>
-        <w:gridCol w:w="2556"/>
-        <w:gridCol w:w="3324"/>
-        <w:gridCol w:w="2300"/>
-        <w:gridCol w:w="2300"/>
+        <w:gridCol w:w="1520"/>
+        <w:gridCol w:w="3040"/>
+        <w:gridCol w:w="3040"/>
+        <w:gridCol w:w="3040"/>
+        <w:gridCol w:w="3040"/>
       </w:tblGrid>
       <w:tr>
         <w:tc>
           <w:tcPr>
             <w:tcW w:type="dxa" w:w="13680"/>
-            <w:gridSpan w:val="6"/>
+            <w:gridSpan w:val="5"/>
             <w:shd w:fill="1F6B75" w:color="auto" w:val="clear"/>
             <w:tcMar>
               <w:top w:type="dxa" w:w="60"/>
@@ -13090,7 +12795,7 @@
       <w:tr>
         <w:tc>
           <w:tcPr>
-            <w:tcW w:type="dxa" w:w="900"/>
+            <w:tcW w:type="dxa" w:w="1520"/>
             <w:shd w:fill="1F3864" w:color="auto" w:val="clear"/>
             <w:tcMar>
               <w:top w:type="dxa" w:w="60"/>
@@ -13122,7 +12827,7 @@
         </w:tc>
         <w:tc>
           <w:tcPr>
-            <w:tcW w:type="dxa" w:w="2300"/>
+            <w:tcW w:type="dxa" w:w="3040"/>
             <w:shd w:fill="2E75B6" w:color="auto" w:val="clear"/>
             <w:tcMar>
               <w:top w:type="dxa" w:w="60"/>
@@ -13154,7 +12859,39 @@
         </w:tc>
         <w:tc>
           <w:tcPr>
-            <w:tcW w:type="dxa" w:w="2556"/>
+            <w:tcW w:type="dxa" w:w="3040"/>
+            <w:shd w:fill="2E75B6" w:color="auto" w:val="clear"/>
+            <w:tcMar>
+              <w:top w:type="dxa" w:w="60"/>
+              <w:left w:type="dxa" w:w="120"/>
+              <w:bottom w:type="dxa" w:w="60"/>
+              <w:right w:type="dxa" w:w="120"/>
+            </w:tcMar>
+            <w:vAlign w:val="top"/>
+          </w:tcPr>
+          <w:p>
+            <w:pPr>
+              <w:spacing w:after="40" w:before="0"/>
+              <w:jc w:val="left"/>
+            </w:pPr>
+            <w:r>
+              <w:rPr>
+                <w:rFonts w:ascii="Arial" w:cs="Arial" w:eastAsia="Arial" w:hAnsi="Arial"/>
+                <w:b/>
+                <w:bCs/>
+                <w:i w:val="false"/>
+                <w:iCs w:val="false"/>
+                <w:color w:val="FFFFFF"/>
+                <w:sz w:val="18"/>
+                <w:szCs w:val="18"/>
+              </w:rPr>
+              <w:t xml:space="preserve">Teacher Actions</w:t>
+            </w:r>
+          </w:p>
+        </w:tc>
+        <w:tc>
+          <w:tcPr>
+            <w:tcW w:type="dxa" w:w="3040"/>
             <w:shd w:fill="1F6B75" w:color="auto" w:val="clear"/>
             <w:tcMar>
               <w:top w:type="dxa" w:w="60"/>
@@ -13180,77 +12917,13 @@
                 <w:sz w:val="18"/>
                 <w:szCs w:val="18"/>
               </w:rPr>
-              <w:t xml:space="preserve">Resource</w:t>
-            </w:r>
-          </w:p>
-        </w:tc>
-        <w:tc>
-          <w:tcPr>
-            <w:tcW w:type="dxa" w:w="3324"/>
-            <w:shd w:fill="2E75B6" w:color="auto" w:val="clear"/>
-            <w:tcMar>
-              <w:top w:type="dxa" w:w="60"/>
-              <w:left w:type="dxa" w:w="120"/>
-              <w:bottom w:type="dxa" w:w="60"/>
-              <w:right w:type="dxa" w:w="120"/>
-            </w:tcMar>
-            <w:vAlign w:val="top"/>
-          </w:tcPr>
-          <w:p>
-            <w:pPr>
-              <w:spacing w:after="40" w:before="0"/>
-              <w:jc w:val="left"/>
-            </w:pPr>
-            <w:r>
-              <w:rPr>
-                <w:rFonts w:ascii="Arial" w:cs="Arial" w:eastAsia="Arial" w:hAnsi="Arial"/>
-                <w:b/>
-                <w:bCs/>
-                <w:i w:val="false"/>
-                <w:iCs w:val="false"/>
-                <w:color w:val="FFFFFF"/>
-                <w:sz w:val="18"/>
-                <w:szCs w:val="18"/>
-              </w:rPr>
-              <w:t xml:space="preserve">Teacher Actions</w:t>
-            </w:r>
-          </w:p>
-        </w:tc>
-        <w:tc>
-          <w:tcPr>
-            <w:tcW w:type="dxa" w:w="2300"/>
-            <w:shd w:fill="1F6B75" w:color="auto" w:val="clear"/>
-            <w:tcMar>
-              <w:top w:type="dxa" w:w="60"/>
-              <w:left w:type="dxa" w:w="120"/>
-              <w:bottom w:type="dxa" w:w="60"/>
-              <w:right w:type="dxa" w:w="120"/>
-            </w:tcMar>
-            <w:vAlign w:val="top"/>
-          </w:tcPr>
-          <w:p>
-            <w:pPr>
-              <w:spacing w:after="40" w:before="0"/>
-              <w:jc w:val="left"/>
-            </w:pPr>
-            <w:r>
-              <w:rPr>
-                <w:rFonts w:ascii="Arial" w:cs="Arial" w:eastAsia="Arial" w:hAnsi="Arial"/>
-                <w:b/>
-                <w:bCs/>
-                <w:i w:val="false"/>
-                <w:iCs w:val="false"/>
-                <w:color w:val="FFFFFF"/>
-                <w:sz w:val="18"/>
-                <w:szCs w:val="18"/>
-              </w:rPr>
               <w:t xml:space="preserve">Sensemaking Strategy</w:t>
             </w:r>
           </w:p>
         </w:tc>
         <w:tc>
           <w:tcPr>
-            <w:tcW w:type="dxa" w:w="2300"/>
+            <w:tcW w:type="dxa" w:w="3040"/>
             <w:shd w:fill="2E75B6" w:color="auto" w:val="clear"/>
             <w:tcMar>
               <w:top w:type="dxa" w:w="60"/>
@@ -13284,7 +12957,7 @@
       <w:tr>
         <w:tc>
           <w:tcPr>
-            <w:tcW w:type="dxa" w:w="900"/>
+            <w:tcW w:type="dxa" w:w="1520"/>
             <w:shd w:fill="EAD1F5" w:color="auto" w:val="clear"/>
             <w:tcMar>
               <w:top w:type="dxa" w:w="60"/>
@@ -13313,51 +12986,6 @@
               <w:t xml:space="preserve">Predict Phase</w:t>
             </w:r>
           </w:p>
-        </w:tc>
-        <w:tc>
-          <w:tcPr>
-            <w:tcW w:type="dxa" w:w="2300"/>
-            <w:shd w:fill="FFFFFF" w:color="auto" w:val="clear"/>
-            <w:tcMar>
-              <w:top w:type="dxa" w:w="60"/>
-              <w:left w:type="dxa" w:w="120"/>
-              <w:bottom w:type="dxa" w:w="60"/>
-              <w:right w:type="dxa" w:w="120"/>
-            </w:tcMar>
-            <w:vAlign w:val="top"/>
-          </w:tcPr>
-          <w:p>
-            <w:pPr>
-              <w:spacing w:after="40" w:before="0"/>
-              <w:jc w:val="left"/>
-            </w:pPr>
-            <w:r>
-              <w:rPr>
-                <w:rFonts w:ascii="Arial" w:cs="Arial" w:eastAsia="Arial" w:hAnsi="Arial"/>
-                <w:b w:val="false"/>
-                <w:bCs w:val="false"/>
-                <w:i w:val="false"/>
-                <w:iCs w:val="false"/>
-                <w:color w:val="000000"/>
-                <w:sz w:val="18"/>
-                <w:szCs w:val="18"/>
-              </w:rPr>
-              <w:t xml:space="preserve">"After rotating triangle ABC 90° ACW about origin O, is triangle A'B'C' congruent to ABC? Which of the four congruence tests (from Lesson 2.2) would prove it? Predict before measuring."</w:t>
-            </w:r>
-          </w:p>
-        </w:tc>
-        <w:tc>
-          <w:tcPr>
-            <w:tcW w:type="dxa" w:w="2556"/>
-            <w:shd w:fill="F2F2F2" w:color="auto" w:val="clear"/>
-            <w:tcMar>
-              <w:top w:type="dxa" w:w="60"/>
-              <w:left w:type="dxa" w:w="120"/>
-              <w:bottom w:type="dxa" w:w="60"/>
-              <w:right w:type="dxa" w:w="120"/>
-            </w:tcMar>
-            <w:vAlign w:val="top"/>
-          </w:tcPr>
           <w:p>
             <w:pPr>
               <w:spacing w:after="20" w:before="0"/>
@@ -13378,7 +13006,7 @@
             <w:pPr>
               <w:spacing w:after="20" w:before="0"/>
             </w:pPr>
-            <w:hyperlink w:history="1" r:id="rId6vemngiapqawc4yu_xpbv">
+            <w:hyperlink w:history="1" r:id="rIdt88ge3k9y_rcpv9luw6ai">
               <w:r>
                 <w:rPr>
                   <w:rFonts w:ascii="Arial" w:cs="Arial" w:eastAsia="Arial" w:hAnsi="Arial"/>
@@ -13411,7 +13039,7 @@
               <w:spacing w:after="10" w:before="0"/>
               <w:ind w:left="120"/>
             </w:pPr>
-            <w:hyperlink w:history="1" r:id="rIdpcwgeyqqnvondjkuxa1or">
+            <w:hyperlink w:history="1" r:id="rIdqvrzmngj7gok4hfxbfcxp">
               <w:r>
                 <w:rPr>
                   <w:rFonts w:ascii="Arial" w:cs="Arial" w:eastAsia="Arial" w:hAnsi="Arial"/>
@@ -13456,7 +13084,7 @@
             <w:pPr>
               <w:spacing w:after="20" w:before="0"/>
             </w:pPr>
-            <w:hyperlink w:history="1" r:id="rId1-wx9ipxvjz1fxprdxfwy">
+            <w:hyperlink w:history="1" r:id="rIdk9as-0xkygazk2nvmdg45">
               <w:r>
                 <w:rPr>
                   <w:rFonts w:ascii="Arial" w:cs="Arial" w:eastAsia="Arial" w:hAnsi="Arial"/>
@@ -13489,7 +13117,7 @@
               <w:spacing w:after="10" w:before="0"/>
               <w:ind w:left="120"/>
             </w:pPr>
-            <w:hyperlink w:history="1" r:id="rIdaxnxcjm4tbxvuebbydxnw">
+            <w:hyperlink w:history="1" r:id="rIdq13gt3wimi8nkw2fbwiqu">
               <w:r>
                 <w:rPr>
                   <w:rFonts w:ascii="Arial" w:cs="Arial" w:eastAsia="Arial" w:hAnsi="Arial"/>
@@ -13505,7 +13133,7 @@
         </w:tc>
         <w:tc>
           <w:tcPr>
-            <w:tcW w:type="dxa" w:w="3324"/>
+            <w:tcW w:type="dxa" w:w="3040"/>
             <w:shd w:fill="FFFFFF" w:color="auto" w:val="clear"/>
             <w:tcMar>
               <w:top w:type="dxa" w:w="60"/>
@@ -13531,46 +13159,78 @@
                 <w:sz w:val="18"/>
                 <w:szCs w:val="18"/>
               </w:rPr>
+              <w:t xml:space="preserve">"After rotating triangle ABC 90° ACW about origin O, is triangle A'B'C' congruent to ABC? Which of the four congruence tests (from Lesson 2.2) would prove it? Predict before measuring."</w:t>
+            </w:r>
+          </w:p>
+        </w:tc>
+        <w:tc>
+          <w:tcPr>
+            <w:tcW w:type="dxa" w:w="3040"/>
+            <w:shd w:fill="F2F2F2" w:color="auto" w:val="clear"/>
+            <w:tcMar>
+              <w:top w:type="dxa" w:w="60"/>
+              <w:left w:type="dxa" w:w="120"/>
+              <w:bottom w:type="dxa" w:w="60"/>
+              <w:right w:type="dxa" w:w="120"/>
+            </w:tcMar>
+            <w:vAlign w:val="top"/>
+          </w:tcPr>
+          <w:p>
+            <w:pPr>
+              <w:spacing w:after="40" w:before="0"/>
+              <w:jc w:val="left"/>
+            </w:pPr>
+            <w:r>
+              <w:rPr>
+                <w:rFonts w:ascii="Arial" w:cs="Arial" w:eastAsia="Arial" w:hAnsi="Arial"/>
+                <w:b w:val="false"/>
+                <w:bCs w:val="false"/>
+                <w:i w:val="false"/>
+                <w:iCs w:val="false"/>
+                <w:color w:val="000000"/>
+                <w:sz w:val="18"/>
+                <w:szCs w:val="18"/>
+              </w:rPr>
               <w:t xml:space="preserve">"Predict: are the side lengths the same? The angles? What do you expect from a 'turning' transformation?"</w:t>
             </w:r>
           </w:p>
         </w:tc>
         <w:tc>
           <w:tcPr>
-            <w:tcW w:type="dxa" w:w="2300"/>
+            <w:tcW w:type="dxa" w:w="3040"/>
+            <w:shd w:fill="FFFFFF" w:color="auto" w:val="clear"/>
+            <w:tcMar>
+              <w:top w:type="dxa" w:w="60"/>
+              <w:left w:type="dxa" w:w="120"/>
+              <w:bottom w:type="dxa" w:w="60"/>
+              <w:right w:type="dxa" w:w="120"/>
+            </w:tcMar>
+            <w:vAlign w:val="top"/>
+          </w:tcPr>
+          <w:p>
+            <w:pPr>
+              <w:spacing w:after="40" w:before="0"/>
+              <w:jc w:val="left"/>
+            </w:pPr>
+            <w:r>
+              <w:rPr>
+                <w:rFonts w:ascii="Arial" w:cs="Arial" w:eastAsia="Arial" w:hAnsi="Arial"/>
+                <w:b w:val="false"/>
+                <w:bCs w:val="false"/>
+                <w:i w:val="false"/>
+                <w:iCs w:val="false"/>
+                <w:color w:val="000000"/>
+                <w:sz w:val="18"/>
+                <w:szCs w:val="18"/>
+              </w:rPr>
+              <w:t xml:space="preserve">Connecting rotation to congruence (prior unit) creates cross-topic coherence.</w:t>
+            </w:r>
+          </w:p>
+        </w:tc>
+        <w:tc>
+          <w:tcPr>
+            <w:tcW w:type="dxa" w:w="3040"/>
             <w:shd w:fill="F2F2F2" w:color="auto" w:val="clear"/>
-            <w:tcMar>
-              <w:top w:type="dxa" w:w="60"/>
-              <w:left w:type="dxa" w:w="120"/>
-              <w:bottom w:type="dxa" w:w="60"/>
-              <w:right w:type="dxa" w:w="120"/>
-            </w:tcMar>
-            <w:vAlign w:val="top"/>
-          </w:tcPr>
-          <w:p>
-            <w:pPr>
-              <w:spacing w:after="40" w:before="0"/>
-              <w:jc w:val="left"/>
-            </w:pPr>
-            <w:r>
-              <w:rPr>
-                <w:rFonts w:ascii="Arial" w:cs="Arial" w:eastAsia="Arial" w:hAnsi="Arial"/>
-                <w:b w:val="false"/>
-                <w:bCs w:val="false"/>
-                <w:i w:val="false"/>
-                <w:iCs w:val="false"/>
-                <w:color w:val="000000"/>
-                <w:sz w:val="18"/>
-                <w:szCs w:val="18"/>
-              </w:rPr>
-              <w:t xml:space="preserve">Connecting rotation to congruence (prior unit) creates cross-topic coherence.</w:t>
-            </w:r>
-          </w:p>
-        </w:tc>
-        <w:tc>
-          <w:tcPr>
-            <w:tcW w:type="dxa" w:w="2300"/>
-            <w:shd w:fill="FFFFFF" w:color="auto" w:val="clear"/>
             <w:tcMar>
               <w:top w:type="dxa" w:w="60"/>
               <w:left w:type="dxa" w:w="120"/>
@@ -13603,7 +13263,7 @@
       <w:tr>
         <w:tc>
           <w:tcPr>
-            <w:tcW w:type="dxa" w:w="900"/>
+            <w:tcW w:type="dxa" w:w="1520"/>
             <w:shd w:fill="D9EEF1" w:color="auto" w:val="clear"/>
             <w:tcMar>
               <w:top w:type="dxa" w:w="60"/>
@@ -13632,146 +13292,6 @@
               <w:t xml:space="preserve">Observe Phase</w:t>
             </w:r>
           </w:p>
-        </w:tc>
-        <w:tc>
-          <w:tcPr>
-            <w:tcW w:type="dxa" w:w="2300"/>
-            <w:shd w:fill="FFFFFF" w:color="auto" w:val="clear"/>
-            <w:tcMar>
-              <w:top w:type="dxa" w:w="60"/>
-              <w:left w:type="dxa" w:w="120"/>
-              <w:bottom w:type="dxa" w:w="60"/>
-              <w:right w:type="dxa" w:w="120"/>
-            </w:tcMar>
-            <w:vAlign w:val="top"/>
-          </w:tcPr>
-          <w:p>
-            <w:pPr>
-              <w:spacing w:after="40" w:before="0"/>
-              <w:jc w:val="left"/>
-            </w:pPr>
-            <w:r>
-              <w:rPr>
-                <w:rFonts w:ascii="Arial" w:cs="Arial" w:eastAsia="Arial" w:hAnsi="Arial"/>
-                <w:b w:val="false"/>
-                <w:bCs w:val="false"/>
-                <w:i w:val="false"/>
-                <w:iCs w:val="false"/>
-                <w:color w:val="000000"/>
-                <w:sz w:val="18"/>
-                <w:szCs w:val="18"/>
-              </w:rPr>
-              <w:t xml:space="preserve">Measurement investigation:</w:t>
-            </w:r>
-          </w:p>
-          <w:p>
-            <w:pPr>
-              <w:spacing w:after="40" w:before="0"/>
-              <w:jc w:val="left"/>
-            </w:pPr>
-            <w:r>
-              <w:rPr>
-                <w:rFonts w:ascii="Arial" w:cs="Arial" w:eastAsia="Arial" w:hAnsi="Arial"/>
-                <w:b w:val="false"/>
-                <w:bCs w:val="false"/>
-                <w:i w:val="false"/>
-                <w:iCs w:val="false"/>
-                <w:color w:val="000000"/>
-                <w:sz w:val="18"/>
-                <w:szCs w:val="18"/>
-              </w:rPr>
-              <w:t xml:space="preserve">1. On a rotation diagram (triangle rotated about O), measure: OA, OA', OB, OB', OC, OC'.</w:t>
-            </w:r>
-          </w:p>
-          <w:p>
-            <w:pPr>
-              <w:spacing w:after="40" w:before="0"/>
-              <w:jc w:val="left"/>
-            </w:pPr>
-            <w:r>
-              <w:rPr>
-                <w:rFonts w:ascii="Arial" w:cs="Arial" w:eastAsia="Arial" w:hAnsi="Arial"/>
-                <w:b w:val="false"/>
-                <w:bCs w:val="false"/>
-                <w:i w:val="false"/>
-                <w:iCs w:val="false"/>
-                <w:color w:val="000000"/>
-                <w:sz w:val="18"/>
-                <w:szCs w:val="18"/>
-              </w:rPr>
-              <w:t xml:space="preserve">2. Compare and tabulate.</w:t>
-            </w:r>
-          </w:p>
-          <w:p>
-            <w:pPr>
-              <w:spacing w:after="40" w:before="0"/>
-              <w:jc w:val="left"/>
-            </w:pPr>
-            <w:r>
-              <w:rPr>
-                <w:rFonts w:ascii="Arial" w:cs="Arial" w:eastAsia="Arial" w:hAnsi="Arial"/>
-                <w:b w:val="false"/>
-                <w:bCs w:val="false"/>
-                <w:i w:val="false"/>
-                <w:iCs w:val="false"/>
-                <w:color w:val="000000"/>
-                <w:sz w:val="18"/>
-                <w:szCs w:val="18"/>
-              </w:rPr>
-              <w:t xml:space="preserve">3. Measure side lengths: AB, A'B', BC, B'C'.</w:t>
-            </w:r>
-          </w:p>
-          <w:p>
-            <w:pPr>
-              <w:spacing w:after="40" w:before="0"/>
-              <w:jc w:val="left"/>
-            </w:pPr>
-            <w:r>
-              <w:rPr>
-                <w:rFonts w:ascii="Arial" w:cs="Arial" w:eastAsia="Arial" w:hAnsi="Arial"/>
-                <w:b w:val="false"/>
-                <w:bCs w:val="false"/>
-                <w:i w:val="false"/>
-                <w:iCs w:val="false"/>
-                <w:color w:val="000000"/>
-                <w:sz w:val="18"/>
-                <w:szCs w:val="18"/>
-              </w:rPr>
-              <w:t xml:space="preserve">4. Measure angles: ∠ABC and ∠A'B'C'.</w:t>
-            </w:r>
-          </w:p>
-          <w:p>
-            <w:pPr>
-              <w:spacing w:after="40" w:before="0"/>
-              <w:jc w:val="left"/>
-            </w:pPr>
-            <w:r>
-              <w:rPr>
-                <w:rFonts w:ascii="Arial" w:cs="Arial" w:eastAsia="Arial" w:hAnsi="Arial"/>
-                <w:b w:val="false"/>
-                <w:bCs w:val="false"/>
-                <w:i w:val="false"/>
-                <w:iCs w:val="false"/>
-                <w:color w:val="000000"/>
-                <w:sz w:val="18"/>
-                <w:szCs w:val="18"/>
-              </w:rPr>
-              <w:t xml:space="preserve">5. Conclusion: what is preserved?</w:t>
-            </w:r>
-          </w:p>
-        </w:tc>
-        <w:tc>
-          <w:tcPr>
-            <w:tcW w:type="dxa" w:w="2556"/>
-            <w:shd w:fill="F2F2F2" w:color="auto" w:val="clear"/>
-            <w:tcMar>
-              <w:top w:type="dxa" w:w="60"/>
-              <w:left w:type="dxa" w:w="120"/>
-              <w:bottom w:type="dxa" w:w="60"/>
-              <w:right w:type="dxa" w:w="120"/>
-            </w:tcMar>
-            <w:vAlign w:val="top"/>
-          </w:tcPr>
           <w:p>
             <w:pPr>
               <w:spacing w:after="20" w:before="0"/>
@@ -13792,7 +13312,7 @@
             <w:pPr>
               <w:spacing w:after="20" w:before="0"/>
             </w:pPr>
-            <w:hyperlink w:history="1" r:id="rIdxpylod8wi1nn7b5w0jtmn">
+            <w:hyperlink w:history="1" r:id="rIdv_2uc0qiogb-q0c_kbwvf">
               <w:r>
                 <w:rPr>
                   <w:rFonts w:ascii="Arial" w:cs="Arial" w:eastAsia="Arial" w:hAnsi="Arial"/>
@@ -13825,7 +13345,7 @@
               <w:spacing w:after="10" w:before="0"/>
               <w:ind w:left="120"/>
             </w:pPr>
-            <w:hyperlink w:history="1" r:id="rIded8f6g4ipz5m_fkqmpgwz">
+            <w:hyperlink w:history="1" r:id="rIdliq_yv0wf6xrivo-gzx5o">
               <w:r>
                 <w:rPr>
                   <w:rFonts w:ascii="Arial" w:cs="Arial" w:eastAsia="Arial" w:hAnsi="Arial"/>
@@ -13870,7 +13390,7 @@
             <w:pPr>
               <w:spacing w:after="20" w:before="0"/>
             </w:pPr>
-            <w:hyperlink w:history="1" r:id="rIdrtwpw6sxgtu2hrnxz3fn7">
+            <w:hyperlink w:history="1" r:id="rIdpyowsh2utypdm14urc0_d">
               <w:r>
                 <w:rPr>
                   <w:rFonts w:ascii="Arial" w:cs="Arial" w:eastAsia="Arial" w:hAnsi="Arial"/>
@@ -13903,7 +13423,7 @@
               <w:spacing w:after="10" w:before="0"/>
               <w:ind w:left="120"/>
             </w:pPr>
-            <w:hyperlink w:history="1" r:id="rIdej-if8kohg43zyuvo6e1y">
+            <w:hyperlink w:history="1" r:id="rIdpr47na1rjwxzvbuzm7lwa">
               <w:r>
                 <w:rPr>
                   <w:rFonts w:ascii="Arial" w:cs="Arial" w:eastAsia="Arial" w:hAnsi="Arial"/>
@@ -13919,7 +13439,7 @@
         </w:tc>
         <w:tc>
           <w:tcPr>
-            <w:tcW w:type="dxa" w:w="3324"/>
+            <w:tcW w:type="dxa" w:w="3040"/>
             <w:shd w:fill="FFFFFF" w:color="auto" w:val="clear"/>
             <w:tcMar>
               <w:top w:type="dxa" w:w="60"/>
@@ -13945,6 +13465,133 @@
                 <w:sz w:val="18"/>
                 <w:szCs w:val="18"/>
               </w:rPr>
+              <w:t xml:space="preserve">Measurement investigation:</w:t>
+            </w:r>
+          </w:p>
+          <w:p>
+            <w:pPr>
+              <w:spacing w:after="40" w:before="0"/>
+              <w:jc w:val="left"/>
+            </w:pPr>
+            <w:r>
+              <w:rPr>
+                <w:rFonts w:ascii="Arial" w:cs="Arial" w:eastAsia="Arial" w:hAnsi="Arial"/>
+                <w:b w:val="false"/>
+                <w:bCs w:val="false"/>
+                <w:i w:val="false"/>
+                <w:iCs w:val="false"/>
+                <w:color w:val="000000"/>
+                <w:sz w:val="18"/>
+                <w:szCs w:val="18"/>
+              </w:rPr>
+              <w:t xml:space="preserve">1. On a rotation diagram (triangle rotated about O), measure: OA, OA', OB, OB', OC, OC'.</w:t>
+            </w:r>
+          </w:p>
+          <w:p>
+            <w:pPr>
+              <w:spacing w:after="40" w:before="0"/>
+              <w:jc w:val="left"/>
+            </w:pPr>
+            <w:r>
+              <w:rPr>
+                <w:rFonts w:ascii="Arial" w:cs="Arial" w:eastAsia="Arial" w:hAnsi="Arial"/>
+                <w:b w:val="false"/>
+                <w:bCs w:val="false"/>
+                <w:i w:val="false"/>
+                <w:iCs w:val="false"/>
+                <w:color w:val="000000"/>
+                <w:sz w:val="18"/>
+                <w:szCs w:val="18"/>
+              </w:rPr>
+              <w:t xml:space="preserve">2. Compare and tabulate.</w:t>
+            </w:r>
+          </w:p>
+          <w:p>
+            <w:pPr>
+              <w:spacing w:after="40" w:before="0"/>
+              <w:jc w:val="left"/>
+            </w:pPr>
+            <w:r>
+              <w:rPr>
+                <w:rFonts w:ascii="Arial" w:cs="Arial" w:eastAsia="Arial" w:hAnsi="Arial"/>
+                <w:b w:val="false"/>
+                <w:bCs w:val="false"/>
+                <w:i w:val="false"/>
+                <w:iCs w:val="false"/>
+                <w:color w:val="000000"/>
+                <w:sz w:val="18"/>
+                <w:szCs w:val="18"/>
+              </w:rPr>
+              <w:t xml:space="preserve">3. Measure side lengths: AB, A'B', BC, B'C'.</w:t>
+            </w:r>
+          </w:p>
+          <w:p>
+            <w:pPr>
+              <w:spacing w:after="40" w:before="0"/>
+              <w:jc w:val="left"/>
+            </w:pPr>
+            <w:r>
+              <w:rPr>
+                <w:rFonts w:ascii="Arial" w:cs="Arial" w:eastAsia="Arial" w:hAnsi="Arial"/>
+                <w:b w:val="false"/>
+                <w:bCs w:val="false"/>
+                <w:i w:val="false"/>
+                <w:iCs w:val="false"/>
+                <w:color w:val="000000"/>
+                <w:sz w:val="18"/>
+                <w:szCs w:val="18"/>
+              </w:rPr>
+              <w:t xml:space="preserve">4. Measure angles: ∠ABC and ∠A'B'C'.</w:t>
+            </w:r>
+          </w:p>
+          <w:p>
+            <w:pPr>
+              <w:spacing w:after="40" w:before="0"/>
+              <w:jc w:val="left"/>
+            </w:pPr>
+            <w:r>
+              <w:rPr>
+                <w:rFonts w:ascii="Arial" w:cs="Arial" w:eastAsia="Arial" w:hAnsi="Arial"/>
+                <w:b w:val="false"/>
+                <w:bCs w:val="false"/>
+                <w:i w:val="false"/>
+                <w:iCs w:val="false"/>
+                <w:color w:val="000000"/>
+                <w:sz w:val="18"/>
+                <w:szCs w:val="18"/>
+              </w:rPr>
+              <w:t xml:space="preserve">5. Conclusion: what is preserved?</w:t>
+            </w:r>
+          </w:p>
+        </w:tc>
+        <w:tc>
+          <w:tcPr>
+            <w:tcW w:type="dxa" w:w="3040"/>
+            <w:shd w:fill="F2F2F2" w:color="auto" w:val="clear"/>
+            <w:tcMar>
+              <w:top w:type="dxa" w:w="60"/>
+              <w:left w:type="dxa" w:w="120"/>
+              <w:bottom w:type="dxa" w:w="60"/>
+              <w:right w:type="dxa" w:w="120"/>
+            </w:tcMar>
+            <w:vAlign w:val="top"/>
+          </w:tcPr>
+          <w:p>
+            <w:pPr>
+              <w:spacing w:after="40" w:before="0"/>
+              <w:jc w:val="left"/>
+            </w:pPr>
+            <w:r>
+              <w:rPr>
+                <w:rFonts w:ascii="Arial" w:cs="Arial" w:eastAsia="Arial" w:hAnsi="Arial"/>
+                <w:b w:val="false"/>
+                <w:bCs w:val="false"/>
+                <w:i w:val="false"/>
+                <w:iCs w:val="false"/>
+                <w:color w:val="000000"/>
+                <w:sz w:val="18"/>
+                <w:szCs w:val="18"/>
+              </w:rPr>
               <w:t xml:space="preserve">"Measure to the nearest millimetre. Do OA and OA' match exactly?"</w:t>
             </w:r>
           </w:p>
@@ -13970,40 +13617,40 @@
         </w:tc>
         <w:tc>
           <w:tcPr>
-            <w:tcW w:type="dxa" w:w="2300"/>
+            <w:tcW w:type="dxa" w:w="3040"/>
+            <w:shd w:fill="FFFFFF" w:color="auto" w:val="clear"/>
+            <w:tcMar>
+              <w:top w:type="dxa" w:w="60"/>
+              <w:left w:type="dxa" w:w="120"/>
+              <w:bottom w:type="dxa" w:w="60"/>
+              <w:right w:type="dxa" w:w="120"/>
+            </w:tcMar>
+            <w:vAlign w:val="top"/>
+          </w:tcPr>
+          <w:p>
+            <w:pPr>
+              <w:spacing w:after="40" w:before="0"/>
+              <w:jc w:val="left"/>
+            </w:pPr>
+            <w:r>
+              <w:rPr>
+                <w:rFonts w:ascii="Arial" w:cs="Arial" w:eastAsia="Arial" w:hAnsi="Arial"/>
+                <w:b w:val="false"/>
+                <w:bCs w:val="false"/>
+                <w:i w:val="false"/>
+                <w:iCs w:val="false"/>
+                <w:color w:val="000000"/>
+                <w:sz w:val="18"/>
+                <w:szCs w:val="18"/>
+              </w:rPr>
+              <w:t xml:space="preserve">Empirical verification of properties. Measurement confirms what coordinate algebra implies.</w:t>
+            </w:r>
+          </w:p>
+        </w:tc>
+        <w:tc>
+          <w:tcPr>
+            <w:tcW w:type="dxa" w:w="3040"/>
             <w:shd w:fill="F2F2F2" w:color="auto" w:val="clear"/>
-            <w:tcMar>
-              <w:top w:type="dxa" w:w="60"/>
-              <w:left w:type="dxa" w:w="120"/>
-              <w:bottom w:type="dxa" w:w="60"/>
-              <w:right w:type="dxa" w:w="120"/>
-            </w:tcMar>
-            <w:vAlign w:val="top"/>
-          </w:tcPr>
-          <w:p>
-            <w:pPr>
-              <w:spacing w:after="40" w:before="0"/>
-              <w:jc w:val="left"/>
-            </w:pPr>
-            <w:r>
-              <w:rPr>
-                <w:rFonts w:ascii="Arial" w:cs="Arial" w:eastAsia="Arial" w:hAnsi="Arial"/>
-                <w:b w:val="false"/>
-                <w:bCs w:val="false"/>
-                <w:i w:val="false"/>
-                <w:iCs w:val="false"/>
-                <w:color w:val="000000"/>
-                <w:sz w:val="18"/>
-                <w:szCs w:val="18"/>
-              </w:rPr>
-              <w:t xml:space="preserve">Empirical verification of properties. Measurement confirms what coordinate algebra implies.</w:t>
-            </w:r>
-          </w:p>
-        </w:tc>
-        <w:tc>
-          <w:tcPr>
-            <w:tcW w:type="dxa" w:w="2300"/>
-            <w:shd w:fill="FFFFFF" w:color="auto" w:val="clear"/>
             <w:tcMar>
               <w:top w:type="dxa" w:w="60"/>
               <w:left w:type="dxa" w:w="120"/>
@@ -14036,7 +13683,7 @@
       <w:tr>
         <w:tc>
           <w:tcPr>
-            <w:tcW w:type="dxa" w:w="900"/>
+            <w:tcW w:type="dxa" w:w="1520"/>
             <w:shd w:fill="E2EFDA" w:color="auto" w:val="clear"/>
             <w:tcMar>
               <w:top w:type="dxa" w:w="60"/>
@@ -14065,146 +13712,6 @@
               <w:t xml:space="preserve">Explain Phase</w:t>
             </w:r>
           </w:p>
-        </w:tc>
-        <w:tc>
-          <w:tcPr>
-            <w:tcW w:type="dxa" w:w="2300"/>
-            <w:shd w:fill="FFFFFF" w:color="auto" w:val="clear"/>
-            <w:tcMar>
-              <w:top w:type="dxa" w:w="60"/>
-              <w:left w:type="dxa" w:w="120"/>
-              <w:bottom w:type="dxa" w:w="60"/>
-              <w:right w:type="dxa" w:w="120"/>
-            </w:tcMar>
-            <w:vAlign w:val="top"/>
-          </w:tcPr>
-          <w:p>
-            <w:pPr>
-              <w:spacing w:after="40" w:before="0"/>
-              <w:jc w:val="left"/>
-            </w:pPr>
-            <w:r>
-              <w:rPr>
-                <w:rFonts w:ascii="Arial" w:cs="Arial" w:eastAsia="Arial" w:hAnsi="Arial"/>
-                <w:b w:val="false"/>
-                <w:bCs w:val="false"/>
-                <w:i w:val="false"/>
-                <w:iCs w:val="false"/>
-                <w:color w:val="000000"/>
-                <w:sz w:val="18"/>
-                <w:szCs w:val="18"/>
-              </w:rPr>
-              <w:t xml:space="preserve">Formally state three properties:</w:t>
-            </w:r>
-          </w:p>
-          <w:p>
-            <w:pPr>
-              <w:spacing w:after="40" w:before="0"/>
-              <w:jc w:val="left"/>
-            </w:pPr>
-            <w:r>
-              <w:rPr>
-                <w:rFonts w:ascii="Arial" w:cs="Arial" w:eastAsia="Arial" w:hAnsi="Arial"/>
-                <w:b w:val="false"/>
-                <w:bCs w:val="false"/>
-                <w:i w:val="false"/>
-                <w:iCs w:val="false"/>
-                <w:color w:val="000000"/>
-                <w:sz w:val="18"/>
-                <w:szCs w:val="18"/>
-              </w:rPr>
-              <w:t xml:space="preserve">1. Distances preserved: |OP| = |OP'| for every point P</w:t>
-            </w:r>
-          </w:p>
-          <w:p>
-            <w:pPr>
-              <w:spacing w:after="40" w:before="0"/>
-              <w:jc w:val="left"/>
-            </w:pPr>
-            <w:r>
-              <w:rPr>
-                <w:rFonts w:ascii="Arial" w:cs="Arial" w:eastAsia="Arial" w:hAnsi="Arial"/>
-                <w:b w:val="false"/>
-                <w:bCs w:val="false"/>
-                <w:i w:val="false"/>
-                <w:iCs w:val="false"/>
-                <w:color w:val="000000"/>
-                <w:sz w:val="18"/>
-                <w:szCs w:val="18"/>
-              </w:rPr>
-              <w:t xml:space="preserve">2. Lengths preserved: |AB| = |A'B'| (rotation is an isometry)</w:t>
-            </w:r>
-          </w:p>
-          <w:p>
-            <w:pPr>
-              <w:spacing w:after="40" w:before="0"/>
-              <w:jc w:val="left"/>
-            </w:pPr>
-            <w:r>
-              <w:rPr>
-                <w:rFonts w:ascii="Arial" w:cs="Arial" w:eastAsia="Arial" w:hAnsi="Arial"/>
-                <w:b w:val="false"/>
-                <w:bCs w:val="false"/>
-                <w:i w:val="false"/>
-                <w:iCs w:val="false"/>
-                <w:color w:val="000000"/>
-                <w:sz w:val="18"/>
-                <w:szCs w:val="18"/>
-              </w:rPr>
-              <w:t xml:space="preserve">3. Angles preserved: ∠ABC = ∠A'B'C'</w:t>
-            </w:r>
-          </w:p>
-          <w:p>
-            <w:pPr>
-              <w:spacing w:after="40" w:before="0"/>
-              <w:jc w:val="left"/>
-            </w:pPr>
-            <w:r>
-              <w:rPr>
-                <w:rFonts w:ascii="Arial" w:cs="Arial" w:eastAsia="Arial" w:hAnsi="Arial"/>
-                <w:b w:val="false"/>
-                <w:bCs w:val="false"/>
-                <w:i w:val="false"/>
-                <w:iCs w:val="false"/>
-                <w:color w:val="000000"/>
-                <w:sz w:val="18"/>
-                <w:szCs w:val="18"/>
-              </w:rPr>
-              <w:t xml:space="preserve">Isometry: a transformation that preserves all distances. (Rotation, reflection, and translation are all isometries.)</w:t>
-            </w:r>
-          </w:p>
-          <w:p>
-            <w:pPr>
-              <w:spacing w:after="40" w:before="0"/>
-              <w:jc w:val="left"/>
-            </w:pPr>
-            <w:r>
-              <w:rPr>
-                <w:rFonts w:ascii="Arial" w:cs="Arial" w:eastAsia="Arial" w:hAnsi="Arial"/>
-                <w:b w:val="false"/>
-                <w:bCs w:val="false"/>
-                <w:i w:val="false"/>
-                <w:iCs w:val="false"/>
-                <w:color w:val="000000"/>
-                <w:sz w:val="18"/>
-                <w:szCs w:val="18"/>
-              </w:rPr>
-              <w:t xml:space="preserve">Application: use property 1 to identify the centre — the centre is the point equidistant from P and P' for ALL corresponding pairs.</w:t>
-            </w:r>
-          </w:p>
-        </w:tc>
-        <w:tc>
-          <w:tcPr>
-            <w:tcW w:type="dxa" w:w="2556"/>
-            <w:shd w:fill="F2F2F2" w:color="auto" w:val="clear"/>
-            <w:tcMar>
-              <w:top w:type="dxa" w:w="60"/>
-              <w:left w:type="dxa" w:w="120"/>
-              <w:bottom w:type="dxa" w:w="60"/>
-              <w:right w:type="dxa" w:w="120"/>
-            </w:tcMar>
-            <w:vAlign w:val="top"/>
-          </w:tcPr>
           <w:p>
             <w:pPr>
               <w:spacing w:after="20" w:before="0"/>
@@ -14225,7 +13732,7 @@
             <w:pPr>
               <w:spacing w:after="20" w:before="0"/>
             </w:pPr>
-            <w:hyperlink w:history="1" r:id="rId4wmg2yonzjnpvxkcgmmdz">
+            <w:hyperlink w:history="1" r:id="rId9jduuxk6rctdxuj8jxiy8">
               <w:r>
                 <w:rPr>
                   <w:rFonts w:ascii="Arial" w:cs="Arial" w:eastAsia="Arial" w:hAnsi="Arial"/>
@@ -14258,7 +13765,7 @@
               <w:spacing w:after="10" w:before="0"/>
               <w:ind w:left="120"/>
             </w:pPr>
-            <w:hyperlink w:history="1" r:id="rIdlnjdavkwvu3yddepe5vn6">
+            <w:hyperlink w:history="1" r:id="rIdemebtd8pmeowj2eilueqq">
               <w:r>
                 <w:rPr>
                   <w:rFonts w:ascii="Arial" w:cs="Arial" w:eastAsia="Arial" w:hAnsi="Arial"/>
@@ -14303,7 +13810,7 @@
             <w:pPr>
               <w:spacing w:after="20" w:before="0"/>
             </w:pPr>
-            <w:hyperlink w:history="1" r:id="rIdlcf1v2j79uxc92zfssipx">
+            <w:hyperlink w:history="1" r:id="rIdkd_bqr61g8hyvfpauud2s">
               <w:r>
                 <w:rPr>
                   <w:rFonts w:ascii="Arial" w:cs="Arial" w:eastAsia="Arial" w:hAnsi="Arial"/>
@@ -14336,7 +13843,7 @@
               <w:spacing w:after="10" w:before="0"/>
               <w:ind w:left="120"/>
             </w:pPr>
-            <w:hyperlink w:history="1" r:id="rIdlz8m5sljem0ds3pacl5bu">
+            <w:hyperlink w:history="1" r:id="rIdhoifmwtbmeyeyvhbi7eyh">
               <w:r>
                 <w:rPr>
                   <w:rFonts w:ascii="Arial" w:cs="Arial" w:eastAsia="Arial" w:hAnsi="Arial"/>
@@ -14352,7 +13859,7 @@
         </w:tc>
         <w:tc>
           <w:tcPr>
-            <w:tcW w:type="dxa" w:w="3324"/>
+            <w:tcW w:type="dxa" w:w="3040"/>
             <w:shd w:fill="FFFFFF" w:color="auto" w:val="clear"/>
             <w:tcMar>
               <w:top w:type="dxa" w:w="60"/>
@@ -14378,46 +13885,173 @@
                 <w:sz w:val="18"/>
                 <w:szCs w:val="18"/>
               </w:rPr>
+              <w:t xml:space="preserve">Formally state three properties:</w:t>
+            </w:r>
+          </w:p>
+          <w:p>
+            <w:pPr>
+              <w:spacing w:after="40" w:before="0"/>
+              <w:jc w:val="left"/>
+            </w:pPr>
+            <w:r>
+              <w:rPr>
+                <w:rFonts w:ascii="Arial" w:cs="Arial" w:eastAsia="Arial" w:hAnsi="Arial"/>
+                <w:b w:val="false"/>
+                <w:bCs w:val="false"/>
+                <w:i w:val="false"/>
+                <w:iCs w:val="false"/>
+                <w:color w:val="000000"/>
+                <w:sz w:val="18"/>
+                <w:szCs w:val="18"/>
+              </w:rPr>
+              <w:t xml:space="preserve">1. Distances preserved: |OP| = |OP'| for every point P</w:t>
+            </w:r>
+          </w:p>
+          <w:p>
+            <w:pPr>
+              <w:spacing w:after="40" w:before="0"/>
+              <w:jc w:val="left"/>
+            </w:pPr>
+            <w:r>
+              <w:rPr>
+                <w:rFonts w:ascii="Arial" w:cs="Arial" w:eastAsia="Arial" w:hAnsi="Arial"/>
+                <w:b w:val="false"/>
+                <w:bCs w:val="false"/>
+                <w:i w:val="false"/>
+                <w:iCs w:val="false"/>
+                <w:color w:val="000000"/>
+                <w:sz w:val="18"/>
+                <w:szCs w:val="18"/>
+              </w:rPr>
+              <w:t xml:space="preserve">2. Lengths preserved: |AB| = |A'B'| (rotation is an isometry)</w:t>
+            </w:r>
+          </w:p>
+          <w:p>
+            <w:pPr>
+              <w:spacing w:after="40" w:before="0"/>
+              <w:jc w:val="left"/>
+            </w:pPr>
+            <w:r>
+              <w:rPr>
+                <w:rFonts w:ascii="Arial" w:cs="Arial" w:eastAsia="Arial" w:hAnsi="Arial"/>
+                <w:b w:val="false"/>
+                <w:bCs w:val="false"/>
+                <w:i w:val="false"/>
+                <w:iCs w:val="false"/>
+                <w:color w:val="000000"/>
+                <w:sz w:val="18"/>
+                <w:szCs w:val="18"/>
+              </w:rPr>
+              <w:t xml:space="preserve">3. Angles preserved: ∠ABC = ∠A'B'C'</w:t>
+            </w:r>
+          </w:p>
+          <w:p>
+            <w:pPr>
+              <w:spacing w:after="40" w:before="0"/>
+              <w:jc w:val="left"/>
+            </w:pPr>
+            <w:r>
+              <w:rPr>
+                <w:rFonts w:ascii="Arial" w:cs="Arial" w:eastAsia="Arial" w:hAnsi="Arial"/>
+                <w:b w:val="false"/>
+                <w:bCs w:val="false"/>
+                <w:i w:val="false"/>
+                <w:iCs w:val="false"/>
+                <w:color w:val="000000"/>
+                <w:sz w:val="18"/>
+                <w:szCs w:val="18"/>
+              </w:rPr>
+              <w:t xml:space="preserve">Isometry: a transformation that preserves all distances. (Rotation, reflection, and translation are all isometries.)</w:t>
+            </w:r>
+          </w:p>
+          <w:p>
+            <w:pPr>
+              <w:spacing w:after="40" w:before="0"/>
+              <w:jc w:val="left"/>
+            </w:pPr>
+            <w:r>
+              <w:rPr>
+                <w:rFonts w:ascii="Arial" w:cs="Arial" w:eastAsia="Arial" w:hAnsi="Arial"/>
+                <w:b w:val="false"/>
+                <w:bCs w:val="false"/>
+                <w:i w:val="false"/>
+                <w:iCs w:val="false"/>
+                <w:color w:val="000000"/>
+                <w:sz w:val="18"/>
+                <w:szCs w:val="18"/>
+              </w:rPr>
+              <w:t xml:space="preserve">Application: use property 1 to identify the centre — the centre is the point equidistant from P and P' for ALL corresponding pairs.</w:t>
+            </w:r>
+          </w:p>
+        </w:tc>
+        <w:tc>
+          <w:tcPr>
+            <w:tcW w:type="dxa" w:w="3040"/>
+            <w:shd w:fill="F2F2F2" w:color="auto" w:val="clear"/>
+            <w:tcMar>
+              <w:top w:type="dxa" w:w="60"/>
+              <w:left w:type="dxa" w:w="120"/>
+              <w:bottom w:type="dxa" w:w="60"/>
+              <w:right w:type="dxa" w:w="120"/>
+            </w:tcMar>
+            <w:vAlign w:val="top"/>
+          </w:tcPr>
+          <w:p>
+            <w:pPr>
+              <w:spacing w:after="40" w:before="0"/>
+              <w:jc w:val="left"/>
+            </w:pPr>
+            <w:r>
+              <w:rPr>
+                <w:rFonts w:ascii="Arial" w:cs="Arial" w:eastAsia="Arial" w:hAnsi="Arial"/>
+                <w:b w:val="false"/>
+                <w:bCs w:val="false"/>
+                <w:i w:val="false"/>
+                <w:iCs w:val="false"/>
+                <w:color w:val="000000"/>
+                <w:sz w:val="18"/>
+                <w:szCs w:val="18"/>
+              </w:rPr>
               <w:t xml:space="preserve">"The centre is the UNIQUE point equidistant from each object-image pair. How would you find it geometrically? (Hint: circles or perpendicular bisectors.)"</w:t>
             </w:r>
           </w:p>
         </w:tc>
         <w:tc>
           <w:tcPr>
-            <w:tcW w:type="dxa" w:w="2300"/>
+            <w:tcW w:type="dxa" w:w="3040"/>
+            <w:shd w:fill="FFFFFF" w:color="auto" w:val="clear"/>
+            <w:tcMar>
+              <w:top w:type="dxa" w:w="60"/>
+              <w:left w:type="dxa" w:w="120"/>
+              <w:bottom w:type="dxa" w:w="60"/>
+              <w:right w:type="dxa" w:w="120"/>
+            </w:tcMar>
+            <w:vAlign w:val="top"/>
+          </w:tcPr>
+          <w:p>
+            <w:pPr>
+              <w:spacing w:after="40" w:before="0"/>
+              <w:jc w:val="left"/>
+            </w:pPr>
+            <w:r>
+              <w:rPr>
+                <w:rFonts w:ascii="Arial" w:cs="Arial" w:eastAsia="Arial" w:hAnsi="Arial"/>
+                <w:b w:val="false"/>
+                <w:bCs w:val="false"/>
+                <w:i w:val="false"/>
+                <w:iCs w:val="false"/>
+                <w:color w:val="000000"/>
+                <w:sz w:val="18"/>
+                <w:szCs w:val="18"/>
+              </w:rPr>
+              <w:t xml:space="preserve">Formal statement of properties from empirical findings. Centre-finding hint previews Lesson 5.</w:t>
+            </w:r>
+          </w:p>
+        </w:tc>
+        <w:tc>
+          <w:tcPr>
+            <w:tcW w:type="dxa" w:w="3040"/>
             <w:shd w:fill="F2F2F2" w:color="auto" w:val="clear"/>
-            <w:tcMar>
-              <w:top w:type="dxa" w:w="60"/>
-              <w:left w:type="dxa" w:w="120"/>
-              <w:bottom w:type="dxa" w:w="60"/>
-              <w:right w:type="dxa" w:w="120"/>
-            </w:tcMar>
-            <w:vAlign w:val="top"/>
-          </w:tcPr>
-          <w:p>
-            <w:pPr>
-              <w:spacing w:after="40" w:before="0"/>
-              <w:jc w:val="left"/>
-            </w:pPr>
-            <w:r>
-              <w:rPr>
-                <w:rFonts w:ascii="Arial" w:cs="Arial" w:eastAsia="Arial" w:hAnsi="Arial"/>
-                <w:b w:val="false"/>
-                <w:bCs w:val="false"/>
-                <w:i w:val="false"/>
-                <w:iCs w:val="false"/>
-                <w:color w:val="000000"/>
-                <w:sz w:val="18"/>
-                <w:szCs w:val="18"/>
-              </w:rPr>
-              <w:t xml:space="preserve">Formal statement of properties from empirical findings. Centre-finding hint previews Lesson 5.</w:t>
-            </w:r>
-          </w:p>
-        </w:tc>
-        <w:tc>
-          <w:tcPr>
-            <w:tcW w:type="dxa" w:w="2300"/>
-            <w:shd w:fill="FFFFFF" w:color="auto" w:val="clear"/>
             <w:tcMar>
               <w:top w:type="dxa" w:w="60"/>
               <w:left w:type="dxa" w:w="120"/>
@@ -14450,7 +14084,7 @@
       <w:tr>
         <w:tc>
           <w:tcPr>
-            <w:tcW w:type="dxa" w:w="900"/>
+            <w:tcW w:type="dxa" w:w="1520"/>
             <w:shd w:fill="FCE4D6" w:color="auto" w:val="clear"/>
             <w:tcMar>
               <w:top w:type="dxa" w:w="60"/>
@@ -14479,51 +14113,6 @@
               <w:t xml:space="preserve">Driving Question Board (DQB) Creation</w:t>
             </w:r>
           </w:p>
-        </w:tc>
-        <w:tc>
-          <w:tcPr>
-            <w:tcW w:type="dxa" w:w="2300"/>
-            <w:shd w:fill="FFFFFF" w:color="auto" w:val="clear"/>
-            <w:tcMar>
-              <w:top w:type="dxa" w:w="60"/>
-              <w:left w:type="dxa" w:w="120"/>
-              <w:bottom w:type="dxa" w:w="60"/>
-              <w:right w:type="dxa" w:w="120"/>
-            </w:tcMar>
-            <w:vAlign w:val="top"/>
-          </w:tcPr>
-          <w:p>
-            <w:pPr>
-              <w:spacing w:after="40" w:before="0"/>
-              <w:jc w:val="left"/>
-            </w:pPr>
-            <w:r>
-              <w:rPr>
-                <w:rFonts w:ascii="Arial" w:cs="Arial" w:eastAsia="Arial" w:hAnsi="Arial"/>
-                <w:b w:val="false"/>
-                <w:bCs w:val="false"/>
-                <w:i w:val="false"/>
-                <w:iCs w:val="false"/>
-                <w:color w:val="000000"/>
-                <w:sz w:val="18"/>
-                <w:szCs w:val="18"/>
-              </w:rPr>
-              <w:t xml:space="preserve">Update DQB. Move "properties" questions to ANSWERED. Focus on remaining question: "How do I find the centre and angle if I only have object and image?"</w:t>
-            </w:r>
-          </w:p>
-        </w:tc>
-        <w:tc>
-          <w:tcPr>
-            <w:tcW w:type="dxa" w:w="2556"/>
-            <w:shd w:fill="F2F2F2" w:color="auto" w:val="clear"/>
-            <w:tcMar>
-              <w:top w:type="dxa" w:w="60"/>
-              <w:left w:type="dxa" w:w="120"/>
-              <w:bottom w:type="dxa" w:w="60"/>
-              <w:right w:type="dxa" w:w="120"/>
-            </w:tcMar>
-            <w:vAlign w:val="top"/>
-          </w:tcPr>
           <w:p>
             <w:pPr>
               <w:spacing w:after="20" w:before="0"/>
@@ -14544,7 +14133,7 @@
             <w:pPr>
               <w:spacing w:after="20" w:before="0"/>
             </w:pPr>
-            <w:hyperlink w:history="1" r:id="rIdddh4rfwu6eg9oichpxyw1">
+            <w:hyperlink w:history="1" r:id="rIdxtgiim2ow7jrgdqezwinf">
               <w:r>
                 <w:rPr>
                   <w:rFonts w:ascii="Arial" w:cs="Arial" w:eastAsia="Arial" w:hAnsi="Arial"/>
@@ -14577,7 +14166,7 @@
               <w:spacing w:after="10" w:before="0"/>
               <w:ind w:left="120"/>
             </w:pPr>
-            <w:hyperlink w:history="1" r:id="rIduul4qwr0dp4gwt5jhbg_b">
+            <w:hyperlink w:history="1" r:id="rIdf35bolk0jxhc1wja6hocv">
               <w:r>
                 <w:rPr>
                   <w:rFonts w:ascii="Arial" w:cs="Arial" w:eastAsia="Arial" w:hAnsi="Arial"/>
@@ -14622,7 +14211,7 @@
             <w:pPr>
               <w:spacing w:after="20" w:before="0"/>
             </w:pPr>
-            <w:hyperlink w:history="1" r:id="rId4aqsmmot_lpzv5y-vinvv">
+            <w:hyperlink w:history="1" r:id="rIdjgnoxt7r5iqdfwuqraz1k">
               <w:r>
                 <w:rPr>
                   <w:rFonts w:ascii="Arial" w:cs="Arial" w:eastAsia="Arial" w:hAnsi="Arial"/>
@@ -14655,7 +14244,7 @@
               <w:spacing w:after="10" w:before="0"/>
               <w:ind w:left="120"/>
             </w:pPr>
-            <w:hyperlink w:history="1" r:id="rIdoyz8oc8vzi1635tckw7ks">
+            <w:hyperlink w:history="1" r:id="rIdxlyb09xlzihlqqtqvmbz0">
               <w:r>
                 <w:rPr>
                   <w:rFonts w:ascii="Arial" w:cs="Arial" w:eastAsia="Arial" w:hAnsi="Arial"/>
@@ -14671,7 +14260,7 @@
         </w:tc>
         <w:tc>
           <w:tcPr>
-            <w:tcW w:type="dxa" w:w="3324"/>
+            <w:tcW w:type="dxa" w:w="3040"/>
             <w:shd w:fill="FFFFFF" w:color="auto" w:val="clear"/>
             <w:tcMar>
               <w:top w:type="dxa" w:w="60"/>
@@ -14697,46 +14286,78 @@
                 <w:sz w:val="18"/>
                 <w:szCs w:val="18"/>
               </w:rPr>
+              <w:t xml:space="preserve">Update DQB. Move "properties" questions to ANSWERED. Focus on remaining question: "How do I find the centre and angle if I only have object and image?"</w:t>
+            </w:r>
+          </w:p>
+        </w:tc>
+        <w:tc>
+          <w:tcPr>
+            <w:tcW w:type="dxa" w:w="3040"/>
+            <w:shd w:fill="F2F2F2" w:color="auto" w:val="clear"/>
+            <w:tcMar>
+              <w:top w:type="dxa" w:w="60"/>
+              <w:left w:type="dxa" w:w="120"/>
+              <w:bottom w:type="dxa" w:w="60"/>
+              <w:right w:type="dxa" w:w="120"/>
+            </w:tcMar>
+            <w:vAlign w:val="top"/>
+          </w:tcPr>
+          <w:p>
+            <w:pPr>
+              <w:spacing w:after="40" w:before="0"/>
+              <w:jc w:val="left"/>
+            </w:pPr>
+            <w:r>
+              <w:rPr>
+                <w:rFonts w:ascii="Arial" w:cs="Arial" w:eastAsia="Arial" w:hAnsi="Arial"/>
+                <w:b w:val="false"/>
+                <w:bCs w:val="false"/>
+                <w:i w:val="false"/>
+                <w:iCs w:val="false"/>
+                <w:color w:val="000000"/>
+                <w:sz w:val="18"/>
+                <w:szCs w:val="18"/>
+              </w:rPr>
               <w:t xml:space="preserve">"That is exactly what Lesson 5 teaches. The equidistance property is the key."</w:t>
             </w:r>
           </w:p>
         </w:tc>
         <w:tc>
           <w:tcPr>
-            <w:tcW w:type="dxa" w:w="2300"/>
+            <w:tcW w:type="dxa" w:w="3040"/>
+            <w:shd w:fill="FFFFFF" w:color="auto" w:val="clear"/>
+            <w:tcMar>
+              <w:top w:type="dxa" w:w="60"/>
+              <w:left w:type="dxa" w:w="120"/>
+              <w:bottom w:type="dxa" w:w="60"/>
+              <w:right w:type="dxa" w:w="120"/>
+            </w:tcMar>
+            <w:vAlign w:val="top"/>
+          </w:tcPr>
+          <w:p>
+            <w:pPr>
+              <w:spacing w:after="40" w:before="0"/>
+              <w:jc w:val="left"/>
+            </w:pPr>
+            <w:r>
+              <w:rPr>
+                <w:rFonts w:ascii="Arial" w:cs="Arial" w:eastAsia="Arial" w:hAnsi="Arial"/>
+                <w:b w:val="false"/>
+                <w:bCs w:val="false"/>
+                <w:i w:val="false"/>
+                <w:iCs w:val="false"/>
+                <w:color w:val="000000"/>
+                <w:sz w:val="18"/>
+                <w:szCs w:val="18"/>
+              </w:rPr>
+              <w:t xml:space="preserve">DQB creates direct anticipation for Lesson 5.</w:t>
+            </w:r>
+          </w:p>
+        </w:tc>
+        <w:tc>
+          <w:tcPr>
+            <w:tcW w:type="dxa" w:w="3040"/>
             <w:shd w:fill="F2F2F2" w:color="auto" w:val="clear"/>
-            <w:tcMar>
-              <w:top w:type="dxa" w:w="60"/>
-              <w:left w:type="dxa" w:w="120"/>
-              <w:bottom w:type="dxa" w:w="60"/>
-              <w:right w:type="dxa" w:w="120"/>
-            </w:tcMar>
-            <w:vAlign w:val="top"/>
-          </w:tcPr>
-          <w:p>
-            <w:pPr>
-              <w:spacing w:after="40" w:before="0"/>
-              <w:jc w:val="left"/>
-            </w:pPr>
-            <w:r>
-              <w:rPr>
-                <w:rFonts w:ascii="Arial" w:cs="Arial" w:eastAsia="Arial" w:hAnsi="Arial"/>
-                <w:b w:val="false"/>
-                <w:bCs w:val="false"/>
-                <w:i w:val="false"/>
-                <w:iCs w:val="false"/>
-                <w:color w:val="000000"/>
-                <w:sz w:val="18"/>
-                <w:szCs w:val="18"/>
-              </w:rPr>
-              <w:t xml:space="preserve">DQB creates direct anticipation for Lesson 5.</w:t>
-            </w:r>
-          </w:p>
-        </w:tc>
-        <w:tc>
-          <w:tcPr>
-            <w:tcW w:type="dxa" w:w="2300"/>
-            <w:shd w:fill="FFFFFF" w:color="auto" w:val="clear"/>
             <w:tcMar>
               <w:top w:type="dxa" w:w="60"/>
               <w:left w:type="dxa" w:w="120"/>
@@ -14769,7 +14390,7 @@
       <w:tr>
         <w:tc>
           <w:tcPr>
-            <w:tcW w:type="dxa" w:w="900"/>
+            <w:tcW w:type="dxa" w:w="1520"/>
             <w:shd w:fill="D5E8F0" w:color="auto" w:val="clear"/>
             <w:tcMar>
               <w:top w:type="dxa" w:w="60"/>
@@ -14798,51 +14419,6 @@
               <w:t xml:space="preserve">Model Building Phase</w:t>
             </w:r>
           </w:p>
-        </w:tc>
-        <w:tc>
-          <w:tcPr>
-            <w:tcW w:type="dxa" w:w="2300"/>
-            <w:shd w:fill="FFFFFF" w:color="auto" w:val="clear"/>
-            <w:tcMar>
-              <w:top w:type="dxa" w:w="60"/>
-              <w:left w:type="dxa" w:w="120"/>
-              <w:bottom w:type="dxa" w:w="60"/>
-              <w:right w:type="dxa" w:w="120"/>
-            </w:tcMar>
-            <w:vAlign w:val="top"/>
-          </w:tcPr>
-          <w:p>
-            <w:pPr>
-              <w:spacing w:after="40" w:before="0"/>
-              <w:jc w:val="left"/>
-            </w:pPr>
-            <w:r>
-              <w:rPr>
-                <w:rFonts w:ascii="Arial" w:cs="Arial" w:eastAsia="Arial" w:hAnsi="Arial"/>
-                <w:b w:val="false"/>
-                <w:bCs w:val="false"/>
-                <w:i w:val="false"/>
-                <w:iCs w:val="false"/>
-                <w:color w:val="000000"/>
-                <w:sz w:val="18"/>
-                <w:szCs w:val="18"/>
-              </w:rPr>
-              <w:t xml:space="preserve">Update Rotation Model: add the three properties. Label the model diagram with: distance from centre to object vertex = distance from centre to image vertex.</w:t>
-            </w:r>
-          </w:p>
-        </w:tc>
-        <w:tc>
-          <w:tcPr>
-            <w:tcW w:type="dxa" w:w="2556"/>
-            <w:shd w:fill="F2F2F2" w:color="auto" w:val="clear"/>
-            <w:tcMar>
-              <w:top w:type="dxa" w:w="60"/>
-              <w:left w:type="dxa" w:w="120"/>
-              <w:bottom w:type="dxa" w:w="60"/>
-              <w:right w:type="dxa" w:w="120"/>
-            </w:tcMar>
-            <w:vAlign w:val="top"/>
-          </w:tcPr>
           <w:p>
             <w:pPr>
               <w:spacing w:after="20" w:before="0"/>
@@ -14863,7 +14439,7 @@
             <w:pPr>
               <w:spacing w:after="20" w:before="0"/>
             </w:pPr>
-            <w:hyperlink w:history="1" r:id="rIdsp_ffcvzafj7cgoonicjs">
+            <w:hyperlink w:history="1" r:id="rIdffxkbjk6hlteseht4buzo">
               <w:r>
                 <w:rPr>
                   <w:rFonts w:ascii="Arial" w:cs="Arial" w:eastAsia="Arial" w:hAnsi="Arial"/>
@@ -14896,7 +14472,7 @@
               <w:spacing w:after="10" w:before="0"/>
               <w:ind w:left="120"/>
             </w:pPr>
-            <w:hyperlink w:history="1" r:id="rId34phpusprnrekhirkntxp">
+            <w:hyperlink w:history="1" r:id="rId6hi45hdbivonv70k-ewnq">
               <w:r>
                 <w:rPr>
                   <w:rFonts w:ascii="Arial" w:cs="Arial" w:eastAsia="Arial" w:hAnsi="Arial"/>
@@ -14941,7 +14517,7 @@
             <w:pPr>
               <w:spacing w:after="20" w:before="0"/>
             </w:pPr>
-            <w:hyperlink w:history="1" r:id="rIdwp8co0zqgrdsvkscl_7mg">
+            <w:hyperlink w:history="1" r:id="rIdzgrygcmutwj9xx8-vfwvb">
               <w:r>
                 <w:rPr>
                   <w:rFonts w:ascii="Arial" w:cs="Arial" w:eastAsia="Arial" w:hAnsi="Arial"/>
@@ -14974,7 +14550,7 @@
               <w:spacing w:after="10" w:before="0"/>
               <w:ind w:left="120"/>
             </w:pPr>
-            <w:hyperlink w:history="1" r:id="rIdckaykqpu7ksp-f2dbfrr2">
+            <w:hyperlink w:history="1" r:id="rIds5mlidfvujg5cdyy8mpmq">
               <w:r>
                 <w:rPr>
                   <w:rFonts w:ascii="Arial" w:cs="Arial" w:eastAsia="Arial" w:hAnsi="Arial"/>
@@ -14990,7 +14566,7 @@
         </w:tc>
         <w:tc>
           <w:tcPr>
-            <w:tcW w:type="dxa" w:w="3324"/>
+            <w:tcW w:type="dxa" w:w="3040"/>
             <w:shd w:fill="FFFFFF" w:color="auto" w:val="clear"/>
             <w:tcMar>
               <w:top w:type="dxa" w:w="60"/>
@@ -15016,46 +14592,78 @@
                 <w:sz w:val="18"/>
                 <w:szCs w:val="18"/>
               </w:rPr>
+              <w:t xml:space="preserve">Update Rotation Model: add the three properties. Label the model diagram with: distance from centre to object vertex = distance from centre to image vertex.</w:t>
+            </w:r>
+          </w:p>
+        </w:tc>
+        <w:tc>
+          <w:tcPr>
+            <w:tcW w:type="dxa" w:w="3040"/>
+            <w:shd w:fill="F2F2F2" w:color="auto" w:val="clear"/>
+            <w:tcMar>
+              <w:top w:type="dxa" w:w="60"/>
+              <w:left w:type="dxa" w:w="120"/>
+              <w:bottom w:type="dxa" w:w="60"/>
+              <w:right w:type="dxa" w:w="120"/>
+            </w:tcMar>
+            <w:vAlign w:val="top"/>
+          </w:tcPr>
+          <w:p>
+            <w:pPr>
+              <w:spacing w:after="40" w:before="0"/>
+              <w:jc w:val="left"/>
+            </w:pPr>
+            <w:r>
+              <w:rPr>
+                <w:rFonts w:ascii="Arial" w:cs="Arial" w:eastAsia="Arial" w:hAnsi="Arial"/>
+                <w:b w:val="false"/>
+                <w:bCs w:val="false"/>
+                <w:i w:val="false"/>
+                <w:iCs w:val="false"/>
+                <w:color w:val="000000"/>
+                <w:sz w:val="18"/>
+                <w:szCs w:val="18"/>
+              </w:rPr>
               <w:t xml:space="preserve">"Your model should now prove that rotation preserves congruence — using SSS."</w:t>
             </w:r>
           </w:p>
         </w:tc>
         <w:tc>
           <w:tcPr>
-            <w:tcW w:type="dxa" w:w="2300"/>
+            <w:tcW w:type="dxa" w:w="3040"/>
+            <w:shd w:fill="FFFFFF" w:color="auto" w:val="clear"/>
+            <w:tcMar>
+              <w:top w:type="dxa" w:w="60"/>
+              <w:left w:type="dxa" w:w="120"/>
+              <w:bottom w:type="dxa" w:w="60"/>
+              <w:right w:type="dxa" w:w="120"/>
+            </w:tcMar>
+            <w:vAlign w:val="top"/>
+          </w:tcPr>
+          <w:p>
+            <w:pPr>
+              <w:spacing w:after="40" w:before="0"/>
+              <w:jc w:val="left"/>
+            </w:pPr>
+            <w:r>
+              <w:rPr>
+                <w:rFonts w:ascii="Arial" w:cs="Arial" w:eastAsia="Arial" w:hAnsi="Arial"/>
+                <w:b w:val="false"/>
+                <w:bCs w:val="false"/>
+                <w:i w:val="false"/>
+                <w:iCs w:val="false"/>
+                <w:color w:val="000000"/>
+                <w:sz w:val="18"/>
+                <w:szCs w:val="18"/>
+              </w:rPr>
+              <w:t xml:space="preserve">Model integrates isometry concept with congruence knowledge from prior unit.</w:t>
+            </w:r>
+          </w:p>
+        </w:tc>
+        <w:tc>
+          <w:tcPr>
+            <w:tcW w:type="dxa" w:w="3040"/>
             <w:shd w:fill="F2F2F2" w:color="auto" w:val="clear"/>
-            <w:tcMar>
-              <w:top w:type="dxa" w:w="60"/>
-              <w:left w:type="dxa" w:w="120"/>
-              <w:bottom w:type="dxa" w:w="60"/>
-              <w:right w:type="dxa" w:w="120"/>
-            </w:tcMar>
-            <w:vAlign w:val="top"/>
-          </w:tcPr>
-          <w:p>
-            <w:pPr>
-              <w:spacing w:after="40" w:before="0"/>
-              <w:jc w:val="left"/>
-            </w:pPr>
-            <w:r>
-              <w:rPr>
-                <w:rFonts w:ascii="Arial" w:cs="Arial" w:eastAsia="Arial" w:hAnsi="Arial"/>
-                <w:b w:val="false"/>
-                <w:bCs w:val="false"/>
-                <w:i w:val="false"/>
-                <w:iCs w:val="false"/>
-                <w:color w:val="000000"/>
-                <w:sz w:val="18"/>
-                <w:szCs w:val="18"/>
-              </w:rPr>
-              <w:t xml:space="preserve">Model integrates isometry concept with congruence knowledge from prior unit.</w:t>
-            </w:r>
-          </w:p>
-        </w:tc>
-        <w:tc>
-          <w:tcPr>
-            <w:tcW w:type="dxa" w:w="2300"/>
-            <w:shd w:fill="FFFFFF" w:color="auto" w:val="clear"/>
             <w:tcMar>
               <w:top w:type="dxa" w:w="60"/>
               <w:left w:type="dxa" w:w="120"/>
@@ -16554,18 +16162,17 @@
         <w:tblLayout w:type="fixed"/>
       </w:tblPr>
       <w:tblGrid>
-        <w:gridCol w:w="900"/>
-        <w:gridCol w:w="2300"/>
-        <w:gridCol w:w="2556"/>
-        <w:gridCol w:w="3324"/>
-        <w:gridCol w:w="2300"/>
-        <w:gridCol w:w="2300"/>
+        <w:gridCol w:w="1520"/>
+        <w:gridCol w:w="3040"/>
+        <w:gridCol w:w="3040"/>
+        <w:gridCol w:w="3040"/>
+        <w:gridCol w:w="3040"/>
       </w:tblGrid>
       <w:tr>
         <w:tc>
           <w:tcPr>
             <w:tcW w:type="dxa" w:w="13680"/>
-            <w:gridSpan w:val="6"/>
+            <w:gridSpan w:val="5"/>
             <w:shd w:fill="1F6B75" w:color="auto" w:val="clear"/>
             <w:tcMar>
               <w:top w:type="dxa" w:w="60"/>
@@ -16599,7 +16206,7 @@
       <w:tr>
         <w:tc>
           <w:tcPr>
-            <w:tcW w:type="dxa" w:w="900"/>
+            <w:tcW w:type="dxa" w:w="1520"/>
             <w:shd w:fill="1F3864" w:color="auto" w:val="clear"/>
             <w:tcMar>
               <w:top w:type="dxa" w:w="60"/>
@@ -16631,7 +16238,7 @@
         </w:tc>
         <w:tc>
           <w:tcPr>
-            <w:tcW w:type="dxa" w:w="2300"/>
+            <w:tcW w:type="dxa" w:w="3040"/>
             <w:shd w:fill="2E75B6" w:color="auto" w:val="clear"/>
             <w:tcMar>
               <w:top w:type="dxa" w:w="60"/>
@@ -16663,7 +16270,39 @@
         </w:tc>
         <w:tc>
           <w:tcPr>
-            <w:tcW w:type="dxa" w:w="2556"/>
+            <w:tcW w:type="dxa" w:w="3040"/>
+            <w:shd w:fill="2E75B6" w:color="auto" w:val="clear"/>
+            <w:tcMar>
+              <w:top w:type="dxa" w:w="60"/>
+              <w:left w:type="dxa" w:w="120"/>
+              <w:bottom w:type="dxa" w:w="60"/>
+              <w:right w:type="dxa" w:w="120"/>
+            </w:tcMar>
+            <w:vAlign w:val="top"/>
+          </w:tcPr>
+          <w:p>
+            <w:pPr>
+              <w:spacing w:after="40" w:before="0"/>
+              <w:jc w:val="left"/>
+            </w:pPr>
+            <w:r>
+              <w:rPr>
+                <w:rFonts w:ascii="Arial" w:cs="Arial" w:eastAsia="Arial" w:hAnsi="Arial"/>
+                <w:b/>
+                <w:bCs/>
+                <w:i w:val="false"/>
+                <w:iCs w:val="false"/>
+                <w:color w:val="FFFFFF"/>
+                <w:sz w:val="18"/>
+                <w:szCs w:val="18"/>
+              </w:rPr>
+              <w:t xml:space="preserve">Teacher Actions</w:t>
+            </w:r>
+          </w:p>
+        </w:tc>
+        <w:tc>
+          <w:tcPr>
+            <w:tcW w:type="dxa" w:w="3040"/>
             <w:shd w:fill="1F6B75" w:color="auto" w:val="clear"/>
             <w:tcMar>
               <w:top w:type="dxa" w:w="60"/>
@@ -16689,77 +16328,13 @@
                 <w:sz w:val="18"/>
                 <w:szCs w:val="18"/>
               </w:rPr>
-              <w:t xml:space="preserve">Resource</w:t>
-            </w:r>
-          </w:p>
-        </w:tc>
-        <w:tc>
-          <w:tcPr>
-            <w:tcW w:type="dxa" w:w="3324"/>
-            <w:shd w:fill="2E75B6" w:color="auto" w:val="clear"/>
-            <w:tcMar>
-              <w:top w:type="dxa" w:w="60"/>
-              <w:left w:type="dxa" w:w="120"/>
-              <w:bottom w:type="dxa" w:w="60"/>
-              <w:right w:type="dxa" w:w="120"/>
-            </w:tcMar>
-            <w:vAlign w:val="top"/>
-          </w:tcPr>
-          <w:p>
-            <w:pPr>
-              <w:spacing w:after="40" w:before="0"/>
-              <w:jc w:val="left"/>
-            </w:pPr>
-            <w:r>
-              <w:rPr>
-                <w:rFonts w:ascii="Arial" w:cs="Arial" w:eastAsia="Arial" w:hAnsi="Arial"/>
-                <w:b/>
-                <w:bCs/>
-                <w:i w:val="false"/>
-                <w:iCs w:val="false"/>
-                <w:color w:val="FFFFFF"/>
-                <w:sz w:val="18"/>
-                <w:szCs w:val="18"/>
-              </w:rPr>
-              <w:t xml:space="preserve">Teacher Actions</w:t>
-            </w:r>
-          </w:p>
-        </w:tc>
-        <w:tc>
-          <w:tcPr>
-            <w:tcW w:type="dxa" w:w="2300"/>
-            <w:shd w:fill="1F6B75" w:color="auto" w:val="clear"/>
-            <w:tcMar>
-              <w:top w:type="dxa" w:w="60"/>
-              <w:left w:type="dxa" w:w="120"/>
-              <w:bottom w:type="dxa" w:w="60"/>
-              <w:right w:type="dxa" w:w="120"/>
-            </w:tcMar>
-            <w:vAlign w:val="top"/>
-          </w:tcPr>
-          <w:p>
-            <w:pPr>
-              <w:spacing w:after="40" w:before="0"/>
-              <w:jc w:val="left"/>
-            </w:pPr>
-            <w:r>
-              <w:rPr>
-                <w:rFonts w:ascii="Arial" w:cs="Arial" w:eastAsia="Arial" w:hAnsi="Arial"/>
-                <w:b/>
-                <w:bCs/>
-                <w:i w:val="false"/>
-                <w:iCs w:val="false"/>
-                <w:color w:val="FFFFFF"/>
-                <w:sz w:val="18"/>
-                <w:szCs w:val="18"/>
-              </w:rPr>
               <w:t xml:space="preserve">Sensemaking Strategy</w:t>
             </w:r>
           </w:p>
         </w:tc>
         <w:tc>
           <w:tcPr>
-            <w:tcW w:type="dxa" w:w="2300"/>
+            <w:tcW w:type="dxa" w:w="3040"/>
             <w:shd w:fill="2E75B6" w:color="auto" w:val="clear"/>
             <w:tcMar>
               <w:top w:type="dxa" w:w="60"/>
@@ -16793,7 +16368,7 @@
       <w:tr>
         <w:tc>
           <w:tcPr>
-            <w:tcW w:type="dxa" w:w="900"/>
+            <w:tcW w:type="dxa" w:w="1520"/>
             <w:shd w:fill="EAD1F5" w:color="auto" w:val="clear"/>
             <w:tcMar>
               <w:top w:type="dxa" w:w="60"/>
@@ -16822,51 +16397,6 @@
               <w:t xml:space="preserve">Predict Phase</w:t>
             </w:r>
           </w:p>
-        </w:tc>
-        <w:tc>
-          <w:tcPr>
-            <w:tcW w:type="dxa" w:w="2300"/>
-            <w:shd w:fill="FFFFFF" w:color="auto" w:val="clear"/>
-            <w:tcMar>
-              <w:top w:type="dxa" w:w="60"/>
-              <w:left w:type="dxa" w:w="120"/>
-              <w:bottom w:type="dxa" w:w="60"/>
-              <w:right w:type="dxa" w:w="120"/>
-            </w:tcMar>
-            <w:vAlign w:val="top"/>
-          </w:tcPr>
-          <w:p>
-            <w:pPr>
-              <w:spacing w:after="40" w:before="0"/>
-              <w:jc w:val="left"/>
-            </w:pPr>
-            <w:r>
-              <w:rPr>
-                <w:rFonts w:ascii="Arial" w:cs="Arial" w:eastAsia="Arial" w:hAnsi="Arial"/>
-                <w:b w:val="false"/>
-                <w:bCs w:val="false"/>
-                <w:i w:val="false"/>
-                <w:iCs w:val="false"/>
-                <w:color w:val="000000"/>
-                <w:sz w:val="18"/>
-                <w:szCs w:val="18"/>
-              </w:rPr>
-              <w:t xml:space="preserve">"You are given triangle ABC and its image A'B'C' but NOT the centre or angle. From what you know about rotation properties — how would you find the centre? Predict the METHOD before we derive it."</w:t>
-            </w:r>
-          </w:p>
-        </w:tc>
-        <w:tc>
-          <w:tcPr>
-            <w:tcW w:type="dxa" w:w="2556"/>
-            <w:shd w:fill="F2F2F2" w:color="auto" w:val="clear"/>
-            <w:tcMar>
-              <w:top w:type="dxa" w:w="60"/>
-              <w:left w:type="dxa" w:w="120"/>
-              <w:bottom w:type="dxa" w:w="60"/>
-              <w:right w:type="dxa" w:w="120"/>
-            </w:tcMar>
-            <w:vAlign w:val="top"/>
-          </w:tcPr>
           <w:p>
             <w:pPr>
               <w:spacing w:after="20" w:before="0"/>
@@ -16887,7 +16417,7 @@
             <w:pPr>
               <w:spacing w:after="20" w:before="0"/>
             </w:pPr>
-            <w:hyperlink w:history="1" r:id="rIdfgf-csnwaht7smenzzkmf">
+            <w:hyperlink w:history="1" r:id="rIdxdw78fvyl2v8g-jvbnach">
               <w:r>
                 <w:rPr>
                   <w:rFonts w:ascii="Arial" w:cs="Arial" w:eastAsia="Arial" w:hAnsi="Arial"/>
@@ -16920,7 +16450,7 @@
               <w:spacing w:after="10" w:before="0"/>
               <w:ind w:left="120"/>
             </w:pPr>
-            <w:hyperlink w:history="1" r:id="rIdmdyggjq0325-8gcbxd1ct">
+            <w:hyperlink w:history="1" r:id="rIdpxc5sgrp6imseogvakngy">
               <w:r>
                 <w:rPr>
                   <w:rFonts w:ascii="Arial" w:cs="Arial" w:eastAsia="Arial" w:hAnsi="Arial"/>
@@ -16965,7 +16495,7 @@
             <w:pPr>
               <w:spacing w:after="20" w:before="0"/>
             </w:pPr>
-            <w:hyperlink w:history="1" r:id="rIdyoeujhbzu-j9oh1i_lezq">
+            <w:hyperlink w:history="1" r:id="rIdeybyjbfwznj3c_1-noogg">
               <w:r>
                 <w:rPr>
                   <w:rFonts w:ascii="Arial" w:cs="Arial" w:eastAsia="Arial" w:hAnsi="Arial"/>
@@ -16998,7 +16528,7 @@
               <w:spacing w:after="10" w:before="0"/>
               <w:ind w:left="120"/>
             </w:pPr>
-            <w:hyperlink w:history="1" r:id="rIdv1mzndbmmibqy1pbrwsgn">
+            <w:hyperlink w:history="1" r:id="rIdjo7qgemih0doyn1kd8hut">
               <w:r>
                 <w:rPr>
                   <w:rFonts w:ascii="Arial" w:cs="Arial" w:eastAsia="Arial" w:hAnsi="Arial"/>
@@ -17014,7 +16544,7 @@
         </w:tc>
         <w:tc>
           <w:tcPr>
-            <w:tcW w:type="dxa" w:w="3324"/>
+            <w:tcW w:type="dxa" w:w="3040"/>
             <w:shd w:fill="FFFFFF" w:color="auto" w:val="clear"/>
             <w:tcMar>
               <w:top w:type="dxa" w:w="60"/>
@@ -17040,46 +16570,78 @@
                 <w:sz w:val="18"/>
                 <w:szCs w:val="18"/>
               </w:rPr>
+              <w:t xml:space="preserve">"You are given triangle ABC and its image A'B'C' but NOT the centre or angle. From what you know about rotation properties — how would you find the centre? Predict the METHOD before we derive it."</w:t>
+            </w:r>
+          </w:p>
+        </w:tc>
+        <w:tc>
+          <w:tcPr>
+            <w:tcW w:type="dxa" w:w="3040"/>
+            <w:shd w:fill="F2F2F2" w:color="auto" w:val="clear"/>
+            <w:tcMar>
+              <w:top w:type="dxa" w:w="60"/>
+              <w:left w:type="dxa" w:w="120"/>
+              <w:bottom w:type="dxa" w:w="60"/>
+              <w:right w:type="dxa" w:w="120"/>
+            </w:tcMar>
+            <w:vAlign w:val="top"/>
+          </w:tcPr>
+          <w:p>
+            <w:pPr>
+              <w:spacing w:after="40" w:before="0"/>
+              <w:jc w:val="left"/>
+            </w:pPr>
+            <w:r>
+              <w:rPr>
+                <w:rFonts w:ascii="Arial" w:cs="Arial" w:eastAsia="Arial" w:hAnsi="Arial"/>
+                <w:b w:val="false"/>
+                <w:bCs w:val="false"/>
+                <w:i w:val="false"/>
+                <w:iCs w:val="false"/>
+                <w:color w:val="000000"/>
+                <w:sz w:val="18"/>
+                <w:szCs w:val="18"/>
+              </w:rPr>
               <w:t xml:space="preserve">"Think about Lesson 4: the centre is equidistant from P and P'. What geometric construction finds a point equidistant from two given points?"</w:t>
             </w:r>
           </w:p>
         </w:tc>
         <w:tc>
           <w:tcPr>
-            <w:tcW w:type="dxa" w:w="2300"/>
+            <w:tcW w:type="dxa" w:w="3040"/>
+            <w:shd w:fill="FFFFFF" w:color="auto" w:val="clear"/>
+            <w:tcMar>
+              <w:top w:type="dxa" w:w="60"/>
+              <w:left w:type="dxa" w:w="120"/>
+              <w:bottom w:type="dxa" w:w="60"/>
+              <w:right w:type="dxa" w:w="120"/>
+            </w:tcMar>
+            <w:vAlign w:val="top"/>
+          </w:tcPr>
+          <w:p>
+            <w:pPr>
+              <w:spacing w:after="40" w:before="0"/>
+              <w:jc w:val="left"/>
+            </w:pPr>
+            <w:r>
+              <w:rPr>
+                <w:rFonts w:ascii="Arial" w:cs="Arial" w:eastAsia="Arial" w:hAnsi="Arial"/>
+                <w:b w:val="false"/>
+                <w:bCs w:val="false"/>
+                <w:i w:val="false"/>
+                <w:iCs w:val="false"/>
+                <w:color w:val="000000"/>
+                <w:sz w:val="18"/>
+                <w:szCs w:val="18"/>
+              </w:rPr>
+              <w:t xml:space="preserve">Predicting the method activates Lesson 4 knowledge and creates ownership of the derivation.</w:t>
+            </w:r>
+          </w:p>
+        </w:tc>
+        <w:tc>
+          <w:tcPr>
+            <w:tcW w:type="dxa" w:w="3040"/>
             <w:shd w:fill="F2F2F2" w:color="auto" w:val="clear"/>
-            <w:tcMar>
-              <w:top w:type="dxa" w:w="60"/>
-              <w:left w:type="dxa" w:w="120"/>
-              <w:bottom w:type="dxa" w:w="60"/>
-              <w:right w:type="dxa" w:w="120"/>
-            </w:tcMar>
-            <w:vAlign w:val="top"/>
-          </w:tcPr>
-          <w:p>
-            <w:pPr>
-              <w:spacing w:after="40" w:before="0"/>
-              <w:jc w:val="left"/>
-            </w:pPr>
-            <w:r>
-              <w:rPr>
-                <w:rFonts w:ascii="Arial" w:cs="Arial" w:eastAsia="Arial" w:hAnsi="Arial"/>
-                <w:b w:val="false"/>
-                <w:bCs w:val="false"/>
-                <w:i w:val="false"/>
-                <w:iCs w:val="false"/>
-                <w:color w:val="000000"/>
-                <w:sz w:val="18"/>
-                <w:szCs w:val="18"/>
-              </w:rPr>
-              <w:t xml:space="preserve">Predicting the method activates Lesson 4 knowledge and creates ownership of the derivation.</w:t>
-            </w:r>
-          </w:p>
-        </w:tc>
-        <w:tc>
-          <w:tcPr>
-            <w:tcW w:type="dxa" w:w="2300"/>
-            <w:shd w:fill="FFFFFF" w:color="auto" w:val="clear"/>
             <w:tcMar>
               <w:top w:type="dxa" w:w="60"/>
               <w:left w:type="dxa" w:w="120"/>
@@ -17112,7 +16674,7 @@
       <w:tr>
         <w:tc>
           <w:tcPr>
-            <w:tcW w:type="dxa" w:w="900"/>
+            <w:tcW w:type="dxa" w:w="1520"/>
             <w:shd w:fill="D9EEF1" w:color="auto" w:val="clear"/>
             <w:tcMar>
               <w:top w:type="dxa" w:w="60"/>
@@ -17141,165 +16703,6 @@
               <w:t xml:space="preserve">Observe Phase</w:t>
             </w:r>
           </w:p>
-        </w:tc>
-        <w:tc>
-          <w:tcPr>
-            <w:tcW w:type="dxa" w:w="2300"/>
-            <w:shd w:fill="FFFFFF" w:color="auto" w:val="clear"/>
-            <w:tcMar>
-              <w:top w:type="dxa" w:w="60"/>
-              <w:left w:type="dxa" w:w="120"/>
-              <w:bottom w:type="dxa" w:w="60"/>
-              <w:right w:type="dxa" w:w="120"/>
-            </w:tcMar>
-            <w:vAlign w:val="top"/>
-          </w:tcPr>
-          <w:p>
-            <w:pPr>
-              <w:spacing w:after="40" w:before="0"/>
-              <w:jc w:val="left"/>
-            </w:pPr>
-            <w:r>
-              <w:rPr>
-                <w:rFonts w:ascii="Arial" w:cs="Arial" w:eastAsia="Arial" w:hAnsi="Arial"/>
-                <w:b w:val="false"/>
-                <w:bCs w:val="false"/>
-                <w:i w:val="false"/>
-                <w:iCs w:val="false"/>
-                <w:color w:val="000000"/>
-                <w:sz w:val="18"/>
-                <w:szCs w:val="18"/>
-              </w:rPr>
-              <w:t xml:space="preserve">Step-by-step construction:</w:t>
-            </w:r>
-          </w:p>
-          <w:p>
-            <w:pPr>
-              <w:spacing w:after="40" w:before="0"/>
-              <w:jc w:val="left"/>
-            </w:pPr>
-            <w:r>
-              <w:rPr>
-                <w:rFonts w:ascii="Arial" w:cs="Arial" w:eastAsia="Arial" w:hAnsi="Arial"/>
-                <w:b w:val="false"/>
-                <w:bCs w:val="false"/>
-                <w:i w:val="false"/>
-                <w:iCs w:val="false"/>
-                <w:color w:val="000000"/>
-                <w:sz w:val="18"/>
-                <w:szCs w:val="18"/>
-              </w:rPr>
-              <w:t xml:space="preserve">1. Identify one corresponding pair: A and A'.</w:t>
-            </w:r>
-          </w:p>
-          <w:p>
-            <w:pPr>
-              <w:spacing w:after="40" w:before="0"/>
-              <w:jc w:val="left"/>
-            </w:pPr>
-            <w:r>
-              <w:rPr>
-                <w:rFonts w:ascii="Arial" w:cs="Arial" w:eastAsia="Arial" w:hAnsi="Arial"/>
-                <w:b w:val="false"/>
-                <w:bCs w:val="false"/>
-                <w:i w:val="false"/>
-                <w:iCs w:val="false"/>
-                <w:color w:val="000000"/>
-                <w:sz w:val="18"/>
-                <w:szCs w:val="18"/>
-              </w:rPr>
-              <w:t xml:space="preserve">2. Construct the perpendicular bisector of AA'. (Centre lies somewhere on this line.)</w:t>
-            </w:r>
-          </w:p>
-          <w:p>
-            <w:pPr>
-              <w:spacing w:after="40" w:before="0"/>
-              <w:jc w:val="left"/>
-            </w:pPr>
-            <w:r>
-              <w:rPr>
-                <w:rFonts w:ascii="Arial" w:cs="Arial" w:eastAsia="Arial" w:hAnsi="Arial"/>
-                <w:b w:val="false"/>
-                <w:bCs w:val="false"/>
-                <w:i w:val="false"/>
-                <w:iCs w:val="false"/>
-                <w:color w:val="000000"/>
-                <w:sz w:val="18"/>
-                <w:szCs w:val="18"/>
-              </w:rPr>
-              <w:t xml:space="preserve">3. Construct the perpendicular bisector of BB'.</w:t>
-            </w:r>
-          </w:p>
-          <w:p>
-            <w:pPr>
-              <w:spacing w:after="40" w:before="0"/>
-              <w:jc w:val="left"/>
-            </w:pPr>
-            <w:r>
-              <w:rPr>
-                <w:rFonts w:ascii="Arial" w:cs="Arial" w:eastAsia="Arial" w:hAnsi="Arial"/>
-                <w:b w:val="false"/>
-                <w:bCs w:val="false"/>
-                <w:i w:val="false"/>
-                <w:iCs w:val="false"/>
-                <w:color w:val="000000"/>
-                <w:sz w:val="18"/>
-                <w:szCs w:val="18"/>
-              </w:rPr>
-              <w:t xml:space="preserve">4. The intersection of the two perpendicular bisectors is the centre O.</w:t>
-            </w:r>
-          </w:p>
-          <w:p>
-            <w:pPr>
-              <w:spacing w:after="40" w:before="0"/>
-              <w:jc w:val="left"/>
-            </w:pPr>
-            <w:r>
-              <w:rPr>
-                <w:rFonts w:ascii="Arial" w:cs="Arial" w:eastAsia="Arial" w:hAnsi="Arial"/>
-                <w:b w:val="false"/>
-                <w:bCs w:val="false"/>
-                <w:i w:val="false"/>
-                <w:iCs w:val="false"/>
-                <w:color w:val="000000"/>
-                <w:sz w:val="18"/>
-                <w:szCs w:val="18"/>
-              </w:rPr>
-              <w:t xml:space="preserve">5. Draw OA. Draw OA'. Measure ∠AOA' — this is the angle of rotation.</w:t>
-            </w:r>
-          </w:p>
-          <w:p>
-            <w:pPr>
-              <w:spacing w:after="40" w:before="0"/>
-              <w:jc w:val="left"/>
-            </w:pPr>
-            <w:r>
-              <w:rPr>
-                <w:rFonts w:ascii="Arial" w:cs="Arial" w:eastAsia="Arial" w:hAnsi="Arial"/>
-                <w:b w:val="false"/>
-                <w:bCs w:val="false"/>
-                <w:i w:val="false"/>
-                <w:iCs w:val="false"/>
-                <w:color w:val="000000"/>
-                <w:sz w:val="18"/>
-                <w:szCs w:val="18"/>
-              </w:rPr>
-              <w:t xml:space="preserve">6. Verify: construct perpendicular bisector of CC'. Does it also pass through O?</w:t>
-            </w:r>
-          </w:p>
-        </w:tc>
-        <w:tc>
-          <w:tcPr>
-            <w:tcW w:type="dxa" w:w="2556"/>
-            <w:shd w:fill="F2F2F2" w:color="auto" w:val="clear"/>
-            <w:tcMar>
-              <w:top w:type="dxa" w:w="60"/>
-              <w:left w:type="dxa" w:w="120"/>
-              <w:bottom w:type="dxa" w:w="60"/>
-              <w:right w:type="dxa" w:w="120"/>
-            </w:tcMar>
-            <w:vAlign w:val="top"/>
-          </w:tcPr>
           <w:p>
             <w:pPr>
               <w:spacing w:after="20" w:before="0"/>
@@ -17320,7 +16723,7 @@
             <w:pPr>
               <w:spacing w:after="20" w:before="0"/>
             </w:pPr>
-            <w:hyperlink w:history="1" r:id="rIdma_dpltmkedyzqj8so_yl">
+            <w:hyperlink w:history="1" r:id="rIdw3syrnhmbwqwedwjylkfe">
               <w:r>
                 <w:rPr>
                   <w:rFonts w:ascii="Arial" w:cs="Arial" w:eastAsia="Arial" w:hAnsi="Arial"/>
@@ -17353,7 +16756,7 @@
               <w:spacing w:after="10" w:before="0"/>
               <w:ind w:left="120"/>
             </w:pPr>
-            <w:hyperlink w:history="1" r:id="rIdfontxslmluvy6vw-cjgev">
+            <w:hyperlink w:history="1" r:id="rIdynuw5rckj-hqx9jkd64sd">
               <w:r>
                 <w:rPr>
                   <w:rFonts w:ascii="Arial" w:cs="Arial" w:eastAsia="Arial" w:hAnsi="Arial"/>
@@ -17398,7 +16801,7 @@
             <w:pPr>
               <w:spacing w:after="20" w:before="0"/>
             </w:pPr>
-            <w:hyperlink w:history="1" r:id="rIdrbulutewan7wr4mqf8oov">
+            <w:hyperlink w:history="1" r:id="rIduvnx0aymgrptb2c_x4vfk">
               <w:r>
                 <w:rPr>
                   <w:rFonts w:ascii="Arial" w:cs="Arial" w:eastAsia="Arial" w:hAnsi="Arial"/>
@@ -17431,7 +16834,7 @@
               <w:spacing w:after="10" w:before="0"/>
               <w:ind w:left="120"/>
             </w:pPr>
-            <w:hyperlink w:history="1" r:id="rIdjgd6_7q_imrij9jkug6pn">
+            <w:hyperlink w:history="1" r:id="rIdrcnqlnna0pyl_as4q8mfy">
               <w:r>
                 <w:rPr>
                   <w:rFonts w:ascii="Arial" w:cs="Arial" w:eastAsia="Arial" w:hAnsi="Arial"/>
@@ -17447,7 +16850,7 @@
         </w:tc>
         <w:tc>
           <w:tcPr>
-            <w:tcW w:type="dxa" w:w="3324"/>
+            <w:tcW w:type="dxa" w:w="3040"/>
             <w:shd w:fill="FFFFFF" w:color="auto" w:val="clear"/>
             <w:tcMar>
               <w:top w:type="dxa" w:w="60"/>
@@ -17473,6 +16876,152 @@
                 <w:sz w:val="18"/>
                 <w:szCs w:val="18"/>
               </w:rPr>
+              <w:t xml:space="preserve">Step-by-step construction:</w:t>
+            </w:r>
+          </w:p>
+          <w:p>
+            <w:pPr>
+              <w:spacing w:after="40" w:before="0"/>
+              <w:jc w:val="left"/>
+            </w:pPr>
+            <w:r>
+              <w:rPr>
+                <w:rFonts w:ascii="Arial" w:cs="Arial" w:eastAsia="Arial" w:hAnsi="Arial"/>
+                <w:b w:val="false"/>
+                <w:bCs w:val="false"/>
+                <w:i w:val="false"/>
+                <w:iCs w:val="false"/>
+                <w:color w:val="000000"/>
+                <w:sz w:val="18"/>
+                <w:szCs w:val="18"/>
+              </w:rPr>
+              <w:t xml:space="preserve">1. Identify one corresponding pair: A and A'.</w:t>
+            </w:r>
+          </w:p>
+          <w:p>
+            <w:pPr>
+              <w:spacing w:after="40" w:before="0"/>
+              <w:jc w:val="left"/>
+            </w:pPr>
+            <w:r>
+              <w:rPr>
+                <w:rFonts w:ascii="Arial" w:cs="Arial" w:eastAsia="Arial" w:hAnsi="Arial"/>
+                <w:b w:val="false"/>
+                <w:bCs w:val="false"/>
+                <w:i w:val="false"/>
+                <w:iCs w:val="false"/>
+                <w:color w:val="000000"/>
+                <w:sz w:val="18"/>
+                <w:szCs w:val="18"/>
+              </w:rPr>
+              <w:t xml:space="preserve">2. Construct the perpendicular bisector of AA'. (Centre lies somewhere on this line.)</w:t>
+            </w:r>
+          </w:p>
+          <w:p>
+            <w:pPr>
+              <w:spacing w:after="40" w:before="0"/>
+              <w:jc w:val="left"/>
+            </w:pPr>
+            <w:r>
+              <w:rPr>
+                <w:rFonts w:ascii="Arial" w:cs="Arial" w:eastAsia="Arial" w:hAnsi="Arial"/>
+                <w:b w:val="false"/>
+                <w:bCs w:val="false"/>
+                <w:i w:val="false"/>
+                <w:iCs w:val="false"/>
+                <w:color w:val="000000"/>
+                <w:sz w:val="18"/>
+                <w:szCs w:val="18"/>
+              </w:rPr>
+              <w:t xml:space="preserve">3. Construct the perpendicular bisector of BB'.</w:t>
+            </w:r>
+          </w:p>
+          <w:p>
+            <w:pPr>
+              <w:spacing w:after="40" w:before="0"/>
+              <w:jc w:val="left"/>
+            </w:pPr>
+            <w:r>
+              <w:rPr>
+                <w:rFonts w:ascii="Arial" w:cs="Arial" w:eastAsia="Arial" w:hAnsi="Arial"/>
+                <w:b w:val="false"/>
+                <w:bCs w:val="false"/>
+                <w:i w:val="false"/>
+                <w:iCs w:val="false"/>
+                <w:color w:val="000000"/>
+                <w:sz w:val="18"/>
+                <w:szCs w:val="18"/>
+              </w:rPr>
+              <w:t xml:space="preserve">4. The intersection of the two perpendicular bisectors is the centre O.</w:t>
+            </w:r>
+          </w:p>
+          <w:p>
+            <w:pPr>
+              <w:spacing w:after="40" w:before="0"/>
+              <w:jc w:val="left"/>
+            </w:pPr>
+            <w:r>
+              <w:rPr>
+                <w:rFonts w:ascii="Arial" w:cs="Arial" w:eastAsia="Arial" w:hAnsi="Arial"/>
+                <w:b w:val="false"/>
+                <w:bCs w:val="false"/>
+                <w:i w:val="false"/>
+                <w:iCs w:val="false"/>
+                <w:color w:val="000000"/>
+                <w:sz w:val="18"/>
+                <w:szCs w:val="18"/>
+              </w:rPr>
+              <w:t xml:space="preserve">5. Draw OA. Draw OA'. Measure ∠AOA' — this is the angle of rotation.</w:t>
+            </w:r>
+          </w:p>
+          <w:p>
+            <w:pPr>
+              <w:spacing w:after="40" w:before="0"/>
+              <w:jc w:val="left"/>
+            </w:pPr>
+            <w:r>
+              <w:rPr>
+                <w:rFonts w:ascii="Arial" w:cs="Arial" w:eastAsia="Arial" w:hAnsi="Arial"/>
+                <w:b w:val="false"/>
+                <w:bCs w:val="false"/>
+                <w:i w:val="false"/>
+                <w:iCs w:val="false"/>
+                <w:color w:val="000000"/>
+                <w:sz w:val="18"/>
+                <w:szCs w:val="18"/>
+              </w:rPr>
+              <w:t xml:space="preserve">6. Verify: construct perpendicular bisector of CC'. Does it also pass through O?</w:t>
+            </w:r>
+          </w:p>
+        </w:tc>
+        <w:tc>
+          <w:tcPr>
+            <w:tcW w:type="dxa" w:w="3040"/>
+            <w:shd w:fill="F2F2F2" w:color="auto" w:val="clear"/>
+            <w:tcMar>
+              <w:top w:type="dxa" w:w="60"/>
+              <w:left w:type="dxa" w:w="120"/>
+              <w:bottom w:type="dxa" w:w="60"/>
+              <w:right w:type="dxa" w:w="120"/>
+            </w:tcMar>
+            <w:vAlign w:val="top"/>
+          </w:tcPr>
+          <w:p>
+            <w:pPr>
+              <w:spacing w:after="40" w:before="0"/>
+              <w:jc w:val="left"/>
+            </w:pPr>
+            <w:r>
+              <w:rPr>
+                <w:rFonts w:ascii="Arial" w:cs="Arial" w:eastAsia="Arial" w:hAnsi="Arial"/>
+                <w:b w:val="false"/>
+                <w:bCs w:val="false"/>
+                <w:i w:val="false"/>
+                <w:iCs w:val="false"/>
+                <w:color w:val="000000"/>
+                <w:sz w:val="18"/>
+                <w:szCs w:val="18"/>
+              </w:rPr>
               <w:t xml:space="preserve">"Why do we need TWO perpendicular bisectors, not just one?"</w:t>
             </w:r>
           </w:p>
@@ -17498,40 +17047,40 @@
         </w:tc>
         <w:tc>
           <w:tcPr>
-            <w:tcW w:type="dxa" w:w="2300"/>
+            <w:tcW w:type="dxa" w:w="3040"/>
+            <w:shd w:fill="FFFFFF" w:color="auto" w:val="clear"/>
+            <w:tcMar>
+              <w:top w:type="dxa" w:w="60"/>
+              <w:left w:type="dxa" w:w="120"/>
+              <w:bottom w:type="dxa" w:w="60"/>
+              <w:right w:type="dxa" w:w="120"/>
+            </w:tcMar>
+            <w:vAlign w:val="top"/>
+          </w:tcPr>
+          <w:p>
+            <w:pPr>
+              <w:spacing w:after="40" w:before="0"/>
+              <w:jc w:val="left"/>
+            </w:pPr>
+            <w:r>
+              <w:rPr>
+                <w:rFonts w:ascii="Arial" w:cs="Arial" w:eastAsia="Arial" w:hAnsi="Arial"/>
+                <w:b w:val="false"/>
+                <w:bCs w:val="false"/>
+                <w:i w:val="false"/>
+                <w:iCs w:val="false"/>
+                <w:color w:val="000000"/>
+                <w:sz w:val="18"/>
+                <w:szCs w:val="18"/>
+              </w:rPr>
+              <w:t xml:space="preserve">Multi-step geometric construction. Each step is justified by a property learned in Lesson 4.</w:t>
+            </w:r>
+          </w:p>
+        </w:tc>
+        <w:tc>
+          <w:tcPr>
+            <w:tcW w:type="dxa" w:w="3040"/>
             <w:shd w:fill="F2F2F2" w:color="auto" w:val="clear"/>
-            <w:tcMar>
-              <w:top w:type="dxa" w:w="60"/>
-              <w:left w:type="dxa" w:w="120"/>
-              <w:bottom w:type="dxa" w:w="60"/>
-              <w:right w:type="dxa" w:w="120"/>
-            </w:tcMar>
-            <w:vAlign w:val="top"/>
-          </w:tcPr>
-          <w:p>
-            <w:pPr>
-              <w:spacing w:after="40" w:before="0"/>
-              <w:jc w:val="left"/>
-            </w:pPr>
-            <w:r>
-              <w:rPr>
-                <w:rFonts w:ascii="Arial" w:cs="Arial" w:eastAsia="Arial" w:hAnsi="Arial"/>
-                <w:b w:val="false"/>
-                <w:bCs w:val="false"/>
-                <w:i w:val="false"/>
-                <w:iCs w:val="false"/>
-                <w:color w:val="000000"/>
-                <w:sz w:val="18"/>
-                <w:szCs w:val="18"/>
-              </w:rPr>
-              <w:t xml:space="preserve">Multi-step geometric construction. Each step is justified by a property learned in Lesson 4.</w:t>
-            </w:r>
-          </w:p>
-        </w:tc>
-        <w:tc>
-          <w:tcPr>
-            <w:tcW w:type="dxa" w:w="2300"/>
-            <w:shd w:fill="FFFFFF" w:color="auto" w:val="clear"/>
             <w:tcMar>
               <w:top w:type="dxa" w:w="60"/>
               <w:left w:type="dxa" w:w="120"/>
@@ -17564,7 +17113,7 @@
       <w:tr>
         <w:tc>
           <w:tcPr>
-            <w:tcW w:type="dxa" w:w="900"/>
+            <w:tcW w:type="dxa" w:w="1520"/>
             <w:shd w:fill="E2EFDA" w:color="auto" w:val="clear"/>
             <w:tcMar>
               <w:top w:type="dxa" w:w="60"/>
@@ -17593,110 +17142,6 @@
               <w:t xml:space="preserve">Explain Phase</w:t>
             </w:r>
           </w:p>
-        </w:tc>
-        <w:tc>
-          <w:tcPr>
-            <w:tcW w:type="dxa" w:w="2300"/>
-            <w:shd w:fill="FFFFFF" w:color="auto" w:val="clear"/>
-            <w:tcMar>
-              <w:top w:type="dxa" w:w="60"/>
-              <w:left w:type="dxa" w:w="120"/>
-              <w:bottom w:type="dxa" w:w="60"/>
-              <w:right w:type="dxa" w:w="120"/>
-            </w:tcMar>
-            <w:vAlign w:val="top"/>
-          </w:tcPr>
-          <w:p>
-            <w:pPr>
-              <w:spacing w:after="40" w:before="0"/>
-              <w:jc w:val="left"/>
-            </w:pPr>
-            <w:r>
-              <w:rPr>
-                <w:rFonts w:ascii="Arial" w:cs="Arial" w:eastAsia="Arial" w:hAnsi="Arial"/>
-                <w:b w:val="false"/>
-                <w:bCs w:val="false"/>
-                <w:i w:val="false"/>
-                <w:iCs w:val="false"/>
-                <w:color w:val="000000"/>
-                <w:sz w:val="18"/>
-                <w:szCs w:val="18"/>
-              </w:rPr>
-              <w:t xml:space="preserve">Apply the method to two challenge problems:</w:t>
-            </w:r>
-          </w:p>
-          <w:p>
-            <w:pPr>
-              <w:spacing w:after="30" w:before="0"/>
-              <w:ind w:left="360" w:hanging="180"/>
-              <w:jc w:val="left"/>
-            </w:pPr>
-            <w:r>
-              <w:rPr>
-                <w:rFonts w:ascii="Arial" w:cs="Arial" w:eastAsia="Arial" w:hAnsi="Arial"/>
-                <w:b w:val="false"/>
-                <w:bCs w:val="false"/>
-                <w:i w:val="false"/>
-                <w:iCs w:val="false"/>
-                <w:color w:val="000000"/>
-                <w:sz w:val="18"/>
-                <w:szCs w:val="18"/>
-              </w:rPr>
-              <w:t xml:space="preserve">–  Problem A: Object and image given on Cartesian grid — find centre and angle</w:t>
-            </w:r>
-          </w:p>
-          <w:p>
-            <w:pPr>
-              <w:spacing w:after="30" w:before="0"/>
-              <w:ind w:left="360" w:hanging="180"/>
-              <w:jc w:val="left"/>
-            </w:pPr>
-            <w:r>
-              <w:rPr>
-                <w:rFonts w:ascii="Arial" w:cs="Arial" w:eastAsia="Arial" w:hAnsi="Arial"/>
-                <w:b w:val="false"/>
-                <w:bCs w:val="false"/>
-                <w:i w:val="false"/>
-                <w:iCs w:val="false"/>
-                <w:color w:val="000000"/>
-                <w:sz w:val="18"/>
-                <w:szCs w:val="18"/>
-              </w:rPr>
-              <w:t xml:space="preserve">–  Problem B: Object and image given as coordinates only — use coordinate method (midpoints + gradients) to find centre</w:t>
-            </w:r>
-          </w:p>
-          <w:p>
-            <w:pPr>
-              <w:spacing w:after="40" w:before="0"/>
-              <w:jc w:val="left"/>
-            </w:pPr>
-            <w:r>
-              <w:rPr>
-                <w:rFonts w:ascii="Arial" w:cs="Arial" w:eastAsia="Arial" w:hAnsi="Arial"/>
-                <w:b w:val="false"/>
-                <w:bCs w:val="false"/>
-                <w:i w:val="false"/>
-                <w:iCs w:val="false"/>
-                <w:color w:val="000000"/>
-                <w:sz w:val="18"/>
-                <w:szCs w:val="18"/>
-              </w:rPr>
-              <w:t xml:space="preserve">Connect to Lesson 2.2 (mirror line finding was also a perpendicular bisector — the parallel structure!)</w:t>
-            </w:r>
-          </w:p>
-        </w:tc>
-        <w:tc>
-          <w:tcPr>
-            <w:tcW w:type="dxa" w:w="2556"/>
-            <w:shd w:fill="F2F2F2" w:color="auto" w:val="clear"/>
-            <w:tcMar>
-              <w:top w:type="dxa" w:w="60"/>
-              <w:left w:type="dxa" w:w="120"/>
-              <w:bottom w:type="dxa" w:w="60"/>
-              <w:right w:type="dxa" w:w="120"/>
-            </w:tcMar>
-            <w:vAlign w:val="top"/>
-          </w:tcPr>
           <w:p>
             <w:pPr>
               <w:spacing w:after="20" w:before="0"/>
@@ -17717,7 +17162,7 @@
             <w:pPr>
               <w:spacing w:after="20" w:before="0"/>
             </w:pPr>
-            <w:hyperlink w:history="1" r:id="rIdbf4fwmragj0i6a35qlj2f">
+            <w:hyperlink w:history="1" r:id="rIdv2bt4iqzloxoqeb0vhwa3">
               <w:r>
                 <w:rPr>
                   <w:rFonts w:ascii="Arial" w:cs="Arial" w:eastAsia="Arial" w:hAnsi="Arial"/>
@@ -17750,7 +17195,7 @@
               <w:spacing w:after="10" w:before="0"/>
               <w:ind w:left="120"/>
             </w:pPr>
-            <w:hyperlink w:history="1" r:id="rId-kh5f5qxldqzttm5oevk7">
+            <w:hyperlink w:history="1" r:id="rIdapnbkfhbta0mb_oz8qsog">
               <w:r>
                 <w:rPr>
                   <w:rFonts w:ascii="Arial" w:cs="Arial" w:eastAsia="Arial" w:hAnsi="Arial"/>
@@ -17795,7 +17240,7 @@
             <w:pPr>
               <w:spacing w:after="20" w:before="0"/>
             </w:pPr>
-            <w:hyperlink w:history="1" r:id="rIdtsfgglfrog6snkdq7_qzh">
+            <w:hyperlink w:history="1" r:id="rIdu7pidwtwbsji_wcvq-v4c">
               <w:r>
                 <w:rPr>
                   <w:rFonts w:ascii="Arial" w:cs="Arial" w:eastAsia="Arial" w:hAnsi="Arial"/>
@@ -17828,7 +17273,7 @@
               <w:spacing w:after="10" w:before="0"/>
               <w:ind w:left="120"/>
             </w:pPr>
-            <w:hyperlink w:history="1" r:id="rId2fp_icqpa9urygm2xr4mg">
+            <w:hyperlink w:history="1" r:id="rId2q9svlznpicgz15jrsjic">
               <w:r>
                 <w:rPr>
                   <w:rFonts w:ascii="Arial" w:cs="Arial" w:eastAsia="Arial" w:hAnsi="Arial"/>
@@ -17844,7 +17289,7 @@
         </w:tc>
         <w:tc>
           <w:tcPr>
-            <w:tcW w:type="dxa" w:w="3324"/>
+            <w:tcW w:type="dxa" w:w="3040"/>
             <w:shd w:fill="FFFFFF" w:color="auto" w:val="clear"/>
             <w:tcMar>
               <w:top w:type="dxa" w:w="60"/>
@@ -17870,46 +17315,137 @@
                 <w:sz w:val="18"/>
                 <w:szCs w:val="18"/>
               </w:rPr>
+              <w:t xml:space="preserve">Apply the method to two challenge problems:</w:t>
+            </w:r>
+          </w:p>
+          <w:p>
+            <w:pPr>
+              <w:spacing w:after="30" w:before="0"/>
+              <w:ind w:left="360" w:hanging="180"/>
+              <w:jc w:val="left"/>
+            </w:pPr>
+            <w:r>
+              <w:rPr>
+                <w:rFonts w:ascii="Arial" w:cs="Arial" w:eastAsia="Arial" w:hAnsi="Arial"/>
+                <w:b w:val="false"/>
+                <w:bCs w:val="false"/>
+                <w:i w:val="false"/>
+                <w:iCs w:val="false"/>
+                <w:color w:val="000000"/>
+                <w:sz w:val="18"/>
+                <w:szCs w:val="18"/>
+              </w:rPr>
+              <w:t xml:space="preserve">–  Problem A: Object and image given on Cartesian grid — find centre and angle</w:t>
+            </w:r>
+          </w:p>
+          <w:p>
+            <w:pPr>
+              <w:spacing w:after="30" w:before="0"/>
+              <w:ind w:left="360" w:hanging="180"/>
+              <w:jc w:val="left"/>
+            </w:pPr>
+            <w:r>
+              <w:rPr>
+                <w:rFonts w:ascii="Arial" w:cs="Arial" w:eastAsia="Arial" w:hAnsi="Arial"/>
+                <w:b w:val="false"/>
+                <w:bCs w:val="false"/>
+                <w:i w:val="false"/>
+                <w:iCs w:val="false"/>
+                <w:color w:val="000000"/>
+                <w:sz w:val="18"/>
+                <w:szCs w:val="18"/>
+              </w:rPr>
+              <w:t xml:space="preserve">–  Problem B: Object and image given as coordinates only — use coordinate method (midpoints + gradients) to find centre</w:t>
+            </w:r>
+          </w:p>
+          <w:p>
+            <w:pPr>
+              <w:spacing w:after="40" w:before="0"/>
+              <w:jc w:val="left"/>
+            </w:pPr>
+            <w:r>
+              <w:rPr>
+                <w:rFonts w:ascii="Arial" w:cs="Arial" w:eastAsia="Arial" w:hAnsi="Arial"/>
+                <w:b w:val="false"/>
+                <w:bCs w:val="false"/>
+                <w:i w:val="false"/>
+                <w:iCs w:val="false"/>
+                <w:color w:val="000000"/>
+                <w:sz w:val="18"/>
+                <w:szCs w:val="18"/>
+              </w:rPr>
+              <w:t xml:space="preserve">Connect to Lesson 2.2 (mirror line finding was also a perpendicular bisector — the parallel structure!)</w:t>
+            </w:r>
+          </w:p>
+        </w:tc>
+        <w:tc>
+          <w:tcPr>
+            <w:tcW w:type="dxa" w:w="3040"/>
+            <w:shd w:fill="F2F2F2" w:color="auto" w:val="clear"/>
+            <w:tcMar>
+              <w:top w:type="dxa" w:w="60"/>
+              <w:left w:type="dxa" w:w="120"/>
+              <w:bottom w:type="dxa" w:w="60"/>
+              <w:right w:type="dxa" w:w="120"/>
+            </w:tcMar>
+            <w:vAlign w:val="top"/>
+          </w:tcPr>
+          <w:p>
+            <w:pPr>
+              <w:spacing w:after="40" w:before="0"/>
+              <w:jc w:val="left"/>
+            </w:pPr>
+            <w:r>
+              <w:rPr>
+                <w:rFonts w:ascii="Arial" w:cs="Arial" w:eastAsia="Arial" w:hAnsi="Arial"/>
+                <w:b w:val="false"/>
+                <w:bCs w:val="false"/>
+                <w:i w:val="false"/>
+                <w:iCs w:val="false"/>
+                <w:color w:val="000000"/>
+                <w:sz w:val="18"/>
+                <w:szCs w:val="18"/>
+              </w:rPr>
               <w:t xml:space="preserve">"Notice anything familiar? Reflection's mirror line finding used the SAME tool — perpendicular bisectors. Mathematics reuses its best ideas."</w:t>
             </w:r>
           </w:p>
         </w:tc>
         <w:tc>
           <w:tcPr>
-            <w:tcW w:type="dxa" w:w="2300"/>
+            <w:tcW w:type="dxa" w:w="3040"/>
+            <w:shd w:fill="FFFFFF" w:color="auto" w:val="clear"/>
+            <w:tcMar>
+              <w:top w:type="dxa" w:w="60"/>
+              <w:left w:type="dxa" w:w="120"/>
+              <w:bottom w:type="dxa" w:w="60"/>
+              <w:right w:type="dxa" w:w="120"/>
+            </w:tcMar>
+            <w:vAlign w:val="top"/>
+          </w:tcPr>
+          <w:p>
+            <w:pPr>
+              <w:spacing w:after="40" w:before="0"/>
+              <w:jc w:val="left"/>
+            </w:pPr>
+            <w:r>
+              <w:rPr>
+                <w:rFonts w:ascii="Arial" w:cs="Arial" w:eastAsia="Arial" w:hAnsi="Arial"/>
+                <w:b w:val="false"/>
+                <w:bCs w:val="false"/>
+                <w:i w:val="false"/>
+                <w:iCs w:val="false"/>
+                <w:color w:val="000000"/>
+                <w:sz w:val="18"/>
+                <w:szCs w:val="18"/>
+              </w:rPr>
+              <w:t xml:space="preserve">Cross-topic connection: rotation centre finding = same perpendicular bisector approach as reflection mirror line. Highlights mathematical unity.</w:t>
+            </w:r>
+          </w:p>
+        </w:tc>
+        <w:tc>
+          <w:tcPr>
+            <w:tcW w:type="dxa" w:w="3040"/>
             <w:shd w:fill="F2F2F2" w:color="auto" w:val="clear"/>
-            <w:tcMar>
-              <w:top w:type="dxa" w:w="60"/>
-              <w:left w:type="dxa" w:w="120"/>
-              <w:bottom w:type="dxa" w:w="60"/>
-              <w:right w:type="dxa" w:w="120"/>
-            </w:tcMar>
-            <w:vAlign w:val="top"/>
-          </w:tcPr>
-          <w:p>
-            <w:pPr>
-              <w:spacing w:after="40" w:before="0"/>
-              <w:jc w:val="left"/>
-            </w:pPr>
-            <w:r>
-              <w:rPr>
-                <w:rFonts w:ascii="Arial" w:cs="Arial" w:eastAsia="Arial" w:hAnsi="Arial"/>
-                <w:b w:val="false"/>
-                <w:bCs w:val="false"/>
-                <w:i w:val="false"/>
-                <w:iCs w:val="false"/>
-                <w:color w:val="000000"/>
-                <w:sz w:val="18"/>
-                <w:szCs w:val="18"/>
-              </w:rPr>
-              <w:t xml:space="preserve">Cross-topic connection: rotation centre finding = same perpendicular bisector approach as reflection mirror line. Highlights mathematical unity.</w:t>
-            </w:r>
-          </w:p>
-        </w:tc>
-        <w:tc>
-          <w:tcPr>
-            <w:tcW w:type="dxa" w:w="2300"/>
-            <w:shd w:fill="FFFFFF" w:color="auto" w:val="clear"/>
             <w:tcMar>
               <w:top w:type="dxa" w:w="60"/>
               <w:left w:type="dxa" w:w="120"/>
@@ -17942,7 +17478,7 @@
       <w:tr>
         <w:tc>
           <w:tcPr>
-            <w:tcW w:type="dxa" w:w="900"/>
+            <w:tcW w:type="dxa" w:w="1520"/>
             <w:shd w:fill="FCE4D6" w:color="auto" w:val="clear"/>
             <w:tcMar>
               <w:top w:type="dxa" w:w="60"/>
@@ -17971,51 +17507,6 @@
               <w:t xml:space="preserve">Driving Question Board (DQB) Creation</w:t>
             </w:r>
           </w:p>
-        </w:tc>
-        <w:tc>
-          <w:tcPr>
-            <w:tcW w:type="dxa" w:w="2300"/>
-            <w:shd w:fill="FFFFFF" w:color="auto" w:val="clear"/>
-            <w:tcMar>
-              <w:top w:type="dxa" w:w="60"/>
-              <w:left w:type="dxa" w:w="120"/>
-              <w:bottom w:type="dxa" w:w="60"/>
-              <w:right w:type="dxa" w:w="120"/>
-            </w:tcMar>
-            <w:vAlign w:val="top"/>
-          </w:tcPr>
-          <w:p>
-            <w:pPr>
-              <w:spacing w:after="40" w:before="0"/>
-              <w:jc w:val="left"/>
-            </w:pPr>
-            <w:r>
-              <w:rPr>
-                <w:rFonts w:ascii="Arial" w:cs="Arial" w:eastAsia="Arial" w:hAnsi="Arial"/>
-                <w:b w:val="false"/>
-                <w:bCs w:val="false"/>
-                <w:i w:val="false"/>
-                <w:iCs w:val="false"/>
-                <w:color w:val="000000"/>
-                <w:sz w:val="18"/>
-                <w:szCs w:val="18"/>
-              </w:rPr>
-              <w:t xml:space="preserve">DQB nearly complete. Move all centre/angle questions to ANSWERED. Only real-world application questions remain — for Lesson 6.</w:t>
-            </w:r>
-          </w:p>
-        </w:tc>
-        <w:tc>
-          <w:tcPr>
-            <w:tcW w:type="dxa" w:w="2556"/>
-            <w:shd w:fill="F2F2F2" w:color="auto" w:val="clear"/>
-            <w:tcMar>
-              <w:top w:type="dxa" w:w="60"/>
-              <w:left w:type="dxa" w:w="120"/>
-              <w:bottom w:type="dxa" w:w="60"/>
-              <w:right w:type="dxa" w:w="120"/>
-            </w:tcMar>
-            <w:vAlign w:val="top"/>
-          </w:tcPr>
           <w:p>
             <w:pPr>
               <w:spacing w:after="20" w:before="0"/>
@@ -18036,7 +17527,7 @@
             <w:pPr>
               <w:spacing w:after="20" w:before="0"/>
             </w:pPr>
-            <w:hyperlink w:history="1" r:id="rIdtydldc2wgoz-nl6z0_gvs">
+            <w:hyperlink w:history="1" r:id="rId30rdmcau0gui1cfrnlx4y">
               <w:r>
                 <w:rPr>
                   <w:rFonts w:ascii="Arial" w:cs="Arial" w:eastAsia="Arial" w:hAnsi="Arial"/>
@@ -18069,7 +17560,7 @@
               <w:spacing w:after="10" w:before="0"/>
               <w:ind w:left="120"/>
             </w:pPr>
-            <w:hyperlink w:history="1" r:id="rIdxcqu8qdpqlnmgmrlfuwgb">
+            <w:hyperlink w:history="1" r:id="rIdyg2j7yt4my3v-sd-qx3lc">
               <w:r>
                 <w:rPr>
                   <w:rFonts w:ascii="Arial" w:cs="Arial" w:eastAsia="Arial" w:hAnsi="Arial"/>
@@ -18114,7 +17605,7 @@
             <w:pPr>
               <w:spacing w:after="20" w:before="0"/>
             </w:pPr>
-            <w:hyperlink w:history="1" r:id="rIdl9vhanni9fmt0zroqecjy">
+            <w:hyperlink w:history="1" r:id="rId0-3-u0kijiveg2zavm3pc">
               <w:r>
                 <w:rPr>
                   <w:rFonts w:ascii="Arial" w:cs="Arial" w:eastAsia="Arial" w:hAnsi="Arial"/>
@@ -18147,7 +17638,7 @@
               <w:spacing w:after="10" w:before="0"/>
               <w:ind w:left="120"/>
             </w:pPr>
-            <w:hyperlink w:history="1" r:id="rIdgth3mh1uhiulg_bvcm5lh">
+            <w:hyperlink w:history="1" r:id="rId6eb0qm1dhrr0ussojymx7">
               <w:r>
                 <w:rPr>
                   <w:rFonts w:ascii="Arial" w:cs="Arial" w:eastAsia="Arial" w:hAnsi="Arial"/>
@@ -18163,7 +17654,7 @@
         </w:tc>
         <w:tc>
           <w:tcPr>
-            <w:tcW w:type="dxa" w:w="3324"/>
+            <w:tcW w:type="dxa" w:w="3040"/>
             <w:shd w:fill="FFFFFF" w:color="auto" w:val="clear"/>
             <w:tcMar>
               <w:top w:type="dxa" w:w="60"/>
@@ -18189,46 +17680,78 @@
                 <w:sz w:val="18"/>
                 <w:szCs w:val="18"/>
               </w:rPr>
+              <w:t xml:space="preserve">DQB nearly complete. Move all centre/angle questions to ANSWERED. Only real-world application questions remain — for Lesson 6.</w:t>
+            </w:r>
+          </w:p>
+        </w:tc>
+        <w:tc>
+          <w:tcPr>
+            <w:tcW w:type="dxa" w:w="3040"/>
+            <w:shd w:fill="F2F2F2" w:color="auto" w:val="clear"/>
+            <w:tcMar>
+              <w:top w:type="dxa" w:w="60"/>
+              <w:left w:type="dxa" w:w="120"/>
+              <w:bottom w:type="dxa" w:w="60"/>
+              <w:right w:type="dxa" w:w="120"/>
+            </w:tcMar>
+            <w:vAlign w:val="top"/>
+          </w:tcPr>
+          <w:p>
+            <w:pPr>
+              <w:spacing w:after="40" w:before="0"/>
+              <w:jc w:val="left"/>
+            </w:pPr>
+            <w:r>
+              <w:rPr>
+                <w:rFonts w:ascii="Arial" w:cs="Arial" w:eastAsia="Arial" w:hAnsi="Arial"/>
+                <w:b w:val="false"/>
+                <w:bCs w:val="false"/>
+                <w:i w:val="false"/>
+                <w:iCs w:val="false"/>
+                <w:color w:val="000000"/>
+                <w:sz w:val="18"/>
+                <w:szCs w:val="18"/>
+              </w:rPr>
               <w:t xml:space="preserve">"Two lessons ago we couldn't find a centre. Now we can. That is genuine mathematical growth."</w:t>
             </w:r>
           </w:p>
         </w:tc>
         <w:tc>
           <w:tcPr>
-            <w:tcW w:type="dxa" w:w="2300"/>
+            <w:tcW w:type="dxa" w:w="3040"/>
+            <w:shd w:fill="FFFFFF" w:color="auto" w:val="clear"/>
+            <w:tcMar>
+              <w:top w:type="dxa" w:w="60"/>
+              <w:left w:type="dxa" w:w="120"/>
+              <w:bottom w:type="dxa" w:w="60"/>
+              <w:right w:type="dxa" w:w="120"/>
+            </w:tcMar>
+            <w:vAlign w:val="top"/>
+          </w:tcPr>
+          <w:p>
+            <w:pPr>
+              <w:spacing w:after="40" w:before="0"/>
+              <w:jc w:val="left"/>
+            </w:pPr>
+            <w:r>
+              <w:rPr>
+                <w:rFonts w:ascii="Arial" w:cs="Arial" w:eastAsia="Arial" w:hAnsi="Arial"/>
+                <w:b w:val="false"/>
+                <w:bCs w:val="false"/>
+                <w:i w:val="false"/>
+                <w:iCs w:val="false"/>
+                <w:color w:val="000000"/>
+                <w:sz w:val="18"/>
+                <w:szCs w:val="18"/>
+              </w:rPr>
+              <w:t xml:space="preserve">DQB review acknowledges and celebrates learning progression.</w:t>
+            </w:r>
+          </w:p>
+        </w:tc>
+        <w:tc>
+          <w:tcPr>
+            <w:tcW w:type="dxa" w:w="3040"/>
             <w:shd w:fill="F2F2F2" w:color="auto" w:val="clear"/>
-            <w:tcMar>
-              <w:top w:type="dxa" w:w="60"/>
-              <w:left w:type="dxa" w:w="120"/>
-              <w:bottom w:type="dxa" w:w="60"/>
-              <w:right w:type="dxa" w:w="120"/>
-            </w:tcMar>
-            <w:vAlign w:val="top"/>
-          </w:tcPr>
-          <w:p>
-            <w:pPr>
-              <w:spacing w:after="40" w:before="0"/>
-              <w:jc w:val="left"/>
-            </w:pPr>
-            <w:r>
-              <w:rPr>
-                <w:rFonts w:ascii="Arial" w:cs="Arial" w:eastAsia="Arial" w:hAnsi="Arial"/>
-                <w:b w:val="false"/>
-                <w:bCs w:val="false"/>
-                <w:i w:val="false"/>
-                <w:iCs w:val="false"/>
-                <w:color w:val="000000"/>
-                <w:sz w:val="18"/>
-                <w:szCs w:val="18"/>
-              </w:rPr>
-              <w:t xml:space="preserve">DQB review acknowledges and celebrates learning progression.</w:t>
-            </w:r>
-          </w:p>
-        </w:tc>
-        <w:tc>
-          <w:tcPr>
-            <w:tcW w:type="dxa" w:w="2300"/>
-            <w:shd w:fill="FFFFFF" w:color="auto" w:val="clear"/>
             <w:tcMar>
               <w:top w:type="dxa" w:w="60"/>
               <w:left w:type="dxa" w:w="120"/>
@@ -18261,7 +17784,7 @@
       <w:tr>
         <w:tc>
           <w:tcPr>
-            <w:tcW w:type="dxa" w:w="900"/>
+            <w:tcW w:type="dxa" w:w="1520"/>
             <w:shd w:fill="D5E8F0" w:color="auto" w:val="clear"/>
             <w:tcMar>
               <w:top w:type="dxa" w:w="60"/>
@@ -18290,51 +17813,6 @@
               <w:t xml:space="preserve">Model Building Phase</w:t>
             </w:r>
           </w:p>
-        </w:tc>
-        <w:tc>
-          <w:tcPr>
-            <w:tcW w:type="dxa" w:w="2300"/>
-            <w:shd w:fill="FFFFFF" w:color="auto" w:val="clear"/>
-            <w:tcMar>
-              <w:top w:type="dxa" w:w="60"/>
-              <w:left w:type="dxa" w:w="120"/>
-              <w:bottom w:type="dxa" w:w="60"/>
-              <w:right w:type="dxa" w:w="120"/>
-            </w:tcMar>
-            <w:vAlign w:val="top"/>
-          </w:tcPr>
-          <w:p>
-            <w:pPr>
-              <w:spacing w:after="40" w:before="0"/>
-              <w:jc w:val="left"/>
-            </w:pPr>
-            <w:r>
-              <w:rPr>
-                <w:rFonts w:ascii="Arial" w:cs="Arial" w:eastAsia="Arial" w:hAnsi="Arial"/>
-                <w:b w:val="false"/>
-                <w:bCs w:val="false"/>
-                <w:i w:val="false"/>
-                <w:iCs w:val="false"/>
-                <w:color w:val="000000"/>
-                <w:sz w:val="18"/>
-                <w:szCs w:val="18"/>
-              </w:rPr>
-              <w:t xml:space="preserve">Major model revision: add the inverse method (centre + angle finding). Model should now show BOTH directions: given (centre, angle) → find image; AND given (object, image) → find centre and angle.</w:t>
-            </w:r>
-          </w:p>
-        </w:tc>
-        <w:tc>
-          <w:tcPr>
-            <w:tcW w:type="dxa" w:w="2556"/>
-            <w:shd w:fill="F2F2F2" w:color="auto" w:val="clear"/>
-            <w:tcMar>
-              <w:top w:type="dxa" w:w="60"/>
-              <w:left w:type="dxa" w:w="120"/>
-              <w:bottom w:type="dxa" w:w="60"/>
-              <w:right w:type="dxa" w:w="120"/>
-            </w:tcMar>
-            <w:vAlign w:val="top"/>
-          </w:tcPr>
           <w:p>
             <w:pPr>
               <w:spacing w:after="20" w:before="0"/>
@@ -18355,7 +17833,7 @@
             <w:pPr>
               <w:spacing w:after="20" w:before="0"/>
             </w:pPr>
-            <w:hyperlink w:history="1" r:id="rId1ntum3ckeps3zwkyct3l0">
+            <w:hyperlink w:history="1" r:id="rIdfiafixbhndep0djlou26s">
               <w:r>
                 <w:rPr>
                   <w:rFonts w:ascii="Arial" w:cs="Arial" w:eastAsia="Arial" w:hAnsi="Arial"/>
@@ -18388,7 +17866,7 @@
               <w:spacing w:after="10" w:before="0"/>
               <w:ind w:left="120"/>
             </w:pPr>
-            <w:hyperlink w:history="1" r:id="rId0_fwswfvgz7x-iwlcr2ez">
+            <w:hyperlink w:history="1" r:id="rIdhxdkyel0j02wosfuuoimx">
               <w:r>
                 <w:rPr>
                   <w:rFonts w:ascii="Arial" w:cs="Arial" w:eastAsia="Arial" w:hAnsi="Arial"/>
@@ -18433,7 +17911,7 @@
             <w:pPr>
               <w:spacing w:after="20" w:before="0"/>
             </w:pPr>
-            <w:hyperlink w:history="1" r:id="rId4gkxtnmopiofvp9vltkuz">
+            <w:hyperlink w:history="1" r:id="rIdfnamtwwnosqrnpyykgoyg">
               <w:r>
                 <w:rPr>
                   <w:rFonts w:ascii="Arial" w:cs="Arial" w:eastAsia="Arial" w:hAnsi="Arial"/>
@@ -18466,7 +17944,7 @@
               <w:spacing w:after="10" w:before="0"/>
               <w:ind w:left="120"/>
             </w:pPr>
-            <w:hyperlink w:history="1" r:id="rIdfci4ursl6jan6muisogob">
+            <w:hyperlink w:history="1" r:id="rIdsa3uay8ndluppm1eg7_ip">
               <w:r>
                 <w:rPr>
                   <w:rFonts w:ascii="Arial" w:cs="Arial" w:eastAsia="Arial" w:hAnsi="Arial"/>
@@ -18482,7 +17960,7 @@
         </w:tc>
         <w:tc>
           <w:tcPr>
-            <w:tcW w:type="dxa" w:w="3324"/>
+            <w:tcW w:type="dxa" w:w="3040"/>
             <w:shd w:fill="FFFFFF" w:color="auto" w:val="clear"/>
             <w:tcMar>
               <w:top w:type="dxa" w:w="60"/>
@@ -18508,46 +17986,78 @@
                 <w:sz w:val="18"/>
                 <w:szCs w:val="18"/>
               </w:rPr>
+              <w:t xml:space="preserve">Major model revision: add the inverse method (centre + angle finding). Model should now show BOTH directions: given (centre, angle) → find image; AND given (object, image) → find centre and angle.</w:t>
+            </w:r>
+          </w:p>
+        </w:tc>
+        <w:tc>
+          <w:tcPr>
+            <w:tcW w:type="dxa" w:w="3040"/>
+            <w:shd w:fill="F2F2F2" w:color="auto" w:val="clear"/>
+            <w:tcMar>
+              <w:top w:type="dxa" w:w="60"/>
+              <w:left w:type="dxa" w:w="120"/>
+              <w:bottom w:type="dxa" w:w="60"/>
+              <w:right w:type="dxa" w:w="120"/>
+            </w:tcMar>
+            <w:vAlign w:val="top"/>
+          </w:tcPr>
+          <w:p>
+            <w:pPr>
+              <w:spacing w:after="40" w:before="0"/>
+              <w:jc w:val="left"/>
+            </w:pPr>
+            <w:r>
+              <w:rPr>
+                <w:rFonts w:ascii="Arial" w:cs="Arial" w:eastAsia="Arial" w:hAnsi="Arial"/>
+                <w:b w:val="false"/>
+                <w:bCs w:val="false"/>
+                <w:i w:val="false"/>
+                <w:iCs w:val="false"/>
+                <w:color w:val="000000"/>
+                <w:sz w:val="18"/>
+                <w:szCs w:val="18"/>
+              </w:rPr>
               <w:t xml:space="preserve">"Your model is now complete in BOTH directions — just like it was for reflection in Sub-Strand 2.2."</w:t>
             </w:r>
           </w:p>
         </w:tc>
         <w:tc>
           <w:tcPr>
-            <w:tcW w:type="dxa" w:w="2300"/>
+            <w:tcW w:type="dxa" w:w="3040"/>
+            <w:shd w:fill="FFFFFF" w:color="auto" w:val="clear"/>
+            <w:tcMar>
+              <w:top w:type="dxa" w:w="60"/>
+              <w:left w:type="dxa" w:w="120"/>
+              <w:bottom w:type="dxa" w:w="60"/>
+              <w:right w:type="dxa" w:w="120"/>
+            </w:tcMar>
+            <w:vAlign w:val="top"/>
+          </w:tcPr>
+          <w:p>
+            <w:pPr>
+              <w:spacing w:after="40" w:before="0"/>
+              <w:jc w:val="left"/>
+            </w:pPr>
+            <w:r>
+              <w:rPr>
+                <w:rFonts w:ascii="Arial" w:cs="Arial" w:eastAsia="Arial" w:hAnsi="Arial"/>
+                <w:b w:val="false"/>
+                <w:bCs w:val="false"/>
+                <w:i w:val="false"/>
+                <w:iCs w:val="false"/>
+                <w:color w:val="000000"/>
+                <w:sz w:val="18"/>
+                <w:szCs w:val="18"/>
+              </w:rPr>
+              <w:t xml:space="preserve">Bidirectional model represents full mastery. Parallel with reflection model reinforces curriculum coherence.</w:t>
+            </w:r>
+          </w:p>
+        </w:tc>
+        <w:tc>
+          <w:tcPr>
+            <w:tcW w:type="dxa" w:w="3040"/>
             <w:shd w:fill="F2F2F2" w:color="auto" w:val="clear"/>
-            <w:tcMar>
-              <w:top w:type="dxa" w:w="60"/>
-              <w:left w:type="dxa" w:w="120"/>
-              <w:bottom w:type="dxa" w:w="60"/>
-              <w:right w:type="dxa" w:w="120"/>
-            </w:tcMar>
-            <w:vAlign w:val="top"/>
-          </w:tcPr>
-          <w:p>
-            <w:pPr>
-              <w:spacing w:after="40" w:before="0"/>
-              <w:jc w:val="left"/>
-            </w:pPr>
-            <w:r>
-              <w:rPr>
-                <w:rFonts w:ascii="Arial" w:cs="Arial" w:eastAsia="Arial" w:hAnsi="Arial"/>
-                <w:b w:val="false"/>
-                <w:bCs w:val="false"/>
-                <w:i w:val="false"/>
-                <w:iCs w:val="false"/>
-                <w:color w:val="000000"/>
-                <w:sz w:val="18"/>
-                <w:szCs w:val="18"/>
-              </w:rPr>
-              <w:t xml:space="preserve">Bidirectional model represents full mastery. Parallel with reflection model reinforces curriculum coherence.</w:t>
-            </w:r>
-          </w:p>
-        </w:tc>
-        <w:tc>
-          <w:tcPr>
-            <w:tcW w:type="dxa" w:w="2300"/>
-            <w:shd w:fill="FFFFFF" w:color="auto" w:val="clear"/>
             <w:tcMar>
               <w:top w:type="dxa" w:w="60"/>
               <w:left w:type="dxa" w:w="120"/>
@@ -20142,18 +19652,17 @@
         <w:tblLayout w:type="fixed"/>
       </w:tblPr>
       <w:tblGrid>
-        <w:gridCol w:w="900"/>
-        <w:gridCol w:w="2300"/>
-        <w:gridCol w:w="2556"/>
-        <w:gridCol w:w="3324"/>
-        <w:gridCol w:w="2300"/>
-        <w:gridCol w:w="2300"/>
+        <w:gridCol w:w="1520"/>
+        <w:gridCol w:w="3040"/>
+        <w:gridCol w:w="3040"/>
+        <w:gridCol w:w="3040"/>
+        <w:gridCol w:w="3040"/>
       </w:tblGrid>
       <w:tr>
         <w:tc>
           <w:tcPr>
             <w:tcW w:type="dxa" w:w="13680"/>
-            <w:gridSpan w:val="6"/>
+            <w:gridSpan w:val="5"/>
             <w:shd w:fill="1F6B75" w:color="auto" w:val="clear"/>
             <w:tcMar>
               <w:top w:type="dxa" w:w="60"/>
@@ -20187,7 +19696,7 @@
       <w:tr>
         <w:tc>
           <w:tcPr>
-            <w:tcW w:type="dxa" w:w="900"/>
+            <w:tcW w:type="dxa" w:w="1520"/>
             <w:shd w:fill="1F3864" w:color="auto" w:val="clear"/>
             <w:tcMar>
               <w:top w:type="dxa" w:w="60"/>
@@ -20219,7 +19728,7 @@
         </w:tc>
         <w:tc>
           <w:tcPr>
-            <w:tcW w:type="dxa" w:w="2300"/>
+            <w:tcW w:type="dxa" w:w="3040"/>
             <w:shd w:fill="2E75B6" w:color="auto" w:val="clear"/>
             <w:tcMar>
               <w:top w:type="dxa" w:w="60"/>
@@ -20251,7 +19760,39 @@
         </w:tc>
         <w:tc>
           <w:tcPr>
-            <w:tcW w:type="dxa" w:w="2556"/>
+            <w:tcW w:type="dxa" w:w="3040"/>
+            <w:shd w:fill="2E75B6" w:color="auto" w:val="clear"/>
+            <w:tcMar>
+              <w:top w:type="dxa" w:w="60"/>
+              <w:left w:type="dxa" w:w="120"/>
+              <w:bottom w:type="dxa" w:w="60"/>
+              <w:right w:type="dxa" w:w="120"/>
+            </w:tcMar>
+            <w:vAlign w:val="top"/>
+          </w:tcPr>
+          <w:p>
+            <w:pPr>
+              <w:spacing w:after="40" w:before="0"/>
+              <w:jc w:val="left"/>
+            </w:pPr>
+            <w:r>
+              <w:rPr>
+                <w:rFonts w:ascii="Arial" w:cs="Arial" w:eastAsia="Arial" w:hAnsi="Arial"/>
+                <w:b/>
+                <w:bCs/>
+                <w:i w:val="false"/>
+                <w:iCs w:val="false"/>
+                <w:color w:val="FFFFFF"/>
+                <w:sz w:val="18"/>
+                <w:szCs w:val="18"/>
+              </w:rPr>
+              <w:t xml:space="preserve">Teacher Actions</w:t>
+            </w:r>
+          </w:p>
+        </w:tc>
+        <w:tc>
+          <w:tcPr>
+            <w:tcW w:type="dxa" w:w="3040"/>
             <w:shd w:fill="1F6B75" w:color="auto" w:val="clear"/>
             <w:tcMar>
               <w:top w:type="dxa" w:w="60"/>
@@ -20277,77 +19818,13 @@
                 <w:sz w:val="18"/>
                 <w:szCs w:val="18"/>
               </w:rPr>
-              <w:t xml:space="preserve">Resource</w:t>
-            </w:r>
-          </w:p>
-        </w:tc>
-        <w:tc>
-          <w:tcPr>
-            <w:tcW w:type="dxa" w:w="3324"/>
-            <w:shd w:fill="2E75B6" w:color="auto" w:val="clear"/>
-            <w:tcMar>
-              <w:top w:type="dxa" w:w="60"/>
-              <w:left w:type="dxa" w:w="120"/>
-              <w:bottom w:type="dxa" w:w="60"/>
-              <w:right w:type="dxa" w:w="120"/>
-            </w:tcMar>
-            <w:vAlign w:val="top"/>
-          </w:tcPr>
-          <w:p>
-            <w:pPr>
-              <w:spacing w:after="40" w:before="0"/>
-              <w:jc w:val="left"/>
-            </w:pPr>
-            <w:r>
-              <w:rPr>
-                <w:rFonts w:ascii="Arial" w:cs="Arial" w:eastAsia="Arial" w:hAnsi="Arial"/>
-                <w:b/>
-                <w:bCs/>
-                <w:i w:val="false"/>
-                <w:iCs w:val="false"/>
-                <w:color w:val="FFFFFF"/>
-                <w:sz w:val="18"/>
-                <w:szCs w:val="18"/>
-              </w:rPr>
-              <w:t xml:space="preserve">Teacher Actions</w:t>
-            </w:r>
-          </w:p>
-        </w:tc>
-        <w:tc>
-          <w:tcPr>
-            <w:tcW w:type="dxa" w:w="2300"/>
-            <w:shd w:fill="1F6B75" w:color="auto" w:val="clear"/>
-            <w:tcMar>
-              <w:top w:type="dxa" w:w="60"/>
-              <w:left w:type="dxa" w:w="120"/>
-              <w:bottom w:type="dxa" w:w="60"/>
-              <w:right w:type="dxa" w:w="120"/>
-            </w:tcMar>
-            <w:vAlign w:val="top"/>
-          </w:tcPr>
-          <w:p>
-            <w:pPr>
-              <w:spacing w:after="40" w:before="0"/>
-              <w:jc w:val="left"/>
-            </w:pPr>
-            <w:r>
-              <w:rPr>
-                <w:rFonts w:ascii="Arial" w:cs="Arial" w:eastAsia="Arial" w:hAnsi="Arial"/>
-                <w:b/>
-                <w:bCs/>
-                <w:i w:val="false"/>
-                <w:iCs w:val="false"/>
-                <w:color w:val="FFFFFF"/>
-                <w:sz w:val="18"/>
-                <w:szCs w:val="18"/>
-              </w:rPr>
               <w:t xml:space="preserve">Sensemaking Strategy</w:t>
             </w:r>
           </w:p>
         </w:tc>
         <w:tc>
           <w:tcPr>
-            <w:tcW w:type="dxa" w:w="2300"/>
+            <w:tcW w:type="dxa" w:w="3040"/>
             <w:shd w:fill="2E75B6" w:color="auto" w:val="clear"/>
             <w:tcMar>
               <w:top w:type="dxa" w:w="60"/>
@@ -20381,7 +19858,7 @@
       <w:tr>
         <w:tc>
           <w:tcPr>
-            <w:tcW w:type="dxa" w:w="900"/>
+            <w:tcW w:type="dxa" w:w="1520"/>
             <w:shd w:fill="EAD1F5" w:color="auto" w:val="clear"/>
             <w:tcMar>
               <w:top w:type="dxa" w:w="60"/>
@@ -20410,51 +19887,6 @@
               <w:t xml:space="preserve">Predict Phase</w:t>
             </w:r>
           </w:p>
-        </w:tc>
-        <w:tc>
-          <w:tcPr>
-            <w:tcW w:type="dxa" w:w="2300"/>
-            <w:shd w:fill="FFFFFF" w:color="auto" w:val="clear"/>
-            <w:tcMar>
-              <w:top w:type="dxa" w:w="60"/>
-              <w:left w:type="dxa" w:w="120"/>
-              <w:bottom w:type="dxa" w:w="60"/>
-              <w:right w:type="dxa" w:w="120"/>
-            </w:tcMar>
-            <w:vAlign w:val="top"/>
-          </w:tcPr>
-          <w:p>
-            <w:pPr>
-              <w:spacing w:after="40" w:before="0"/>
-              <w:jc w:val="left"/>
-            </w:pPr>
-            <w:r>
-              <w:rPr>
-                <w:rFonts w:ascii="Arial" w:cs="Arial" w:eastAsia="Arial" w:hAnsi="Arial"/>
-                <w:b w:val="false"/>
-                <w:bCs w:val="false"/>
-                <w:i w:val="false"/>
-                <w:iCs w:val="false"/>
-                <w:color w:val="000000"/>
-                <w:sz w:val="18"/>
-                <w:szCs w:val="18"/>
-              </w:rPr>
-              <w:t xml:space="preserve">Challenge A preview: "If Blade 1 is at (0,4), predict where Blade 2 and Blade 3 are." Challenge B preview: "If the hour hand points to 12 (0,3) — where does it point at 3:00? At 6:00?" Groups discuss and predict before calculating.</w:t>
-            </w:r>
-          </w:p>
-        </w:tc>
-        <w:tc>
-          <w:tcPr>
-            <w:tcW w:type="dxa" w:w="2556"/>
-            <w:shd w:fill="F2F2F2" w:color="auto" w:val="clear"/>
-            <w:tcMar>
-              <w:top w:type="dxa" w:w="60"/>
-              <w:left w:type="dxa" w:w="120"/>
-              <w:bottom w:type="dxa" w:w="60"/>
-              <w:right w:type="dxa" w:w="120"/>
-            </w:tcMar>
-            <w:vAlign w:val="top"/>
-          </w:tcPr>
           <w:p>
             <w:pPr>
               <w:spacing w:after="20" w:before="0"/>
@@ -20475,7 +19907,7 @@
             <w:pPr>
               <w:spacing w:after="20" w:before="0"/>
             </w:pPr>
-            <w:hyperlink w:history="1" r:id="rIdhu48nbgyygtzzaaa_h64y">
+            <w:hyperlink w:history="1" r:id="rIdd93f62l0s4wybfml8-huv">
               <w:r>
                 <w:rPr>
                   <w:rFonts w:ascii="Arial" w:cs="Arial" w:eastAsia="Arial" w:hAnsi="Arial"/>
@@ -20508,7 +19940,7 @@
               <w:spacing w:after="10" w:before="0"/>
               <w:ind w:left="120"/>
             </w:pPr>
-            <w:hyperlink w:history="1" r:id="rIdcnme9nyvi4qf2coj12cwz">
+            <w:hyperlink w:history="1" r:id="rIdikng9veei9p_0mkdvnydb">
               <w:r>
                 <w:rPr>
                   <w:rFonts w:ascii="Arial" w:cs="Arial" w:eastAsia="Arial" w:hAnsi="Arial"/>
@@ -20553,7 +19985,7 @@
             <w:pPr>
               <w:spacing w:after="20" w:before="0"/>
             </w:pPr>
-            <w:hyperlink w:history="1" r:id="rId3c98h7kgl1xhrfgff33ju">
+            <w:hyperlink w:history="1" r:id="rIdvibfbq0eacgf-azi5bb8l">
               <w:r>
                 <w:rPr>
                   <w:rFonts w:ascii="Arial" w:cs="Arial" w:eastAsia="Arial" w:hAnsi="Arial"/>
@@ -20586,7 +20018,7 @@
               <w:spacing w:after="10" w:before="0"/>
               <w:ind w:left="120"/>
             </w:pPr>
-            <w:hyperlink w:history="1" r:id="rIdvaxib0ubmzlkyveuehyoo">
+            <w:hyperlink w:history="1" r:id="rIdb8vnqo8sfur4mh43fmytm">
               <w:r>
                 <w:rPr>
                   <w:rFonts w:ascii="Arial" w:cs="Arial" w:eastAsia="Arial" w:hAnsi="Arial"/>
@@ -20602,7 +20034,7 @@
         </w:tc>
         <w:tc>
           <w:tcPr>
-            <w:tcW w:type="dxa" w:w="3324"/>
+            <w:tcW w:type="dxa" w:w="3040"/>
             <w:shd w:fill="FFFFFF" w:color="auto" w:val="clear"/>
             <w:tcMar>
               <w:top w:type="dxa" w:w="60"/>
@@ -20628,6 +20060,38 @@
                 <w:sz w:val="18"/>
                 <w:szCs w:val="18"/>
               </w:rPr>
+              <w:t xml:space="preserve">Challenge A preview: "If Blade 1 is at (0,4), predict where Blade 2 and Blade 3 are." Challenge B preview: "If the hour hand points to 12 (0,3) — where does it point at 3:00? At 6:00?" Groups discuss and predict before calculating.</w:t>
+            </w:r>
+          </w:p>
+        </w:tc>
+        <w:tc>
+          <w:tcPr>
+            <w:tcW w:type="dxa" w:w="3040"/>
+            <w:shd w:fill="F2F2F2" w:color="auto" w:val="clear"/>
+            <w:tcMar>
+              <w:top w:type="dxa" w:w="60"/>
+              <w:left w:type="dxa" w:w="120"/>
+              <w:bottom w:type="dxa" w:w="60"/>
+              <w:right w:type="dxa" w:w="120"/>
+            </w:tcMar>
+            <w:vAlign w:val="top"/>
+          </w:tcPr>
+          <w:p>
+            <w:pPr>
+              <w:spacing w:after="40" w:before="0"/>
+              <w:jc w:val="left"/>
+            </w:pPr>
+            <w:r>
+              <w:rPr>
+                <w:rFonts w:ascii="Arial" w:cs="Arial" w:eastAsia="Arial" w:hAnsi="Arial"/>
+                <w:b w:val="false"/>
+                <w:bCs w:val="false"/>
+                <w:i w:val="false"/>
+                <w:iCs w:val="false"/>
+                <w:color w:val="000000"/>
+                <w:sz w:val="18"/>
+                <w:szCs w:val="18"/>
+              </w:rPr>
               <w:t xml:space="preserve">"For Challenge A: a full circle is 360°. Three blades equally spaced — each is how many degrees apart?"</w:t>
             </w:r>
           </w:p>
@@ -20653,40 +20117,40 @@
         </w:tc>
         <w:tc>
           <w:tcPr>
-            <w:tcW w:type="dxa" w:w="2300"/>
+            <w:tcW w:type="dxa" w:w="3040"/>
+            <w:shd w:fill="FFFFFF" w:color="auto" w:val="clear"/>
+            <w:tcMar>
+              <w:top w:type="dxa" w:w="60"/>
+              <w:left w:type="dxa" w:w="120"/>
+              <w:bottom w:type="dxa" w:w="60"/>
+              <w:right w:type="dxa" w:w="120"/>
+            </w:tcMar>
+            <w:vAlign w:val="top"/>
+          </w:tcPr>
+          <w:p>
+            <w:pPr>
+              <w:spacing w:after="40" w:before="0"/>
+              <w:jc w:val="left"/>
+            </w:pPr>
+            <w:r>
+              <w:rPr>
+                <w:rFonts w:ascii="Arial" w:cs="Arial" w:eastAsia="Arial" w:hAnsi="Arial"/>
+                <w:b w:val="false"/>
+                <w:bCs w:val="false"/>
+                <w:i w:val="false"/>
+                <w:iCs w:val="false"/>
+                <w:color w:val="000000"/>
+                <w:sz w:val="18"/>
+                <w:szCs w:val="18"/>
+              </w:rPr>
+              <w:t xml:space="preserve">Connecting rotation to real design contexts motivates precise calculation.</w:t>
+            </w:r>
+          </w:p>
+        </w:tc>
+        <w:tc>
+          <w:tcPr>
+            <w:tcW w:type="dxa" w:w="3040"/>
             <w:shd w:fill="F2F2F2" w:color="auto" w:val="clear"/>
-            <w:tcMar>
-              <w:top w:type="dxa" w:w="60"/>
-              <w:left w:type="dxa" w:w="120"/>
-              <w:bottom w:type="dxa" w:w="60"/>
-              <w:right w:type="dxa" w:w="120"/>
-            </w:tcMar>
-            <w:vAlign w:val="top"/>
-          </w:tcPr>
-          <w:p>
-            <w:pPr>
-              <w:spacing w:after="40" w:before="0"/>
-              <w:jc w:val="left"/>
-            </w:pPr>
-            <w:r>
-              <w:rPr>
-                <w:rFonts w:ascii="Arial" w:cs="Arial" w:eastAsia="Arial" w:hAnsi="Arial"/>
-                <w:b w:val="false"/>
-                <w:bCs w:val="false"/>
-                <w:i w:val="false"/>
-                <w:iCs w:val="false"/>
-                <w:color w:val="000000"/>
-                <w:sz w:val="18"/>
-                <w:szCs w:val="18"/>
-              </w:rPr>
-              <w:t xml:space="preserve">Connecting rotation to real design contexts motivates precise calculation.</w:t>
-            </w:r>
-          </w:p>
-        </w:tc>
-        <w:tc>
-          <w:tcPr>
-            <w:tcW w:type="dxa" w:w="2300"/>
-            <w:shd w:fill="FFFFFF" w:color="auto" w:val="clear"/>
             <w:tcMar>
               <w:top w:type="dxa" w:w="60"/>
               <w:left w:type="dxa" w:w="120"/>
@@ -20719,7 +20183,7 @@
       <w:tr>
         <w:tc>
           <w:tcPr>
-            <w:tcW w:type="dxa" w:w="900"/>
+            <w:tcW w:type="dxa" w:w="1520"/>
             <w:shd w:fill="D9EEF1" w:color="auto" w:val="clear"/>
             <w:tcMar>
               <w:top w:type="dxa" w:w="60"/>
@@ -20748,206 +20212,6 @@
               <w:t xml:space="preserve">Observe Phase</w:t>
             </w:r>
           </w:p>
-        </w:tc>
-        <w:tc>
-          <w:tcPr>
-            <w:tcW w:type="dxa" w:w="2300"/>
-            <w:shd w:fill="FFFFFF" w:color="auto" w:val="clear"/>
-            <w:tcMar>
-              <w:top w:type="dxa" w:w="60"/>
-              <w:left w:type="dxa" w:w="120"/>
-              <w:bottom w:type="dxa" w:w="60"/>
-              <w:right w:type="dxa" w:w="120"/>
-            </w:tcMar>
-            <w:vAlign w:val="top"/>
-          </w:tcPr>
-          <w:p>
-            <w:pPr>
-              <w:spacing w:after="40" w:before="0"/>
-              <w:jc w:val="left"/>
-            </w:pPr>
-            <w:r>
-              <w:rPr>
-                <w:rFonts w:ascii="Arial" w:cs="Arial" w:eastAsia="Arial" w:hAnsi="Arial"/>
-                <w:b w:val="false"/>
-                <w:bCs w:val="false"/>
-                <w:i w:val="false"/>
-                <w:iCs w:val="false"/>
-                <w:color w:val="000000"/>
-                <w:sz w:val="18"/>
-                <w:szCs w:val="18"/>
-              </w:rPr>
-              <w:t xml:space="preserve">Students work through their chosen challenge:</w:t>
-            </w:r>
-          </w:p>
-          <w:p>
-            <w:pPr>
-              <w:spacing w:after="40" w:before="0"/>
-              <w:jc w:val="left"/>
-            </w:pPr>
-            <w:r>
-              <w:rPr>
-                <w:rFonts w:ascii="Arial" w:cs="Arial" w:eastAsia="Arial" w:hAnsi="Arial"/>
-                <w:b w:val="false"/>
-                <w:bCs w:val="false"/>
-                <w:i w:val="false"/>
-                <w:iCs w:val="false"/>
-                <w:color w:val="000000"/>
-                <w:sz w:val="18"/>
-                <w:szCs w:val="18"/>
-              </w:rPr>
-              <w:t xml:space="preserve">Challenge A:</w:t>
-            </w:r>
-          </w:p>
-          <w:p>
-            <w:pPr>
-              <w:spacing w:after="30" w:before="0"/>
-              <w:ind w:left="360" w:hanging="180"/>
-              <w:jc w:val="left"/>
-            </w:pPr>
-            <w:r>
-              <w:rPr>
-                <w:rFonts w:ascii="Arial" w:cs="Arial" w:eastAsia="Arial" w:hAnsi="Arial"/>
-                <w:b w:val="false"/>
-                <w:bCs w:val="false"/>
-                <w:i w:val="false"/>
-                <w:iCs w:val="false"/>
-                <w:color w:val="000000"/>
-                <w:sz w:val="18"/>
-                <w:szCs w:val="18"/>
-              </w:rPr>
-              <w:t xml:space="preserve">–  Blade 1: (0,4). Blade 2: rotate (0,4) by 120° ACW about origin.</w:t>
-            </w:r>
-          </w:p>
-          <w:p>
-            <w:pPr>
-              <w:spacing w:after="40" w:before="0"/>
-              <w:jc w:val="left"/>
-            </w:pPr>
-            <w:r>
-              <w:rPr>
-                <w:rFonts w:ascii="Arial" w:cs="Arial" w:eastAsia="Arial" w:hAnsi="Arial"/>
-                <w:b w:val="false"/>
-                <w:bCs w:val="false"/>
-                <w:i w:val="false"/>
-                <w:iCs w:val="false"/>
-                <w:color w:val="000000"/>
-                <w:sz w:val="18"/>
-                <w:szCs w:val="18"/>
-              </w:rPr>
-              <w:t xml:space="preserve">  (0,4) → (−4sin60°, 4cos60°)... or use GeoGebra for non-standard angle.</w:t>
-            </w:r>
-          </w:p>
-          <w:p>
-            <w:pPr>
-              <w:spacing w:after="40" w:before="0"/>
-              <w:jc w:val="left"/>
-            </w:pPr>
-            <w:r>
-              <w:rPr>
-                <w:rFonts w:ascii="Arial" w:cs="Arial" w:eastAsia="Arial" w:hAnsi="Arial"/>
-                <w:b w:val="false"/>
-                <w:bCs w:val="false"/>
-                <w:i w:val="false"/>
-                <w:iCs w:val="false"/>
-                <w:color w:val="000000"/>
-                <w:sz w:val="18"/>
-                <w:szCs w:val="18"/>
-              </w:rPr>
-              <w:t xml:space="preserve">  Exact: B₂ = (−4sin120°, 4cos120°) = (−2√3, −2) ≈ (−3.46, −2)</w:t>
-            </w:r>
-          </w:p>
-          <w:p>
-            <w:pPr>
-              <w:spacing w:after="40" w:before="0"/>
-              <w:jc w:val="left"/>
-            </w:pPr>
-            <w:r>
-              <w:rPr>
-                <w:rFonts w:ascii="Arial" w:cs="Arial" w:eastAsia="Arial" w:hAnsi="Arial"/>
-                <w:b w:val="false"/>
-                <w:bCs w:val="false"/>
-                <w:i w:val="false"/>
-                <w:iCs w:val="false"/>
-                <w:color w:val="000000"/>
-                <w:sz w:val="18"/>
-                <w:szCs w:val="18"/>
-              </w:rPr>
-              <w:t xml:space="preserve">  B₃ = (2√3, −2) ≈ (3.46, −2)</w:t>
-            </w:r>
-          </w:p>
-          <w:p>
-            <w:pPr>
-              <w:spacing w:after="30" w:before="0"/>
-              <w:ind w:left="360" w:hanging="180"/>
-              <w:jc w:val="left"/>
-            </w:pPr>
-            <w:r>
-              <w:rPr>
-                <w:rFonts w:ascii="Arial" w:cs="Arial" w:eastAsia="Arial" w:hAnsi="Arial"/>
-                <w:b w:val="false"/>
-                <w:bCs w:val="false"/>
-                <w:i w:val="false"/>
-                <w:iCs w:val="false"/>
-                <w:color w:val="000000"/>
-                <w:sz w:val="18"/>
-                <w:szCs w:val="18"/>
-              </w:rPr>
-              <w:t xml:space="preserve">–  After 30° rotation: apply 30° rotation rule to all three blade tips.</w:t>
-            </w:r>
-          </w:p>
-          <w:p>
-            <w:pPr>
-              <w:spacing w:after="40" w:before="0"/>
-              <w:jc w:val="left"/>
-            </w:pPr>
-            <w:r>
-              <w:rPr>
-                <w:rFonts w:ascii="Arial" w:cs="Arial" w:eastAsia="Arial" w:hAnsi="Arial"/>
-                <w:b w:val="false"/>
-                <w:bCs w:val="false"/>
-                <w:i w:val="false"/>
-                <w:iCs w:val="false"/>
-                <w:color w:val="000000"/>
-                <w:sz w:val="18"/>
-                <w:szCs w:val="18"/>
-              </w:rPr>
-              <w:t xml:space="preserve">Challenge B:</w:t>
-            </w:r>
-          </w:p>
-          <w:p>
-            <w:pPr>
-              <w:spacing w:after="30" w:before="0"/>
-              <w:ind w:left="360" w:hanging="180"/>
-              <w:jc w:val="left"/>
-            </w:pPr>
-            <w:r>
-              <w:rPr>
-                <w:rFonts w:ascii="Arial" w:cs="Arial" w:eastAsia="Arial" w:hAnsi="Arial"/>
-                <w:b w:val="false"/>
-                <w:bCs w:val="false"/>
-                <w:i w:val="false"/>
-                <w:iCs w:val="false"/>
-                <w:color w:val="000000"/>
-                <w:sz w:val="18"/>
-                <w:szCs w:val="18"/>
-              </w:rPr>
-              <w:t xml:space="preserve">–  12:00 → (0,3); 3:00 → 90° CW → (3,0); 6:00 → 180° → (0,−3); 9:00 → 270° CW → (−3,0); 10:00 → 300° ACW.</w:t>
-            </w:r>
-          </w:p>
-        </w:tc>
-        <w:tc>
-          <w:tcPr>
-            <w:tcW w:type="dxa" w:w="2556"/>
-            <w:shd w:fill="F2F2F2" w:color="auto" w:val="clear"/>
-            <w:tcMar>
-              <w:top w:type="dxa" w:w="60"/>
-              <w:left w:type="dxa" w:w="120"/>
-              <w:bottom w:type="dxa" w:w="60"/>
-              <w:right w:type="dxa" w:w="120"/>
-            </w:tcMar>
-            <w:vAlign w:val="top"/>
-          </w:tcPr>
           <w:p>
             <w:pPr>
               <w:spacing w:after="20" w:before="0"/>
@@ -20968,7 +20232,7 @@
             <w:pPr>
               <w:spacing w:after="20" w:before="0"/>
             </w:pPr>
-            <w:hyperlink w:history="1" r:id="rIddoavfdso7igasa8ylohv3">
+            <w:hyperlink w:history="1" r:id="rIdfcjhtjbbrlsgtzkp1vwbk">
               <w:r>
                 <w:rPr>
                   <w:rFonts w:ascii="Arial" w:cs="Arial" w:eastAsia="Arial" w:hAnsi="Arial"/>
@@ -21001,7 +20265,7 @@
               <w:spacing w:after="10" w:before="0"/>
               <w:ind w:left="120"/>
             </w:pPr>
-            <w:hyperlink w:history="1" r:id="rIdyacy8fvapw7nngzo6czi-">
+            <w:hyperlink w:history="1" r:id="rIdyfdsl2spskk_ctnbwjwqu">
               <w:r>
                 <w:rPr>
                   <w:rFonts w:ascii="Arial" w:cs="Arial" w:eastAsia="Arial" w:hAnsi="Arial"/>
@@ -21046,7 +20310,7 @@
             <w:pPr>
               <w:spacing w:after="20" w:before="0"/>
             </w:pPr>
-            <w:hyperlink w:history="1" r:id="rIdqozztix0me2ahqfk8bg1a">
+            <w:hyperlink w:history="1" r:id="rIdstohhajb16468pyqubcn1">
               <w:r>
                 <w:rPr>
                   <w:rFonts w:ascii="Arial" w:cs="Arial" w:eastAsia="Arial" w:hAnsi="Arial"/>
@@ -21079,7 +20343,7 @@
               <w:spacing w:after="10" w:before="0"/>
               <w:ind w:left="120"/>
             </w:pPr>
-            <w:hyperlink w:history="1" r:id="rIdpel7xdvjsfysxjqupslum">
+            <w:hyperlink w:history="1" r:id="rIdoqaqlwrxn7qef8ghu2apn">
               <w:r>
                 <w:rPr>
                   <w:rFonts w:ascii="Arial" w:cs="Arial" w:eastAsia="Arial" w:hAnsi="Arial"/>
@@ -21095,7 +20359,7 @@
         </w:tc>
         <w:tc>
           <w:tcPr>
-            <w:tcW w:type="dxa" w:w="3324"/>
+            <w:tcW w:type="dxa" w:w="3040"/>
             <w:shd w:fill="FFFFFF" w:color="auto" w:val="clear"/>
             <w:tcMar>
               <w:top w:type="dxa" w:w="60"/>
@@ -21121,6 +20385,193 @@
                 <w:sz w:val="18"/>
                 <w:szCs w:val="18"/>
               </w:rPr>
+              <w:t xml:space="preserve">Students work through their chosen challenge:</w:t>
+            </w:r>
+          </w:p>
+          <w:p>
+            <w:pPr>
+              <w:spacing w:after="40" w:before="0"/>
+              <w:jc w:val="left"/>
+            </w:pPr>
+            <w:r>
+              <w:rPr>
+                <w:rFonts w:ascii="Arial" w:cs="Arial" w:eastAsia="Arial" w:hAnsi="Arial"/>
+                <w:b w:val="false"/>
+                <w:bCs w:val="false"/>
+                <w:i w:val="false"/>
+                <w:iCs w:val="false"/>
+                <w:color w:val="000000"/>
+                <w:sz w:val="18"/>
+                <w:szCs w:val="18"/>
+              </w:rPr>
+              <w:t xml:space="preserve">Challenge A:</w:t>
+            </w:r>
+          </w:p>
+          <w:p>
+            <w:pPr>
+              <w:spacing w:after="30" w:before="0"/>
+              <w:ind w:left="360" w:hanging="180"/>
+              <w:jc w:val="left"/>
+            </w:pPr>
+            <w:r>
+              <w:rPr>
+                <w:rFonts w:ascii="Arial" w:cs="Arial" w:eastAsia="Arial" w:hAnsi="Arial"/>
+                <w:b w:val="false"/>
+                <w:bCs w:val="false"/>
+                <w:i w:val="false"/>
+                <w:iCs w:val="false"/>
+                <w:color w:val="000000"/>
+                <w:sz w:val="18"/>
+                <w:szCs w:val="18"/>
+              </w:rPr>
+              <w:t xml:space="preserve">–  Blade 1: (0,4). Blade 2: rotate (0,4) by 120° ACW about origin.</w:t>
+            </w:r>
+          </w:p>
+          <w:p>
+            <w:pPr>
+              <w:spacing w:after="40" w:before="0"/>
+              <w:jc w:val="left"/>
+            </w:pPr>
+            <w:r>
+              <w:rPr>
+                <w:rFonts w:ascii="Arial" w:cs="Arial" w:eastAsia="Arial" w:hAnsi="Arial"/>
+                <w:b w:val="false"/>
+                <w:bCs w:val="false"/>
+                <w:i w:val="false"/>
+                <w:iCs w:val="false"/>
+                <w:color w:val="000000"/>
+                <w:sz w:val="18"/>
+                <w:szCs w:val="18"/>
+              </w:rPr>
+              <w:t xml:space="preserve">  (0,4) → (−4sin60°, 4cos60°)... or use GeoGebra for non-standard angle.</w:t>
+            </w:r>
+          </w:p>
+          <w:p>
+            <w:pPr>
+              <w:spacing w:after="40" w:before="0"/>
+              <w:jc w:val="left"/>
+            </w:pPr>
+            <w:r>
+              <w:rPr>
+                <w:rFonts w:ascii="Arial" w:cs="Arial" w:eastAsia="Arial" w:hAnsi="Arial"/>
+                <w:b w:val="false"/>
+                <w:bCs w:val="false"/>
+                <w:i w:val="false"/>
+                <w:iCs w:val="false"/>
+                <w:color w:val="000000"/>
+                <w:sz w:val="18"/>
+                <w:szCs w:val="18"/>
+              </w:rPr>
+              <w:t xml:space="preserve">  Exact: B₂ = (−4sin120°, 4cos120°) = (−2√3, −2) ≈ (−3.46, −2)</w:t>
+            </w:r>
+          </w:p>
+          <w:p>
+            <w:pPr>
+              <w:spacing w:after="40" w:before="0"/>
+              <w:jc w:val="left"/>
+            </w:pPr>
+            <w:r>
+              <w:rPr>
+                <w:rFonts w:ascii="Arial" w:cs="Arial" w:eastAsia="Arial" w:hAnsi="Arial"/>
+                <w:b w:val="false"/>
+                <w:bCs w:val="false"/>
+                <w:i w:val="false"/>
+                <w:iCs w:val="false"/>
+                <w:color w:val="000000"/>
+                <w:sz w:val="18"/>
+                <w:szCs w:val="18"/>
+              </w:rPr>
+              <w:t xml:space="preserve">  B₃ = (2√3, −2) ≈ (3.46, −2)</w:t>
+            </w:r>
+          </w:p>
+          <w:p>
+            <w:pPr>
+              <w:spacing w:after="30" w:before="0"/>
+              <w:ind w:left="360" w:hanging="180"/>
+              <w:jc w:val="left"/>
+            </w:pPr>
+            <w:r>
+              <w:rPr>
+                <w:rFonts w:ascii="Arial" w:cs="Arial" w:eastAsia="Arial" w:hAnsi="Arial"/>
+                <w:b w:val="false"/>
+                <w:bCs w:val="false"/>
+                <w:i w:val="false"/>
+                <w:iCs w:val="false"/>
+                <w:color w:val="000000"/>
+                <w:sz w:val="18"/>
+                <w:szCs w:val="18"/>
+              </w:rPr>
+              <w:t xml:space="preserve">–  After 30° rotation: apply 30° rotation rule to all three blade tips.</w:t>
+            </w:r>
+          </w:p>
+          <w:p>
+            <w:pPr>
+              <w:spacing w:after="40" w:before="0"/>
+              <w:jc w:val="left"/>
+            </w:pPr>
+            <w:r>
+              <w:rPr>
+                <w:rFonts w:ascii="Arial" w:cs="Arial" w:eastAsia="Arial" w:hAnsi="Arial"/>
+                <w:b w:val="false"/>
+                <w:bCs w:val="false"/>
+                <w:i w:val="false"/>
+                <w:iCs w:val="false"/>
+                <w:color w:val="000000"/>
+                <w:sz w:val="18"/>
+                <w:szCs w:val="18"/>
+              </w:rPr>
+              <w:t xml:space="preserve">Challenge B:</w:t>
+            </w:r>
+          </w:p>
+          <w:p>
+            <w:pPr>
+              <w:spacing w:after="30" w:before="0"/>
+              <w:ind w:left="360" w:hanging="180"/>
+              <w:jc w:val="left"/>
+            </w:pPr>
+            <w:r>
+              <w:rPr>
+                <w:rFonts w:ascii="Arial" w:cs="Arial" w:eastAsia="Arial" w:hAnsi="Arial"/>
+                <w:b w:val="false"/>
+                <w:bCs w:val="false"/>
+                <w:i w:val="false"/>
+                <w:iCs w:val="false"/>
+                <w:color w:val="000000"/>
+                <w:sz w:val="18"/>
+                <w:szCs w:val="18"/>
+              </w:rPr>
+              <w:t xml:space="preserve">–  12:00 → (0,3); 3:00 → 90° CW → (3,0); 6:00 → 180° → (0,−3); 9:00 → 270° CW → (−3,0); 10:00 → 300° ACW.</w:t>
+            </w:r>
+          </w:p>
+        </w:tc>
+        <w:tc>
+          <w:tcPr>
+            <w:tcW w:type="dxa" w:w="3040"/>
+            <w:shd w:fill="F2F2F2" w:color="auto" w:val="clear"/>
+            <w:tcMar>
+              <w:top w:type="dxa" w:w="60"/>
+              <w:left w:type="dxa" w:w="120"/>
+              <w:bottom w:type="dxa" w:w="60"/>
+              <w:right w:type="dxa" w:w="120"/>
+            </w:tcMar>
+            <w:vAlign w:val="top"/>
+          </w:tcPr>
+          <w:p>
+            <w:pPr>
+              <w:spacing w:after="40" w:before="0"/>
+              <w:jc w:val="left"/>
+            </w:pPr>
+            <w:r>
+              <w:rPr>
+                <w:rFonts w:ascii="Arial" w:cs="Arial" w:eastAsia="Arial" w:hAnsi="Arial"/>
+                <w:b w:val="false"/>
+                <w:bCs w:val="false"/>
+                <w:i w:val="false"/>
+                <w:iCs w:val="false"/>
+                <w:color w:val="000000"/>
+                <w:sz w:val="18"/>
+                <w:szCs w:val="18"/>
+              </w:rPr>
               <w:t xml:space="preserve">"For 120° — you need GeoGebra or trigonometry. If you haven't done trig yet, estimate from the diagram."</w:t>
             </w:r>
           </w:p>
@@ -21146,40 +20597,40 @@
         </w:tc>
         <w:tc>
           <w:tcPr>
-            <w:tcW w:type="dxa" w:w="2300"/>
+            <w:tcW w:type="dxa" w:w="3040"/>
+            <w:shd w:fill="FFFFFF" w:color="auto" w:val="clear"/>
+            <w:tcMar>
+              <w:top w:type="dxa" w:w="60"/>
+              <w:left w:type="dxa" w:w="120"/>
+              <w:bottom w:type="dxa" w:w="60"/>
+              <w:right w:type="dxa" w:w="120"/>
+            </w:tcMar>
+            <w:vAlign w:val="top"/>
+          </w:tcPr>
+          <w:p>
+            <w:pPr>
+              <w:spacing w:after="40" w:before="0"/>
+              <w:jc w:val="left"/>
+            </w:pPr>
+            <w:r>
+              <w:rPr>
+                <w:rFonts w:ascii="Arial" w:cs="Arial" w:eastAsia="Arial" w:hAnsi="Arial"/>
+                <w:b w:val="false"/>
+                <w:bCs w:val="false"/>
+                <w:i w:val="false"/>
+                <w:iCs w:val="false"/>
+                <w:color w:val="000000"/>
+                <w:sz w:val="18"/>
+                <w:szCs w:val="18"/>
+              </w:rPr>
+              <w:t xml:space="preserve">Open-ended challenge with differentiated pathways. Exact calculations use standard angles; GeoGebra handles non-standard.</w:t>
+            </w:r>
+          </w:p>
+        </w:tc>
+        <w:tc>
+          <w:tcPr>
+            <w:tcW w:type="dxa" w:w="3040"/>
             <w:shd w:fill="F2F2F2" w:color="auto" w:val="clear"/>
-            <w:tcMar>
-              <w:top w:type="dxa" w:w="60"/>
-              <w:left w:type="dxa" w:w="120"/>
-              <w:bottom w:type="dxa" w:w="60"/>
-              <w:right w:type="dxa" w:w="120"/>
-            </w:tcMar>
-            <w:vAlign w:val="top"/>
-          </w:tcPr>
-          <w:p>
-            <w:pPr>
-              <w:spacing w:after="40" w:before="0"/>
-              <w:jc w:val="left"/>
-            </w:pPr>
-            <w:r>
-              <w:rPr>
-                <w:rFonts w:ascii="Arial" w:cs="Arial" w:eastAsia="Arial" w:hAnsi="Arial"/>
-                <w:b w:val="false"/>
-                <w:bCs w:val="false"/>
-                <w:i w:val="false"/>
-                <w:iCs w:val="false"/>
-                <w:color w:val="000000"/>
-                <w:sz w:val="18"/>
-                <w:szCs w:val="18"/>
-              </w:rPr>
-              <w:t xml:space="preserve">Open-ended challenge with differentiated pathways. Exact calculations use standard angles; GeoGebra handles non-standard.</w:t>
-            </w:r>
-          </w:p>
-        </w:tc>
-        <w:tc>
-          <w:tcPr>
-            <w:tcW w:type="dxa" w:w="2300"/>
-            <w:shd w:fill="FFFFFF" w:color="auto" w:val="clear"/>
             <w:tcMar>
               <w:top w:type="dxa" w:w="60"/>
               <w:left w:type="dxa" w:w="120"/>
@@ -21212,7 +20663,7 @@
       <w:tr>
         <w:tc>
           <w:tcPr>
-            <w:tcW w:type="dxa" w:w="900"/>
+            <w:tcW w:type="dxa" w:w="1520"/>
             <w:shd w:fill="E2EFDA" w:color="auto" w:val="clear"/>
             <w:tcMar>
               <w:top w:type="dxa" w:w="60"/>
@@ -21241,130 +20692,6 @@
               <w:t xml:space="preserve">Explain Phase</w:t>
             </w:r>
           </w:p>
-        </w:tc>
-        <w:tc>
-          <w:tcPr>
-            <w:tcW w:type="dxa" w:w="2300"/>
-            <w:shd w:fill="FFFFFF" w:color="auto" w:val="clear"/>
-            <w:tcMar>
-              <w:top w:type="dxa" w:w="60"/>
-              <w:left w:type="dxa" w:w="120"/>
-              <w:bottom w:type="dxa" w:w="60"/>
-              <w:right w:type="dxa" w:w="120"/>
-            </w:tcMar>
-            <w:vAlign w:val="top"/>
-          </w:tcPr>
-          <w:p>
-            <w:pPr>
-              <w:spacing w:after="40" w:before="0"/>
-              <w:jc w:val="left"/>
-            </w:pPr>
-            <w:r>
-              <w:rPr>
-                <w:rFonts w:ascii="Arial" w:cs="Arial" w:eastAsia="Arial" w:hAnsi="Arial"/>
-                <w:b w:val="false"/>
-                <w:bCs w:val="false"/>
-                <w:i w:val="false"/>
-                <w:iCs w:val="false"/>
-                <w:color w:val="000000"/>
-                <w:sz w:val="18"/>
-                <w:szCs w:val="18"/>
-              </w:rPr>
-              <w:t xml:space="preserve">Present designs to class (2 minutes each). Must explain:</w:t>
-            </w:r>
-          </w:p>
-          <w:p>
-            <w:pPr>
-              <w:spacing w:after="30" w:before="0"/>
-              <w:ind w:left="360" w:hanging="180"/>
-              <w:jc w:val="left"/>
-            </w:pPr>
-            <w:r>
-              <w:rPr>
-                <w:rFonts w:ascii="Arial" w:cs="Arial" w:eastAsia="Arial" w:hAnsi="Arial"/>
-                <w:b w:val="false"/>
-                <w:bCs w:val="false"/>
-                <w:i w:val="false"/>
-                <w:iCs w:val="false"/>
-                <w:color w:val="000000"/>
-                <w:sz w:val="18"/>
-                <w:szCs w:val="18"/>
-              </w:rPr>
-              <w:t xml:space="preserve">–  Which rotation rules were used and why</w:t>
-            </w:r>
-          </w:p>
-          <w:p>
-            <w:pPr>
-              <w:spacing w:after="30" w:before="0"/>
-              <w:ind w:left="360" w:hanging="180"/>
-              <w:jc w:val="left"/>
-            </w:pPr>
-            <w:r>
-              <w:rPr>
-                <w:rFonts w:ascii="Arial" w:cs="Arial" w:eastAsia="Arial" w:hAnsi="Arial"/>
-                <w:b w:val="false"/>
-                <w:bCs w:val="false"/>
-                <w:i w:val="false"/>
-                <w:iCs w:val="false"/>
-                <w:color w:val="000000"/>
-                <w:sz w:val="18"/>
-                <w:szCs w:val="18"/>
-              </w:rPr>
-              <w:t xml:space="preserve">–  How the three rotation properties (distances/angles/isometry) appear in the design</w:t>
-            </w:r>
-          </w:p>
-          <w:p>
-            <w:pPr>
-              <w:spacing w:after="30" w:before="0"/>
-              <w:ind w:left="360" w:hanging="180"/>
-              <w:jc w:val="left"/>
-            </w:pPr>
-            <w:r>
-              <w:rPr>
-                <w:rFonts w:ascii="Arial" w:cs="Arial" w:eastAsia="Arial" w:hAnsi="Arial"/>
-                <w:b w:val="false"/>
-                <w:bCs w:val="false"/>
-                <w:i w:val="false"/>
-                <w:iCs w:val="false"/>
-                <w:color w:val="000000"/>
-                <w:sz w:val="18"/>
-                <w:szCs w:val="18"/>
-              </w:rPr>
-              <w:t xml:space="preserve">–  One real-world implication (turbine: equal blade spacing prevents vibration; clock: equal angle steps keep time)</w:t>
-            </w:r>
-          </w:p>
-          <w:p>
-            <w:pPr>
-              <w:spacing w:after="40" w:before="0"/>
-              <w:jc w:val="left"/>
-            </w:pPr>
-            <w:r>
-              <w:rPr>
-                <w:rFonts w:ascii="Arial" w:cs="Arial" w:eastAsia="Arial" w:hAnsi="Arial"/>
-                <w:b w:val="false"/>
-                <w:bCs w:val="false"/>
-                <w:i w:val="false"/>
-                <w:iCs w:val="false"/>
-                <w:color w:val="000000"/>
-                <w:sz w:val="18"/>
-                <w:szCs w:val="18"/>
-              </w:rPr>
-              <w:t xml:space="preserve">Class votes on the most clearly explained and most accurately drawn design.</w:t>
-            </w:r>
-          </w:p>
-        </w:tc>
-        <w:tc>
-          <w:tcPr>
-            <w:tcW w:type="dxa" w:w="2556"/>
-            <w:shd w:fill="F2F2F2" w:color="auto" w:val="clear"/>
-            <w:tcMar>
-              <w:top w:type="dxa" w:w="60"/>
-              <w:left w:type="dxa" w:w="120"/>
-              <w:bottom w:type="dxa" w:w="60"/>
-              <w:right w:type="dxa" w:w="120"/>
-            </w:tcMar>
-            <w:vAlign w:val="top"/>
-          </w:tcPr>
           <w:p>
             <w:pPr>
               <w:spacing w:after="20" w:before="0"/>
@@ -21385,7 +20712,7 @@
             <w:pPr>
               <w:spacing w:after="20" w:before="0"/>
             </w:pPr>
-            <w:hyperlink w:history="1" r:id="rIdzxuxr3quyuzaxriyjrkou">
+            <w:hyperlink w:history="1" r:id="rIdlm0qx7vrdsgnvijusjqpd">
               <w:r>
                 <w:rPr>
                   <w:rFonts w:ascii="Arial" w:cs="Arial" w:eastAsia="Arial" w:hAnsi="Arial"/>
@@ -21418,7 +20745,7 @@
               <w:spacing w:after="10" w:before="0"/>
               <w:ind w:left="120"/>
             </w:pPr>
-            <w:hyperlink w:history="1" r:id="rIdrsgvhmmeqvihxclkif9ti">
+            <w:hyperlink w:history="1" r:id="rId3ml48dm7hliweddmksrlg">
               <w:r>
                 <w:rPr>
                   <w:rFonts w:ascii="Arial" w:cs="Arial" w:eastAsia="Arial" w:hAnsi="Arial"/>
@@ -21463,7 +20790,7 @@
             <w:pPr>
               <w:spacing w:after="20" w:before="0"/>
             </w:pPr>
-            <w:hyperlink w:history="1" r:id="rIdlba5pr8mdk6envkwutyag">
+            <w:hyperlink w:history="1" r:id="rIdonmeiszv31uwibg2rarpk">
               <w:r>
                 <w:rPr>
                   <w:rFonts w:ascii="Arial" w:cs="Arial" w:eastAsia="Arial" w:hAnsi="Arial"/>
@@ -21496,7 +20823,7 @@
               <w:spacing w:after="10" w:before="0"/>
               <w:ind w:left="120"/>
             </w:pPr>
-            <w:hyperlink w:history="1" r:id="rIdh61c-qmyxewwpv4xgqap6">
+            <w:hyperlink w:history="1" r:id="rIdl8n64xogspxude-zv9ipi">
               <w:r>
                 <w:rPr>
                   <w:rFonts w:ascii="Arial" w:cs="Arial" w:eastAsia="Arial" w:hAnsi="Arial"/>
@@ -21512,7 +20839,7 @@
         </w:tc>
         <w:tc>
           <w:tcPr>
-            <w:tcW w:type="dxa" w:w="3324"/>
+            <w:tcW w:type="dxa" w:w="3040"/>
             <w:shd w:fill="FFFFFF" w:color="auto" w:val="clear"/>
             <w:tcMar>
               <w:top w:type="dxa" w:w="60"/>
@@ -21538,6 +20865,117 @@
                 <w:sz w:val="18"/>
                 <w:szCs w:val="18"/>
               </w:rPr>
+              <w:t xml:space="preserve">Present designs to class (2 minutes each). Must explain:</w:t>
+            </w:r>
+          </w:p>
+          <w:p>
+            <w:pPr>
+              <w:spacing w:after="30" w:before="0"/>
+              <w:ind w:left="360" w:hanging="180"/>
+              <w:jc w:val="left"/>
+            </w:pPr>
+            <w:r>
+              <w:rPr>
+                <w:rFonts w:ascii="Arial" w:cs="Arial" w:eastAsia="Arial" w:hAnsi="Arial"/>
+                <w:b w:val="false"/>
+                <w:bCs w:val="false"/>
+                <w:i w:val="false"/>
+                <w:iCs w:val="false"/>
+                <w:color w:val="000000"/>
+                <w:sz w:val="18"/>
+                <w:szCs w:val="18"/>
+              </w:rPr>
+              <w:t xml:space="preserve">–  Which rotation rules were used and why</w:t>
+            </w:r>
+          </w:p>
+          <w:p>
+            <w:pPr>
+              <w:spacing w:after="30" w:before="0"/>
+              <w:ind w:left="360" w:hanging="180"/>
+              <w:jc w:val="left"/>
+            </w:pPr>
+            <w:r>
+              <w:rPr>
+                <w:rFonts w:ascii="Arial" w:cs="Arial" w:eastAsia="Arial" w:hAnsi="Arial"/>
+                <w:b w:val="false"/>
+                <w:bCs w:val="false"/>
+                <w:i w:val="false"/>
+                <w:iCs w:val="false"/>
+                <w:color w:val="000000"/>
+                <w:sz w:val="18"/>
+                <w:szCs w:val="18"/>
+              </w:rPr>
+              <w:t xml:space="preserve">–  How the three rotation properties (distances/angles/isometry) appear in the design</w:t>
+            </w:r>
+          </w:p>
+          <w:p>
+            <w:pPr>
+              <w:spacing w:after="30" w:before="0"/>
+              <w:ind w:left="360" w:hanging="180"/>
+              <w:jc w:val="left"/>
+            </w:pPr>
+            <w:r>
+              <w:rPr>
+                <w:rFonts w:ascii="Arial" w:cs="Arial" w:eastAsia="Arial" w:hAnsi="Arial"/>
+                <w:b w:val="false"/>
+                <w:bCs w:val="false"/>
+                <w:i w:val="false"/>
+                <w:iCs w:val="false"/>
+                <w:color w:val="000000"/>
+                <w:sz w:val="18"/>
+                <w:szCs w:val="18"/>
+              </w:rPr>
+              <w:t xml:space="preserve">–  One real-world implication (turbine: equal blade spacing prevents vibration; clock: equal angle steps keep time)</w:t>
+            </w:r>
+          </w:p>
+          <w:p>
+            <w:pPr>
+              <w:spacing w:after="40" w:before="0"/>
+              <w:jc w:val="left"/>
+            </w:pPr>
+            <w:r>
+              <w:rPr>
+                <w:rFonts w:ascii="Arial" w:cs="Arial" w:eastAsia="Arial" w:hAnsi="Arial"/>
+                <w:b w:val="false"/>
+                <w:bCs w:val="false"/>
+                <w:i w:val="false"/>
+                <w:iCs w:val="false"/>
+                <w:color w:val="000000"/>
+                <w:sz w:val="18"/>
+                <w:szCs w:val="18"/>
+              </w:rPr>
+              <w:t xml:space="preserve">Class votes on the most clearly explained and most accurately drawn design.</w:t>
+            </w:r>
+          </w:p>
+        </w:tc>
+        <w:tc>
+          <w:tcPr>
+            <w:tcW w:type="dxa" w:w="3040"/>
+            <w:shd w:fill="F2F2F2" w:color="auto" w:val="clear"/>
+            <w:tcMar>
+              <w:top w:type="dxa" w:w="60"/>
+              <w:left w:type="dxa" w:w="120"/>
+              <w:bottom w:type="dxa" w:w="60"/>
+              <w:right w:type="dxa" w:w="120"/>
+            </w:tcMar>
+            <w:vAlign w:val="top"/>
+          </w:tcPr>
+          <w:p>
+            <w:pPr>
+              <w:spacing w:after="40" w:before="0"/>
+              <w:jc w:val="left"/>
+            </w:pPr>
+            <w:r>
+              <w:rPr>
+                <w:rFonts w:ascii="Arial" w:cs="Arial" w:eastAsia="Arial" w:hAnsi="Arial"/>
+                <w:b w:val="false"/>
+                <w:bCs w:val="false"/>
+                <w:i w:val="false"/>
+                <w:iCs w:val="false"/>
+                <w:color w:val="000000"/>
+                <w:sz w:val="18"/>
+                <w:szCs w:val="18"/>
+              </w:rPr>
               <w:t xml:space="preserve">"Don't just show the diagram. Explain the MATHEMATICS behind each design choice."</w:t>
             </w:r>
           </w:p>
@@ -21563,40 +21001,40 @@
         </w:tc>
         <w:tc>
           <w:tcPr>
-            <w:tcW w:type="dxa" w:w="2300"/>
+            <w:tcW w:type="dxa" w:w="3040"/>
+            <w:shd w:fill="FFFFFF" w:color="auto" w:val="clear"/>
+            <w:tcMar>
+              <w:top w:type="dxa" w:w="60"/>
+              <w:left w:type="dxa" w:w="120"/>
+              <w:bottom w:type="dxa" w:w="60"/>
+              <w:right w:type="dxa" w:w="120"/>
+            </w:tcMar>
+            <w:vAlign w:val="top"/>
+          </w:tcPr>
+          <w:p>
+            <w:pPr>
+              <w:spacing w:after="40" w:before="0"/>
+              <w:jc w:val="left"/>
+            </w:pPr>
+            <w:r>
+              <w:rPr>
+                <w:rFonts w:ascii="Arial" w:cs="Arial" w:eastAsia="Arial" w:hAnsi="Arial"/>
+                <w:b w:val="false"/>
+                <w:bCs w:val="false"/>
+                <w:i w:val="false"/>
+                <w:iCs w:val="false"/>
+                <w:color w:val="000000"/>
+                <w:sz w:val="18"/>
+                <w:szCs w:val="18"/>
+              </w:rPr>
+              <w:t xml:space="preserve">Presentation makes mathematical reasoning explicit. Class feedback deepens understanding.</w:t>
+            </w:r>
+          </w:p>
+        </w:tc>
+        <w:tc>
+          <w:tcPr>
+            <w:tcW w:type="dxa" w:w="3040"/>
             <w:shd w:fill="F2F2F2" w:color="auto" w:val="clear"/>
-            <w:tcMar>
-              <w:top w:type="dxa" w:w="60"/>
-              <w:left w:type="dxa" w:w="120"/>
-              <w:bottom w:type="dxa" w:w="60"/>
-              <w:right w:type="dxa" w:w="120"/>
-            </w:tcMar>
-            <w:vAlign w:val="top"/>
-          </w:tcPr>
-          <w:p>
-            <w:pPr>
-              <w:spacing w:after="40" w:before="0"/>
-              <w:jc w:val="left"/>
-            </w:pPr>
-            <w:r>
-              <w:rPr>
-                <w:rFonts w:ascii="Arial" w:cs="Arial" w:eastAsia="Arial" w:hAnsi="Arial"/>
-                <w:b w:val="false"/>
-                <w:bCs w:val="false"/>
-                <w:i w:val="false"/>
-                <w:iCs w:val="false"/>
-                <w:color w:val="000000"/>
-                <w:sz w:val="18"/>
-                <w:szCs w:val="18"/>
-              </w:rPr>
-              <w:t xml:space="preserve">Presentation makes mathematical reasoning explicit. Class feedback deepens understanding.</w:t>
-            </w:r>
-          </w:p>
-        </w:tc>
-        <w:tc>
-          <w:tcPr>
-            <w:tcW w:type="dxa" w:w="2300"/>
-            <w:shd w:fill="FFFFFF" w:color="auto" w:val="clear"/>
             <w:tcMar>
               <w:top w:type="dxa" w:w="60"/>
               <w:left w:type="dxa" w:w="120"/>
@@ -21629,7 +21067,7 @@
       <w:tr>
         <w:tc>
           <w:tcPr>
-            <w:tcW w:type="dxa" w:w="900"/>
+            <w:tcW w:type="dxa" w:w="1520"/>
             <w:shd w:fill="FCE4D6" w:color="auto" w:val="clear"/>
             <w:tcMar>
               <w:top w:type="dxa" w:w="60"/>
@@ -21658,51 +21096,6 @@
               <w:t xml:space="preserve">Driving Question Board (DQB) Creation</w:t>
             </w:r>
           </w:p>
-        </w:tc>
-        <w:tc>
-          <w:tcPr>
-            <w:tcW w:type="dxa" w:w="2300"/>
-            <w:shd w:fill="FFFFFF" w:color="auto" w:val="clear"/>
-            <w:tcMar>
-              <w:top w:type="dxa" w:w="60"/>
-              <w:left w:type="dxa" w:w="120"/>
-              <w:bottom w:type="dxa" w:w="60"/>
-              <w:right w:type="dxa" w:w="120"/>
-            </w:tcMar>
-            <w:vAlign w:val="top"/>
-          </w:tcPr>
-          <w:p>
-            <w:pPr>
-              <w:spacing w:after="40" w:before="0"/>
-              <w:jc w:val="left"/>
-            </w:pPr>
-            <w:r>
-              <w:rPr>
-                <w:rFonts w:ascii="Arial" w:cs="Arial" w:eastAsia="Arial" w:hAnsi="Arial"/>
-                <w:b w:val="false"/>
-                <w:bCs w:val="false"/>
-                <w:i w:val="false"/>
-                <w:iCs w:val="false"/>
-                <w:color w:val="000000"/>
-                <w:sz w:val="18"/>
-                <w:szCs w:val="18"/>
-              </w:rPr>
-              <w:t xml:space="preserve">Final DQB celebration. Every question from Lessons 1–6 is answered. Class writes one-sentence responses to the driving question. Students vote on the best one-sentence answer to display permanently.</w:t>
-            </w:r>
-          </w:p>
-        </w:tc>
-        <w:tc>
-          <w:tcPr>
-            <w:tcW w:type="dxa" w:w="2556"/>
-            <w:shd w:fill="F2F2F2" w:color="auto" w:val="clear"/>
-            <w:tcMar>
-              <w:top w:type="dxa" w:w="60"/>
-              <w:left w:type="dxa" w:w="120"/>
-              <w:bottom w:type="dxa" w:w="60"/>
-              <w:right w:type="dxa" w:w="120"/>
-            </w:tcMar>
-            <w:vAlign w:val="top"/>
-          </w:tcPr>
           <w:p>
             <w:pPr>
               <w:spacing w:after="20" w:before="0"/>
@@ -21723,7 +21116,7 @@
             <w:pPr>
               <w:spacing w:after="20" w:before="0"/>
             </w:pPr>
-            <w:hyperlink w:history="1" r:id="rIdixapwjiuefwulh4jwbdfs">
+            <w:hyperlink w:history="1" r:id="rIdobkqxa5crosjkeyyhl3tn">
               <w:r>
                 <w:rPr>
                   <w:rFonts w:ascii="Arial" w:cs="Arial" w:eastAsia="Arial" w:hAnsi="Arial"/>
@@ -21756,7 +21149,7 @@
               <w:spacing w:after="10" w:before="0"/>
               <w:ind w:left="120"/>
             </w:pPr>
-            <w:hyperlink w:history="1" r:id="rIdtfopzc0axhcpa8bztgput">
+            <w:hyperlink w:history="1" r:id="rIdz4bc56fxowoiebyxqbm8r">
               <w:r>
                 <w:rPr>
                   <w:rFonts w:ascii="Arial" w:cs="Arial" w:eastAsia="Arial" w:hAnsi="Arial"/>
@@ -21801,7 +21194,7 @@
             <w:pPr>
               <w:spacing w:after="20" w:before="0"/>
             </w:pPr>
-            <w:hyperlink w:history="1" r:id="rId3ds-yriqb2gycrk6bst91">
+            <w:hyperlink w:history="1" r:id="rIdkyyfsqpnq1vhefwe9iv0d">
               <w:r>
                 <w:rPr>
                   <w:rFonts w:ascii="Arial" w:cs="Arial" w:eastAsia="Arial" w:hAnsi="Arial"/>
@@ -21834,7 +21227,7 @@
               <w:spacing w:after="10" w:before="0"/>
               <w:ind w:left="120"/>
             </w:pPr>
-            <w:hyperlink w:history="1" r:id="rIdqi53qfdedsrvmthvdcz0o">
+            <w:hyperlink w:history="1" r:id="rIdyrxf6jlsrjkawyki0sbu4">
               <w:r>
                 <w:rPr>
                   <w:rFonts w:ascii="Arial" w:cs="Arial" w:eastAsia="Arial" w:hAnsi="Arial"/>
@@ -21850,7 +21243,7 @@
         </w:tc>
         <w:tc>
           <w:tcPr>
-            <w:tcW w:type="dxa" w:w="3324"/>
+            <w:tcW w:type="dxa" w:w="3040"/>
             <w:shd w:fill="FFFFFF" w:color="auto" w:val="clear"/>
             <w:tcMar>
               <w:top w:type="dxa" w:w="60"/>
@@ -21876,46 +21269,78 @@
                 <w:sz w:val="18"/>
                 <w:szCs w:val="18"/>
               </w:rPr>
+              <w:t xml:space="preserve">Final DQB celebration. Every question from Lessons 1–6 is answered. Class writes one-sentence responses to the driving question. Students vote on the best one-sentence answer to display permanently.</w:t>
+            </w:r>
+          </w:p>
+        </w:tc>
+        <w:tc>
+          <w:tcPr>
+            <w:tcW w:type="dxa" w:w="3040"/>
+            <w:shd w:fill="F2F2F2" w:color="auto" w:val="clear"/>
+            <w:tcMar>
+              <w:top w:type="dxa" w:w="60"/>
+              <w:left w:type="dxa" w:w="120"/>
+              <w:bottom w:type="dxa" w:w="60"/>
+              <w:right w:type="dxa" w:w="120"/>
+            </w:tcMar>
+            <w:vAlign w:val="top"/>
+          </w:tcPr>
+          <w:p>
+            <w:pPr>
+              <w:spacing w:after="40" w:before="0"/>
+              <w:jc w:val="left"/>
+            </w:pPr>
+            <w:r>
+              <w:rPr>
+                <w:rFonts w:ascii="Arial" w:cs="Arial" w:eastAsia="Arial" w:hAnsi="Arial"/>
+                <w:b w:val="false"/>
+                <w:bCs w:val="false"/>
+                <w:i w:val="false"/>
+                <w:iCs w:val="false"/>
+                <w:color w:val="000000"/>
+                <w:sz w:val="18"/>
+                <w:szCs w:val="18"/>
+              </w:rPr>
               <w:t xml:space="preserve">"What is your one-sentence answer to: How does rotation create motion, patterns, and power?"</w:t>
             </w:r>
           </w:p>
         </w:tc>
         <w:tc>
           <w:tcPr>
-            <w:tcW w:type="dxa" w:w="2300"/>
+            <w:tcW w:type="dxa" w:w="3040"/>
+            <w:shd w:fill="FFFFFF" w:color="auto" w:val="clear"/>
+            <w:tcMar>
+              <w:top w:type="dxa" w:w="60"/>
+              <w:left w:type="dxa" w:w="120"/>
+              <w:bottom w:type="dxa" w:w="60"/>
+              <w:right w:type="dxa" w:w="120"/>
+            </w:tcMar>
+            <w:vAlign w:val="top"/>
+          </w:tcPr>
+          <w:p>
+            <w:pPr>
+              <w:spacing w:after="40" w:before="0"/>
+              <w:jc w:val="left"/>
+            </w:pPr>
+            <w:r>
+              <w:rPr>
+                <w:rFonts w:ascii="Arial" w:cs="Arial" w:eastAsia="Arial" w:hAnsi="Arial"/>
+                <w:b w:val="false"/>
+                <w:bCs w:val="false"/>
+                <w:i w:val="false"/>
+                <w:iCs w:val="false"/>
+                <w:color w:val="000000"/>
+                <w:sz w:val="18"/>
+                <w:szCs w:val="18"/>
+              </w:rPr>
+              <w:t xml:space="preserve">DQB completion creates intellectual closure and celebrates student achievement.</w:t>
+            </w:r>
+          </w:p>
+        </w:tc>
+        <w:tc>
+          <w:tcPr>
+            <w:tcW w:type="dxa" w:w="3040"/>
             <w:shd w:fill="F2F2F2" w:color="auto" w:val="clear"/>
-            <w:tcMar>
-              <w:top w:type="dxa" w:w="60"/>
-              <w:left w:type="dxa" w:w="120"/>
-              <w:bottom w:type="dxa" w:w="60"/>
-              <w:right w:type="dxa" w:w="120"/>
-            </w:tcMar>
-            <w:vAlign w:val="top"/>
-          </w:tcPr>
-          <w:p>
-            <w:pPr>
-              <w:spacing w:after="40" w:before="0"/>
-              <w:jc w:val="left"/>
-            </w:pPr>
-            <w:r>
-              <w:rPr>
-                <w:rFonts w:ascii="Arial" w:cs="Arial" w:eastAsia="Arial" w:hAnsi="Arial"/>
-                <w:b w:val="false"/>
-                <w:bCs w:val="false"/>
-                <w:i w:val="false"/>
-                <w:iCs w:val="false"/>
-                <w:color w:val="000000"/>
-                <w:sz w:val="18"/>
-                <w:szCs w:val="18"/>
-              </w:rPr>
-              <w:t xml:space="preserve">DQB completion creates intellectual closure and celebrates student achievement.</w:t>
-            </w:r>
-          </w:p>
-        </w:tc>
-        <w:tc>
-          <w:tcPr>
-            <w:tcW w:type="dxa" w:w="2300"/>
-            <w:shd w:fill="FFFFFF" w:color="auto" w:val="clear"/>
             <w:tcMar>
               <w:top w:type="dxa" w:w="60"/>
               <w:left w:type="dxa" w:w="120"/>
@@ -21948,7 +21373,7 @@
       <w:tr>
         <w:tc>
           <w:tcPr>
-            <w:tcW w:type="dxa" w:w="900"/>
+            <w:tcW w:type="dxa" w:w="1520"/>
             <w:shd w:fill="D5E8F0" w:color="auto" w:val="clear"/>
             <w:tcMar>
               <w:top w:type="dxa" w:w="60"/>
@@ -21977,89 +21402,6 @@
               <w:t xml:space="preserve">Model Building Phase</w:t>
             </w:r>
           </w:p>
-        </w:tc>
-        <w:tc>
-          <w:tcPr>
-            <w:tcW w:type="dxa" w:w="2300"/>
-            <w:shd w:fill="FFFFFF" w:color="auto" w:val="clear"/>
-            <w:tcMar>
-              <w:top w:type="dxa" w:w="60"/>
-              <w:left w:type="dxa" w:w="120"/>
-              <w:bottom w:type="dxa" w:w="60"/>
-              <w:right w:type="dxa" w:w="120"/>
-            </w:tcMar>
-            <w:vAlign w:val="top"/>
-          </w:tcPr>
-          <w:p>
-            <w:pPr>
-              <w:spacing w:after="40" w:before="0"/>
-              <w:jc w:val="left"/>
-            </w:pPr>
-            <w:r>
-              <w:rPr>
-                <w:rFonts w:ascii="Arial" w:cs="Arial" w:eastAsia="Arial" w:hAnsi="Arial"/>
-                <w:b w:val="false"/>
-                <w:bCs w:val="false"/>
-                <w:i w:val="false"/>
-                <w:iCs w:val="false"/>
-                <w:color w:val="000000"/>
-                <w:sz w:val="18"/>
-                <w:szCs w:val="18"/>
-              </w:rPr>
-              <w:t xml:space="preserve">Final model comparison: Lesson 1 vs Lesson 6.</w:t>
-            </w:r>
-          </w:p>
-          <w:p>
-            <w:pPr>
-              <w:spacing w:after="40" w:before="0"/>
-              <w:jc w:val="left"/>
-            </w:pPr>
-            <w:r>
-              <w:rPr>
-                <w:rFonts w:ascii="Arial" w:cs="Arial" w:eastAsia="Arial" w:hAnsi="Arial"/>
-                <w:b w:val="false"/>
-                <w:bCs w:val="false"/>
-                <w:i w:val="false"/>
-                <w:iCs w:val="false"/>
-                <w:color w:val="000000"/>
-                <w:sz w:val="18"/>
-                <w:szCs w:val="18"/>
-              </w:rPr>
-              <w:t xml:space="preserve">Write: "What I thought before / What I know now / Biggest change in my thinking."</w:t>
-            </w:r>
-          </w:p>
-          <w:p>
-            <w:pPr>
-              <w:spacing w:after="40" w:before="0"/>
-              <w:jc w:val="left"/>
-            </w:pPr>
-            <w:r>
-              <w:rPr>
-                <w:rFonts w:ascii="Arial" w:cs="Arial" w:eastAsia="Arial" w:hAnsi="Arial"/>
-                <w:b w:val="false"/>
-                <w:bCs w:val="false"/>
-                <w:i w:val="false"/>
-                <w:iCs w:val="false"/>
-                <w:color w:val="000000"/>
-                <w:sz w:val="18"/>
-                <w:szCs w:val="18"/>
-              </w:rPr>
-              <w:t xml:space="preserve">Begin Final Explanation (drafting the answer to the driving question with evidence from all 6 lessons).</w:t>
-            </w:r>
-          </w:p>
-        </w:tc>
-        <w:tc>
-          <w:tcPr>
-            <w:tcW w:type="dxa" w:w="2556"/>
-            <w:shd w:fill="F2F2F2" w:color="auto" w:val="clear"/>
-            <w:tcMar>
-              <w:top w:type="dxa" w:w="60"/>
-              <w:left w:type="dxa" w:w="120"/>
-              <w:bottom w:type="dxa" w:w="60"/>
-              <w:right w:type="dxa" w:w="120"/>
-            </w:tcMar>
-            <w:vAlign w:val="top"/>
-          </w:tcPr>
           <w:p>
             <w:pPr>
               <w:spacing w:after="20" w:before="0"/>
@@ -22080,7 +21422,7 @@
             <w:pPr>
               <w:spacing w:after="20" w:before="0"/>
             </w:pPr>
-            <w:hyperlink w:history="1" r:id="rIdz4ikwkwfktaakejaprl52">
+            <w:hyperlink w:history="1" r:id="rIdwsuombmqo3x1jakljfciu">
               <w:r>
                 <w:rPr>
                   <w:rFonts w:ascii="Arial" w:cs="Arial" w:eastAsia="Arial" w:hAnsi="Arial"/>
@@ -22113,7 +21455,7 @@
               <w:spacing w:after="10" w:before="0"/>
               <w:ind w:left="120"/>
             </w:pPr>
-            <w:hyperlink w:history="1" r:id="rId8i6cgkj3pza7dcdealj7b">
+            <w:hyperlink w:history="1" r:id="rIdbflq-7jsig_xqwckk3fe_">
               <w:r>
                 <w:rPr>
                   <w:rFonts w:ascii="Arial" w:cs="Arial" w:eastAsia="Arial" w:hAnsi="Arial"/>
@@ -22158,7 +21500,7 @@
             <w:pPr>
               <w:spacing w:after="20" w:before="0"/>
             </w:pPr>
-            <w:hyperlink w:history="1" r:id="rIdupbjovirfu6rwruccf2d3">
+            <w:hyperlink w:history="1" r:id="rIdtdtd19g1ocawbmzs9ed7s">
               <w:r>
                 <w:rPr>
                   <w:rFonts w:ascii="Arial" w:cs="Arial" w:eastAsia="Arial" w:hAnsi="Arial"/>
@@ -22191,7 +21533,7 @@
               <w:spacing w:after="10" w:before="0"/>
               <w:ind w:left="120"/>
             </w:pPr>
-            <w:hyperlink w:history="1" r:id="rIdfdo_5ec8jgemx1svbykqf">
+            <w:hyperlink w:history="1" r:id="rId6ffs2i9vxn7y10kgsyq_v">
               <w:r>
                 <w:rPr>
                   <w:rFonts w:ascii="Arial" w:cs="Arial" w:eastAsia="Arial" w:hAnsi="Arial"/>
@@ -22207,7 +21549,7 @@
         </w:tc>
         <w:tc>
           <w:tcPr>
-            <w:tcW w:type="dxa" w:w="3324"/>
+            <w:tcW w:type="dxa" w:w="3040"/>
             <w:shd w:fill="FFFFFF" w:color="auto" w:val="clear"/>
             <w:tcMar>
               <w:top w:type="dxa" w:w="60"/>
@@ -22233,6 +21575,76 @@
                 <w:sz w:val="18"/>
                 <w:szCs w:val="18"/>
               </w:rPr>
+              <w:t xml:space="preserve">Final model comparison: Lesson 1 vs Lesson 6.</w:t>
+            </w:r>
+          </w:p>
+          <w:p>
+            <w:pPr>
+              <w:spacing w:after="40" w:before="0"/>
+              <w:jc w:val="left"/>
+            </w:pPr>
+            <w:r>
+              <w:rPr>
+                <w:rFonts w:ascii="Arial" w:cs="Arial" w:eastAsia="Arial" w:hAnsi="Arial"/>
+                <w:b w:val="false"/>
+                <w:bCs w:val="false"/>
+                <w:i w:val="false"/>
+                <w:iCs w:val="false"/>
+                <w:color w:val="000000"/>
+                <w:sz w:val="18"/>
+                <w:szCs w:val="18"/>
+              </w:rPr>
+              <w:t xml:space="preserve">Write: "What I thought before / What I know now / Biggest change in my thinking."</w:t>
+            </w:r>
+          </w:p>
+          <w:p>
+            <w:pPr>
+              <w:spacing w:after="40" w:before="0"/>
+              <w:jc w:val="left"/>
+            </w:pPr>
+            <w:r>
+              <w:rPr>
+                <w:rFonts w:ascii="Arial" w:cs="Arial" w:eastAsia="Arial" w:hAnsi="Arial"/>
+                <w:b w:val="false"/>
+                <w:bCs w:val="false"/>
+                <w:i w:val="false"/>
+                <w:iCs w:val="false"/>
+                <w:color w:val="000000"/>
+                <w:sz w:val="18"/>
+                <w:szCs w:val="18"/>
+              </w:rPr>
+              <w:t xml:space="preserve">Begin Final Explanation (drafting the answer to the driving question with evidence from all 6 lessons).</w:t>
+            </w:r>
+          </w:p>
+        </w:tc>
+        <w:tc>
+          <w:tcPr>
+            <w:tcW w:type="dxa" w:w="3040"/>
+            <w:shd w:fill="F2F2F2" w:color="auto" w:val="clear"/>
+            <w:tcMar>
+              <w:top w:type="dxa" w:w="60"/>
+              <w:left w:type="dxa" w:w="120"/>
+              <w:bottom w:type="dxa" w:w="60"/>
+              <w:right w:type="dxa" w:w="120"/>
+            </w:tcMar>
+            <w:vAlign w:val="top"/>
+          </w:tcPr>
+          <w:p>
+            <w:pPr>
+              <w:spacing w:after="40" w:before="0"/>
+              <w:jc w:val="left"/>
+            </w:pPr>
+            <w:r>
+              <w:rPr>
+                <w:rFonts w:ascii="Arial" w:cs="Arial" w:eastAsia="Arial" w:hAnsi="Arial"/>
+                <w:b w:val="false"/>
+                <w:bCs w:val="false"/>
+                <w:i w:val="false"/>
+                <w:iCs w:val="false"/>
+                <w:color w:val="000000"/>
+                <w:sz w:val="18"/>
+                <w:szCs w:val="18"/>
+              </w:rPr>
               <w:t xml:space="preserve">"Your Lesson 6 model should contain: three rotation parameters, coordinate rules for 4 angles, three-step any-centre method, three properties, and the centre-finding method."</w:t>
             </w:r>
           </w:p>
@@ -22258,40 +21670,40 @@
         </w:tc>
         <w:tc>
           <w:tcPr>
-            <w:tcW w:type="dxa" w:w="2300"/>
+            <w:tcW w:type="dxa" w:w="3040"/>
+            <w:shd w:fill="FFFFFF" w:color="auto" w:val="clear"/>
+            <w:tcMar>
+              <w:top w:type="dxa" w:w="60"/>
+              <w:left w:type="dxa" w:w="120"/>
+              <w:bottom w:type="dxa" w:w="60"/>
+              <w:right w:type="dxa" w:w="120"/>
+            </w:tcMar>
+            <w:vAlign w:val="top"/>
+          </w:tcPr>
+          <w:p>
+            <w:pPr>
+              <w:spacing w:after="40" w:before="0"/>
+              <w:jc w:val="left"/>
+            </w:pPr>
+            <w:r>
+              <w:rPr>
+                <w:rFonts w:ascii="Arial" w:cs="Arial" w:eastAsia="Arial" w:hAnsi="Arial"/>
+                <w:b w:val="false"/>
+                <w:bCs w:val="false"/>
+                <w:i w:val="false"/>
+                <w:iCs w:val="false"/>
+                <w:color w:val="000000"/>
+                <w:sz w:val="18"/>
+                <w:szCs w:val="18"/>
+              </w:rPr>
+              <w:t xml:space="preserve">Model comparison makes learning growth explicit. Final explanation closes the unit narrative.</w:t>
+            </w:r>
+          </w:p>
+        </w:tc>
+        <w:tc>
+          <w:tcPr>
+            <w:tcW w:type="dxa" w:w="3040"/>
             <w:shd w:fill="F2F2F2" w:color="auto" w:val="clear"/>
-            <w:tcMar>
-              <w:top w:type="dxa" w:w="60"/>
-              <w:left w:type="dxa" w:w="120"/>
-              <w:bottom w:type="dxa" w:w="60"/>
-              <w:right w:type="dxa" w:w="120"/>
-            </w:tcMar>
-            <w:vAlign w:val="top"/>
-          </w:tcPr>
-          <w:p>
-            <w:pPr>
-              <w:spacing w:after="40" w:before="0"/>
-              <w:jc w:val="left"/>
-            </w:pPr>
-            <w:r>
-              <w:rPr>
-                <w:rFonts w:ascii="Arial" w:cs="Arial" w:eastAsia="Arial" w:hAnsi="Arial"/>
-                <w:b w:val="false"/>
-                <w:bCs w:val="false"/>
-                <w:i w:val="false"/>
-                <w:iCs w:val="false"/>
-                <w:color w:val="000000"/>
-                <w:sz w:val="18"/>
-                <w:szCs w:val="18"/>
-              </w:rPr>
-              <w:t xml:space="preserve">Model comparison makes learning growth explicit. Final explanation closes the unit narrative.</w:t>
-            </w:r>
-          </w:p>
-        </w:tc>
-        <w:tc>
-          <w:tcPr>
-            <w:tcW w:type="dxa" w:w="2300"/>
-            <w:shd w:fill="FFFFFF" w:color="auto" w:val="clear"/>
             <w:tcMar>
               <w:top w:type="dxa" w:w="60"/>
               <w:left w:type="dxa" w:w="120"/>
